--- a/downloads/teacher/04 Units/Unit 04 - Environmental Design and Management - Spaces We Live In/Unit 04 - Environmental Design and Management - Spaces We Live In.docx
+++ b/downloads/teacher/04 Units/Unit 04 - Environmental Design and Management - Spaces We Live In/Unit 04 - Environmental Design and Management - Spaces We Live In.docx
@@ -1346,46 +1346,82 @@
         </w:rPr>
         <w:t xml:space="preserve">Big ideas:</w:t>
       </w:r>
-      <w:r>
-        <w:t xml:space="preserve"> </w:t>
-      </w:r>
-      <w:r>
-        <w:t xml:space="preserve">- A home has jobs to do, and the jobs change as the people in it change. A good home is not the biggest or the newest one. It is the one that does its jobs for the people who live there.</w:t>
-      </w:r>
-      <w:r>
-        <w:t xml:space="preserve"> </w:t>
-      </w:r>
-      <w:r>
-        <w:t xml:space="preserve">- A home is a system. Every part of it costs something to run and something to fix, and small habits change the bill.</w:t>
-      </w:r>
-      <w:r>
-        <w:t xml:space="preserve"> </w:t>
-      </w:r>
-      <w:r>
-        <w:t xml:space="preserve">- Most home injuries are preventable, and the person who prevents them is usually the one who notices first.</w:t>
-      </w:r>
-      <w:r>
-        <w:t xml:space="preserve"> </w:t>
-      </w:r>
-      <w:r>
-        <w:t xml:space="preserve">- Good design is not decoration. It is a plan that fits the people who use the space, the way they move through it, and the money they have.</w:t>
-      </w:r>
-      <w:r>
-        <w:t xml:space="preserve"> </w:t>
-      </w:r>
-      <w:r>
-        <w:t xml:space="preserve">- Color, light, and arrangement change how a person feels in a room, and a designer chooses them on purpose.</w:t>
-      </w:r>
-      <w:r>
-        <w:t xml:space="preserve"> </w:t>
-      </w:r>
-      <w:r>
-        <w:t xml:space="preserve">- A designer does not design for themselves. Every space has a client, and the client’s needs come before the designer’s taste.</w:t>
-      </w:r>
-    </w:p>
-    <w:p>
-      <w:pPr>
-        <w:pStyle w:val="BodyText"/>
+    </w:p>
+    <w:p>
+      <w:pPr>
+        <w:numPr>
+          <w:ilvl w:val="0"/>
+          <w:numId w:val="1005"/>
+        </w:numPr>
+        <w:pStyle w:val="Compact"/>
+      </w:pPr>
+      <w:r>
+        <w:t xml:space="preserve">A home has jobs to do, and the jobs change as the people in it change. A good home is not the biggest or the newest one. It is the one that does its jobs for the people who live there.</w:t>
+      </w:r>
+    </w:p>
+    <w:p>
+      <w:pPr>
+        <w:numPr>
+          <w:ilvl w:val="0"/>
+          <w:numId w:val="1005"/>
+        </w:numPr>
+        <w:pStyle w:val="Compact"/>
+      </w:pPr>
+      <w:r>
+        <w:t xml:space="preserve">A home is a system. Every part of it costs something to run and something to fix, and small habits change the bill.</w:t>
+      </w:r>
+    </w:p>
+    <w:p>
+      <w:pPr>
+        <w:numPr>
+          <w:ilvl w:val="0"/>
+          <w:numId w:val="1005"/>
+        </w:numPr>
+        <w:pStyle w:val="Compact"/>
+      </w:pPr>
+      <w:r>
+        <w:t xml:space="preserve">Most home injuries are preventable, and the person who prevents them is usually the one who notices first.</w:t>
+      </w:r>
+    </w:p>
+    <w:p>
+      <w:pPr>
+        <w:numPr>
+          <w:ilvl w:val="0"/>
+          <w:numId w:val="1005"/>
+        </w:numPr>
+        <w:pStyle w:val="Compact"/>
+      </w:pPr>
+      <w:r>
+        <w:t xml:space="preserve">Good design is not decoration. It is a plan that fits the people who use the space, the way they move through it, and the money they have.</w:t>
+      </w:r>
+    </w:p>
+    <w:p>
+      <w:pPr>
+        <w:numPr>
+          <w:ilvl w:val="0"/>
+          <w:numId w:val="1005"/>
+        </w:numPr>
+        <w:pStyle w:val="Compact"/>
+      </w:pPr>
+      <w:r>
+        <w:t xml:space="preserve">Color, light, and arrangement change how a person feels in a room, and a designer chooses them on purpose.</w:t>
+      </w:r>
+    </w:p>
+    <w:p>
+      <w:pPr>
+        <w:numPr>
+          <w:ilvl w:val="0"/>
+          <w:numId w:val="1005"/>
+        </w:numPr>
+        <w:pStyle w:val="Compact"/>
+      </w:pPr>
+      <w:r>
+        <w:t xml:space="preserve">A designer does not design for themselves. Every space has a client, and the client’s needs come before the designer’s taste.</w:t>
+      </w:r>
+    </w:p>
+    <w:p>
+      <w:pPr>
+        <w:pStyle w:val="FirstParagraph"/>
       </w:pPr>
       <w:r>
         <w:rPr>
@@ -1393,41 +1429,77 @@
         </w:rPr>
         <w:t xml:space="preserve">Essential questions:</w:t>
       </w:r>
-      <w:r>
-        <w:t xml:space="preserve"> </w:t>
-      </w:r>
-      <w:r>
-        <w:t xml:space="preserve">1. What does a home have to do for the people who live in it, and who decides when it is doing enough?</w:t>
-      </w:r>
-      <w:r>
-        <w:t xml:space="preserve"> </w:t>
-      </w:r>
-      <w:r>
-        <w:t xml:space="preserve">2. What in a home can I fix myself, and how do I know when to call someone?</w:t>
-      </w:r>
-      <w:r>
-        <w:t xml:space="preserve"> </w:t>
-      </w:r>
-      <w:r>
-        <w:t xml:space="preserve">3. Where does the energy and water in my home go, and what would cut the bill?</w:t>
-      </w:r>
-      <w:r>
-        <w:t xml:space="preserve"> </w:t>
-      </w:r>
-      <w:r>
-        <w:t xml:space="preserve">4. Why does one room feel calm and another feel loud, before anyone says a word?</w:t>
-      </w:r>
-      <w:r>
-        <w:t xml:space="preserve"> </w:t>
-      </w:r>
-      <w:r>
-        <w:t xml:space="preserve">5. How do you design a room for somebody who is not you?</w:t>
-      </w:r>
-      <w:r>
-        <w:t xml:space="preserve"> </w:t>
-      </w:r>
-      <w:r>
-        <w:t xml:space="preserve">6. What does it cost to furnish a room, and what do I give up to stay under budget?</w:t>
+    </w:p>
+    <w:p>
+      <w:pPr>
+        <w:numPr>
+          <w:ilvl w:val="0"/>
+          <w:numId w:val="1006"/>
+        </w:numPr>
+        <w:pStyle w:val="Compact"/>
+      </w:pPr>
+      <w:r>
+        <w:t xml:space="preserve">What does a home have to do for the people who live in it, and who decides when it is doing enough?</w:t>
+      </w:r>
+    </w:p>
+    <w:p>
+      <w:pPr>
+        <w:numPr>
+          <w:ilvl w:val="0"/>
+          <w:numId w:val="1006"/>
+        </w:numPr>
+        <w:pStyle w:val="Compact"/>
+      </w:pPr>
+      <w:r>
+        <w:t xml:space="preserve">What in a home can I fix myself, and how do I know when to call someone?</w:t>
+      </w:r>
+    </w:p>
+    <w:p>
+      <w:pPr>
+        <w:numPr>
+          <w:ilvl w:val="0"/>
+          <w:numId w:val="1006"/>
+        </w:numPr>
+        <w:pStyle w:val="Compact"/>
+      </w:pPr>
+      <w:r>
+        <w:t xml:space="preserve">Where does the energy and water in my home go, and what would cut the bill?</w:t>
+      </w:r>
+    </w:p>
+    <w:p>
+      <w:pPr>
+        <w:numPr>
+          <w:ilvl w:val="0"/>
+          <w:numId w:val="1006"/>
+        </w:numPr>
+        <w:pStyle w:val="Compact"/>
+      </w:pPr>
+      <w:r>
+        <w:t xml:space="preserve">Why does one room feel calm and another feel loud, before anyone says a word?</w:t>
+      </w:r>
+    </w:p>
+    <w:p>
+      <w:pPr>
+        <w:numPr>
+          <w:ilvl w:val="0"/>
+          <w:numId w:val="1006"/>
+        </w:numPr>
+        <w:pStyle w:val="Compact"/>
+      </w:pPr>
+      <w:r>
+        <w:t xml:space="preserve">How do you design a room for somebody who is not you?</w:t>
+      </w:r>
+    </w:p>
+    <w:p>
+      <w:pPr>
+        <w:numPr>
+          <w:ilvl w:val="0"/>
+          <w:numId w:val="1006"/>
+        </w:numPr>
+        <w:pStyle w:val="Compact"/>
+      </w:pPr>
+      <w:r>
+        <w:t xml:space="preserve">What does it cost to furnish a room, and what do I give up to stay under budget?</w:t>
       </w:r>
     </w:p>
     <w:p>
@@ -1450,23 +1522,41 @@
         </w:rPr>
         <w:t xml:space="preserve">Knowledge (facts, vocabulary, ideas):</w:t>
       </w:r>
-      <w:r>
-        <w:t xml:space="preserve"> </w:t>
-      </w:r>
-      <w:r>
-        <w:t xml:space="preserve">- The seven jobs of a home (shelter, safety, storage, rest, work, play, belonging) and the state’s bigger idea that school, a job, and the neighborhood are part of a person’s living space.</w:t>
-      </w:r>
-      <w:r>
-        <w:t xml:space="preserve"> </w:t>
-      </w:r>
-      <w:r>
-        <w:t xml:space="preserve">- Housing needs across the lifespan: a baby, a teen, a grandparent, a wheelchair user; what each one adds to a plain two-bedroom apartment; universal design as designing once so nobody has to change it later.</w:t>
-      </w:r>
-      <w:r>
-        <w:t xml:space="preserve"> </w:t>
-      </w:r>
-      <w:r>
-        <w:t xml:space="preserve">- Types of housing: apartment, single-family house, condo, townhouse, manufactured or mobile home, shared housing; rent versus own; what a lease, a landlord, and a mortgage are; why neither is</w:t>
+    </w:p>
+    <w:p>
+      <w:pPr>
+        <w:numPr>
+          <w:ilvl w:val="0"/>
+          <w:numId w:val="1007"/>
+        </w:numPr>
+        <w:pStyle w:val="Compact"/>
+      </w:pPr>
+      <w:r>
+        <w:t xml:space="preserve">The seven jobs of a home (shelter, safety, storage, rest, work, play, belonging) and the state’s bigger idea that school, a job, and the neighborhood are part of a person’s living space.</w:t>
+      </w:r>
+    </w:p>
+    <w:p>
+      <w:pPr>
+        <w:numPr>
+          <w:ilvl w:val="0"/>
+          <w:numId w:val="1007"/>
+        </w:numPr>
+        <w:pStyle w:val="Compact"/>
+      </w:pPr>
+      <w:r>
+        <w:t xml:space="preserve">Housing needs across the lifespan: a baby, a teen, a grandparent, a wheelchair user; what each one adds to a plain two-bedroom apartment; universal design as designing once so nobody has to change it later.</w:t>
+      </w:r>
+    </w:p>
+    <w:p>
+      <w:pPr>
+        <w:numPr>
+          <w:ilvl w:val="0"/>
+          <w:numId w:val="1007"/>
+        </w:numPr>
+        <w:pStyle w:val="Compact"/>
+      </w:pPr>
+      <w:r>
+        <w:t xml:space="preserve">Types of housing: apartment, single-family house, condo, townhouse, manufactured or mobile home, shared housing; rent versus own; what a lease, a landlord, and a mortgage are; why neither is</w:t>
       </w:r>
       <w:r>
         <w:t xml:space="preserve"> </w:t>
@@ -1480,124 +1570,238 @@
       <w:r>
         <w:t xml:space="preserve">”</w:t>
       </w:r>
-      <w:r>
-        <w:t xml:space="preserve"> </w:t>
-      </w:r>
-      <w:r>
-        <w:t xml:space="preserve">- The common hazards by room: kitchen (burns, grease, knives in the sink), bathroom (wet floor, no grab bar, medicine in reach, a hair dryer near water), stairs (clutter, a loose rug, no rail, dark), bedroom (a space heater by the bed, cords under the rug, a candle, a blocked window), garage (gasoline near the water heater, a running car), outside (a ladder left up, a pool with no gate, ice); the seven hazard types (burn, fall, fire, electrical, poison, drowning, other).</w:t>
-      </w:r>
-      <w:r>
-        <w:t xml:space="preserve"> </w:t>
-      </w:r>
-      <w:r>
-        <w:t xml:space="preserve">- What a smoke detector and a carbon monoxide detector do, where they go (every level and every sleeping area), and when to test them (monthly), replace batteries (yearly), and replace the unit (ten years); the Poison Control number.</w:t>
-      </w:r>
-      <w:r>
-        <w:t xml:space="preserve"> </w:t>
-      </w:r>
-      <w:r>
-        <w:t xml:space="preserve">- The three parts of a family emergency plan: two ways out of every bedroom, one meeting spot outside that everyone can reach (never the driveway), and the three numbers to call.</w:t>
-      </w:r>
-      <w:r>
-        <w:t xml:space="preserve"> </w:t>
-      </w:r>
-      <w:r>
-        <w:t xml:space="preserve">- The seven small repair jobs: change a light bulb (switch off, cool, check the max watts, LED), reset a tripped breaker (find the one in the middle, fully off, then on, and stop if it trips again), unclog a drain without chemicals, stop a running toilet (the chain, the flapper, the float), tighten a loose screw (match the driver to the head), hang something on a wall (stud or anchor, level, slight upward angle), clean a filter (furnace, range hood, dryer lint).</w:t>
-      </w:r>
-      <w:r>
-        <w:t xml:space="preserve"> </w:t>
-      </w:r>
-      <w:r>
-        <w:t xml:space="preserve">- The tools: Phillips and flathead screwdrivers, pliers, an adjustable wrench, a level, a tape measure, a sink plunger and a toilet plunger (the flange is the difference); the safety rules at a station.</w:t>
-      </w:r>
-      <w:r>
-        <w:t xml:space="preserve"> </w:t>
-      </w:r>
-      <w:r>
-        <w:t xml:space="preserve">- The six-step troubleshooting process the state names: what is the problem, what should it do, test to find the cause, fix it, check that the fix worked, stop it happening again.</w:t>
-      </w:r>
-      <w:r>
-        <w:t xml:space="preserve"> </w:t>
-      </w:r>
-      <w:r>
-        <w:t xml:space="preserve">- The maintenance calendar: monthly, seasonal, and yearly tasks and why each one lands where it does.</w:t>
-      </w:r>
-      <w:r>
-        <w:t xml:space="preserve"> </w:t>
-      </w:r>
-      <w:r>
-        <w:t xml:space="preserve">- Energy at home: the sources (electricity, natural gas, oil, propane, sun), renewable or not; what a watt and a kilowatt-hour are; phantom load; LED versus older bulbs; thermostat settings; insulation and air leaks; heat pumps; what one appliance costs to run for a month.</w:t>
-      </w:r>
-      <w:r>
-        <w:t xml:space="preserve"> </w:t>
-      </w:r>
-      <w:r>
-        <w:t xml:space="preserve">- Water at home: gallons per minute at a faucet and a shower; the running toilet as the largest silent leak; what a low-flow fixture does.</w:t>
-      </w:r>
-      <w:r>
-        <w:t xml:space="preserve"> </w:t>
-      </w:r>
-      <w:r>
-        <w:t xml:space="preserve">- Waste, reuse, and materials: reduce, reuse, recycle, compost; what a landfill costs the community; a carbon footprint in 20 words; green materials and secondhand furnishings.</w:t>
-      </w:r>
-      <w:r>
-        <w:t xml:space="preserve"> </w:t>
-      </w:r>
-      <w:r>
-        <w:t xml:space="preserve">- The eight elements of design: line, shape, form, space, texture, pattern, color, light.</w:t>
-      </w:r>
-      <w:r>
-        <w:t xml:space="preserve"> </w:t>
-      </w:r>
-      <w:r>
-        <w:t xml:space="preserve">- The principles of design: balance (symmetrical and asymmetrical), focal point (emphasis), rhythm, proportion and scale, harmony (unity).</w:t>
-      </w:r>
-      <w:r>
-        <w:t xml:space="preserve"> </w:t>
-      </w:r>
-      <w:r>
-        <w:t xml:space="preserve">- Color: the wheel, primary, secondary, tertiary, tint, shade, warm, cool, a palette, a scheme (monochromatic, complementary, analogous), the mood a color sets in a room.</w:t>
-      </w:r>
-      <w:r>
-        <w:t xml:space="preserve"> </w:t>
-      </w:r>
-      <w:r>
-        <w:t xml:space="preserve">- Texture and pattern: how to layer them without chaos; what a mood board is for.</w:t>
-      </w:r>
-      <w:r>
-        <w:t xml:space="preserve"> </w:t>
-      </w:r>
-      <w:r>
-        <w:t xml:space="preserve">- The floor plan: scale (1/4 inch = 1 foot to learn on; 1/2 inch = 1 foot for the project), the symbols for walls, doors with the swing arc, windows, and closets, zones (sleep, work, store, move), traffic flow, and clearance.</w:t>
-      </w:r>
-      <w:r>
-        <w:t xml:space="preserve"> </w:t>
-      </w:r>
-      <w:r>
-        <w:t xml:space="preserve">- The traffic flow rules: 36 inches for any path a walker or wheelchair uses and for the front entry, 30 inches everywhere else, a 60-inch turning circle for a wheelchair, the door swing clear, nothing in front of a window that must open, one open side of a bed.</w:t>
-      </w:r>
-      <w:r>
-        <w:t xml:space="preserve"> </w:t>
-      </w:r>
-      <w:r>
-        <w:t xml:space="preserve">- The design process the state names: define the problem, set criteria and constraints, brainstorm, select, prototype, test, optimize, evaluate; a client, a brief, a need (the design fails without it) versus a want (the design is better with it), and hidden needs.</w:t>
-      </w:r>
-      <w:r>
-        <w:t xml:space="preserve"> </w:t>
-      </w:r>
-      <w:r>
-        <w:t xml:space="preserve">- A furnishings budget: the client’s cap ($400 for a room refresh, $1,500 for the tiny house interior), a catalog with three prices per item (new, secondhand, DIY), sales tax at the county rate, a running total, and the trade-off box.</w:t>
-      </w:r>
-      <w:r>
-        <w:t xml:space="preserve"> </w:t>
-      </w:r>
-      <w:r>
-        <w:t xml:space="preserve">- The project chain: architect, interior designer, contractor, electrician, plumber, HVAC technician, home inspector, energy auditor, sustainability consultant, landscape designer, furniture maker, real estate agent, property manager; the three paths into them; what each pays, marked [update].</w:t>
-      </w:r>
-    </w:p>
-    <w:p>
-      <w:pPr>
-        <w:pStyle w:val="BodyText"/>
+    </w:p>
+    <w:p>
+      <w:pPr>
+        <w:numPr>
+          <w:ilvl w:val="0"/>
+          <w:numId w:val="1007"/>
+        </w:numPr>
+        <w:pStyle w:val="Compact"/>
+      </w:pPr>
+      <w:r>
+        <w:t xml:space="preserve">The common hazards by room: kitchen (burns, grease, knives in the sink), bathroom (wet floor, no grab bar, medicine in reach, a hair dryer near water), stairs (clutter, a loose rug, no rail, dark), bedroom (a space heater by the bed, cords under the rug, a candle, a blocked window), garage (gasoline near the water heater, a running car), outside (a ladder left up, a pool with no gate, ice); the seven hazard types (burn, fall, fire, electrical, poison, drowning, other).</w:t>
+      </w:r>
+    </w:p>
+    <w:p>
+      <w:pPr>
+        <w:numPr>
+          <w:ilvl w:val="0"/>
+          <w:numId w:val="1007"/>
+        </w:numPr>
+        <w:pStyle w:val="Compact"/>
+      </w:pPr>
+      <w:r>
+        <w:t xml:space="preserve">What a smoke detector and a carbon monoxide detector do, where they go (every level and every sleeping area), and when to test them (monthly), replace batteries (yearly), and replace the unit (ten years); the Poison Control number.</w:t>
+      </w:r>
+    </w:p>
+    <w:p>
+      <w:pPr>
+        <w:numPr>
+          <w:ilvl w:val="0"/>
+          <w:numId w:val="1007"/>
+        </w:numPr>
+        <w:pStyle w:val="Compact"/>
+      </w:pPr>
+      <w:r>
+        <w:t xml:space="preserve">The three parts of a family emergency plan: two ways out of every bedroom, one meeting spot outside that everyone can reach (never the driveway), and the three numbers to call.</w:t>
+      </w:r>
+    </w:p>
+    <w:p>
+      <w:pPr>
+        <w:numPr>
+          <w:ilvl w:val="0"/>
+          <w:numId w:val="1007"/>
+        </w:numPr>
+        <w:pStyle w:val="Compact"/>
+      </w:pPr>
+      <w:r>
+        <w:t xml:space="preserve">The seven small repair jobs: change a light bulb (switch off, cool, check the max watts, LED), reset a tripped breaker (find the one in the middle, fully off, then on, and stop if it trips again), unclog a drain without chemicals, stop a running toilet (the chain, the flapper, the float), tighten a loose screw (match the driver to the head), hang something on a wall (stud or anchor, level, slight upward angle), clean a filter (furnace, range hood, dryer lint).</w:t>
+      </w:r>
+    </w:p>
+    <w:p>
+      <w:pPr>
+        <w:numPr>
+          <w:ilvl w:val="0"/>
+          <w:numId w:val="1007"/>
+        </w:numPr>
+        <w:pStyle w:val="Compact"/>
+      </w:pPr>
+      <w:r>
+        <w:t xml:space="preserve">The tools: Phillips and flathead screwdrivers, pliers, an adjustable wrench, a level, a tape measure, a sink plunger and a toilet plunger (the flange is the difference); the safety rules at a station.</w:t>
+      </w:r>
+    </w:p>
+    <w:p>
+      <w:pPr>
+        <w:numPr>
+          <w:ilvl w:val="0"/>
+          <w:numId w:val="1007"/>
+        </w:numPr>
+        <w:pStyle w:val="Compact"/>
+      </w:pPr>
+      <w:r>
+        <w:t xml:space="preserve">The six-step troubleshooting process the state names: what is the problem, what should it do, test to find the cause, fix it, check that the fix worked, stop it happening again.</w:t>
+      </w:r>
+    </w:p>
+    <w:p>
+      <w:pPr>
+        <w:numPr>
+          <w:ilvl w:val="0"/>
+          <w:numId w:val="1007"/>
+        </w:numPr>
+        <w:pStyle w:val="Compact"/>
+      </w:pPr>
+      <w:r>
+        <w:t xml:space="preserve">The maintenance calendar: monthly, seasonal, and yearly tasks and why each one lands where it does.</w:t>
+      </w:r>
+    </w:p>
+    <w:p>
+      <w:pPr>
+        <w:numPr>
+          <w:ilvl w:val="0"/>
+          <w:numId w:val="1007"/>
+        </w:numPr>
+        <w:pStyle w:val="Compact"/>
+      </w:pPr>
+      <w:r>
+        <w:t xml:space="preserve">Energy at home: the sources (electricity, natural gas, oil, propane, sun), renewable or not; what a watt and a kilowatt-hour are; phantom load; LED versus older bulbs; thermostat settings; insulation and air leaks; heat pumps; what one appliance costs to run for a month.</w:t>
+      </w:r>
+    </w:p>
+    <w:p>
+      <w:pPr>
+        <w:numPr>
+          <w:ilvl w:val="0"/>
+          <w:numId w:val="1007"/>
+        </w:numPr>
+        <w:pStyle w:val="Compact"/>
+      </w:pPr>
+      <w:r>
+        <w:t xml:space="preserve">Water at home: gallons per minute at a faucet and a shower; the running toilet as the largest silent leak; what a low-flow fixture does.</w:t>
+      </w:r>
+    </w:p>
+    <w:p>
+      <w:pPr>
+        <w:numPr>
+          <w:ilvl w:val="0"/>
+          <w:numId w:val="1007"/>
+        </w:numPr>
+        <w:pStyle w:val="Compact"/>
+      </w:pPr>
+      <w:r>
+        <w:t xml:space="preserve">Waste, reuse, and materials: reduce, reuse, recycle, compost; what a landfill costs the community; a carbon footprint in 20 words; green materials and secondhand furnishings.</w:t>
+      </w:r>
+    </w:p>
+    <w:p>
+      <w:pPr>
+        <w:numPr>
+          <w:ilvl w:val="0"/>
+          <w:numId w:val="1007"/>
+        </w:numPr>
+        <w:pStyle w:val="Compact"/>
+      </w:pPr>
+      <w:r>
+        <w:t xml:space="preserve">The eight elements of design: line, shape, form, space, texture, pattern, color, light.</w:t>
+      </w:r>
+    </w:p>
+    <w:p>
+      <w:pPr>
+        <w:numPr>
+          <w:ilvl w:val="0"/>
+          <w:numId w:val="1007"/>
+        </w:numPr>
+        <w:pStyle w:val="Compact"/>
+      </w:pPr>
+      <w:r>
+        <w:t xml:space="preserve">The principles of design: balance (symmetrical and asymmetrical), focal point (emphasis), rhythm, proportion and scale, harmony (unity).</w:t>
+      </w:r>
+    </w:p>
+    <w:p>
+      <w:pPr>
+        <w:numPr>
+          <w:ilvl w:val="0"/>
+          <w:numId w:val="1007"/>
+        </w:numPr>
+        <w:pStyle w:val="Compact"/>
+      </w:pPr>
+      <w:r>
+        <w:t xml:space="preserve">Color: the wheel, primary, secondary, tertiary, tint, shade, warm, cool, a palette, a scheme (monochromatic, complementary, analogous), the mood a color sets in a room.</w:t>
+      </w:r>
+    </w:p>
+    <w:p>
+      <w:pPr>
+        <w:numPr>
+          <w:ilvl w:val="0"/>
+          <w:numId w:val="1007"/>
+        </w:numPr>
+        <w:pStyle w:val="Compact"/>
+      </w:pPr>
+      <w:r>
+        <w:t xml:space="preserve">Texture and pattern: how to layer them without chaos; what a mood board is for.</w:t>
+      </w:r>
+    </w:p>
+    <w:p>
+      <w:pPr>
+        <w:numPr>
+          <w:ilvl w:val="0"/>
+          <w:numId w:val="1007"/>
+        </w:numPr>
+        <w:pStyle w:val="Compact"/>
+      </w:pPr>
+      <w:r>
+        <w:t xml:space="preserve">The floor plan: scale (1/4 inch = 1 foot to learn on; 1/2 inch = 1 foot for the project), the symbols for walls, doors with the swing arc, windows, and closets, zones (sleep, work, store, move), traffic flow, and clearance.</w:t>
+      </w:r>
+    </w:p>
+    <w:p>
+      <w:pPr>
+        <w:numPr>
+          <w:ilvl w:val="0"/>
+          <w:numId w:val="1007"/>
+        </w:numPr>
+        <w:pStyle w:val="Compact"/>
+      </w:pPr>
+      <w:r>
+        <w:t xml:space="preserve">The traffic flow rules: 36 inches for any path a walker or wheelchair uses and for the front entry, 30 inches everywhere else, a 60-inch turning circle for a wheelchair, the door swing clear, nothing in front of a window that must open, one open side of a bed.</w:t>
+      </w:r>
+    </w:p>
+    <w:p>
+      <w:pPr>
+        <w:numPr>
+          <w:ilvl w:val="0"/>
+          <w:numId w:val="1007"/>
+        </w:numPr>
+        <w:pStyle w:val="Compact"/>
+      </w:pPr>
+      <w:r>
+        <w:t xml:space="preserve">The design process the state names: define the problem, set criteria and constraints, brainstorm, select, prototype, test, optimize, evaluate; a client, a brief, a need (the design fails without it) versus a want (the design is better with it), and hidden needs.</w:t>
+      </w:r>
+    </w:p>
+    <w:p>
+      <w:pPr>
+        <w:numPr>
+          <w:ilvl w:val="0"/>
+          <w:numId w:val="1007"/>
+        </w:numPr>
+        <w:pStyle w:val="Compact"/>
+      </w:pPr>
+      <w:r>
+        <w:t xml:space="preserve">A furnishings budget: the client’s cap ($400 for a room refresh, $1,500 for the tiny house interior), a catalog with three prices per item (new, secondhand, DIY), sales tax at the county rate, a running total, and the trade-off box.</w:t>
+      </w:r>
+    </w:p>
+    <w:p>
+      <w:pPr>
+        <w:numPr>
+          <w:ilvl w:val="0"/>
+          <w:numId w:val="1007"/>
+        </w:numPr>
+        <w:pStyle w:val="Compact"/>
+      </w:pPr>
+      <w:r>
+        <w:t xml:space="preserve">The project chain: architect, interior designer, contractor, electrician, plumber, HVAC technician, home inspector, energy auditor, sustainability consultant, landscape designer, furniture maker, real estate agent, property manager; the three paths into them; what each pays, marked [update].</w:t>
+      </w:r>
+    </w:p>
+    <w:p>
+      <w:pPr>
+        <w:pStyle w:val="FirstParagraph"/>
       </w:pPr>
       <w:r>
         <w:rPr>
@@ -1605,131 +1809,257 @@
         </w:rPr>
         <w:t xml:space="preserve">Skills (what students will be able to do):</w:t>
       </w:r>
-      <w:r>
-        <w:t xml:space="preserve"> </w:t>
-      </w:r>
-      <w:r>
-        <w:t xml:space="preserve">- List the seven jobs of a home with an example of each; name three needs a baby, a teen, a grandparent, or a wheelchair user adds to a plain apartment.</w:t>
-      </w:r>
-      <w:r>
-        <w:t xml:space="preserve"> </w:t>
-      </w:r>
-      <w:r>
-        <w:t xml:space="preserve">- Match six family cards to six home listings with a sentence per match that names a need, not a preference, and name what is still missing for the family with no perfect fit.</w:t>
-      </w:r>
-      <w:r>
-        <w:t xml:space="preserve"> </w:t>
-      </w:r>
-      <w:r>
-        <w:t xml:space="preserve">- Read a described home and find fifteen hazards, classify each by type, and write the fix; say which is most dangerous for a toddler and which for a grandmother with a cane.</w:t>
-      </w:r>
-      <w:r>
-        <w:t xml:space="preserve"> </w:t>
-      </w:r>
-      <w:r>
-        <w:t xml:space="preserve">- Draw a family emergency plan on the described floor plan with two exits per bedroom, a meeting spot that works for a cane, and the three numbers.</w:t>
-      </w:r>
-      <w:r>
-        <w:t xml:space="preserve"> </w:t>
-      </w:r>
-      <w:r>
-        <w:t xml:space="preserve">- Name seven tools from the tray and match each to a job; at five stations, drive and remove a screw in a pilot hole with safety glasses on, seat a plunger and feel the seal, measure five lines to the nearest eighth of an inch, level a bracket and hang a frame, find the tripped breaker in the photo and say the reset in order, and change a bulb after reading the max watts; pass the test on every station card.</w:t>
-      </w:r>
-      <w:r>
-        <w:t xml:space="preserve"> </w:t>
-      </w:r>
-      <w:r>
-        <w:t xml:space="preserve">- Say the six troubleshooting steps in order and run a running toilet through them.</w:t>
-      </w:r>
-      <w:r>
-        <w:t xml:space="preserve"> </w:t>
-      </w:r>
-      <w:r>
-        <w:t xml:space="preserve">- Place fifteen maintenance tasks on a twelve-month grid and justify three placements by cause and season.</w:t>
-      </w:r>
-      <w:r>
-        <w:t xml:space="preserve"> </w:t>
-      </w:r>
-      <w:r>
-        <w:t xml:space="preserve">- Run a home energy audit on a checklist: count bulbs by type, find phantom loads, read the thermostat, check the windows and doors for leaks, time the shower; read a plug-in watt meter on three devices; compute what one change saves in a month.</w:t>
-      </w:r>
-      <w:r>
-        <w:t xml:space="preserve"> </w:t>
-      </w:r>
-      <w:r>
-        <w:t xml:space="preserve">- Sort 20 household items into reduce, reuse, recycle, compost, or trash and defend the calls; define a carbon footprint in 20 words; name a green material and a secondhand source for four furnishings.</w:t>
-      </w:r>
-      <w:r>
-        <w:t xml:space="preserve"> </w:t>
-      </w:r>
-      <w:r>
-        <w:t xml:space="preserve">- Find each of the eight elements in a photo of a real room and in the FACS room itself.</w:t>
-      </w:r>
-      <w:r>
-        <w:t xml:space="preserve"> </w:t>
-      </w:r>
-      <w:r>
-        <w:t xml:space="preserve">- Classify eight room layouts as symmetrical or asymmetrical, name the focal point in each, and explain the rhythm and proportion in two of them.</w:t>
-      </w:r>
-      <w:r>
-        <w:t xml:space="preserve"> </w:t>
-      </w:r>
-      <w:r>
-        <w:t xml:space="preserve">- Mix a secondary color, a tint, and a shade from primaries in frosting; plan a palette for an assigned Room Card and mood; paint a wall panel; pitch it in 30 seconds with a family or function reason.</w:t>
-      </w:r>
-      <w:r>
-        <w:t xml:space="preserve"> </w:t>
-      </w:r>
-      <w:r>
-        <w:t xml:space="preserve">- Build a mood board (color, texture, pattern, one furnishing) for a room and a mood.</w:t>
-      </w:r>
-      <w:r>
-        <w:t xml:space="preserve"> </w:t>
-      </w:r>
-      <w:r>
-        <w:t xml:space="preserve">- Read a floor plan (symbols, scale, dimensions), find the traffic path, and draw a bedroom at 1/4 inch = 1 foot with the door swing right.</w:t>
-      </w:r>
-      <w:r>
-        <w:t xml:space="preserve"> </w:t>
-      </w:r>
-      <w:r>
-        <w:t xml:space="preserve">- Sketch a floor plan from a prompt in a timed do now, eleven times, from the FACS room to a folded-down net of the client’s room to an elevation at 1/2 inch = 1 foot to a room with a wheelchair turning circle in it.</w:t>
-      </w:r>
-      <w:r>
-        <w:t xml:space="preserve"> </w:t>
-      </w:r>
-      <w:r>
-        <w:t xml:space="preserve">- Read a client card and identify the client, the room dimensions, the budget, and the one rule that cannot be broken; sort every line into a need or a want; add two hidden needs; write the design problem as "___ needs a room that ___ within ___" and defend it.</w:t>
-      </w:r>
-      <w:r>
-        <w:t xml:space="preserve"> </w:t>
-      </w:r>
-      <w:r>
-        <w:t xml:space="preserve">- Draw the client’s room outline at 1/2 inch = 1 foot with the door swing, the windows, the closet, the scale, and the client name; place 30 cut-out pieces in zones; shade and measure every path in inches and circle the ones that fail; draw the turning circle if the client uses a wheelchair; run a peer review checklist on another client’s plan (mark, do not fix); revise and write two changes made and one suggestion rejected.</w:t>
-      </w:r>
-      <w:r>
-        <w:t xml:space="preserve"> </w:t>
-      </w:r>
-      <w:r>
-        <w:t xml:space="preserve">- Price every piece on the plan from the catalog in a new, secondhand, or DIY column, add sales tax, keep a running total at or under the client’s cap, and justify three purchase decisions with the five-step model.</w:t>
-      </w:r>
-      <w:r>
-        <w:t xml:space="preserve"> </w:t>
-      </w:r>
-      <w:r>
-        <w:t xml:space="preserve">- Build a shoebox or foam board model at a stated scale that matches the plan, furnish it from scrap, apply the color scheme, add one texture, and label it GREEN and SAFE with a reason for this client and a justification card for the biggest design choice.</w:t>
-      </w:r>
-      <w:r>
-        <w:t xml:space="preserve"> </w:t>
-      </w:r>
-      <w:r>
-        <w:t xml:space="preserve">- Deliver the five-part pitch in 60 seconds (the client and the need; the plan and the path; the budget total and the hardest trade-off; the color scheme and the mood; the green feature and the safe feature), answer the client’s one question in one sentence, walk the gallery and write four two-stars-and-a-step feedback slips, and self-score on Rubric 04 with one line of evidence per criterion.</w:t>
-      </w:r>
-      <w:r>
-        <w:t xml:space="preserve"> </w:t>
-      </w:r>
-      <w:r>
-        <w:t xml:space="preserve">- Sort thirteen career cards by path and by workplace, compare three careers on the Project Chain sheet, and rate their own fit for two of them with evidence from the project.</w:t>
+    </w:p>
+    <w:p>
+      <w:pPr>
+        <w:numPr>
+          <w:ilvl w:val="0"/>
+          <w:numId w:val="1008"/>
+        </w:numPr>
+        <w:pStyle w:val="Compact"/>
+      </w:pPr>
+      <w:r>
+        <w:t xml:space="preserve">List the seven jobs of a home with an example of each; name three needs a baby, a teen, a grandparent, or a wheelchair user adds to a plain apartment.</w:t>
+      </w:r>
+    </w:p>
+    <w:p>
+      <w:pPr>
+        <w:numPr>
+          <w:ilvl w:val="0"/>
+          <w:numId w:val="1008"/>
+        </w:numPr>
+        <w:pStyle w:val="Compact"/>
+      </w:pPr>
+      <w:r>
+        <w:t xml:space="preserve">Match six family cards to six home listings with a sentence per match that names a need, not a preference, and name what is still missing for the family with no perfect fit.</w:t>
+      </w:r>
+    </w:p>
+    <w:p>
+      <w:pPr>
+        <w:numPr>
+          <w:ilvl w:val="0"/>
+          <w:numId w:val="1008"/>
+        </w:numPr>
+        <w:pStyle w:val="Compact"/>
+      </w:pPr>
+      <w:r>
+        <w:t xml:space="preserve">Read a described home and find fifteen hazards, classify each by type, and write the fix; say which is most dangerous for a toddler and which for a grandmother with a cane.</w:t>
+      </w:r>
+    </w:p>
+    <w:p>
+      <w:pPr>
+        <w:numPr>
+          <w:ilvl w:val="0"/>
+          <w:numId w:val="1008"/>
+        </w:numPr>
+        <w:pStyle w:val="Compact"/>
+      </w:pPr>
+      <w:r>
+        <w:t xml:space="preserve">Draw a family emergency plan on the described floor plan with two exits per bedroom, a meeting spot that works for a cane, and the three numbers.</w:t>
+      </w:r>
+    </w:p>
+    <w:p>
+      <w:pPr>
+        <w:numPr>
+          <w:ilvl w:val="0"/>
+          <w:numId w:val="1008"/>
+        </w:numPr>
+        <w:pStyle w:val="Compact"/>
+      </w:pPr>
+      <w:r>
+        <w:t xml:space="preserve">Name seven tools from the tray and match each to a job; at five stations, drive and remove a screw in a pilot hole with safety glasses on, seat a plunger and feel the seal, measure five lines to the nearest eighth of an inch, level a bracket and hang a frame, find the tripped breaker in the photo and say the reset in order, and change a bulb after reading the max watts; pass the test on every station card.</w:t>
+      </w:r>
+    </w:p>
+    <w:p>
+      <w:pPr>
+        <w:numPr>
+          <w:ilvl w:val="0"/>
+          <w:numId w:val="1008"/>
+        </w:numPr>
+        <w:pStyle w:val="Compact"/>
+      </w:pPr>
+      <w:r>
+        <w:t xml:space="preserve">Say the six troubleshooting steps in order and run a running toilet through them.</w:t>
+      </w:r>
+    </w:p>
+    <w:p>
+      <w:pPr>
+        <w:numPr>
+          <w:ilvl w:val="0"/>
+          <w:numId w:val="1008"/>
+        </w:numPr>
+        <w:pStyle w:val="Compact"/>
+      </w:pPr>
+      <w:r>
+        <w:t xml:space="preserve">Place fifteen maintenance tasks on a twelve-month grid and justify three placements by cause and season.</w:t>
+      </w:r>
+    </w:p>
+    <w:p>
+      <w:pPr>
+        <w:numPr>
+          <w:ilvl w:val="0"/>
+          <w:numId w:val="1008"/>
+        </w:numPr>
+        <w:pStyle w:val="Compact"/>
+      </w:pPr>
+      <w:r>
+        <w:t xml:space="preserve">Run a home energy audit on a checklist: count bulbs by type, find phantom loads, read the thermostat, check the windows and doors for leaks, time the shower; read a plug-in watt meter on three devices; compute what one change saves in a month.</w:t>
+      </w:r>
+    </w:p>
+    <w:p>
+      <w:pPr>
+        <w:numPr>
+          <w:ilvl w:val="0"/>
+          <w:numId w:val="1008"/>
+        </w:numPr>
+        <w:pStyle w:val="Compact"/>
+      </w:pPr>
+      <w:r>
+        <w:t xml:space="preserve">Sort 20 household items into reduce, reuse, recycle, compost, or trash and defend the calls; define a carbon footprint in 20 words; name a green material and a secondhand source for four furnishings.</w:t>
+      </w:r>
+    </w:p>
+    <w:p>
+      <w:pPr>
+        <w:numPr>
+          <w:ilvl w:val="0"/>
+          <w:numId w:val="1008"/>
+        </w:numPr>
+        <w:pStyle w:val="Compact"/>
+      </w:pPr>
+      <w:r>
+        <w:t xml:space="preserve">Find each of the eight elements in a photo of a real room and in the FACS room itself.</w:t>
+      </w:r>
+    </w:p>
+    <w:p>
+      <w:pPr>
+        <w:numPr>
+          <w:ilvl w:val="0"/>
+          <w:numId w:val="1008"/>
+        </w:numPr>
+        <w:pStyle w:val="Compact"/>
+      </w:pPr>
+      <w:r>
+        <w:t xml:space="preserve">Classify eight room layouts as symmetrical or asymmetrical, name the focal point in each, and explain the rhythm and proportion in two of them.</w:t>
+      </w:r>
+    </w:p>
+    <w:p>
+      <w:pPr>
+        <w:numPr>
+          <w:ilvl w:val="0"/>
+          <w:numId w:val="1008"/>
+        </w:numPr>
+        <w:pStyle w:val="Compact"/>
+      </w:pPr>
+      <w:r>
+        <w:t xml:space="preserve">Mix a secondary color, a tint, and a shade from primaries in frosting; plan a palette for an assigned Room Card and mood; paint a wall panel; pitch it in 30 seconds with a family or function reason.</w:t>
+      </w:r>
+    </w:p>
+    <w:p>
+      <w:pPr>
+        <w:numPr>
+          <w:ilvl w:val="0"/>
+          <w:numId w:val="1008"/>
+        </w:numPr>
+        <w:pStyle w:val="Compact"/>
+      </w:pPr>
+      <w:r>
+        <w:t xml:space="preserve">Build a mood board (color, texture, pattern, one furnishing) for a room and a mood.</w:t>
+      </w:r>
+    </w:p>
+    <w:p>
+      <w:pPr>
+        <w:numPr>
+          <w:ilvl w:val="0"/>
+          <w:numId w:val="1008"/>
+        </w:numPr>
+        <w:pStyle w:val="Compact"/>
+      </w:pPr>
+      <w:r>
+        <w:t xml:space="preserve">Read a floor plan (symbols, scale, dimensions), find the traffic path, and draw a bedroom at 1/4 inch = 1 foot with the door swing right.</w:t>
+      </w:r>
+    </w:p>
+    <w:p>
+      <w:pPr>
+        <w:numPr>
+          <w:ilvl w:val="0"/>
+          <w:numId w:val="1008"/>
+        </w:numPr>
+        <w:pStyle w:val="Compact"/>
+      </w:pPr>
+      <w:r>
+        <w:t xml:space="preserve">Sketch a floor plan from a prompt in a timed do now, eleven times, from the FACS room to a folded-down net of the client’s room to an elevation at 1/2 inch = 1 foot to a room with a wheelchair turning circle in it.</w:t>
+      </w:r>
+    </w:p>
+    <w:p>
+      <w:pPr>
+        <w:numPr>
+          <w:ilvl w:val="0"/>
+          <w:numId w:val="1008"/>
+        </w:numPr>
+        <w:pStyle w:val="Compact"/>
+      </w:pPr>
+      <w:r>
+        <w:t xml:space="preserve">Read a client card and identify the client, the room dimensions, the budget, and the one rule that cannot be broken; sort every line into a need or a want; add two hidden needs; write the design problem as "___ needs a room that ___ within ___" and defend it.</w:t>
+      </w:r>
+    </w:p>
+    <w:p>
+      <w:pPr>
+        <w:numPr>
+          <w:ilvl w:val="0"/>
+          <w:numId w:val="1008"/>
+        </w:numPr>
+        <w:pStyle w:val="Compact"/>
+      </w:pPr>
+      <w:r>
+        <w:t xml:space="preserve">Draw the client’s room outline at 1/2 inch = 1 foot with the door swing, the windows, the closet, the scale, and the client name; place 30 cut-out pieces in zones; shade and measure every path in inches and circle the ones that fail; draw the turning circle if the client uses a wheelchair; run a peer review checklist on another client’s plan (mark, do not fix); revise and write two changes made and one suggestion rejected.</w:t>
+      </w:r>
+    </w:p>
+    <w:p>
+      <w:pPr>
+        <w:numPr>
+          <w:ilvl w:val="0"/>
+          <w:numId w:val="1008"/>
+        </w:numPr>
+        <w:pStyle w:val="Compact"/>
+      </w:pPr>
+      <w:r>
+        <w:t xml:space="preserve">Price every piece on the plan from the catalog in a new, secondhand, or DIY column, add sales tax, keep a running total at or under the client’s cap, and justify three purchase decisions with the five-step model.</w:t>
+      </w:r>
+    </w:p>
+    <w:p>
+      <w:pPr>
+        <w:numPr>
+          <w:ilvl w:val="0"/>
+          <w:numId w:val="1008"/>
+        </w:numPr>
+        <w:pStyle w:val="Compact"/>
+      </w:pPr>
+      <w:r>
+        <w:t xml:space="preserve">Build a shoebox or foam board model at a stated scale that matches the plan, furnish it from scrap, apply the color scheme, add one texture, and label it GREEN and SAFE with a reason for this client and a justification card for the biggest design choice.</w:t>
+      </w:r>
+    </w:p>
+    <w:p>
+      <w:pPr>
+        <w:numPr>
+          <w:ilvl w:val="0"/>
+          <w:numId w:val="1008"/>
+        </w:numPr>
+        <w:pStyle w:val="Compact"/>
+      </w:pPr>
+      <w:r>
+        <w:t xml:space="preserve">Deliver the five-part pitch in 60 seconds (the client and the need; the plan and the path; the budget total and the hardest trade-off; the color scheme and the mood; the green feature and the safe feature), answer the client’s one question in one sentence, walk the gallery and write four two-stars-and-a-step feedback slips, and self-score on Rubric 04 with one line of evidence per criterion.</w:t>
+      </w:r>
+    </w:p>
+    <w:p>
+      <w:pPr>
+        <w:numPr>
+          <w:ilvl w:val="0"/>
+          <w:numId w:val="1008"/>
+        </w:numPr>
+        <w:pStyle w:val="Compact"/>
+      </w:pPr>
+      <w:r>
+        <w:t xml:space="preserve">Sort thirteen career cards by path and by workplace, compare three careers on the Project Chain sheet, and rate their own fit for two of them with evidence from the project.</w:t>
       </w:r>
     </w:p>
     <w:p>
@@ -1749,29 +2079,53 @@
       <w:r>
         <w:t xml:space="preserve">One per topic, upper half of Bloom’s:</w:t>
       </w:r>
-      <w:r>
-        <w:t xml:space="preserve"> </w:t>
-      </w:r>
-      <w:r>
-        <w:t xml:space="preserve">- Topic 4.1: Students will analyze a home for its seven jobs, its hazards, its energy and water use, and its waste using a family-to-home match, a paper safety hunt with an emergency plan, five repair stations, a maintenance calendar, and a home energy audit, and evaluate which three changes would make that home safer and cheaper to run, with numbers.</w:t>
-      </w:r>
-      <w:r>
-        <w:t xml:space="preserve"> </w:t>
-      </w:r>
-      <w:r>
-        <w:t xml:space="preserve">- Topic 4.2: Students will evaluate real rooms for the elements and principles of design, create a color palette by mixing frosting to match a room and a mood and justify it in a pitch, and draw a bedroom floor plan to scale with correct symbols and a working traffic path.</w:t>
-      </w:r>
-      <w:r>
-        <w:t xml:space="preserve"> </w:t>
-      </w:r>
-      <w:r>
-        <w:t xml:space="preserve">- Topic 4.3: Students will design a room for a client by writing the design problem, drawing a scale plan with every path measured against the traffic flow rules, constructing a furnishings budget with tax under the client’s cap, building a model that matches the plan, and justifying the design to the client’s needs in a five-part 60-second pitch, then evaluate four classmates’ designs on feedback slips and their own on the rubric.</w:t>
-      </w:r>
-      <w:r>
-        <w:t xml:space="preserve"> </w:t>
-      </w:r>
-      <w:r>
-        <w:t xml:space="preserve">- Topic 4.4: Students will compare thirteen careers in the housing project chain by role, path, and pay, and assess their own suitability for two of them with evidence from what they did in the project.</w:t>
+    </w:p>
+    <w:p>
+      <w:pPr>
+        <w:numPr>
+          <w:ilvl w:val="0"/>
+          <w:numId w:val="1009"/>
+        </w:numPr>
+        <w:pStyle w:val="Compact"/>
+      </w:pPr>
+      <w:r>
+        <w:t xml:space="preserve">Topic 4.1: Students will analyze a home for its seven jobs, its hazards, its energy and water use, and its waste using a family-to-home match, a paper safety hunt with an emergency plan, five repair stations, a maintenance calendar, and a home energy audit, and evaluate which three changes would make that home safer and cheaper to run, with numbers.</w:t>
+      </w:r>
+    </w:p>
+    <w:p>
+      <w:pPr>
+        <w:numPr>
+          <w:ilvl w:val="0"/>
+          <w:numId w:val="1009"/>
+        </w:numPr>
+        <w:pStyle w:val="Compact"/>
+      </w:pPr>
+      <w:r>
+        <w:t xml:space="preserve">Topic 4.2: Students will evaluate real rooms for the elements and principles of design, create a color palette by mixing frosting to match a room and a mood and justify it in a pitch, and draw a bedroom floor plan to scale with correct symbols and a working traffic path.</w:t>
+      </w:r>
+    </w:p>
+    <w:p>
+      <w:pPr>
+        <w:numPr>
+          <w:ilvl w:val="0"/>
+          <w:numId w:val="1009"/>
+        </w:numPr>
+        <w:pStyle w:val="Compact"/>
+      </w:pPr>
+      <w:r>
+        <w:t xml:space="preserve">Topic 4.3: Students will design a room for a client by writing the design problem, drawing a scale plan with every path measured against the traffic flow rules, constructing a furnishings budget with tax under the client’s cap, building a model that matches the plan, and justifying the design to the client’s needs in a five-part 60-second pitch, then evaluate four classmates’ designs on feedback slips and their own on the rubric.</w:t>
+      </w:r>
+    </w:p>
+    <w:p>
+      <w:pPr>
+        <w:numPr>
+          <w:ilvl w:val="0"/>
+          <w:numId w:val="1009"/>
+        </w:numPr>
+        <w:pStyle w:val="Compact"/>
+      </w:pPr>
+      <w:r>
+        <w:t xml:space="preserve">Topic 4.4: Students will compare thirteen careers in the housing project chain by role, path, and pay, and assess their own suitability for two of them with evidence from what they did in the project.</w:t>
       </w:r>
     </w:p>
     <w:p>
@@ -2322,7 +2676,7 @@
       <w:pPr>
         <w:numPr>
           <w:ilvl w:val="0"/>
-          <w:numId w:val="1005"/>
+          <w:numId w:val="1010"/>
         </w:numPr>
         <w:pStyle w:val="Compact"/>
       </w:pPr>
@@ -2334,7 +2688,7 @@
       <w:pPr>
         <w:numPr>
           <w:ilvl w:val="0"/>
-          <w:numId w:val="1005"/>
+          <w:numId w:val="1010"/>
         </w:numPr>
         <w:pStyle w:val="Compact"/>
       </w:pPr>
@@ -2346,7 +2700,7 @@
       <w:pPr>
         <w:numPr>
           <w:ilvl w:val="0"/>
-          <w:numId w:val="1005"/>
+          <w:numId w:val="1010"/>
         </w:numPr>
         <w:pStyle w:val="Compact"/>
       </w:pPr>
@@ -2358,7 +2712,7 @@
       <w:pPr>
         <w:numPr>
           <w:ilvl w:val="0"/>
-          <w:numId w:val="1005"/>
+          <w:numId w:val="1010"/>
         </w:numPr>
         <w:pStyle w:val="Compact"/>
       </w:pPr>
@@ -2370,7 +2724,7 @@
       <w:pPr>
         <w:numPr>
           <w:ilvl w:val="0"/>
-          <w:numId w:val="1005"/>
+          <w:numId w:val="1010"/>
         </w:numPr>
         <w:pStyle w:val="Compact"/>
       </w:pPr>
@@ -2382,7 +2736,7 @@
       <w:pPr>
         <w:numPr>
           <w:ilvl w:val="0"/>
-          <w:numId w:val="1005"/>
+          <w:numId w:val="1010"/>
         </w:numPr>
         <w:pStyle w:val="Compact"/>
       </w:pPr>
@@ -2394,7 +2748,7 @@
       <w:pPr>
         <w:numPr>
           <w:ilvl w:val="0"/>
-          <w:numId w:val="1005"/>
+          <w:numId w:val="1010"/>
         </w:numPr>
         <w:pStyle w:val="Compact"/>
       </w:pPr>
@@ -2406,7 +2760,7 @@
       <w:pPr>
         <w:numPr>
           <w:ilvl w:val="0"/>
-          <w:numId w:val="1005"/>
+          <w:numId w:val="1010"/>
         </w:numPr>
         <w:pStyle w:val="Compact"/>
       </w:pPr>
@@ -2418,7 +2772,7 @@
       <w:pPr>
         <w:numPr>
           <w:ilvl w:val="0"/>
-          <w:numId w:val="1005"/>
+          <w:numId w:val="1010"/>
         </w:numPr>
         <w:pStyle w:val="Compact"/>
       </w:pPr>
@@ -2430,7 +2784,7 @@
       <w:pPr>
         <w:numPr>
           <w:ilvl w:val="0"/>
-          <w:numId w:val="1005"/>
+          <w:numId w:val="1010"/>
         </w:numPr>
         <w:pStyle w:val="Compact"/>
       </w:pPr>
@@ -2442,7 +2796,7 @@
       <w:pPr>
         <w:numPr>
           <w:ilvl w:val="0"/>
-          <w:numId w:val="1005"/>
+          <w:numId w:val="1010"/>
         </w:numPr>
         <w:pStyle w:val="Compact"/>
       </w:pPr>
@@ -2454,7 +2808,7 @@
       <w:pPr>
         <w:numPr>
           <w:ilvl w:val="0"/>
-          <w:numId w:val="1005"/>
+          <w:numId w:val="1010"/>
         </w:numPr>
         <w:pStyle w:val="Compact"/>
       </w:pPr>
@@ -2466,7 +2820,7 @@
       <w:pPr>
         <w:numPr>
           <w:ilvl w:val="0"/>
-          <w:numId w:val="1005"/>
+          <w:numId w:val="1010"/>
         </w:numPr>
         <w:pStyle w:val="Compact"/>
       </w:pPr>
@@ -2478,7 +2832,7 @@
       <w:pPr>
         <w:numPr>
           <w:ilvl w:val="0"/>
-          <w:numId w:val="1005"/>
+          <w:numId w:val="1010"/>
         </w:numPr>
         <w:pStyle w:val="Compact"/>
       </w:pPr>
@@ -2537,29 +2891,53 @@
       <w:r>
         <w:t xml:space="preserve">Sustainability:</w:t>
       </w:r>
-      <w:r>
-        <w:t xml:space="preserve"> </w:t>
-      </w:r>
-      <w:r>
-        <w:t xml:space="preserve">- CTE SUS 1. Resources b) Explain how sustainability can be a factor in decision making : Lesson 4.1</w:t>
-      </w:r>
-      <w:r>
-        <w:t xml:space="preserve"> </w:t>
-      </w:r>
-      <w:r>
-        <w:t xml:space="preserve">- CTE SUS 1. Resources e) Investigate practices that promote stewardship of environmental resources : Lessons 4.4, 4.5 (unit level until those pages land)</w:t>
-      </w:r>
-      <w:r>
-        <w:t xml:space="preserve"> </w:t>
-      </w:r>
-      <w:r>
-        <w:t xml:space="preserve">- CTE SUS 1. Resources c) Define and give example of renewable and non-renewable resources : Lesson 4.4 (unit level; the state’s line reads as printed)</w:t>
-      </w:r>
-      <w:r>
-        <w:t xml:space="preserve"> </w:t>
-      </w:r>
-      <w:r>
-        <w:t xml:space="preserve">- CTE SUS 2. Environmental Management a) Explain the concept of</w:t>
+    </w:p>
+    <w:p>
+      <w:pPr>
+        <w:numPr>
+          <w:ilvl w:val="0"/>
+          <w:numId w:val="1011"/>
+        </w:numPr>
+        <w:pStyle w:val="Compact"/>
+      </w:pPr>
+      <w:r>
+        <w:t xml:space="preserve">CTE SUS 1. Resources b) Explain how sustainability can be a factor in decision making : Lesson 4.1</w:t>
+      </w:r>
+    </w:p>
+    <w:p>
+      <w:pPr>
+        <w:numPr>
+          <w:ilvl w:val="0"/>
+          <w:numId w:val="1011"/>
+        </w:numPr>
+        <w:pStyle w:val="Compact"/>
+      </w:pPr>
+      <w:r>
+        <w:t xml:space="preserve">CTE SUS 1. Resources e) Investigate practices that promote stewardship of environmental resources : Lessons 4.4, 4.5 (unit level until those pages land)</w:t>
+      </w:r>
+    </w:p>
+    <w:p>
+      <w:pPr>
+        <w:numPr>
+          <w:ilvl w:val="0"/>
+          <w:numId w:val="1011"/>
+        </w:numPr>
+        <w:pStyle w:val="Compact"/>
+      </w:pPr>
+      <w:r>
+        <w:t xml:space="preserve">CTE SUS 1. Resources c) Define and give example of renewable and non-renewable resources : Lesson 4.4 (unit level; the state’s line reads as printed)</w:t>
+      </w:r>
+    </w:p>
+    <w:p>
+      <w:pPr>
+        <w:numPr>
+          <w:ilvl w:val="0"/>
+          <w:numId w:val="1011"/>
+        </w:numPr>
+        <w:pStyle w:val="Compact"/>
+      </w:pPr>
+      <w:r>
+        <w:t xml:space="preserve">CTE SUS 2. Environmental Management a) Explain the concept of</w:t>
       </w:r>
       <w:r>
         <w:t xml:space="preserve"> </w:t>
@@ -2579,35 +2957,65 @@
       <w:r>
         <w:t xml:space="preserve">: Lesson 4.5 (unit level; the state’s own EDM sustainability activity)</w:t>
       </w:r>
-      <w:r>
-        <w:t xml:space="preserve"> </w:t>
-      </w:r>
-      <w:r>
-        <w:t xml:space="preserve">- CTE SUS 2. Environmental Management f) Explain factors to consider when assessing the environmental impact of housing decisions : Lesson 4.14 (the GREEN label); Lessons 4.1, 4.5, 4.13 at unit level</w:t>
-      </w:r>
-      <w:r>
-        <w:t xml:space="preserve"> </w:t>
-      </w:r>
-      <w:r>
-        <w:t xml:space="preserve">- CTE SUS 3. Energy Conservation a) List and describe energy sources used to power homes, school, workplaces, and communities : Lesson 4.4 (unit level)</w:t>
-      </w:r>
-      <w:r>
-        <w:t xml:space="preserve"> </w:t>
-      </w:r>
-      <w:r>
-        <w:t xml:space="preserve">- CTE SUS 3. Energy Conservation b) Categorize energy sources as renewable or nonrenewable : Lesson 4.4 (unit level)</w:t>
-      </w:r>
-      <w:r>
-        <w:t xml:space="preserve"> </w:t>
-      </w:r>
-      <w:r>
-        <w:t xml:space="preserve">- CTE SUS 3. Energy Conservation c) Understand and explain how individuals can limit the use of nonrenewable resources by reducing, reusing, and recycling : Lesson 4.5 (unit level)</w:t>
-      </w:r>
-      <w:r>
-        <w:t xml:space="preserve"> </w:t>
-      </w:r>
-      <w:r>
-        <w:t xml:space="preserve">- CTE SUS 3. Energy Conservation d) Define</w:t>
+    </w:p>
+    <w:p>
+      <w:pPr>
+        <w:numPr>
+          <w:ilvl w:val="0"/>
+          <w:numId w:val="1011"/>
+        </w:numPr>
+        <w:pStyle w:val="Compact"/>
+      </w:pPr>
+      <w:r>
+        <w:t xml:space="preserve">CTE SUS 2. Environmental Management f) Explain factors to consider when assessing the environmental impact of housing decisions : Lesson 4.14 (the GREEN label); Lessons 4.1, 4.5, 4.13 at unit level</w:t>
+      </w:r>
+    </w:p>
+    <w:p>
+      <w:pPr>
+        <w:numPr>
+          <w:ilvl w:val="0"/>
+          <w:numId w:val="1011"/>
+        </w:numPr>
+        <w:pStyle w:val="Compact"/>
+      </w:pPr>
+      <w:r>
+        <w:t xml:space="preserve">CTE SUS 3. Energy Conservation a) List and describe energy sources used to power homes, school, workplaces, and communities : Lesson 4.4 (unit level)</w:t>
+      </w:r>
+    </w:p>
+    <w:p>
+      <w:pPr>
+        <w:numPr>
+          <w:ilvl w:val="0"/>
+          <w:numId w:val="1011"/>
+        </w:numPr>
+        <w:pStyle w:val="Compact"/>
+      </w:pPr>
+      <w:r>
+        <w:t xml:space="preserve">CTE SUS 3. Energy Conservation b) Categorize energy sources as renewable or nonrenewable : Lesson 4.4 (unit level)</w:t>
+      </w:r>
+    </w:p>
+    <w:p>
+      <w:pPr>
+        <w:numPr>
+          <w:ilvl w:val="0"/>
+          <w:numId w:val="1011"/>
+        </w:numPr>
+        <w:pStyle w:val="Compact"/>
+      </w:pPr>
+      <w:r>
+        <w:t xml:space="preserve">CTE SUS 3. Energy Conservation c) Understand and explain how individuals can limit the use of nonrenewable resources by reducing, reusing, and recycling : Lesson 4.5 (unit level)</w:t>
+      </w:r>
+    </w:p>
+    <w:p>
+      <w:pPr>
+        <w:numPr>
+          <w:ilvl w:val="0"/>
+          <w:numId w:val="1011"/>
+        </w:numPr>
+        <w:pStyle w:val="Compact"/>
+      </w:pPr>
+      <w:r>
+        <w:t xml:space="preserve">CTE SUS 3. Energy Conservation d) Define</w:t>
       </w:r>
       <w:r>
         <w:t xml:space="preserve"> </w:t>
@@ -2627,23 +3035,465 @@
       <w:r>
         <w:t xml:space="preserve">as it applies to energy : Lesson 4.4 (unit level)</w:t>
       </w:r>
-      <w:r>
-        <w:t xml:space="preserve"> </w:t>
-      </w:r>
-      <w:r>
-        <w:t xml:space="preserve">- CTE SUS 3. Energy Conservation e) List and describe methods for energy conservation in the home, workplace, and community : Lessons 4.4 (unit level), 4.17</w:t>
-      </w:r>
-      <w:r>
-        <w:t xml:space="preserve"> </w:t>
-      </w:r>
-      <w:r>
-        <w:t xml:space="preserve">- CTE SUS 3. Energy Conservation h) Practice energy conservation through a variety of classroom applications : Lesson 4.4 (unit level; the room’s own lights and plugs)</w:t>
-      </w:r>
-      <w:r>
-        <w:t xml:space="preserve"> </w:t>
-      </w:r>
-      <w:r>
-        <w:t xml:space="preserve">- CTE SUS 4. Careers Related to Sustainability b) Analyze career paths within the natural resources, environmental management, and energy conservation fields : Lesson 4.16 (unit level; the energy auditor and sustainability consultant cards; the page prints CCO lines instead)</w:t>
+    </w:p>
+    <w:p>
+      <w:pPr>
+        <w:numPr>
+          <w:ilvl w:val="0"/>
+          <w:numId w:val="1011"/>
+        </w:numPr>
+        <w:pStyle w:val="Compact"/>
+      </w:pPr>
+      <w:r>
+        <w:t xml:space="preserve">CTE SUS 3. Energy Conservation e) List and describe methods for energy conservation in the home, workplace, and community : Lessons 4.4 (unit level), 4.17</w:t>
+      </w:r>
+    </w:p>
+    <w:p>
+      <w:pPr>
+        <w:numPr>
+          <w:ilvl w:val="0"/>
+          <w:numId w:val="1011"/>
+        </w:numPr>
+        <w:pStyle w:val="Compact"/>
+      </w:pPr>
+      <w:r>
+        <w:t xml:space="preserve">CTE SUS 3. Energy Conservation h) Practice energy conservation through a variety of classroom applications : Lesson 4.4 (unit level; the room’s own lights and plugs)</w:t>
+      </w:r>
+    </w:p>
+    <w:p>
+      <w:pPr>
+        <w:numPr>
+          <w:ilvl w:val="0"/>
+          <w:numId w:val="1011"/>
+        </w:numPr>
+        <w:pStyle w:val="Compact"/>
+      </w:pPr>
+      <w:r>
+        <w:t xml:space="preserve">CTE SUS 4. Careers Related to Sustainability b) Analyze career paths within the natural resources, environmental management, and energy conservation fields : Lesson 4.16 (unit level; the energy auditor and sustainability consultant cards; the page prints CCO lines instead)</w:t>
+      </w:r>
+    </w:p>
+    <w:p>
+      <w:pPr>
+        <w:pStyle w:val="FirstParagraph"/>
+      </w:pPr>
+      <w:r>
+        <w:t xml:space="preserve">Problem Solving and Innovation:</w:t>
+      </w:r>
+    </w:p>
+    <w:p>
+      <w:pPr>
+        <w:numPr>
+          <w:ilvl w:val="0"/>
+          <w:numId w:val="1012"/>
+        </w:numPr>
+        <w:pStyle w:val="Compact"/>
+      </w:pPr>
+      <w:r>
+        <w:t xml:space="preserve">CTE PSI 2. Design Process (Proactive) a) Implement a formal design process to solve a given problem by : Lessons 4.11 to 4.15 and 4.17, with the sub-lines placed as the landed pages print them:</w:t>
+      </w:r>
+    </w:p>
+    <w:p>
+      <w:pPr>
+        <w:numPr>
+          <w:ilvl w:val="1"/>
+          <w:numId w:val="1013"/>
+        </w:numPr>
+        <w:pStyle w:val="Compact"/>
+      </w:pPr>
+      <w:r>
+        <w:t xml:space="preserve">CTE PSI 2. Design Process (Proactive) a) a. Defining the problem being addressed : Lesson 4.11</w:t>
+      </w:r>
+    </w:p>
+    <w:p>
+      <w:pPr>
+        <w:numPr>
+          <w:ilvl w:val="1"/>
+          <w:numId w:val="1013"/>
+        </w:numPr>
+        <w:pStyle w:val="Compact"/>
+      </w:pPr>
+      <w:r>
+        <w:t xml:space="preserve">CTE PSI 2. Design Process (Proactive) a) b. Defining criteria that must be met through the finished design : Lesson 4.11</w:t>
+      </w:r>
+    </w:p>
+    <w:p>
+      <w:pPr>
+        <w:numPr>
+          <w:ilvl w:val="1"/>
+          <w:numId w:val="1013"/>
+        </w:numPr>
+        <w:pStyle w:val="Compact"/>
+      </w:pPr>
+      <w:r>
+        <w:t xml:space="preserve">CTE PSI 2. Design Process (Proactive) a) c. Defining constraints that must be adhered to : Lesson 4.11</w:t>
+      </w:r>
+    </w:p>
+    <w:p>
+      <w:pPr>
+        <w:numPr>
+          <w:ilvl w:val="1"/>
+          <w:numId w:val="1013"/>
+        </w:numPr>
+        <w:pStyle w:val="Compact"/>
+      </w:pPr>
+      <w:r>
+        <w:t xml:space="preserve">CTE PSI 2. Design Process (Proactive) a) d. Brainstorming and examining possible solutions : Lesson 4.12</w:t>
+      </w:r>
+    </w:p>
+    <w:p>
+      <w:pPr>
+        <w:numPr>
+          <w:ilvl w:val="1"/>
+          <w:numId w:val="1013"/>
+        </w:numPr>
+        <w:pStyle w:val="Compact"/>
+      </w:pPr>
+      <w:r>
+        <w:t xml:space="preserve">CTE PSI 2. Design Process (Proactive) a) e. Selecting the best solution for evaluation : Lesson 4.12</w:t>
+      </w:r>
+    </w:p>
+    <w:p>
+      <w:pPr>
+        <w:numPr>
+          <w:ilvl w:val="1"/>
+          <w:numId w:val="1013"/>
+        </w:numPr>
+        <w:pStyle w:val="Compact"/>
+      </w:pPr>
+      <w:r>
+        <w:t xml:space="preserve">CTE PSI 2. Design Process (Proactive) a) f. Developing and constructing a prototype or model of the selected design : Lesson 4.14</w:t>
+      </w:r>
+    </w:p>
+    <w:p>
+      <w:pPr>
+        <w:numPr>
+          <w:ilvl w:val="1"/>
+          <w:numId w:val="1013"/>
+        </w:numPr>
+        <w:pStyle w:val="Compact"/>
+      </w:pPr>
+      <w:r>
+        <w:t xml:space="preserve">CTE PSI 2. Design Process (Proactive) a) g. Testing and evaluating the prototype and model against the design criteria and constraints : Lessons 4.14, 4.15 (unit level; the Day 3 self-check and the client’s question)</w:t>
+      </w:r>
+    </w:p>
+    <w:p>
+      <w:pPr>
+        <w:numPr>
+          <w:ilvl w:val="1"/>
+          <w:numId w:val="1013"/>
+        </w:numPr>
+        <w:pStyle w:val="Compact"/>
+      </w:pPr>
+      <w:r>
+        <w:t xml:space="preserve">CTE PSI 2. Design Process (Proactive) a) h. Optimizing the solution for best form and function : Lessons 4.12, 4.17 (the test scenario)</w:t>
+      </w:r>
+    </w:p>
+    <w:p>
+      <w:pPr>
+        <w:numPr>
+          <w:ilvl w:val="1"/>
+          <w:numId w:val="1013"/>
+        </w:numPr>
+        <w:pStyle w:val="Compact"/>
+      </w:pPr>
+      <w:r>
+        <w:t xml:space="preserve">CTE PSI 2. Design Process (Proactive) a) i. Evaluating their use of the design process and how it impacted their final solutions : Lesson 4.15 (unit level; the self-assessment row and the</w:t>
+      </w:r>
+      <w:r>
+        <w:t xml:space="preserve"> </w:t>
+      </w:r>
+      <w:r>
+        <w:t xml:space="preserve">“</w:t>
+      </w:r>
+      <w:r>
+        <w:t xml:space="preserve">step I got right</w:t>
+      </w:r>
+      <w:r>
+        <w:t xml:space="preserve">”</w:t>
+      </w:r>
+      <w:r>
+        <w:t xml:space="preserve"> </w:t>
+      </w:r>
+      <w:r>
+        <w:t xml:space="preserve">closure)</w:t>
+      </w:r>
+    </w:p>
+    <w:p>
+      <w:pPr>
+        <w:numPr>
+          <w:ilvl w:val="0"/>
+          <w:numId w:val="1012"/>
+        </w:numPr>
+        <w:pStyle w:val="Compact"/>
+      </w:pPr>
+      <w:r>
+        <w:t xml:space="preserve">CTE PSI 2. Design Process (Proactive) b) Demonstrate personal development of design skills through practice of these skills in a variety of classroom applications : Lessons 4.6, 4.7, 4.8, 4.9 (unit level until those pages land)</w:t>
+      </w:r>
+    </w:p>
+    <w:p>
+      <w:pPr>
+        <w:numPr>
+          <w:ilvl w:val="0"/>
+          <w:numId w:val="1012"/>
+        </w:numPr>
+        <w:pStyle w:val="Compact"/>
+      </w:pPr>
+      <w:r>
+        <w:t xml:space="preserve">CTE PSI 3. Troubleshooting Process (Reactive) a) Implement a formal troubleshooting process to solve a given problem by a. Defining the problem being addressed; b. Identifying criteria and specifications for the desired outcomes or operation; c. Testing and evaluating to isolate the problem; d. Correcting the problem by implementing changes or repairs; e. Validating that the corrective action produced desired outcomes or operation; f. Identifying strategies to prevent future problems : Lesson 4.3 (the six steps on the station cards and the maintenance calendar)</w:t>
+      </w:r>
+    </w:p>
+    <w:p>
+      <w:pPr>
+        <w:pStyle w:val="FirstParagraph"/>
+      </w:pPr>
+      <w:r>
+        <w:t xml:space="preserve">Health, Safety, and Wellness:</w:t>
+      </w:r>
+    </w:p>
+    <w:p>
+      <w:pPr>
+        <w:numPr>
+          <w:ilvl w:val="0"/>
+          <w:numId w:val="1014"/>
+        </w:numPr>
+        <w:pStyle w:val="Compact"/>
+      </w:pPr>
+      <w:r>
+        <w:t xml:space="preserve">CTE HSW 3. Personal Safety c) Summarize common causes of intentional and unintentional injury and describe associated prevention strategies : Lessons 4.2, 4.17</w:t>
+      </w:r>
+    </w:p>
+    <w:p>
+      <w:pPr>
+        <w:numPr>
+          <w:ilvl w:val="0"/>
+          <w:numId w:val="1014"/>
+        </w:numPr>
+        <w:pStyle w:val="Compact"/>
+      </w:pPr>
+      <w:r>
+        <w:t xml:space="preserve">CTE HSW 3. Personal Safety d) Explain how an orderly environment promotes reduction of accidents and injury : Lesson 4.1; Lessons 4.10, 4.12 at unit level</w:t>
+      </w:r>
+    </w:p>
+    <w:p>
+      <w:pPr>
+        <w:numPr>
+          <w:ilvl w:val="0"/>
+          <w:numId w:val="1014"/>
+        </w:numPr>
+        <w:pStyle w:val="Compact"/>
+      </w:pPr>
+      <w:r>
+        <w:t xml:space="preserve">CTE HSW 3. Personal Safety e) Develop safety plans and practice emergency responses : Lesson 4.2</w:t>
+      </w:r>
+    </w:p>
+    <w:p>
+      <w:pPr>
+        <w:numPr>
+          <w:ilvl w:val="0"/>
+          <w:numId w:val="1014"/>
+        </w:numPr>
+        <w:pStyle w:val="Compact"/>
+      </w:pPr>
+      <w:r>
+        <w:t xml:space="preserve">CTE HSW 4. Classroom and Workplace Safety c) Apply safety practices when using tools, machines, and equipment : Lesson 4.3; Lesson 4.14 at unit level (the glue gun station and the cutting station)</w:t>
+      </w:r>
+    </w:p>
+    <w:p>
+      <w:pPr>
+        <w:numPr>
+          <w:ilvl w:val="0"/>
+          <w:numId w:val="1014"/>
+        </w:numPr>
+        <w:pStyle w:val="Compact"/>
+      </w:pPr>
+      <w:r>
+        <w:t xml:space="preserve">CTE HSW 4. Classroom and Workplace Safety d) Wear appropriate protective clothing and gear when using tools, machines, and equipment : Lesson 4.3 (safety glasses at the screw board)</w:t>
+      </w:r>
+    </w:p>
+    <w:p>
+      <w:pPr>
+        <w:numPr>
+          <w:ilvl w:val="0"/>
+          <w:numId w:val="1014"/>
+        </w:numPr>
+        <w:pStyle w:val="Compact"/>
+      </w:pPr>
+      <w:r>
+        <w:t xml:space="preserve">CTE HSW 4. Classroom and Workplace Safety g) Understand and follow preplanned procedures in the case of accident or emergency : Lesson 4.2</w:t>
+      </w:r>
+    </w:p>
+    <w:p>
+      <w:pPr>
+        <w:pStyle w:val="FirstParagraph"/>
+      </w:pPr>
+      <w:r>
+        <w:t xml:space="preserve">Financial and Consumer Literacy:</w:t>
+      </w:r>
+    </w:p>
+    <w:p>
+      <w:pPr>
+        <w:numPr>
+          <w:ilvl w:val="0"/>
+          <w:numId w:val="1015"/>
+        </w:numPr>
+        <w:pStyle w:val="Compact"/>
+      </w:pPr>
+      <w:r>
+        <w:t xml:space="preserve">CTE FCL 4. Buying Goods and Services c) Develop a spending and savings plan (budget) based on income and expenses : Lessons 4.13, 4.17</w:t>
+      </w:r>
+    </w:p>
+    <w:p>
+      <w:pPr>
+        <w:numPr>
+          <w:ilvl w:val="0"/>
+          <w:numId w:val="1015"/>
+        </w:numPr>
+        <w:pStyle w:val="Compact"/>
+      </w:pPr>
+      <w:r>
+        <w:t xml:space="preserve">CTE FCL 4. Buying Goods and Services f) Apply a decision-making model to maximize consumer satisfaction when purchasing goods and services : Lesson 4.13; Lesson 4.5 at unit level</w:t>
+      </w:r>
+    </w:p>
+    <w:p>
+      <w:pPr>
+        <w:numPr>
+          <w:ilvl w:val="0"/>
+          <w:numId w:val="1015"/>
+        </w:numPr>
+        <w:pStyle w:val="Compact"/>
+      </w:pPr>
+      <w:r>
+        <w:t xml:space="preserve">CTE FCL 4. Buying Goods and Services g) Compare local, national, and global resources for obtaining goods and services : Lesson 4.13 (unit level; the three price columns)</w:t>
+      </w:r>
+    </w:p>
+    <w:p>
+      <w:pPr>
+        <w:pStyle w:val="FirstParagraph"/>
+      </w:pPr>
+      <w:r>
+        <w:t xml:space="preserve">Career and Community Opportunities:</w:t>
+      </w:r>
+    </w:p>
+    <w:p>
+      <w:pPr>
+        <w:numPr>
+          <w:ilvl w:val="0"/>
+          <w:numId w:val="1016"/>
+        </w:numPr>
+        <w:pStyle w:val="Compact"/>
+      </w:pPr>
+      <w:r>
+        <w:t xml:space="preserve">CTE CCO 2. Career Clusters a) Identify and use career resources to obtain information about careers and employment trends : Lesson 4.16</w:t>
+      </w:r>
+    </w:p>
+    <w:p>
+      <w:pPr>
+        <w:numPr>
+          <w:ilvl w:val="0"/>
+          <w:numId w:val="1016"/>
+        </w:numPr>
+        <w:pStyle w:val="Compact"/>
+      </w:pPr>
+      <w:r>
+        <w:t xml:space="preserve">CTE CCO 4. Career Plans b) Assess personal characteristics such as interests, abilities, and aptitudes in relation to characteristics associated with careers of interest : Lesson 4.16</w:t>
+      </w:r>
+    </w:p>
+    <w:p>
+      <w:pPr>
+        <w:numPr>
+          <w:ilvl w:val="0"/>
+          <w:numId w:val="1016"/>
+        </w:numPr>
+        <w:pStyle w:val="Compact"/>
+      </w:pPr>
+      <w:r>
+        <w:t xml:space="preserve">CTE CCO 1. The Work World c) Compare the similarities and differences among home, school, community, and work environments : Lesson 4.1 (unit level; the crosswalk row for EDM 1. a); the page prints HSW 3. d) and SUS 1. b) instead)</w:t>
+      </w:r>
+    </w:p>
+    <w:p>
+      <w:pPr>
+        <w:numPr>
+          <w:ilvl w:val="0"/>
+          <w:numId w:val="1016"/>
+        </w:numPr>
+        <w:pStyle w:val="Compact"/>
+      </w:pPr>
+      <w:r>
+        <w:t xml:space="preserve">CTE CCO 1. The Work World d) Identify changes likely to occur in home, school, and community environments that will likely change work environments in the future : Lesson 4.16 (printed on the lesson page; the crosswalk row for EDM 2. e))</w:t>
+      </w:r>
+    </w:p>
+    <w:p>
+      <w:pPr>
+        <w:numPr>
+          <w:ilvl w:val="0"/>
+          <w:numId w:val="1016"/>
+        </w:numPr>
+        <w:pStyle w:val="Compact"/>
+      </w:pPr>
+      <w:r>
+        <w:t xml:space="preserve">CTE CCO 3. Employability Skills a) Identify personal characteristics such as abilities, interests, and values and examine how they might impact career choices : Lesson 4.16 (unit level; the self-check)</w:t>
+      </w:r>
+    </w:p>
+    <w:p>
+      <w:pPr>
+        <w:numPr>
+          <w:ilvl w:val="0"/>
+          <w:numId w:val="1016"/>
+        </w:numPr>
+        <w:pStyle w:val="Compact"/>
+      </w:pPr>
+      <w:r>
+        <w:t xml:space="preserve">CTE CCO 4. Career Plans a) Examine potential career choices to determine knowledge, skills, and abilities associated with each : Lesson 4.16 (unit level; the Project Chain sheet)</w:t>
+      </w:r>
+    </w:p>
+    <w:p>
+      <w:pPr>
+        <w:pStyle w:val="FirstParagraph"/>
+      </w:pPr>
+      <w:r>
+        <w:t xml:space="preserve">Communication and Interpersonal Relationships:</w:t>
+      </w:r>
+    </w:p>
+    <w:p>
+      <w:pPr>
+        <w:numPr>
+          <w:ilvl w:val="0"/>
+          <w:numId w:val="1017"/>
+        </w:numPr>
+        <w:pStyle w:val="Compact"/>
+      </w:pPr>
+      <w:r>
+        <w:t xml:space="preserve">CTE CIR 1. Communication f) Demonstrate personal development of communication skills through practice of these skills in a variety of classroom applications : Lesson 4.15; Lesson 4.8 at unit level (the 30-second pitch)</w:t>
+      </w:r>
+    </w:p>
+    <w:p>
+      <w:pPr>
+        <w:numPr>
+          <w:ilvl w:val="0"/>
+          <w:numId w:val="1017"/>
+        </w:numPr>
+        <w:pStyle w:val="Compact"/>
+      </w:pPr>
+      <w:r>
+        <w:t xml:space="preserve">CTE CIR 2. Listening c) Show understanding of active listening and feedback techniques : Lesson 4.15 (unit level; the client’s question and the feedback slips)</w:t>
+      </w:r>
+    </w:p>
+    <w:p>
+      <w:pPr>
+        <w:pStyle w:val="Heading3"/>
+      </w:pPr>
+      <w:bookmarkStart w:id="35" w:name="nys-facs-learning-standards-intermediate"/>
+      <w:r>
+        <w:t xml:space="preserve">NYS FACS Learning Standards (Intermediate)</w:t>
+      </w:r>
+      <w:bookmarkEnd w:id="35"/>
+    </w:p>
+    <w:p>
+      <w:pPr>
+        <w:pStyle w:val="FirstParagraph"/>
+      </w:pPr>
+      <w:r>
+        <w:t xml:space="preserve">The state’s EDM module lists Standards 2 and 3. Every landed lesson except 4.13 and 4.16 cites Standard 2 with PI B; 4.13 cites Standard 3 with PI C and 4.16 cites Standard 3 with PI E, as the crosswalk’s EDM rows assign them.</w:t>
       </w:r>
     </w:p>
     <w:p>
@@ -2651,67 +3501,113 @@
         <w:pStyle w:val="BodyText"/>
       </w:pPr>
       <w:r>
-        <w:t xml:space="preserve">Problem Solving and Innovation:</w:t>
-      </w:r>
-      <w:r>
-        <w:t xml:space="preserve"> </w:t>
-      </w:r>
-      <w:r>
-        <w:t xml:space="preserve">- CTE PSI 2. Design Process (Proactive) a) Implement a formal design process to solve a given problem by : Lessons 4.11 to 4.15 and 4.17, with the sub-lines placed as the landed pages print them:</w:t>
-      </w:r>
-      <w:r>
-        <w:t xml:space="preserve"> </w:t>
-      </w:r>
-      <w:r>
-        <w:t xml:space="preserve">- CTE PSI 2. Design Process (Proactive) a) a. Defining the problem being addressed : Lesson 4.11</w:t>
-      </w:r>
-      <w:r>
-        <w:t xml:space="preserve"> </w:t>
-      </w:r>
-      <w:r>
-        <w:t xml:space="preserve">- CTE PSI 2. Design Process (Proactive) a) b. Defining criteria that must be met through the finished design : Lesson 4.11</w:t>
-      </w:r>
-      <w:r>
-        <w:t xml:space="preserve"> </w:t>
-      </w:r>
-      <w:r>
-        <w:t xml:space="preserve">- CTE PSI 2. Design Process (Proactive) a) c. Defining constraints that must be adhered to : Lesson 4.11</w:t>
-      </w:r>
-      <w:r>
-        <w:t xml:space="preserve"> </w:t>
-      </w:r>
-      <w:r>
-        <w:t xml:space="preserve">- CTE PSI 2. Design Process (Proactive) a) d. Brainstorming and examining possible solutions : Lesson 4.12</w:t>
-      </w:r>
-      <w:r>
-        <w:t xml:space="preserve"> </w:t>
-      </w:r>
-      <w:r>
-        <w:t xml:space="preserve">- CTE PSI 2. Design Process (Proactive) a) e. Selecting the best solution for evaluation : Lesson 4.12</w:t>
-      </w:r>
-      <w:r>
-        <w:t xml:space="preserve"> </w:t>
-      </w:r>
-      <w:r>
-        <w:t xml:space="preserve">- CTE PSI 2. Design Process (Proactive) a) f. Developing and constructing a prototype or model of the selected design : Lesson 4.14</w:t>
-      </w:r>
-      <w:r>
-        <w:t xml:space="preserve"> </w:t>
-      </w:r>
-      <w:r>
-        <w:t xml:space="preserve">- CTE PSI 2. Design Process (Proactive) a) g. Testing and evaluating the prototype and model against the design criteria and constraints : Lessons 4.14, 4.15 (unit level; the Day 3 self-check and the client’s question)</w:t>
-      </w:r>
-      <w:r>
-        <w:t xml:space="preserve"> </w:t>
-      </w:r>
-      <w:r>
-        <w:t xml:space="preserve">- CTE PSI 2. Design Process (Proactive) a) h. Optimizing the solution for best form and function : Lessons 4.12, 4.17 (the test scenario)</w:t>
-      </w:r>
-      <w:r>
-        <w:t xml:space="preserve"> </w:t>
-      </w:r>
-      <w:r>
-        <w:t xml:space="preserve">- CTE PSI 2. Design Process (Proactive) a) i. Evaluating their use of the design process and how it impacted their final solutions : Lesson 4.15 (unit level; the self-assessment row and the</w:t>
+        <w:rPr>
+          <w:b/>
+        </w:rPr>
+        <w:t xml:space="preserve">Standard 2: A Safe and Healthy Environment.</w:t>
+      </w:r>
+      <w:r>
+        <w:t xml:space="preserve"> </w:t>
+      </w:r>
+      <w:r>
+        <w:t xml:space="preserve">Students will acquire the knowledge and ability necessary to create and maintain a safe and healthy environment.</w:t>
+      </w:r>
+      <w:r>
+        <w:t xml:space="preserve"> </w:t>
+      </w:r>
+      <w:r>
+        <w:t xml:space="preserve">Key Idea: Students will know the basic principles of home and community safety. They can demonstrate the skills necessary to maintain their homes and workplaces in a safe and comfortable condition. They can provide a safe and nurturing environment for themselves and others.</w:t>
+      </w:r>
+    </w:p>
+    <w:p>
+      <w:pPr>
+        <w:numPr>
+          <w:ilvl w:val="0"/>
+          <w:numId w:val="1018"/>
+        </w:numPr>
+        <w:pStyle w:val="Compact"/>
+      </w:pPr>
+      <w:r>
+        <w:t xml:space="preserve">PI B: Students know the basics of managing a safe and healthy home. (Lessons 4.1, 4.2, 4.3, 4.11, 4.12, 4.14, 4.15, 4.17 as printed; 4.6 to 4.10 at unit level; the citation for EDM 1. a), 1. b), 1. c), and 2. a) through 2. e))</w:t>
+      </w:r>
+    </w:p>
+    <w:p>
+      <w:pPr>
+        <w:pStyle w:val="FirstParagraph"/>
+      </w:pPr>
+      <w:r>
+        <w:rPr>
+          <w:b/>
+        </w:rPr>
+        <w:t xml:space="preserve">Standard 3: Resource Management.</w:t>
+      </w:r>
+      <w:r>
+        <w:t xml:space="preserve"> </w:t>
+      </w:r>
+      <w:r>
+        <w:t xml:space="preserve">Students will understand and be able to manage their personal and community resources.</w:t>
+      </w:r>
+      <w:r>
+        <w:t xml:space="preserve"> </w:t>
+      </w:r>
+      <w:r>
+        <w:t xml:space="preserve">Key Idea: Students will understand and be able to manage personal resources of talent, time, energy, and money and make effective decisions in order to balance their obligations to work, family, and self.</w:t>
+      </w:r>
+    </w:p>
+    <w:p>
+      <w:pPr>
+        <w:numPr>
+          <w:ilvl w:val="0"/>
+          <w:numId w:val="1019"/>
+        </w:numPr>
+        <w:pStyle w:val="Compact"/>
+      </w:pPr>
+      <w:r>
+        <w:t xml:space="preserve">PI A: Students understand how the family can provide for the economic, physical, and emotional needs of its members. (Lesson 4.1, unit level: housing needs across the lifespan and the three-generation family on the listings sheet)</w:t>
+      </w:r>
+    </w:p>
+    <w:p>
+      <w:pPr>
+        <w:numPr>
+          <w:ilvl w:val="0"/>
+          <w:numId w:val="1019"/>
+        </w:numPr>
+        <w:pStyle w:val="Compact"/>
+      </w:pPr>
+      <w:r>
+        <w:t xml:space="preserve">PI B: Students understand the resources available to them, make informed decisions about the use of those resources, and know some ways to expand resources. (Lessons 4.4, 4.5 at unit level; the citation for EDM 1. d) and 3. b))</w:t>
+      </w:r>
+    </w:p>
+    <w:p>
+      <w:pPr>
+        <w:numPr>
+          <w:ilvl w:val="0"/>
+          <w:numId w:val="1019"/>
+        </w:numPr>
+        <w:pStyle w:val="Compact"/>
+      </w:pPr>
+      <w:r>
+        <w:t xml:space="preserve">PI C: Students are able to budget their time and money. (Lesson 4.13; the citation for EDM 3. a))</w:t>
+      </w:r>
+    </w:p>
+    <w:p>
+      <w:pPr>
+        <w:numPr>
+          <w:ilvl w:val="0"/>
+          <w:numId w:val="1019"/>
+        </w:numPr>
+        <w:pStyle w:val="Compact"/>
+      </w:pPr>
+      <w:r>
+        <w:t xml:space="preserve">PI E: Students identify their own abilities and interests as possible guides to career choice. (Lesson 4.16; the citation for EDM 4. a), b), c))</w:t>
+      </w:r>
+    </w:p>
+    <w:p>
+      <w:pPr>
+        <w:pStyle w:val="FirstParagraph"/>
+      </w:pPr>
+      <w:r>
+        <w:t xml:space="preserve">The EDM module PDF prints Standard 3 as</w:t>
       </w:r>
       <w:r>
         <w:t xml:space="preserve"> </w:t>
@@ -2720,28 +3616,218 @@
         <w:t xml:space="preserve">“</w:t>
       </w:r>
       <w:r>
-        <w:t xml:space="preserve">step I got right</w:t>
+        <w:t xml:space="preserve">understand and can manage</w:t>
       </w:r>
       <w:r>
         <w:t xml:space="preserve">”</w:t>
       </w:r>
       <w:r>
-        <w:t xml:space="preserve"> </w:t>
-      </w:r>
-      <w:r>
-        <w:t xml:space="preserve">closure)</w:t>
-      </w:r>
-      <w:r>
-        <w:t xml:space="preserve"> </w:t>
-      </w:r>
-      <w:r>
-        <w:t xml:space="preserve">- CTE PSI 2. Design Process (Proactive) b) Demonstrate personal development of design skills through practice of these skills in a variety of classroom applications : Lessons 4.6, 4.7, 4.8, 4.9 (unit level until those pages land)</w:t>
-      </w:r>
-      <w:r>
-        <w:t xml:space="preserve"> </w:t>
-      </w:r>
-      <w:r>
-        <w:t xml:space="preserve">- CTE PSI 3. Troubleshooting Process (Reactive) a) Implement a formal troubleshooting process to solve a given problem by a. Defining the problem being addressed; b. Identifying criteria and specifications for the desired outcomes or operation; c. Testing and evaluating to isolate the problem; d. Correcting the problem by implementing changes or repairs; e. Validating that the corrective action produced desired outcomes or operation; f. Identifying strategies to prevent future problems : Lesson 4.3 (the six steps on the station cards and the maintenance calendar)</w:t>
+        <w:t xml:space="preserve">; five other module PDFs and NYLearns print</w:t>
+      </w:r>
+      <w:r>
+        <w:t xml:space="preserve"> </w:t>
+      </w:r>
+      <w:r>
+        <w:t xml:space="preserve">“</w:t>
+      </w:r>
+      <w:r>
+        <w:t xml:space="preserve">understand and be able to manage,</w:t>
+      </w:r>
+      <w:r>
+        <w:t xml:space="preserve">”</w:t>
+      </w:r>
+      <w:r>
+        <w:t xml:space="preserve"> </w:t>
+      </w:r>
+      <w:r>
+        <w:t xml:space="preserve">and the crosswalk (E.2) says to use the latter. The PI letters are NYLearns codes; the NYSED print document lists the indicators as bullets. Several landed lesson pages carry their own</w:t>
+      </w:r>
+      <w:r>
+        <w:t xml:space="preserve"> </w:t>
+      </w:r>
+      <w:r>
+        <w:t xml:space="preserve">“</w:t>
+      </w:r>
+      <w:r>
+        <w:t xml:space="preserve">[Sal: confirm against the NYSED PDF]</w:t>
+      </w:r>
+      <w:r>
+        <w:t xml:space="preserve">”</w:t>
+      </w:r>
+      <w:r>
+        <w:t xml:space="preserve"> </w:t>
+      </w:r>
+      <w:r>
+        <w:t xml:space="preserve">note.</w:t>
+      </w:r>
+      <w:r>
+        <w:t xml:space="preserve"> </w:t>
+      </w:r>
+      <w:r>
+        <w:rPr>
+          <w:rStyle w:val="TeacherNote"/>
+        </w:rPr>
+        <w:t xml:space="preserve">[Sal: confirm the Standard 2 and Standard 3 wording against the NYSED PDF once for the whole unit before the standards map goes live; see crosswalk E.4.]</w:t>
+      </w:r>
+    </w:p>
+    <w:p>
+      <w:pPr>
+        <w:pStyle w:val="Heading3"/>
+      </w:pPr>
+      <w:bookmarkStart w:id="36" w:name="cdos-intermediate"/>
+      <w:r>
+        <w:t xml:space="preserve">CDOS (Intermediate)</w:t>
+      </w:r>
+      <w:bookmarkEnd w:id="36"/>
+    </w:p>
+    <w:p>
+      <w:pPr>
+        <w:numPr>
+          <w:ilvl w:val="0"/>
+          <w:numId w:val="1020"/>
+        </w:numPr>
+        <w:pStyle w:val="Compact"/>
+      </w:pPr>
+      <w:r>
+        <w:t xml:space="preserve">CDOS 1 Career Development: Students will be knowledgeable about the world of work, explore career options, and relate personal skills, aptitudes, and abilities to future career decisions. (Lesson 4.16)</w:t>
+      </w:r>
+    </w:p>
+    <w:p>
+      <w:pPr>
+        <w:numPr>
+          <w:ilvl w:val="0"/>
+          <w:numId w:val="1020"/>
+        </w:numPr>
+        <w:pStyle w:val="Compact"/>
+      </w:pPr>
+      <w:r>
+        <w:t xml:space="preserve">CDOS 2 Integrated Learning: Students will demonstrate how academic knowledge and skills are applied in the workplace and other settings. (Unit level: Lessons 4.10, 4.12, 4.13, 4.17, where scale, area, and percent do the work an architect and a designer do every day; Lesson 4.4, watts and gallons)</w:t>
+      </w:r>
+    </w:p>
+    <w:p>
+      <w:pPr>
+        <w:numPr>
+          <w:ilvl w:val="0"/>
+          <w:numId w:val="1020"/>
+        </w:numPr>
+        <w:pStyle w:val="Compact"/>
+      </w:pPr>
+      <w:r>
+        <w:t xml:space="preserve">CDOS 3a Universal Foundation Skills: Students will demonstrate mastery of the foundation skills and competencies essential for success in the workplace. Sub skills used in this unit, as the landed pages print them:</w:t>
+      </w:r>
+    </w:p>
+    <w:p>
+      <w:pPr>
+        <w:numPr>
+          <w:ilvl w:val="1"/>
+          <w:numId w:val="1021"/>
+        </w:numPr>
+        <w:pStyle w:val="Compact"/>
+      </w:pPr>
+      <w:r>
+        <w:t xml:space="preserve">Basic Skills: Students listen to and read the ideas of others and analyze what they hear and read; acquire and use information from a variety of sources; and apply a combination of mathematical operations to solve problems in oral or written form. (Lessons 4.12, 4.17; 4.4, 4.10 at unit level)</w:t>
+      </w:r>
+    </w:p>
+    <w:p>
+      <w:pPr>
+        <w:numPr>
+          <w:ilvl w:val="1"/>
+          <w:numId w:val="1021"/>
+        </w:numPr>
+        <w:pStyle w:val="Compact"/>
+      </w:pPr>
+      <w:r>
+        <w:t xml:space="preserve">Thinking Skills: Students evaluate facts, solve advanced problems, and make decisions by applying logic and reasoning skills. (Lessons 4.1, 4.11; 4.6, 4.7, 4.8, 4.9 at unit level)</w:t>
+      </w:r>
+    </w:p>
+    <w:p>
+      <w:pPr>
+        <w:numPr>
+          <w:ilvl w:val="1"/>
+          <w:numId w:val="1021"/>
+        </w:numPr>
+        <w:pStyle w:val="Compact"/>
+      </w:pPr>
+      <w:r>
+        <w:t xml:space="preserve">Personal Qualities: Students demonstrate an understanding of the relationship between individuals and society and interact with others in a positive manner. (Lesson 4.2)</w:t>
+      </w:r>
+    </w:p>
+    <w:p>
+      <w:pPr>
+        <w:numPr>
+          <w:ilvl w:val="1"/>
+          <w:numId w:val="1021"/>
+        </w:numPr>
+        <w:pStyle w:val="Compact"/>
+      </w:pPr>
+      <w:r>
+        <w:t xml:space="preserve">Interpersonal Skills: Students demonstrate the ability to work with others, present facts that support arguments, listen to dissenting points of view, and reach a shared decision. (Lesson 4.15; 4.8 at unit level)</w:t>
+      </w:r>
+    </w:p>
+    <w:p>
+      <w:pPr>
+        <w:numPr>
+          <w:ilvl w:val="1"/>
+          <w:numId w:val="1021"/>
+        </w:numPr>
+        <w:pStyle w:val="Compact"/>
+      </w:pPr>
+      <w:r>
+        <w:t xml:space="preserve">Technology: Students select and use appropriate technology to complete a task. (Lessons 4.3, 4.14; 4.4 (the watt meter) and 4.10 (the CAD preview) at unit level)</w:t>
+      </w:r>
+    </w:p>
+    <w:p>
+      <w:pPr>
+        <w:numPr>
+          <w:ilvl w:val="1"/>
+          <w:numId w:val="1021"/>
+        </w:numPr>
+        <w:pStyle w:val="Compact"/>
+      </w:pPr>
+      <w:r>
+        <w:t xml:space="preserve">Managing Information: Students select and communicate information in an appropriate format (e.g., oral, written, graphic, pictorial, multimedia). (Unit level: Lessons 4.5, 4.9)</w:t>
+      </w:r>
+    </w:p>
+    <w:p>
+      <w:pPr>
+        <w:numPr>
+          <w:ilvl w:val="1"/>
+          <w:numId w:val="1021"/>
+        </w:numPr>
+        <w:pStyle w:val="Compact"/>
+      </w:pPr>
+      <w:r>
+        <w:t xml:space="preserve">Managing Resources: Students understand the material, human, and financial resources needed to accomplish tasks and activities. (Lesson 4.13)</w:t>
+      </w:r>
+    </w:p>
+    <w:p>
+      <w:pPr>
+        <w:numPr>
+          <w:ilvl w:val="1"/>
+          <w:numId w:val="1021"/>
+        </w:numPr>
+        <w:pStyle w:val="Compact"/>
+      </w:pPr>
+      <w:r>
+        <w:t xml:space="preserve">Systems: Students understand the process of evaluating and modifying systems within an organization. (Unit level: Lessons 4.3, 4.4; a home as a system)</w:t>
+      </w:r>
+    </w:p>
+    <w:p>
+      <w:pPr>
+        <w:pStyle w:val="Heading3"/>
+      </w:pPr>
+      <w:bookmarkStart w:id="37" w:name="Xea1187dc4e65ddb10c6ffd602738d83b0be9c96"/>
+      <w:r>
+        <w:t xml:space="preserve">National FCS 3.0 (LEAD FCS Education, 2018 to 2028; text verbatim from the 3.0 compilation)</w:t>
+      </w:r>
+      <w:bookmarkEnd w:id="37"/>
+    </w:p>
+    <w:p>
+      <w:pPr>
+        <w:pStyle w:val="FirstParagraph"/>
+      </w:pPr>
+      <w:r>
+        <w:t xml:space="preserve">The EDM module block prints only the comprehensive standards 2.0, 3.0, and 11.0 and the content standards 11.1, 11.2, and 11.3. Every competency below is confirmed verbatim in the 3.0 text (crosswalk B.4 and E.1) or in the research file. Where the block’s wording differs from 3.0, the 3.0 wording is cited.</w:t>
       </w:r>
     </w:p>
     <w:p>
@@ -2749,43 +3835,655 @@
         <w:pStyle w:val="BodyText"/>
       </w:pPr>
       <w:r>
-        <w:t xml:space="preserve">Health, Safety, and Wellness:</w:t>
-      </w:r>
-      <w:r>
-        <w:t xml:space="preserve"> </w:t>
-      </w:r>
-      <w:r>
-        <w:t xml:space="preserve">- CTE HSW 3. Personal Safety c) Summarize common causes of intentional and unintentional injury and describe associated prevention strategies : Lessons 4.2, 4.17</w:t>
-      </w:r>
-      <w:r>
-        <w:t xml:space="preserve"> </w:t>
-      </w:r>
-      <w:r>
-        <w:t xml:space="preserve">- CTE HSW 3. Personal Safety d) Explain how an orderly environment promotes reduction of accidents and injury : Lesson 4.1; Lessons 4.10, 4.12 at unit level</w:t>
-      </w:r>
-      <w:r>
-        <w:t xml:space="preserve"> </w:t>
-      </w:r>
-      <w:r>
-        <w:t xml:space="preserve">- CTE HSW 3. Personal Safety e) Develop safety plans and practice emergency responses : Lesson 4.2</w:t>
-      </w:r>
-      <w:r>
-        <w:t xml:space="preserve"> </w:t>
-      </w:r>
-      <w:r>
-        <w:t xml:space="preserve">- CTE HSW 4. Classroom and Workplace Safety c) Apply safety practices when using tools, machines, and equipment : Lesson 4.3; Lesson 4.14 at unit level (the glue gun station and the cutting station)</w:t>
-      </w:r>
-      <w:r>
-        <w:t xml:space="preserve"> </w:t>
-      </w:r>
-      <w:r>
-        <w:t xml:space="preserve">- CTE HSW 4. Classroom and Workplace Safety d) Wear appropriate protective clothing and gear when using tools, machines, and equipment : Lesson 4.3 (safety glasses at the screw board)</w:t>
-      </w:r>
-      <w:r>
-        <w:t xml:space="preserve"> </w:t>
-      </w:r>
-      <w:r>
-        <w:t xml:space="preserve">- CTE HSW 4. Classroom and Workplace Safety g) Understand and follow preplanned procedures in the case of accident or emergency : Lesson 4.2</w:t>
+        <w:t xml:space="preserve">Competencies printed on landed lesson pages:</w:t>
+      </w:r>
+    </w:p>
+    <w:p>
+      <w:pPr>
+        <w:numPr>
+          <w:ilvl w:val="0"/>
+          <w:numId w:val="1022"/>
+        </w:numPr>
+        <w:pStyle w:val="Compact"/>
+      </w:pPr>
+      <w:r>
+        <w:t xml:space="preserve">1.2.7 Examine what keeps school, work, and community settings safe and healthy. (Lessons 4.1, 4.2; the citation for EDM 1. a), b), c))</w:t>
+      </w:r>
+    </w:p>
+    <w:p>
+      <w:pPr>
+        <w:numPr>
+          <w:ilvl w:val="0"/>
+          <w:numId w:val="1022"/>
+        </w:numPr>
+        <w:pStyle w:val="Compact"/>
+      </w:pPr>
+      <w:r>
+        <w:t xml:space="preserve">11.3.5 Examine how housing, interiors, and furnishings affect public health, safety, and welfare. (Lessons 4.2, 4.3; the citation for EDM 1. b))</w:t>
+      </w:r>
+    </w:p>
+    <w:p>
+      <w:pPr>
+        <w:numPr>
+          <w:ilvl w:val="0"/>
+          <w:numId w:val="1022"/>
+        </w:numPr>
+        <w:pStyle w:val="Compact"/>
+      </w:pPr>
+      <w:r>
+        <w:t xml:space="preserve">11.6.5 Defend design choices in terms of the client’s needs, including diversity and culture, and the design process. (Lessons 4.11, 4.15)</w:t>
+      </w:r>
+    </w:p>
+    <w:p>
+      <w:pPr>
+        <w:numPr>
+          <w:ilvl w:val="0"/>
+          <w:numId w:val="1022"/>
+        </w:numPr>
+        <w:pStyle w:val="Compact"/>
+      </w:pPr>
+      <w:r>
+        <w:t xml:space="preserve">11.2.4 Design housing, interiors, and furnishings around how people behave, move, and measure. (Lesson 4.11; the 36-inch path and the 60-inch turning circle)</w:t>
+      </w:r>
+    </w:p>
+    <w:p>
+      <w:pPr>
+        <w:numPr>
+          <w:ilvl w:val="0"/>
+          <w:numId w:val="1022"/>
+        </w:numPr>
+        <w:pStyle w:val="Compact"/>
+      </w:pPr>
+      <w:r>
+        <w:t xml:space="preserve">11.4.3 Draw an interior space to scale using architectural symbols. (Lesson 4.12; the citation for EDM 2. b))</w:t>
+      </w:r>
+    </w:p>
+    <w:p>
+      <w:pPr>
+        <w:numPr>
+          <w:ilvl w:val="0"/>
+          <w:numId w:val="1022"/>
+        </w:numPr>
+        <w:pStyle w:val="Compact"/>
+      </w:pPr>
+      <w:r>
+        <w:t xml:space="preserve">11.4.4 Place furniture with design principles, traffic flow, activity, and the room’s architecture in mind. (Lessons 4.12, 4.14; the citation for EDM 2. a))</w:t>
+      </w:r>
+    </w:p>
+    <w:p>
+      <w:pPr>
+        <w:numPr>
+          <w:ilvl w:val="0"/>
+          <w:numId w:val="1022"/>
+        </w:numPr>
+        <w:pStyle w:val="Compact"/>
+      </w:pPr>
+      <w:r>
+        <w:t xml:space="preserve">11.6.1 Work out what money and resources an interior improvement needs. (Lessons 4.13, 4.17; the citation for EDM 3. a))</w:t>
+      </w:r>
+    </w:p>
+    <w:p>
+      <w:pPr>
+        <w:numPr>
+          <w:ilvl w:val="0"/>
+          <w:numId w:val="1022"/>
+        </w:numPr>
+        <w:pStyle w:val="Compact"/>
+      </w:pPr>
+      <w:r>
+        <w:t xml:space="preserve">2.1.5 Use consumer skills in choices about housing, utilities, and furnishings. (Lesson 4.13; the citation for EDM 3. b))</w:t>
+      </w:r>
+    </w:p>
+    <w:p>
+      <w:pPr>
+        <w:numPr>
+          <w:ilvl w:val="0"/>
+          <w:numId w:val="1022"/>
+        </w:numPr>
+        <w:pStyle w:val="Compact"/>
+      </w:pPr>
+      <w:r>
+        <w:t xml:space="preserve">11.9.1 Show the knowledge and skill to recycle and redesign. (Lesson 4.14; the research file confirmed only 11.9.1 under 11.9, and the page says so)</w:t>
+      </w:r>
+    </w:p>
+    <w:p>
+      <w:pPr>
+        <w:numPr>
+          <w:ilvl w:val="0"/>
+          <w:numId w:val="1022"/>
+        </w:numPr>
+        <w:pStyle w:val="Compact"/>
+      </w:pPr>
+      <w:r>
+        <w:t xml:space="preserve">11.6.4 Critique a design plan against the client’s needs, goals, and resources. (Lesson 4.15; the feedback slips)</w:t>
+      </w:r>
+    </w:p>
+    <w:p>
+      <w:pPr>
+        <w:numPr>
+          <w:ilvl w:val="0"/>
+          <w:numId w:val="1022"/>
+        </w:numPr>
+        <w:pStyle w:val="Compact"/>
+      </w:pPr>
+      <w:r>
+        <w:t xml:space="preserve">11.1.1 Explain what people in housing and interior design careers do. (Lesson 4.16; the citation for EDM 4. a))</w:t>
+      </w:r>
+    </w:p>
+    <w:p>
+      <w:pPr>
+        <w:numPr>
+          <w:ilvl w:val="0"/>
+          <w:numId w:val="1022"/>
+        </w:numPr>
+        <w:pStyle w:val="Compact"/>
+      </w:pPr>
+      <w:r>
+        <w:t xml:space="preserve">1.2.1 Examine possible careers to find what each one requires and offers in knowledge, skills, attitudes, and openings. (Lesson 4.16; the citation for EDM 4. c))</w:t>
+      </w:r>
+    </w:p>
+    <w:p>
+      <w:pPr>
+        <w:numPr>
+          <w:ilvl w:val="0"/>
+          <w:numId w:val="1022"/>
+        </w:numPr>
+        <w:pStyle w:val="Compact"/>
+      </w:pPr>
+      <w:r>
+        <w:t xml:space="preserve">11.2.1 Judge how the elements and principles of design are used in homes and in commercial and residential interiors. (Lesson 4.17; Lessons 4.6, 4.7, 4.9 at unit level; the citation for EDM 2. c))</w:t>
+      </w:r>
+    </w:p>
+    <w:p>
+      <w:pPr>
+        <w:pStyle w:val="FirstParagraph"/>
+      </w:pPr>
+      <w:r>
+        <w:t xml:space="preserve">Competencies the unit carries at unit level (confirmed in the 3.0 text; from the crosswalk rows or Sal’s Color in the Home citation; a lesson page from 4.4 to 4.10 may print them):</w:t>
+      </w:r>
+    </w:p>
+    <w:p>
+      <w:pPr>
+        <w:numPr>
+          <w:ilvl w:val="0"/>
+          <w:numId w:val="1023"/>
+        </w:numPr>
+        <w:pStyle w:val="Compact"/>
+      </w:pPr>
+      <w:r>
+        <w:t xml:space="preserve">2.2.3 Practice habits that conserve, reuse, and recycle so resources and the environment last. (Lessons 4.4, 4.5; the citation for EDM 1. d))</w:t>
+      </w:r>
+    </w:p>
+    <w:p>
+      <w:pPr>
+        <w:numPr>
+          <w:ilvl w:val="0"/>
+          <w:numId w:val="1023"/>
+        </w:numPr>
+        <w:pStyle w:val="Compact"/>
+      </w:pPr>
+      <w:r>
+        <w:t xml:space="preserve">3.4.1 Look into where homes and businesses get energy and water, how waste is handled, and where pollution comes from. (Lessons 4.4, 4.5; the citation for EDM 2. d))</w:t>
+      </w:r>
+    </w:p>
+    <w:p>
+      <w:pPr>
+        <w:numPr>
+          <w:ilvl w:val="0"/>
+          <w:numId w:val="1023"/>
+        </w:numPr>
+        <w:pStyle w:val="Compact"/>
+      </w:pPr>
+      <w:r>
+        <w:t xml:space="preserve">3.4.3 Try out different ways to save energy and cut waste. (Lessons 4.4, 4.5; the citation for EDM 1. d))</w:t>
+      </w:r>
+    </w:p>
+    <w:p>
+      <w:pPr>
+        <w:numPr>
+          <w:ilvl w:val="0"/>
+          <w:numId w:val="1023"/>
+        </w:numPr>
+        <w:pStyle w:val="Compact"/>
+      </w:pPr>
+      <w:r>
+        <w:t xml:space="preserve">3.4.5 Examine roles of government, culture, industry, and family in energy consumption. (Lesson 4.4, the heat pump slide)</w:t>
+      </w:r>
+    </w:p>
+    <w:p>
+      <w:pPr>
+        <w:numPr>
+          <w:ilvl w:val="0"/>
+          <w:numId w:val="1023"/>
+        </w:numPr>
+        <w:pStyle w:val="Compact"/>
+      </w:pPr>
+      <w:r>
+        <w:t xml:space="preserve">2.2.1 Examine the part individuals and families play in current environmental trends and issues. (Lesson 4.5)</w:t>
+      </w:r>
+    </w:p>
+    <w:p>
+      <w:pPr>
+        <w:numPr>
+          <w:ilvl w:val="0"/>
+          <w:numId w:val="1023"/>
+        </w:numPr>
+        <w:pStyle w:val="Compact"/>
+      </w:pPr>
+      <w:r>
+        <w:t xml:space="preserve">2.2.2 Summarize environmental trends and issues affecting families and future generations. (Lessons 4.1, 4.4)</w:t>
+      </w:r>
+    </w:p>
+    <w:p>
+      <w:pPr>
+        <w:numPr>
+          <w:ilvl w:val="0"/>
+          <w:numId w:val="1023"/>
+        </w:numPr>
+        <w:pStyle w:val="Compact"/>
+      </w:pPr>
+      <w:r>
+        <w:t xml:space="preserve">11.2.2 Examine how design elements and principles affect how a person feels in a space. (Lessons 4.7, 4.8; the mood a color and a focal point set)</w:t>
+      </w:r>
+    </w:p>
+    <w:p>
+      <w:pPr>
+        <w:numPr>
+          <w:ilvl w:val="0"/>
+          <w:numId w:val="1023"/>
+        </w:numPr>
+        <w:pStyle w:val="Compact"/>
+      </w:pPr>
+      <w:r>
+        <w:t xml:space="preserve">11.2.3 Examine how design elements and principles shape how a space looks and how it works. (Lessons 4.8, 4.9; from Sal’s Color in the Home citation)</w:t>
+      </w:r>
+    </w:p>
+    <w:p>
+      <w:pPr>
+        <w:numPr>
+          <w:ilvl w:val="0"/>
+          <w:numId w:val="1023"/>
+        </w:numPr>
+        <w:pStyle w:val="Compact"/>
+      </w:pPr>
+      <w:r>
+        <w:t xml:space="preserve">11.4.2 Judge floor plans for efficiency and safety: zones, traffic patterns, storage, and the electrical, plumbing, ventilation, and heating systems. (Lesson 4.10; the crosswalk row for EDM 2. b))</w:t>
+      </w:r>
+    </w:p>
+    <w:p>
+      <w:pPr>
+        <w:numPr>
+          <w:ilvl w:val="0"/>
+          <w:numId w:val="1023"/>
+        </w:numPr>
+        <w:pStyle w:val="Compact"/>
+      </w:pPr>
+      <w:r>
+        <w:t xml:space="preserve">11.4.5 Apply building codes, universal design guidelines, and regulations in space planning and arrangement of furniture and furnishings. (Lessons 4.10, 4.12; the traffic flow rules)</w:t>
+      </w:r>
+    </w:p>
+    <w:p>
+      <w:pPr>
+        <w:numPr>
+          <w:ilvl w:val="0"/>
+          <w:numId w:val="1023"/>
+        </w:numPr>
+        <w:pStyle w:val="Compact"/>
+      </w:pPr>
+      <w:r>
+        <w:t xml:space="preserve">11.4.6 Demonstrate graphic communication skills (CAD, PowerPoint, sketching). (Lessons 4.10, 4.14; the daily sketch, the elevation, and the CAD preview)</w:t>
+      </w:r>
+    </w:p>
+    <w:p>
+      <w:pPr>
+        <w:numPr>
+          <w:ilvl w:val="0"/>
+          <w:numId w:val="1023"/>
+        </w:numPr>
+        <w:pStyle w:val="Compact"/>
+      </w:pPr>
+      <w:r>
+        <w:t xml:space="preserve">11.3.3 Demonstrate measuring, estimating, ordering, purchasing, pricing, and repurposing skills. (Lessons 4.12, 4.13)</w:t>
+      </w:r>
+    </w:p>
+    <w:p>
+      <w:pPr>
+        <w:numPr>
+          <w:ilvl w:val="0"/>
+          <w:numId w:val="1023"/>
+        </w:numPr>
+        <w:pStyle w:val="Compact"/>
+      </w:pPr>
+      <w:r>
+        <w:t xml:space="preserve">11.3.4 Appraise various interior furnishings, finishes, fixtures, appliances, and equipment to provide cost and quality choices for clients. (Lesson 4.13; the crosswalk row for EDM 3. b))</w:t>
+      </w:r>
+    </w:p>
+    <w:p>
+      <w:pPr>
+        <w:numPr>
+          <w:ilvl w:val="0"/>
+          <w:numId w:val="1023"/>
+        </w:numPr>
+        <w:pStyle w:val="Compact"/>
+      </w:pPr>
+      <w:r>
+        <w:t xml:space="preserve">11.5.5 Predict where design in architecture, interiors, and furnishings is heading. (Lesson 4.16, printed on the lesson page; the crosswalk row for EDM 2. e))</w:t>
+      </w:r>
+    </w:p>
+    <w:p>
+      <w:pPr>
+        <w:numPr>
+          <w:ilvl w:val="0"/>
+          <w:numId w:val="1023"/>
+        </w:numPr>
+        <w:pStyle w:val="Compact"/>
+      </w:pPr>
+      <w:r>
+        <w:t xml:space="preserve">11.1.2 Analyze career paths and opportunities for employment and entrepreneurial endeavors. (Lesson 4.16; the contractor and the one-person design business)</w:t>
+      </w:r>
+    </w:p>
+    <w:p>
+      <w:pPr>
+        <w:numPr>
+          <w:ilvl w:val="0"/>
+          <w:numId w:val="1023"/>
+        </w:numPr>
+        <w:pStyle w:val="Compact"/>
+      </w:pPr>
+      <w:r>
+        <w:t xml:space="preserve">11.1.3 Summarize education, training, and credentialing requirements and opportunities for career paths in housing and interior design. (Lesson 4.16; the three paths; the crosswalk row for EDM 4. b))</w:t>
+      </w:r>
+    </w:p>
+    <w:p>
+      <w:pPr>
+        <w:numPr>
+          <w:ilvl w:val="0"/>
+          <w:numId w:val="1023"/>
+        </w:numPr>
+        <w:pStyle w:val="Compact"/>
+      </w:pPr>
+      <w:r>
+        <w:t xml:space="preserve">11.1.7 Analyze the attitudes, traits, and values of professional responsibility, accountability and effectiveness required for careers in housing and interior design. (Lesson 4.16; the crosswalk row for EDM 4. c))</w:t>
+      </w:r>
+    </w:p>
+    <w:p>
+      <w:pPr>
+        <w:pStyle w:val="FirstParagraph"/>
+      </w:pPr>
+      <w:r>
+        <w:t xml:space="preserve">Content standards cited at the content-standard level only, as the module block does:</w:t>
+      </w:r>
+    </w:p>
+    <w:p>
+      <w:pPr>
+        <w:numPr>
+          <w:ilvl w:val="0"/>
+          <w:numId w:val="1024"/>
+        </w:numPr>
+        <w:pStyle w:val="Compact"/>
+      </w:pPr>
+      <w:r>
+        <w:t xml:space="preserve">11.2 Evaluate housing and design concepts and theories, including sustainability and universal design, in relation to available resources and options. (Lesson 4.1 prints it. The block prints</w:t>
+      </w:r>
+      <w:r>
+        <w:t xml:space="preserve"> </w:t>
+      </w:r>
+      <w:r>
+        <w:t xml:space="preserve">“</w:t>
+      </w:r>
+      <w:r>
+        <w:t xml:space="preserve">housing and design theories and concepts</w:t>
+      </w:r>
+      <w:r>
+        <w:t xml:space="preserve">”</w:t>
+      </w:r>
+      <w:r>
+        <w:t xml:space="preserve">; the 3.0 wording is cited.)</w:t>
+      </w:r>
+    </w:p>
+    <w:p>
+      <w:pPr>
+        <w:numPr>
+          <w:ilvl w:val="0"/>
+          <w:numId w:val="1024"/>
+        </w:numPr>
+        <w:pStyle w:val="Compact"/>
+      </w:pPr>
+      <w:r>
+        <w:t xml:space="preserve">11.3 Apply residential and commercial interior design knowledge, skills and processes to meet specific design needs. (Unit level. The block prints</w:t>
+      </w:r>
+      <w:r>
+        <w:t xml:space="preserve"> </w:t>
+      </w:r>
+      <w:r>
+        <w:t xml:space="preserve">“</w:t>
+      </w:r>
+      <w:r>
+        <w:t xml:space="preserve">Apply interior design knowledge, skills, and processes</w:t>
+      </w:r>
+      <w:r>
+        <w:t xml:space="preserve">”</w:t>
+      </w:r>
+      <w:r>
+        <w:t xml:space="preserve">; the 3.0 wording is cited.)</w:t>
+      </w:r>
+    </w:p>
+    <w:p>
+      <w:pPr>
+        <w:numPr>
+          <w:ilvl w:val="0"/>
+          <w:numId w:val="1024"/>
+        </w:numPr>
+        <w:pStyle w:val="Compact"/>
+      </w:pPr>
+      <w:r>
+        <w:t xml:space="preserve">5.2 Demonstrate planning, organizing, and maintaining an efficient operation of residential or commercial facilities. (Lesson 4.3 prints it; Area 5 competencies were not extracted in the research file, so 5.2 is cited as a content standard only.)</w:t>
+      </w:r>
+    </w:p>
+    <w:p>
+      <w:pPr>
+        <w:pStyle w:val="FirstParagraph"/>
+      </w:pPr>
+      <w:r>
+        <w:t xml:space="preserve">Not cited: 5.6.x. The brief listed 5.6 competencies as candidates for this unit; in the 3.0 text 5.6 is</w:t>
+      </w:r>
+      <w:r>
+        <w:t xml:space="preserve"> </w:t>
+      </w:r>
+      <w:r>
+        <w:t xml:space="preserve">“</w:t>
+      </w:r>
+      <w:r>
+        <w:t xml:space="preserve">Demonstrate laundering processes aligned with industry standards and regulations,</w:t>
+      </w:r>
+      <w:r>
+        <w:t xml:space="preserve">”</w:t>
+      </w:r>
+      <w:r>
+        <w:t xml:space="preserve"> </w:t>
+      </w:r>
+      <w:r>
+        <w:t xml:space="preserve">which belongs to Unit 5, and the research file holds no Area 5 competencies below the content-standard level. Lessons 4.2 and 4.3 say the same in their own notes. Nothing in this unit cites a 5.6 number. Credit LEAD FCS Education on the site.</w:t>
+      </w:r>
+    </w:p>
+    <w:p>
+      <w:pPr>
+        <w:pStyle w:val="Heading3"/>
+      </w:pPr>
+      <w:bookmarkStart w:id="38" w:name="Xe7e02fc07658bb3738e33c5a8f09ddff3c2c881"/>
+      <w:r>
+        <w:t xml:space="preserve">Career Ready Practices (as the EDM module lists them; wording from the extract)</w:t>
+      </w:r>
+      <w:bookmarkEnd w:id="38"/>
+    </w:p>
+    <w:p>
+      <w:pPr>
+        <w:numPr>
+          <w:ilvl w:val="0"/>
+          <w:numId w:val="1025"/>
+        </w:numPr>
+        <w:pStyle w:val="Compact"/>
+      </w:pPr>
+      <w:r>
+        <w:t xml:space="preserve">CRP 2. Apply appropriate academic and technical skills (the EDM PDF prints</w:t>
+      </w:r>
+      <w:r>
+        <w:t xml:space="preserve"> </w:t>
+      </w:r>
+      <w:r>
+        <w:t xml:space="preserve">“</w:t>
+      </w:r>
+      <w:r>
+        <w:t xml:space="preserve">Apply appropriate and academic and technical skills</w:t>
+      </w:r>
+      <w:r>
+        <w:t xml:space="preserve">”</w:t>
+      </w:r>
+      <w:r>
+        <w:t xml:space="preserve">; the crosswalk (D.4) says to use the N&amp;W wording)</w:t>
+      </w:r>
+    </w:p>
+    <w:p>
+      <w:pPr>
+        <w:numPr>
+          <w:ilvl w:val="0"/>
+          <w:numId w:val="1025"/>
+        </w:numPr>
+        <w:pStyle w:val="Compact"/>
+      </w:pPr>
+      <w:r>
+        <w:t xml:space="preserve">CRP 3. Attend to personal health and financial well-being</w:t>
+      </w:r>
+    </w:p>
+    <w:p>
+      <w:pPr>
+        <w:numPr>
+          <w:ilvl w:val="0"/>
+          <w:numId w:val="1025"/>
+        </w:numPr>
+        <w:pStyle w:val="Compact"/>
+      </w:pPr>
+      <w:r>
+        <w:t xml:space="preserve">CRP 5. Consider environmental, social, and economic impacts of decisions</w:t>
+      </w:r>
+    </w:p>
+    <w:p>
+      <w:pPr>
+        <w:numPr>
+          <w:ilvl w:val="0"/>
+          <w:numId w:val="1025"/>
+        </w:numPr>
+        <w:pStyle w:val="Compact"/>
+      </w:pPr>
+      <w:r>
+        <w:t xml:space="preserve">CRP 6. Demonstrate creativity and innovation</w:t>
+      </w:r>
+    </w:p>
+    <w:p>
+      <w:pPr>
+        <w:numPr>
+          <w:ilvl w:val="0"/>
+          <w:numId w:val="1025"/>
+        </w:numPr>
+        <w:pStyle w:val="Compact"/>
+      </w:pPr>
+      <w:r>
+        <w:t xml:space="preserve">CRP 7. Employ valid and reliable research strategies</w:t>
+      </w:r>
+    </w:p>
+    <w:p>
+      <w:pPr>
+        <w:numPr>
+          <w:ilvl w:val="0"/>
+          <w:numId w:val="1025"/>
+        </w:numPr>
+        <w:pStyle w:val="Compact"/>
+      </w:pPr>
+      <w:r>
+        <w:t xml:space="preserve">CRP 8. Utilize critical thinking to make sense of problems and persevere in solving them</w:t>
+      </w:r>
+    </w:p>
+    <w:p>
+      <w:pPr>
+        <w:numPr>
+          <w:ilvl w:val="0"/>
+          <w:numId w:val="1025"/>
+        </w:numPr>
+        <w:pStyle w:val="Compact"/>
+      </w:pPr>
+      <w:r>
+        <w:t xml:space="preserve">CRP 10. Plan education and career paths aligned to personal goals</w:t>
+      </w:r>
+    </w:p>
+    <w:p>
+      <w:pPr>
+        <w:pStyle w:val="FirstParagraph"/>
+      </w:pPr>
+      <w:r>
+        <w:t xml:space="preserve">Career Ready Practices are a secondary citation on the unit page only; the CCTC source text has not been fetched (crosswalk E.2).</w:t>
+      </w:r>
+    </w:p>
+    <w:p>
+      <w:pPr>
+        <w:pStyle w:val="Heading2"/>
+      </w:pPr>
+      <w:bookmarkStart w:id="39" w:name="project"/>
+      <w:r>
+        <w:t xml:space="preserve">8. Project</w:t>
+      </w:r>
+      <w:bookmarkEnd w:id="39"/>
+    </w:p>
+    <w:p>
+      <w:pPr>
+        <w:pStyle w:val="FirstParagraph"/>
+      </w:pPr>
+      <w:r>
+        <w:rPr>
+          <w:b/>
+        </w:rPr>
+        <w:t xml:space="preserve">Name:</w:t>
+      </w:r>
+      <w:r>
+        <w:t xml:space="preserve"> </w:t>
+      </w:r>
+      <w:r>
+        <w:t xml:space="preserve">Design a Room. Full sheet in</w:t>
+      </w:r>
+      <w:r>
+        <w:t xml:space="preserve"> </w:t>
+      </w:r>
+      <w:r>
+        <w:rPr>
+          <w:rStyle w:val="VerbatimChar"/>
+        </w:rPr>
+        <w:t xml:space="preserve">Project 04 - Design a Room.md</w:t>
+      </w:r>
+      <w:r>
+        <w:t xml:space="preserve"> </w:t>
+      </w:r>
+      <w:r>
+        <w:t xml:space="preserve">(handed out with Rubric 04 in Lesson 4.11 so nothing on the rubric is a surprise, reread in 4.14 Day 3 and 4.15); rubric in</w:t>
+      </w:r>
+      <w:r>
+        <w:t xml:space="preserve"> </w:t>
+      </w:r>
+      <w:r>
+        <w:rPr>
+          <w:rStyle w:val="VerbatimChar"/>
+        </w:rPr>
+        <w:t xml:space="preserve">Rubric 04 - Design a Room.md</w:t>
+      </w:r>
+      <w:r>
+        <w:t xml:space="preserve">.</w:t>
+      </w:r>
+      <w:r>
+        <w:t xml:space="preserve"> </w:t>
+      </w:r>
+      <w:r>
+        <w:rPr>
+          <w:rStyle w:val="TeacherNote"/>
+        </w:rPr>
+        <w:t xml:space="preserve">[Sal: the Project 04 sheet is the authority on the client cards, the caps, the deliverables, and the due date if it says otherwise.]</w:t>
       </w:r>
     </w:p>
     <w:p>
@@ -2793,25 +4491,31 @@
         <w:pStyle w:val="BodyText"/>
       </w:pPr>
       <w:r>
-        <w:t xml:space="preserve">Financial and Consumer Literacy:</w:t>
-      </w:r>
-      <w:r>
-        <w:t xml:space="preserve"> </w:t>
-      </w:r>
-      <w:r>
-        <w:t xml:space="preserve">- CTE FCL 4. Buying Goods and Services c) Develop a spending and savings plan (budget) based on income and expenses : Lessons 4.13, 4.17</w:t>
-      </w:r>
-      <w:r>
-        <w:t xml:space="preserve"> </w:t>
-      </w:r>
-      <w:r>
-        <w:t xml:space="preserve">- CTE FCL 4. Buying Goods and Services f) Apply a decision-making model to maximize consumer satisfaction when purchasing goods and services : Lesson 4.13; Lesson 4.5 at unit level</w:t>
-      </w:r>
-      <w:r>
-        <w:t xml:space="preserve"> </w:t>
-      </w:r>
-      <w:r>
-        <w:t xml:space="preserve">- CTE FCL 4. Buying Goods and Services g) Compare local, national, and global resources for obtaining goods and services : Lesson 4.13 (unit level; the three price columns)</w:t>
+        <w:rPr>
+          <w:b/>
+        </w:rPr>
+        <w:t xml:space="preserve">The scenario:</w:t>
+      </w:r>
+      <w:r>
+        <w:t xml:space="preserve"> </w:t>
+      </w:r>
+      <w:r>
+        <w:t xml:space="preserve">Every student is a designer with one client, and the client is not them. In Lesson 4.11 each table reads six client cards aloud; each card has a person, a room with its dimensions, a budget, must-haves, nice-to-haves, and one rule that cannot be broken. The landed lesson names the Okafor card (a grandfather who uses a walker, likes blue, needs a 36-inch path from the door to the bed and a chair with arms) and the Rivera card (a wheelchair user; every path is 36 inches and that number is not up for discussion), a shared sibling room (Luz, eight, is the sister who is not the main client), a baby’s room with a crib, a tiny house couple, and an entry with a coat hook that has to work for everyone. Two paths: Design Your Own Bedroom for a client (a room refresh, $400 cap: the walls and floor are there, the money buys furniture, storage, light, paint, and finish) or Tiny House (the state’s own illustrative activity; the harder path, $1,500 for the interior, with a kitchen and a bathroom to fit and a loft drawn as a second plan). A student may switch cards up to the end of Lesson 4.12 Day 1 with no penalty.</w:t>
+      </w:r>
+      <w:r>
+        <w:t xml:space="preserve"> </w:t>
+      </w:r>
+      <w:r>
+        <w:rPr>
+          <w:rStyle w:val="TeacherNote"/>
+        </w:rPr>
+        <w:t xml:space="preserve">[Sal: the caps are marked [update]</w:t>
+      </w:r>
+      <w:r>
+        <w:t xml:space="preserve"> </w:t>
+      </w:r>
+      <w:r>
+        <w:t xml:space="preserve">on Lesson 4.13; set them once and put the same numbers on the client cards, the project sheet, and the rubric.]</w:t>
       </w:r>
     </w:p>
     <w:p>
@@ -2819,43 +4523,16 @@
         <w:pStyle w:val="BodyText"/>
       </w:pPr>
       <w:r>
-        <w:t xml:space="preserve">Career and Community Opportunities:</w:t>
-      </w:r>
-      <w:r>
-        <w:t xml:space="preserve"> </w:t>
-      </w:r>
-      <w:r>
-        <w:t xml:space="preserve">- CTE CCO 2. Career Clusters a) Identify and use career resources to obtain information about careers and employment trends : Lesson 4.16</w:t>
-      </w:r>
-      <w:r>
-        <w:t xml:space="preserve"> </w:t>
-      </w:r>
-      <w:r>
-        <w:t xml:space="preserve">- CTE CCO 4. Career Plans b) Assess personal characteristics such as interests, abilities, and aptitudes in relation to characteristics associated with careers of interest : Lesson 4.16</w:t>
-      </w:r>
-      <w:r>
-        <w:t xml:space="preserve"> </w:t>
-      </w:r>
-      <w:r>
-        <w:t xml:space="preserve">- CTE CCO 1. The Work World c) Compare the similarities and differences among home, school, community, and work environments : Lesson 4.1 (unit level; the crosswalk row for EDM 1. a); the page prints HSW 3. d) and SUS 1. b) instead)</w:t>
-      </w:r>
-      <w:r>
-        <w:t xml:space="preserve"> </w:t>
-      </w:r>
-      <w:r>
-        <w:t xml:space="preserve">- CTE CCO 1. The Work World d) Identify changes likely to occur in home, school, and community environments that will likely change work environments in the future : Lesson 4.16 (printed on the lesson page; the crosswalk row for EDM 2. e))</w:t>
-      </w:r>
-      <w:r>
-        <w:t xml:space="preserve"> </w:t>
-      </w:r>
-      <w:r>
-        <w:t xml:space="preserve">- CTE CCO 3. Employability Skills a) Identify personal characteristics such as abilities, interests, and values and examine how they might impact career choices : Lesson 4.16 (unit level; the self-check)</w:t>
-      </w:r>
-      <w:r>
-        <w:t xml:space="preserve"> </w:t>
-      </w:r>
-      <w:r>
-        <w:t xml:space="preserve">- CTE CCO 4. Career Plans a) Examine potential career choices to determine knowledge, skills, and abilities associated with each : Lesson 4.16 (unit level; the Project Chain sheet)</w:t>
+        <w:rPr>
+          <w:b/>
+        </w:rPr>
+        <w:t xml:space="preserve">Deliverables (the turn-in stack, in the order Lesson 4.15 sets):</w:t>
+      </w:r>
+      <w:r>
+        <w:t xml:space="preserve"> </w:t>
+      </w:r>
+      <w:r>
+        <w:t xml:space="preserve">(1) the client card; (2) the Needs and Wants List with every card line sorted, two hidden needs, and the design problem sentence "___ needs a room that ___ within ___"; (3) the scale plan at 1/2 inch = 1 foot (tiny house teams may use 1/4 inch on letter paper) with the door swing, windows, closet, scale, and client name, the 30 cut-out pieces glued down in zones, every path shaded and measured in inches, the turning circle if the client uses a wheelchair, the peer review checklist, and on the back two changes made and one suggestion rejected, with reasons; (4) the Budget Sheet: every piece on the plan priced from the 40-item catalog in a new, secondhand, or DIY column, sales tax at the county rate, a running total at or under the cap, the trade-off box, and three purchase justifications; (5) Rubric 04 with the self-assessment row filled, one score and one line of evidence per criterion; (6) the four feedback slips collected from the cup at the team’s station; (7) each student’s floor-plan do-now stack, stapled in order with the name on the first sheet. The model stays on the shelf: a shoebox or foam board box at a stated scale that matches the plan, furniture built from scrap to scale, the color scheme from Lesson 4.8’s color card applied, one texture, a GREEN label and a SAFE label each with a reason for this client, and the justification card for the biggest design choice. The pitch is live: five parts in 60 seconds to a classmate holding the client card, then one client question answered in one sentence.</w:t>
       </w:r>
     </w:p>
     <w:p>
@@ -2863,37 +4540,16 @@
         <w:pStyle w:val="BodyText"/>
       </w:pPr>
       <w:r>
-        <w:t xml:space="preserve">Communication and Interpersonal Relationships:</w:t>
-      </w:r>
-      <w:r>
-        <w:t xml:space="preserve"> </w:t>
-      </w:r>
-      <w:r>
-        <w:t xml:space="preserve">- CTE CIR 1. Communication f) Demonstrate personal development of communication skills through practice of these skills in a variety of classroom applications : Lesson 4.15; Lesson 4.8 at unit level (the 30-second pitch)</w:t>
-      </w:r>
-      <w:r>
-        <w:t xml:space="preserve"> </w:t>
-      </w:r>
-      <w:r>
-        <w:t xml:space="preserve">- CTE CIR 2. Listening c) Show understanding of active listening and feedback techniques : Lesson 4.15 (unit level; the client’s question and the feedback slips)</w:t>
-      </w:r>
-    </w:p>
-    <w:p>
-      <w:pPr>
-        <w:pStyle w:val="Heading3"/>
-      </w:pPr>
-      <w:bookmarkStart w:id="35" w:name="nys-facs-learning-standards-intermediate"/>
-      <w:r>
-        <w:t xml:space="preserve">NYS FACS Learning Standards (Intermediate)</w:t>
-      </w:r>
-      <w:bookmarkEnd w:id="35"/>
-    </w:p>
-    <w:p>
-      <w:pPr>
-        <w:pStyle w:val="FirstParagraph"/>
-      </w:pPr>
-      <w:r>
-        <w:t xml:space="preserve">The state’s EDM module lists Standards 2 and 3. Every landed lesson except 4.13 and 4.16 cites Standard 2 with PI B; 4.13 cites Standard 3 with PI C and 4.16 cites Standard 3 with PI E, as the crosswalk’s EDM rows assign them.</w:t>
+        <w:rPr>
+          <w:b/>
+        </w:rPr>
+        <w:t xml:space="preserve">Steps by day:</w:t>
+      </w:r>
+      <w:r>
+        <w:t xml:space="preserve"> </w:t>
+      </w:r>
+      <w:r>
+        <w:t xml:space="preserve">Day 1 (Lesson 4.11, day 106): the Okafor card read as a designer reads it; the six cards read aloud; the client, the path, and alone or a team of two chosen; the Needs and Wants List; the design problem sentence, swapped and questioned. Days 2 and 3 (4.12, days 107 and 108): the tape strips on the floor; the outline at project scale from the card’s numbers; zones and cut-outs, needs first, traced or taped; the traffic flow rules; every path shaded and measured; the peer review checklist; revise, glue, and write the two changes and the rejection. Day 4 (4.13, day 109): the catalog, the three columns, the tax, the running total, the trade-off box, three justifications with the five-step model. Days 5 to 7 (4.14, days 110 to 112): the box measured and marked to the plan and the walls up; furniture from scrap in ninety seconds each, the floor covering, the color scheme and one texture; the GREEN and SAFE labels, the justification card, the self-score on criterion 4. Day 8 (4.15, day 113): the pitch planner and one rehearsal; two rounds of pitches at the stations with assigned clients; the gallery walk with four slips; the self-assessment row; the turn-in stack. Anything unfinished on the labels finishes in the first ten minutes of 4.15; late projects take the one-level drop the grading plan sets, never a zero.</w:t>
       </w:r>
     </w:p>
     <w:p>
@@ -2904,25 +4560,13 @@
         <w:rPr>
           <w:b/>
         </w:rPr>
-        <w:t xml:space="preserve">Standard 2: A Safe and Healthy Environment.</w:t>
-      </w:r>
-      <w:r>
-        <w:t xml:space="preserve"> </w:t>
-      </w:r>
-      <w:r>
-        <w:t xml:space="preserve">Students will acquire the knowledge and ability necessary to create and maintain a safe and healthy environment.</w:t>
-      </w:r>
-      <w:r>
-        <w:t xml:space="preserve"> </w:t>
-      </w:r>
-      <w:r>
-        <w:t xml:space="preserve">Key Idea: Students will know the basic principles of home and community safety. They can demonstrate the skills necessary to maintain their homes and workplaces in a safe and comfortable condition. They can provide a safe and nurturing environment for themselves and others.</w:t>
-      </w:r>
-      <w:r>
-        <w:t xml:space="preserve"> </w:t>
-      </w:r>
-      <w:r>
-        <w:t xml:space="preserve">- PI B: Students know the basics of managing a safe and healthy home. (Lessons 4.1, 4.2, 4.3, 4.11, 4.12, 4.14, 4.15, 4.17 as printed; 4.6 to 4.10 at unit level; the citation for EDM 1. a), 1. b), 1. c), and 2. a) through 2. e))</w:t>
+        <w:t xml:space="preserve">Group or individual:</w:t>
+      </w:r>
+      <w:r>
+        <w:t xml:space="preserve"> </w:t>
+      </w:r>
+      <w:r>
+        <w:t xml:space="preserve">alone or a team of two, chosen by the student with my veto (or assigned by client card in a class that cannot handle choosing). A team turns in one plan, one Budget Sheet, one model, one rubric, and two do-now stacks; every teammate says at least one part of the pitch. A student who cannot build submits the isometric grid drawing from the build guide in place of the model, scored on the same criterion.</w:t>
       </w:r>
     </w:p>
     <w:p>
@@ -2933,43 +4577,13 @@
         <w:rPr>
           <w:b/>
         </w:rPr>
-        <w:t xml:space="preserve">Standard 3: Resource Management.</w:t>
-      </w:r>
-      <w:r>
-        <w:t xml:space="preserve"> </w:t>
-      </w:r>
-      <w:r>
-        <w:t xml:space="preserve">Students will understand and be able to manage their personal and community resources.</w:t>
-      </w:r>
-      <w:r>
-        <w:t xml:space="preserve"> </w:t>
-      </w:r>
-      <w:r>
-        <w:t xml:space="preserve">Key Idea: Students will understand and be able to manage personal resources of talent, time, energy, and money and make effective decisions in order to balance their obligations to work, family, and self.</w:t>
-      </w:r>
-      <w:r>
-        <w:t xml:space="preserve"> </w:t>
-      </w:r>
-      <w:r>
-        <w:t xml:space="preserve">- PI A: Students understand how the family can provide for the economic, physical, and emotional needs of its members. (Lesson 4.1, unit level: housing needs across the lifespan and the three-generation family on the listings sheet)</w:t>
-      </w:r>
-      <w:r>
-        <w:t xml:space="preserve"> </w:t>
-      </w:r>
-      <w:r>
-        <w:t xml:space="preserve">- PI B: Students understand the resources available to them, make informed decisions about the use of those resources, and know some ways to expand resources. (Lessons 4.4, 4.5 at unit level; the citation for EDM 1. d) and 3. b))</w:t>
-      </w:r>
-      <w:r>
-        <w:t xml:space="preserve"> </w:t>
-      </w:r>
-      <w:r>
-        <w:t xml:space="preserve">- PI C: Students are able to budget their time and money. (Lesson 4.13; the citation for EDM 3. a))</w:t>
-      </w:r>
-      <w:r>
-        <w:t xml:space="preserve"> </w:t>
-      </w:r>
-      <w:r>
-        <w:t xml:space="preserve">- PI E: Students identify their own abilities and interests as possible guides to career choice. (Lesson 4.16; the citation for EDM 4. a), b), c))</w:t>
+        <w:t xml:space="preserve">Choice built in:</w:t>
+      </w:r>
+      <w:r>
+        <w:t xml:space="preserve"> </w:t>
+      </w:r>
+      <w:r>
+        <w:t xml:space="preserve">the client card and the path; alone or a team; new, secondhand, or DIY for every piece; the model medium (a shoebox, foam board, or the isometric drawing); a larger scale (1 inch = 1 foot on 11 by 17) for a student who needs it; the pitch read from the planner, given to the teacher alone at the station, or given with a teammate reading while the student points; the color scheme from the student’s own Lesson 4.8 card or one of the three on the build guide.</w:t>
       </w:r>
     </w:p>
     <w:p>
@@ -2977,7 +4591,57 @@
         <w:pStyle w:val="BodyText"/>
       </w:pPr>
       <w:r>
-        <w:t xml:space="preserve">The EDM module PDF prints Standard 3 as</w:t>
+        <w:rPr>
+          <w:b/>
+        </w:rPr>
+        <w:t xml:space="preserve">ELL and IEP supports:</w:t>
+      </w:r>
+      <w:r>
+        <w:t xml:space="preserve"> </w:t>
+      </w:r>
+      <w:r>
+        <w:t xml:space="preserve">the client cards carry a picture line at the top (a walker, a desk, a coat hook, a crib, a tiny house, a wheelchair) so the client can be identified before the text is read; the Needs and Wants List, the plan guide, and the pitch planner carry sentence frames and the key words in Turkish, Portuguese, and Spanish (</w:t>
+      </w:r>
+      <w:r>
+        <w:rPr>
+          <w:rStyle w:val="VerbatimChar"/>
+        </w:rPr>
+        <w:t xml:space="preserve">Vocabulary 04.md</w:t>
+      </w:r>
+      <w:r>
+        <w:t xml:space="preserve">), marked</w:t>
+      </w:r>
+      <w:r>
+        <w:t xml:space="preserve"> </w:t>
+      </w:r>
+      <w:r>
+        <w:rPr>
+          <w:rStyle w:val="TeacherNote"/>
+        </w:rPr>
+        <w:t xml:space="preserve">[check with a native speaker];</w:t>
+      </w:r>
+      <w:r>
+        <w:t xml:space="preserve"> </w:t>
+      </w:r>
+      <w:r>
+        <w:t xml:space="preserve">the problem sentence may be written in the home language first; the room outline can be pre-drawn and the furniture pre-cut; a printed tax table on the back of the Budget Sheet and a calculator; pre-cut wall pieces and pre-folded bed and desk blanks; a student who cannot use scissors or glue safely directs a partner’s hands and owns the labels and the justification; two feedback slips instead of four; extended time into the next lesson at every step (the list into 4.12, the revision into 4.13, the budget into 4.14, the labels into 4.15, the self-assessment into 4.16).</w:t>
+      </w:r>
+    </w:p>
+    <w:p>
+      <w:pPr>
+        <w:pStyle w:val="BodyText"/>
+      </w:pPr>
+      <w:r>
+        <w:rPr>
+          <w:b/>
+        </w:rPr>
+        <w:t xml:space="preserve">How it is presented:</w:t>
+      </w:r>
+      <w:r>
+        <w:t xml:space="preserve"> </w:t>
+      </w:r>
+      <w:r>
+        <w:t xml:space="preserve">Lesson 4.15. Stations are set so no two teams with the same client card sit together, and each team is assigned a</w:t>
       </w:r>
       <w:r>
         <w:t xml:space="preserve"> </w:t>
@@ -2986,22 +4650,22 @@
         <w:t xml:space="preserve">“</w:t>
       </w:r>
       <w:r>
-        <w:t xml:space="preserve">understand and can manage</w:t>
+        <w:t xml:space="preserve">client,</w:t>
       </w:r>
       <w:r>
         <w:t xml:space="preserve">”</w:t>
       </w:r>
       <w:r>
-        <w:t xml:space="preserve">; five other module PDFs and NYLearns print</w:t>
-      </w:r>
-      <w:r>
-        <w:t xml:space="preserve"> </w:t>
+        <w:t xml:space="preserve"> </w:t>
+      </w:r>
+      <w:r>
+        <w:t xml:space="preserve">a student from another team who holds the card and listens as that person. Half the teams pitch while the other half are clients; at sixty seconds the timer sounds and the pitch stops; the client asks one question from the card (</w:t>
       </w:r>
       <w:r>
         <w:t xml:space="preserve">“</w:t>
       </w:r>
       <w:r>
-        <w:t xml:space="preserve">understand and be able to manage,</w:t>
+        <w:t xml:space="preserve">Where do I put my walker at night?</w:t>
       </w:r>
       <w:r>
         <w:t xml:space="preserve">”</w:t>
@@ -3010,25 +4674,34 @@
         <w:t xml:space="preserve"> </w:t>
       </w:r>
       <w:r>
-        <w:t xml:space="preserve">and the crosswalk (E.2) says to use the latter. The PI letters are NYLearns codes; the NYSED print document lists the indicators as bullets. Several landed lesson pages carry their own</w:t>
-      </w:r>
-      <w:r>
-        <w:t xml:space="preserve"> </w:t>
-      </w:r>
-      <w:r>
         <w:t xml:space="preserve">“</w:t>
       </w:r>
       <w:r>
-        <w:t xml:space="preserve">[Sal: confirm against the NYSED PDF]</w:t>
+        <w:t xml:space="preserve">Can I reach the closet rod?</w:t>
       </w:r>
       <w:r>
         <w:t xml:space="preserve">”</w:t>
       </w:r>
       <w:r>
-        <w:t xml:space="preserve"> </w:t>
-      </w:r>
-      <w:r>
-        <w:t xml:space="preserve">note.</w:t>
+        <w:t xml:space="preserve">); the team answers in one sentence; then the halves swap. Then everyone walks: at four models that are not their own client, read the card, look at the plan and the model, and fill a slip with two stars (two things this design does for its client, specific) and one step.</w:t>
+      </w:r>
+      <w:r>
+        <w:t xml:space="preserve"> </w:t>
+      </w:r>
+      <w:r>
+        <w:t xml:space="preserve">“</w:t>
+      </w:r>
+      <w:r>
+        <w:t xml:space="preserve">I like it</w:t>
+      </w:r>
+      <w:r>
+        <w:t xml:space="preserve">”</w:t>
+      </w:r>
+      <w:r>
+        <w:t xml:space="preserve"> </w:t>
+      </w:r>
+      <w:r>
+        <w:t xml:space="preserve">does not count. A local interior designer, architect, or contractor as a guest client for the period, asking the questions, is the best version of this lesson (Section 12). The grade is the rubric: criterion 1 the client fit, from the Needs and Wants List and the pitch; 2 the plan; 3 the Budget Sheet; 4 the model and the design principles, from the model and the Day 3 clipboard check; 5 the pitch, from the clipboard checklist and the self-assessment, where a self-score within one level of mine on every line is one of the Exceeds conditions. A plain model with a plan that fits the client and a budget that adds up scores higher than a beautiful model that ignored the brief. I say that on day 1 of the project and again before the pitches.</w:t>
       </w:r>
       <w:r>
         <w:t xml:space="preserve"> </w:t>
@@ -3037,377 +4710,170 @@
         <w:rPr>
           <w:rStyle w:val="TeacherNote"/>
         </w:rPr>
-        <w:t xml:space="preserve">[Sal: confirm the Standard 2 and Standard 3 wording against the NYSED PDF once for the whole unit before the standards map goes live; see crosswalk E.4.]</w:t>
-      </w:r>
-    </w:p>
-    <w:p>
-      <w:pPr>
-        <w:pStyle w:val="Heading3"/>
-      </w:pPr>
-      <w:bookmarkStart w:id="36" w:name="cdos-intermediate"/>
-      <w:r>
-        <w:t xml:space="preserve">CDOS (Intermediate)</w:t>
-      </w:r>
-      <w:bookmarkEnd w:id="36"/>
-    </w:p>
-    <w:p>
-      <w:pPr>
-        <w:numPr>
-          <w:ilvl w:val="0"/>
-          <w:numId w:val="1006"/>
-        </w:numPr>
-        <w:pStyle w:val="Compact"/>
-      </w:pPr>
-      <w:r>
-        <w:t xml:space="preserve">CDOS 1 Career Development: Students will be knowledgeable about the world of work, explore career options, and relate personal skills, aptitudes, and abilities to future career decisions. (Lesson 4.16)</w:t>
-      </w:r>
-    </w:p>
-    <w:p>
-      <w:pPr>
-        <w:numPr>
-          <w:ilvl w:val="0"/>
-          <w:numId w:val="1006"/>
-        </w:numPr>
-        <w:pStyle w:val="Compact"/>
-      </w:pPr>
-      <w:r>
-        <w:t xml:space="preserve">CDOS 2 Integrated Learning: Students will demonstrate how academic knowledge and skills are applied in the workplace and other settings. (Unit level: Lessons 4.10, 4.12, 4.13, 4.17, where scale, area, and percent do the work an architect and a designer do every day; Lesson 4.4, watts and gallons)</w:t>
-      </w:r>
-    </w:p>
-    <w:p>
-      <w:pPr>
-        <w:numPr>
-          <w:ilvl w:val="0"/>
-          <w:numId w:val="1006"/>
-        </w:numPr>
-        <w:pStyle w:val="Compact"/>
-      </w:pPr>
-      <w:r>
-        <w:t xml:space="preserve">CDOS 3a Universal Foundation Skills: Students will demonstrate mastery of the foundation skills and competencies essential for success in the workplace. Sub skills used in this unit, as the landed pages print them:</w:t>
+        <w:t xml:space="preserve">[Sal: your Dream Home Challenge packet was the seed of this project; Rubric 04 adds the client, the measured paths, the budget math with tax, and the GREEN and SAFE labels your packet did not score. Photograph every finished model, no names, no faces; Lesson 4.14 says why.]</w:t>
+      </w:r>
+    </w:p>
+    <w:p>
+      <w:pPr>
+        <w:pStyle w:val="Heading2"/>
+      </w:pPr>
+      <w:bookmarkStart w:id="40" w:name="assessment-plan"/>
+      <w:r>
+        <w:t xml:space="preserve">9. Assessment plan</w:t>
+      </w:r>
+      <w:bookmarkEnd w:id="40"/>
+    </w:p>
+    <w:p>
+      <w:pPr>
+        <w:numPr>
+          <w:ilvl w:val="0"/>
+          <w:numId w:val="1026"/>
+        </w:numPr>
+        <w:pStyle w:val="Compact"/>
+      </w:pPr>
+      <w:r>
+        <w:rPr>
+          <w:b/>
+        </w:rPr>
+        <w:t xml:space="preserve">Formative (daily):</w:t>
+      </w:r>
+      <w:r>
+        <w:t xml:space="preserve"> </w:t>
+      </w:r>
+      <w:r>
+        <w:t xml:space="preserve">the do now (the floor-plan sketch from day 104 on), a check for understanding in every lesson (thumbs, a clipboard walk with a yes or no per student, a tool tray pass, a cold call), a 3-2-1 or one-line exit card most days, the station cards initialed at the repair stations (4.3), the audit checklist (4.4), the peer review checklist on the plan (4.12), the Budget Sheet exit card (4.13), and the Day 3 clipboard check on the model (4.14). All daily work is scored complete, partial, or missing.</w:t>
+      </w:r>
+    </w:p>
+    <w:p>
+      <w:pPr>
+        <w:numPr>
+          <w:ilvl w:val="0"/>
+          <w:numId w:val="1026"/>
+        </w:numPr>
+        <w:pStyle w:val="Compact"/>
+      </w:pPr>
+      <w:r>
+        <w:rPr>
+          <w:b/>
+        </w:rPr>
+        <w:t xml:space="preserve">Formal at the end of each topic:</w:t>
       </w:r>
     </w:p>
     <w:p>
       <w:pPr>
         <w:numPr>
           <w:ilvl w:val="1"/>
-          <w:numId w:val="1007"/>
-        </w:numPr>
-        <w:pStyle w:val="Compact"/>
-      </w:pPr>
-      <w:r>
-        <w:t xml:space="preserve">Basic Skills: Students listen to and read the ideas of others and analyze what they hear and read; acquire and use information from a variety of sources; and apply a combination of mathematical operations to solve problems in oral or written form. (Lessons 4.12, 4.17; 4.4, 4.10 at unit level)</w:t>
+          <w:numId w:val="1027"/>
+        </w:numPr>
+        <w:pStyle w:val="Compact"/>
+      </w:pPr>
+      <w:r>
+        <w:t xml:space="preserve">Topic 4.1:</w:t>
+      </w:r>
+      <w:r>
+        <w:t xml:space="preserve"> </w:t>
+      </w:r>
+      <w:r>
+        <w:rPr>
+          <w:rStyle w:val="VerbatimChar"/>
+        </w:rPr>
+        <w:t xml:space="preserve">Assessment 04.1 - Home Safety and Conservation Quiz.md</w:t>
+      </w:r>
+      <w:r>
+        <w:t xml:space="preserve">, given in the last 15 minutes of Lesson 4.5 (day 97). It covers Lessons 4.1 to 4.5: the landed lessons say the seven jobs of a home, a scenario built from the two argued family matches, the breaker item, and the drain item are on it, with hazards by room, the emergency plan, energy and water at home, and reduce, reuse, recycle from the rest. Retake after a review for anyone under the file’s cut score.</w:t>
+      </w:r>
+      <w:r>
+        <w:t xml:space="preserve"> </w:t>
+      </w:r>
+      <w:r>
+        <w:rPr>
+          <w:rStyle w:val="TeacherNote"/>
+        </w:rPr>
+        <w:t xml:space="preserve">[Sal: the item count and points are in the file; reconcile this line to it when it lands.]</w:t>
       </w:r>
     </w:p>
     <w:p>
       <w:pPr>
         <w:numPr>
           <w:ilvl w:val="1"/>
-          <w:numId w:val="1007"/>
-        </w:numPr>
-        <w:pStyle w:val="Compact"/>
-      </w:pPr>
-      <w:r>
-        <w:t xml:space="preserve">Thinking Skills: Students evaluate facts, solve advanced problems, and make decisions by applying logic and reasoning skills. (Lessons 4.1, 4.11; 4.6, 4.7, 4.8, 4.9 at unit level)</w:t>
+          <w:numId w:val="1027"/>
+        </w:numPr>
+        <w:pStyle w:val="Compact"/>
+      </w:pPr>
+      <w:r>
+        <w:t xml:space="preserve">Topic 4.2: two checks. The Color in the Home frosting lab (Lesson 4.8, day 102), scored on the Lab Rubric pattern printed inside that lesson (the three lesson objectives plus a safety and sanitation row, 1 to 4 each, 16 points; the pattern is</w:t>
+      </w:r>
+      <w:r>
+        <w:t xml:space="preserve"> </w:t>
+      </w:r>
+      <w:r>
+        <w:rPr>
+          <w:rStyle w:val="VerbatimChar"/>
+        </w:rPr>
+        <w:t xml:space="preserve">Rubric 01 - Lab Rubric.md</w:t>
+      </w:r>
+      <w:r>
+        <w:t xml:space="preserve">, and the descriptors come from Sal’s original: a labeled wheel, at least one visible tint and one visible shade on the mixing plate, a wall panel and a justification that match the Room Card’s mood with a family or function reason). And</w:t>
+      </w:r>
+      <w:r>
+        <w:t xml:space="preserve"> </w:t>
+      </w:r>
+      <w:r>
+        <w:rPr>
+          <w:rStyle w:val="VerbatimChar"/>
+        </w:rPr>
+        <w:t xml:space="preserve">Assessment 04.2 - Design Vocabulary Check.md</w:t>
+      </w:r>
+      <w:r>
+        <w:t xml:space="preserve">, given in the last 12 minutes of Lesson 4.10 Day 2 (day 105): the elements, the principles, the color words, and the floor plan symbols, matched and applied to one room picture. The vocabulary check is the ticket to the client cards the next day.</w:t>
       </w:r>
     </w:p>
     <w:p>
       <w:pPr>
         <w:numPr>
           <w:ilvl w:val="1"/>
-          <w:numId w:val="1007"/>
-        </w:numPr>
-        <w:pStyle w:val="Compact"/>
-      </w:pPr>
-      <w:r>
-        <w:t xml:space="preserve">Personal Qualities: Students demonstrate an understanding of the relationship between individuals and society and interact with others in a positive manner. (Lesson 4.2)</w:t>
+          <w:numId w:val="1027"/>
+        </w:numPr>
+        <w:pStyle w:val="Compact"/>
+      </w:pPr>
+      <w:r>
+        <w:t xml:space="preserve">Topic 4.3: the project, scored on</w:t>
+      </w:r>
+      <w:r>
+        <w:t xml:space="preserve"> </w:t>
+      </w:r>
+      <w:r>
+        <w:rPr>
+          <w:rStyle w:val="VerbatimChar"/>
+        </w:rPr>
+        <w:t xml:space="preserve">Rubric 04 - Design a Room.md</w:t>
+      </w:r>
+      <w:r>
+        <w:t xml:space="preserve"> </w:t>
+      </w:r>
+      <w:r>
+        <w:t xml:space="preserve">after Lesson 4.15 (day 113): criterion 1 from the Needs and Wants List and the pitch, 2 from the plan, 3 from the Budget Sheet, 4 from the model and the Day 3 clipboard check, 5 from the pitch clipboard and the self-assessment row.</w:t>
+      </w:r>
+      <w:r>
+        <w:t xml:space="preserve"> </w:t>
+      </w:r>
+      <w:r>
+        <w:rPr>
+          <w:rStyle w:val="TeacherNote"/>
+        </w:rPr>
+        <w:t xml:space="preserve">[Sal: the rubric file sets the levels and the points; if it reads differently from this line, the rubric wins.]</w:t>
       </w:r>
     </w:p>
     <w:p>
       <w:pPr>
         <w:numPr>
           <w:ilvl w:val="1"/>
-          <w:numId w:val="1007"/>
-        </w:numPr>
-        <w:pStyle w:val="Compact"/>
-      </w:pPr>
-      <w:r>
-        <w:t xml:space="preserve">Interpersonal Skills: Students demonstrate the ability to work with others, present facts that support arguments, listen to dissenting points of view, and reach a shared decision. (Lesson 4.15; 4.8 at unit level)</w:t>
-      </w:r>
-    </w:p>
-    <w:p>
-      <w:pPr>
-        <w:numPr>
-          <w:ilvl w:val="1"/>
-          <w:numId w:val="1007"/>
-        </w:numPr>
-        <w:pStyle w:val="Compact"/>
-      </w:pPr>
-      <w:r>
-        <w:t xml:space="preserve">Technology: Students select and use appropriate technology to complete a task. (Lessons 4.3, 4.14; 4.4 (the watt meter) and 4.10 (the CAD preview) at unit level)</w:t>
-      </w:r>
-    </w:p>
-    <w:p>
-      <w:pPr>
-        <w:numPr>
-          <w:ilvl w:val="1"/>
-          <w:numId w:val="1007"/>
-        </w:numPr>
-        <w:pStyle w:val="Compact"/>
-      </w:pPr>
-      <w:r>
-        <w:t xml:space="preserve">Managing Information: Students select and communicate information in an appropriate format (e.g., oral, written, graphic, pictorial, multimedia). (Unit level: Lessons 4.5, 4.9)</w:t>
-      </w:r>
-    </w:p>
-    <w:p>
-      <w:pPr>
-        <w:numPr>
-          <w:ilvl w:val="1"/>
-          <w:numId w:val="1007"/>
-        </w:numPr>
-        <w:pStyle w:val="Compact"/>
-      </w:pPr>
-      <w:r>
-        <w:t xml:space="preserve">Managing Resources: Students understand the material, human, and financial resources needed to accomplish tasks and activities. (Lesson 4.13)</w:t>
-      </w:r>
-    </w:p>
-    <w:p>
-      <w:pPr>
-        <w:numPr>
-          <w:ilvl w:val="1"/>
-          <w:numId w:val="1007"/>
-        </w:numPr>
-        <w:pStyle w:val="Compact"/>
-      </w:pPr>
-      <w:r>
-        <w:t xml:space="preserve">Systems: Students understand the process of evaluating and modifying systems within an organization. (Unit level: Lessons 4.3, 4.4; a home as a system)</w:t>
-      </w:r>
-    </w:p>
-    <w:p>
-      <w:pPr>
-        <w:pStyle w:val="Heading3"/>
-      </w:pPr>
-      <w:bookmarkStart w:id="37" w:name="Xea1187dc4e65ddb10c6ffd602738d83b0be9c96"/>
-      <w:r>
-        <w:t xml:space="preserve">National FCS 3.0 (LEAD FCS Education, 2018 to 2028; text verbatim from the 3.0 compilation)</w:t>
-      </w:r>
-      <w:bookmarkEnd w:id="37"/>
-    </w:p>
-    <w:p>
-      <w:pPr>
-        <w:pStyle w:val="FirstParagraph"/>
-      </w:pPr>
-      <w:r>
-        <w:t xml:space="preserve">The EDM module block prints only the comprehensive standards 2.0, 3.0, and 11.0 and the content standards 11.1, 11.2, and 11.3. Every competency below is confirmed verbatim in the 3.0 text (crosswalk B.4 and E.1) or in the research file. Where the block’s wording differs from 3.0, the 3.0 wording is cited.</w:t>
-      </w:r>
-    </w:p>
-    <w:p>
-      <w:pPr>
-        <w:pStyle w:val="BodyText"/>
-      </w:pPr>
-      <w:r>
-        <w:t xml:space="preserve">Competencies printed on landed lesson pages:</w:t>
-      </w:r>
-      <w:r>
-        <w:t xml:space="preserve"> </w:t>
-      </w:r>
-      <w:r>
-        <w:t xml:space="preserve">- 1.2.7 Examine what keeps school, work, and community settings safe and healthy. (Lessons 4.1, 4.2; the citation for EDM 1. a), b), c))</w:t>
-      </w:r>
-      <w:r>
-        <w:t xml:space="preserve"> </w:t>
-      </w:r>
-      <w:r>
-        <w:t xml:space="preserve">- 11.3.5 Examine how housing, interiors, and furnishings affect public health, safety, and welfare. (Lessons 4.2, 4.3; the citation for EDM 1. b))</w:t>
-      </w:r>
-      <w:r>
-        <w:t xml:space="preserve"> </w:t>
-      </w:r>
-      <w:r>
-        <w:t xml:space="preserve">- 11.6.5 Defend design choices in terms of the client’s needs, including diversity and culture, and the design process. (Lessons 4.11, 4.15)</w:t>
-      </w:r>
-      <w:r>
-        <w:t xml:space="preserve"> </w:t>
-      </w:r>
-      <w:r>
-        <w:t xml:space="preserve">- 11.2.4 Design housing, interiors, and furnishings around how people behave, move, and measure. (Lesson 4.11; the 36-inch path and the 60-inch turning circle)</w:t>
-      </w:r>
-      <w:r>
-        <w:t xml:space="preserve"> </w:t>
-      </w:r>
-      <w:r>
-        <w:t xml:space="preserve">- 11.4.3 Draw an interior space to scale using architectural symbols. (Lesson 4.12; the citation for EDM 2. b))</w:t>
-      </w:r>
-      <w:r>
-        <w:t xml:space="preserve"> </w:t>
-      </w:r>
-      <w:r>
-        <w:t xml:space="preserve">- 11.4.4 Place furniture with design principles, traffic flow, activity, and the room’s architecture in mind. (Lessons 4.12, 4.14; the citation for EDM 2. a))</w:t>
-      </w:r>
-      <w:r>
-        <w:t xml:space="preserve"> </w:t>
-      </w:r>
-      <w:r>
-        <w:t xml:space="preserve">- 11.6.1 Work out what money and resources an interior improvement needs. (Lessons 4.13, 4.17; the citation for EDM 3. a))</w:t>
-      </w:r>
-      <w:r>
-        <w:t xml:space="preserve"> </w:t>
-      </w:r>
-      <w:r>
-        <w:t xml:space="preserve">- 2.1.5 Use consumer skills in choices about housing, utilities, and furnishings. (Lesson 4.13; the citation for EDM 3. b))</w:t>
-      </w:r>
-      <w:r>
-        <w:t xml:space="preserve"> </w:t>
-      </w:r>
-      <w:r>
-        <w:t xml:space="preserve">- 11.9.1 Show the knowledge and skill to recycle and redesign. (Lesson 4.14; the research file confirmed only 11.9.1 under 11.9, and the page says so)</w:t>
-      </w:r>
-      <w:r>
-        <w:t xml:space="preserve"> </w:t>
-      </w:r>
-      <w:r>
-        <w:t xml:space="preserve">- 11.6.4 Critique a design plan against the client’s needs, goals, and resources. (Lesson 4.15; the feedback slips)</w:t>
-      </w:r>
-      <w:r>
-        <w:t xml:space="preserve"> </w:t>
-      </w:r>
-      <w:r>
-        <w:t xml:space="preserve">- 11.1.1 Explain what people in housing and interior design careers do. (Lesson 4.16; the citation for EDM 4. a))</w:t>
-      </w:r>
-      <w:r>
-        <w:t xml:space="preserve"> </w:t>
-      </w:r>
-      <w:r>
-        <w:t xml:space="preserve">- 1.2.1 Examine possible careers to find what each one requires and offers in knowledge, skills, attitudes, and openings. (Lesson 4.16; the citation for EDM 4. c))</w:t>
-      </w:r>
-      <w:r>
-        <w:t xml:space="preserve"> </w:t>
-      </w:r>
-      <w:r>
-        <w:t xml:space="preserve">- 11.2.1 Judge how the elements and principles of design are used in homes and in commercial and residential interiors. (Lesson 4.17; Lessons 4.6, 4.7, 4.9 at unit level; the citation for EDM 2. c))</w:t>
-      </w:r>
-    </w:p>
-    <w:p>
-      <w:pPr>
-        <w:pStyle w:val="BodyText"/>
-      </w:pPr>
-      <w:r>
-        <w:t xml:space="preserve">Competencies the unit carries at unit level (confirmed in the 3.0 text; from the crosswalk rows or Sal’s Color in the Home citation; a lesson page from 4.4 to 4.10 may print them):</w:t>
-      </w:r>
-      <w:r>
-        <w:t xml:space="preserve"> </w:t>
-      </w:r>
-      <w:r>
-        <w:t xml:space="preserve">- 2.2.3 Practice habits that conserve, reuse, and recycle so resources and the environment last. (Lessons 4.4, 4.5; the citation for EDM 1. d))</w:t>
-      </w:r>
-      <w:r>
-        <w:t xml:space="preserve"> </w:t>
-      </w:r>
-      <w:r>
-        <w:t xml:space="preserve">- 3.4.1 Look into where homes and businesses get energy and water, how waste is handled, and where pollution comes from. (Lessons 4.4, 4.5; the citation for EDM 2. d))</w:t>
-      </w:r>
-      <w:r>
-        <w:t xml:space="preserve"> </w:t>
-      </w:r>
-      <w:r>
-        <w:t xml:space="preserve">- 3.4.3 Try out different ways to save energy and cut waste. (Lessons 4.4, 4.5; the citation for EDM 1. d))</w:t>
-      </w:r>
-      <w:r>
-        <w:t xml:space="preserve"> </w:t>
-      </w:r>
-      <w:r>
-        <w:t xml:space="preserve">- 3.4.5 Examine roles of government, culture, industry, and family in energy consumption. (Lesson 4.4, the heat pump slide)</w:t>
-      </w:r>
-      <w:r>
-        <w:t xml:space="preserve"> </w:t>
-      </w:r>
-      <w:r>
-        <w:t xml:space="preserve">- 2.2.1 Examine the part individuals and families play in current environmental trends and issues. (Lesson 4.5)</w:t>
-      </w:r>
-      <w:r>
-        <w:t xml:space="preserve"> </w:t>
-      </w:r>
-      <w:r>
-        <w:t xml:space="preserve">- 2.2.2 Summarize environmental trends and issues affecting families and future generations. (Lessons 4.1, 4.4)</w:t>
-      </w:r>
-      <w:r>
-        <w:t xml:space="preserve"> </w:t>
-      </w:r>
-      <w:r>
-        <w:t xml:space="preserve">- 11.2.2 Examine how design elements and principles affect how a person feels in a space. (Lessons 4.7, 4.8; the mood a color and a focal point set)</w:t>
-      </w:r>
-      <w:r>
-        <w:t xml:space="preserve"> </w:t>
-      </w:r>
-      <w:r>
-        <w:t xml:space="preserve">- 11.2.3 Examine how design elements and principles shape how a space looks and how it works. (Lessons 4.8, 4.9; from Sal’s Color in the Home citation)</w:t>
-      </w:r>
-      <w:r>
-        <w:t xml:space="preserve"> </w:t>
-      </w:r>
-      <w:r>
-        <w:t xml:space="preserve">- 11.4.2 Judge floor plans for efficiency and safety: zones, traffic patterns, storage, and the electrical, plumbing, ventilation, and heating systems. (Lesson 4.10; the crosswalk row for EDM 2. b))</w:t>
-      </w:r>
-      <w:r>
-        <w:t xml:space="preserve"> </w:t>
-      </w:r>
-      <w:r>
-        <w:t xml:space="preserve">- 11.4.5 Apply building codes, universal design guidelines, and regulations in space planning and arrangement of furniture and furnishings. (Lessons 4.10, 4.12; the traffic flow rules)</w:t>
-      </w:r>
-      <w:r>
-        <w:t xml:space="preserve"> </w:t>
-      </w:r>
-      <w:r>
-        <w:t xml:space="preserve">- 11.4.6 Demonstrate graphic communication skills (CAD, PowerPoint, sketching). (Lessons 4.10, 4.14; the daily sketch, the elevation, and the CAD preview)</w:t>
-      </w:r>
-      <w:r>
-        <w:t xml:space="preserve"> </w:t>
-      </w:r>
-      <w:r>
-        <w:t xml:space="preserve">- 11.3.3 Demonstrate measuring, estimating, ordering, purchasing, pricing, and repurposing skills. (Lessons 4.12, 4.13)</w:t>
-      </w:r>
-      <w:r>
-        <w:t xml:space="preserve"> </w:t>
-      </w:r>
-      <w:r>
-        <w:t xml:space="preserve">- 11.3.4 Appraise various interior furnishings, finishes, fixtures, appliances, and equipment to provide cost and quality choices for clients. (Lesson 4.13; the crosswalk row for EDM 3. b))</w:t>
-      </w:r>
-      <w:r>
-        <w:t xml:space="preserve"> </w:t>
-      </w:r>
-      <w:r>
-        <w:t xml:space="preserve">- 11.5.5 Predict where design in architecture, interiors, and furnishings is heading. (Lesson 4.16, printed on the lesson page; the crosswalk row for EDM 2. e))</w:t>
-      </w:r>
-      <w:r>
-        <w:t xml:space="preserve"> </w:t>
-      </w:r>
-      <w:r>
-        <w:t xml:space="preserve">- 11.1.2 Analyze career paths and opportunities for employment and entrepreneurial endeavors. (Lesson 4.16; the contractor and the one-person design business)</w:t>
-      </w:r>
-      <w:r>
-        <w:t xml:space="preserve"> </w:t>
-      </w:r>
-      <w:r>
-        <w:t xml:space="preserve">- 11.1.3 Summarize education, training, and credentialing requirements and opportunities for career paths in housing and interior design. (Lesson 4.16; the three paths; the crosswalk row for EDM 4. b))</w:t>
-      </w:r>
-      <w:r>
-        <w:t xml:space="preserve"> </w:t>
-      </w:r>
-      <w:r>
-        <w:t xml:space="preserve">- 11.1.7 Analyze the attitudes, traits, and values of professional responsibility, accountability and effectiveness required for careers in housing and interior design. (Lesson 4.16; the crosswalk row for EDM 4. c))</w:t>
-      </w:r>
-    </w:p>
-    <w:p>
-      <w:pPr>
-        <w:pStyle w:val="BodyText"/>
-      </w:pPr>
-      <w:r>
-        <w:t xml:space="preserve">Content standards cited at the content-standard level only, as the module block does:</w:t>
-      </w:r>
-      <w:r>
-        <w:t xml:space="preserve"> </w:t>
-      </w:r>
-      <w:r>
-        <w:t xml:space="preserve">- 11.2 Evaluate housing and design concepts and theories, including sustainability and universal design, in relation to available resources and options. (Lesson 4.1 prints it. The block prints</w:t>
+          <w:numId w:val="1027"/>
+        </w:numPr>
+        <w:pStyle w:val="Compact"/>
+      </w:pPr>
+      <w:r>
+        <w:t xml:space="preserve">Topic 4.4: the Project Chain sheet and the</w:t>
       </w:r>
       <w:r>
         <w:t xml:space="preserve"> </w:t>
@@ -3416,210 +4882,31 @@
         <w:t xml:space="preserve">“</w:t>
       </w:r>
       <w:r>
-        <w:t xml:space="preserve">housing and design theories and concepts</w:t>
+        <w:t xml:space="preserve">would I like this</w:t>
       </w:r>
       <w:r>
         <w:t xml:space="preserve">”</w:t>
       </w:r>
       <w:r>
-        <w:t xml:space="preserve">; the 3.0 wording is cited.)</w:t>
-      </w:r>
-      <w:r>
-        <w:t xml:space="preserve"> </w:t>
-      </w:r>
-      <w:r>
-        <w:t xml:space="preserve">- 11.3 Apply residential and commercial interior design knowledge, skills and processes to meet specific design needs. (Unit level. The block prints</w:t>
-      </w:r>
-      <w:r>
-        <w:t xml:space="preserve"> </w:t>
-      </w:r>
-      <w:r>
-        <w:t xml:space="preserve">“</w:t>
-      </w:r>
-      <w:r>
-        <w:t xml:space="preserve">Apply interior design knowledge, skills, and processes</w:t>
-      </w:r>
-      <w:r>
-        <w:t xml:space="preserve">”</w:t>
-      </w:r>
-      <w:r>
-        <w:t xml:space="preserve">; the 3.0 wording is cited.)</w:t>
-      </w:r>
-      <w:r>
-        <w:t xml:space="preserve"> </w:t>
-      </w:r>
-      <w:r>
-        <w:t xml:space="preserve">- 5.2 Demonstrate planning, organizing, and maintaining an efficient operation of residential or commercial facilities. (Lesson 4.3 prints it; Area 5 competencies were not extracted in the research file, so 5.2 is cited as a content standard only.)</w:t>
-      </w:r>
-    </w:p>
-    <w:p>
-      <w:pPr>
-        <w:pStyle w:val="BodyText"/>
-      </w:pPr>
-      <w:r>
-        <w:t xml:space="preserve">Not cited: 5.6.x. The brief listed 5.6 competencies as candidates for this unit; in the 3.0 text 5.6 is</w:t>
-      </w:r>
-      <w:r>
-        <w:t xml:space="preserve"> </w:t>
-      </w:r>
-      <w:r>
-        <w:t xml:space="preserve">“</w:t>
-      </w:r>
-      <w:r>
-        <w:t xml:space="preserve">Demonstrate laundering processes aligned with industry standards and regulations,</w:t>
-      </w:r>
-      <w:r>
-        <w:t xml:space="preserve">”</w:t>
-      </w:r>
-      <w:r>
-        <w:t xml:space="preserve"> </w:t>
-      </w:r>
-      <w:r>
-        <w:t xml:space="preserve">which belongs to Unit 5, and the research file holds no Area 5 competencies below the content-standard level. Lessons 4.2 and 4.3 say the same in their own notes. Nothing in this unit cites a 5.6 number. Credit LEAD FCS Education on the site.</w:t>
-      </w:r>
-    </w:p>
-    <w:p>
-      <w:pPr>
-        <w:pStyle w:val="Heading3"/>
-      </w:pPr>
-      <w:bookmarkStart w:id="38" w:name="Xe7e02fc07658bb3738e33c5a8f09ddff3c2c881"/>
-      <w:r>
-        <w:t xml:space="preserve">Career Ready Practices (as the EDM module lists them; wording from the extract)</w:t>
-      </w:r>
-      <w:bookmarkEnd w:id="38"/>
-    </w:p>
-    <w:p>
-      <w:pPr>
-        <w:numPr>
-          <w:ilvl w:val="0"/>
-          <w:numId w:val="1008"/>
-        </w:numPr>
-        <w:pStyle w:val="Compact"/>
-      </w:pPr>
-      <w:r>
-        <w:t xml:space="preserve">CRP 2. Apply appropriate academic and technical skills (the EDM PDF prints</w:t>
-      </w:r>
-      <w:r>
-        <w:t xml:space="preserve"> </w:t>
-      </w:r>
-      <w:r>
-        <w:t xml:space="preserve">“</w:t>
-      </w:r>
-      <w:r>
-        <w:t xml:space="preserve">Apply appropriate and academic and technical skills</w:t>
-      </w:r>
-      <w:r>
-        <w:t xml:space="preserve">”</w:t>
-      </w:r>
-      <w:r>
-        <w:t xml:space="preserve">; the crosswalk (D.4) says to use the N&amp;W wording)</w:t>
-      </w:r>
-    </w:p>
-    <w:p>
-      <w:pPr>
-        <w:numPr>
-          <w:ilvl w:val="0"/>
-          <w:numId w:val="1008"/>
-        </w:numPr>
-        <w:pStyle w:val="Compact"/>
-      </w:pPr>
-      <w:r>
-        <w:t xml:space="preserve">CRP 3. Attend to personal health and financial well-being</w:t>
-      </w:r>
-    </w:p>
-    <w:p>
-      <w:pPr>
-        <w:numPr>
-          <w:ilvl w:val="0"/>
-          <w:numId w:val="1008"/>
-        </w:numPr>
-        <w:pStyle w:val="Compact"/>
-      </w:pPr>
-      <w:r>
-        <w:t xml:space="preserve">CRP 5. Consider environmental, social, and economic impacts of decisions</w:t>
-      </w:r>
-    </w:p>
-    <w:p>
-      <w:pPr>
-        <w:numPr>
-          <w:ilvl w:val="0"/>
-          <w:numId w:val="1008"/>
-        </w:numPr>
-        <w:pStyle w:val="Compact"/>
-      </w:pPr>
-      <w:r>
-        <w:t xml:space="preserve">CRP 6. Demonstrate creativity and innovation</w:t>
-      </w:r>
-    </w:p>
-    <w:p>
-      <w:pPr>
-        <w:numPr>
-          <w:ilvl w:val="0"/>
-          <w:numId w:val="1008"/>
-        </w:numPr>
-        <w:pStyle w:val="Compact"/>
-      </w:pPr>
-      <w:r>
-        <w:t xml:space="preserve">CRP 7. Employ valid and reliable research strategies</w:t>
-      </w:r>
-    </w:p>
-    <w:p>
-      <w:pPr>
-        <w:numPr>
-          <w:ilvl w:val="0"/>
-          <w:numId w:val="1008"/>
-        </w:numPr>
-        <w:pStyle w:val="Compact"/>
-      </w:pPr>
-      <w:r>
-        <w:t xml:space="preserve">CRP 8. Utilize critical thinking to make sense of problems and persevere in solving them</w:t>
-      </w:r>
-    </w:p>
-    <w:p>
-      <w:pPr>
-        <w:numPr>
-          <w:ilvl w:val="0"/>
-          <w:numId w:val="1008"/>
-        </w:numPr>
-        <w:pStyle w:val="Compact"/>
-      </w:pPr>
-      <w:r>
-        <w:t xml:space="preserve">CRP 10. Plan education and career paths aligned to personal goals</w:t>
-      </w:r>
-    </w:p>
-    <w:p>
-      <w:pPr>
-        <w:pStyle w:val="FirstParagraph"/>
-      </w:pPr>
-      <w:r>
-        <w:t xml:space="preserve">Career Ready Practices are a secondary citation on the unit page only; the CCTC source text has not been fetched (crosswalk E.2).</w:t>
-      </w:r>
-    </w:p>
-    <w:p>
-      <w:pPr>
-        <w:pStyle w:val="Heading2"/>
-      </w:pPr>
-      <w:bookmarkStart w:id="39" w:name="project"/>
-      <w:r>
-        <w:t xml:space="preserve">8. Project</w:t>
-      </w:r>
-      <w:bookmarkEnd w:id="39"/>
-    </w:p>
-    <w:p>
-      <w:pPr>
-        <w:pStyle w:val="FirstParagraph"/>
+        <w:t xml:space="preserve"> </w:t>
+      </w:r>
+      <w:r>
+        <w:t xml:space="preserve">self-check, scored complete, partial, or missing as daily work, and the unit test.</w:t>
+      </w:r>
+    </w:p>
+    <w:p>
+      <w:pPr>
+        <w:numPr>
+          <w:ilvl w:val="0"/>
+          <w:numId w:val="1026"/>
+        </w:numPr>
+        <w:pStyle w:val="Compact"/>
       </w:pPr>
       <w:r>
         <w:rPr>
           <w:b/>
         </w:rPr>
-        <w:t xml:space="preserve">Name:</w:t>
-      </w:r>
-      <w:r>
-        <w:t xml:space="preserve"> </w:t>
-      </w:r>
-      <w:r>
-        <w:t xml:space="preserve">Design a Room. Full sheet in</w:t>
+        <w:t xml:space="preserve">Unit test:</w:t>
       </w:r>
       <w:r>
         <w:t xml:space="preserve"> </w:t>
@@ -3628,25 +4915,10 @@
         <w:rPr>
           <w:rStyle w:val="VerbatimChar"/>
         </w:rPr>
-        <w:t xml:space="preserve">Project 04 - Design a Room.md</w:t>
-      </w:r>
-      <w:r>
-        <w:t xml:space="preserve"> </w:t>
-      </w:r>
-      <w:r>
-        <w:t xml:space="preserve">(handed out with Rubric 04 in Lesson 4.11 so nothing on the rubric is a surprise, reread in 4.14 Day 3 and 4.15); rubric in</w:t>
-      </w:r>
-      <w:r>
-        <w:t xml:space="preserve"> </w:t>
-      </w:r>
-      <w:r>
-        <w:rPr>
-          <w:rStyle w:val="VerbatimChar"/>
-        </w:rPr>
-        <w:t xml:space="preserve">Rubric 04 - Design a Room.md</w:t>
-      </w:r>
-      <w:r>
-        <w:t xml:space="preserve">.</w:t>
+        <w:t xml:space="preserve">Assessment 04.3 - Unit 4 Test.md</w:t>
+      </w:r>
+      <w:r>
+        <w:t xml:space="preserve">, given in the last 20 minutes of Lesson 4.17 (day 115) after the 15-minute review game, Design a Room Grab (seven categories: elements, principles, safety, conservation, color, scale and plan, budget and careers). Lesson 4.17 says the test has three math items that allow a calculator (items 8, 14, 15, and 16 are the scale, energy, and budget math), a scenario that asks for an optimized plan (PSI 2. a) h.), a careers item (EDM 4. a)), and a written response at the end; a reduced-choice version of the matching items exists for IEP plans, and extended time runs into the first ten minutes of Unit 5 Lesson 5.1. Retake once after a review.</w:t>
       </w:r>
       <w:r>
         <w:t xml:space="preserve"> </w:t>
@@ -3655,24 +4927,49 @@
         <w:rPr>
           <w:rStyle w:val="TeacherNote"/>
         </w:rPr>
-        <w:t xml:space="preserve">[Sal: the Project 04 sheet is the authority on the client cards, the caps, the deliverables, and the due date if it says otherwise.]</w:t>
-      </w:r>
-    </w:p>
-    <w:p>
-      <w:pPr>
-        <w:pStyle w:val="BodyText"/>
+        <w:t xml:space="preserve">[Sal: the item count and points are in the file; reconcile this line to it when it lands.]</w:t>
+      </w:r>
+    </w:p>
+    <w:p>
+      <w:pPr>
+        <w:numPr>
+          <w:ilvl w:val="0"/>
+          <w:numId w:val="1026"/>
+        </w:numPr>
+        <w:pStyle w:val="Compact"/>
       </w:pPr>
       <w:r>
         <w:rPr>
           <w:b/>
         </w:rPr>
-        <w:t xml:space="preserve">The scenario:</w:t>
-      </w:r>
-      <w:r>
-        <w:t xml:space="preserve"> </w:t>
-      </w:r>
-      <w:r>
-        <w:t xml:space="preserve">Every student is a designer with one client, and the client is not them. In Lesson 4.11 each table reads six client cards aloud; each card has a person, a room with its dimensions, a budget, must-haves, nice-to-haves, and one rule that cannot be broken. The landed lesson names the Okafor card (a grandfather who uses a walker, likes blue, needs a 36-inch path from the door to the bed and a chair with arms) and the Rivera card (a wheelchair user; every path is 36 inches and that number is not up for discussion), a shared sibling room (Luz, eight, is the sister who is not the main client), a baby’s room with a crib, a tiny house couple, and an entry with a coat hook that has to work for everyone. Two paths: Design Your Own Bedroom for a client (a room refresh, $400 cap: the walls and floor are there, the money buys furniture, storage, light, paint, and finish) or Tiny House (the state’s own illustrative activity; the harder path, $1,500 for the interior, with a kitchen and a bathroom to fit and a loft drawn as a second plan). A student may switch cards up to the end of Lesson 4.12 Day 1 with no penalty.</w:t>
+        <w:t xml:space="preserve">Grade weights within the unit</w:t>
+      </w:r>
+      <w:r>
+        <w:t xml:space="preserve"> </w:t>
+      </w:r>
+      <w:r>
+        <w:t xml:space="preserve">follow the course grading plan: labs and projects 40 percent (the frosting lab on the Lab Rubric and the project on Rubric 04), topic assessments 25 percent (the quiz, the vocabulary check, the unit test), daily work 20 percent (including the eleven floor-plan sketches, the station cards, the maintenance calendar, the audit, the peer review checklist, the Project Chain sheet, and the self-check), participation and safety 15 percent (the repair stations, the frosting lab, and the glue gun and cutting stations on build days count here; a student who handles a tool the unsafe way after one reminder sits out that station and gets a zero for that day’s participation and a conversation, the same rule as the kitchen).</w:t>
+      </w:r>
+    </w:p>
+    <w:p>
+      <w:pPr>
+        <w:numPr>
+          <w:ilvl w:val="0"/>
+          <w:numId w:val="1026"/>
+        </w:numPr>
+        <w:pStyle w:val="Compact"/>
+      </w:pPr>
+      <w:r>
+        <w:rPr>
+          <w:b/>
+        </w:rPr>
+        <w:t xml:space="preserve">Marking period note:</w:t>
+      </w:r>
+      <w:r>
+        <w:t xml:space="preserve"> </w:t>
+      </w:r>
+      <w:r>
+        <w:t xml:space="preserve">day 91 is the first day of marking period 3, so every check in this unit lands in MP3. Lesson 4.1’s pre-assessment reads a Unit 4 pre-test given at the end of Unit 3 (three things a home must do, two kinds of housing, one tool, one small repair); that pre-test lands in MP2 and is not graded.</w:t>
       </w:r>
       <w:r>
         <w:t xml:space="preserve"> </w:t>
@@ -3681,475 +4978,6 @@
         <w:rPr>
           <w:rStyle w:val="TeacherNote"/>
         </w:rPr>
-        <w:t xml:space="preserve">[Sal: the caps are marked [update]</w:t>
-      </w:r>
-      <w:r>
-        <w:t xml:space="preserve"> </w:t>
-      </w:r>
-      <w:r>
-        <w:t xml:space="preserve">on Lesson 4.13; set them once and put the same numbers on the client cards, the project sheet, and the rubric.]</w:t>
-      </w:r>
-    </w:p>
-    <w:p>
-      <w:pPr>
-        <w:pStyle w:val="BodyText"/>
-      </w:pPr>
-      <w:r>
-        <w:rPr>
-          <w:b/>
-        </w:rPr>
-        <w:t xml:space="preserve">Deliverables (the turn-in stack, in the order Lesson 4.15 sets):</w:t>
-      </w:r>
-      <w:r>
-        <w:t xml:space="preserve"> </w:t>
-      </w:r>
-      <w:r>
-        <w:t xml:space="preserve">(1) the client card; (2) the Needs and Wants List with every card line sorted, two hidden needs, and the design problem sentence "___ needs a room that ___ within ___"; (3) the scale plan at 1/2 inch = 1 foot (tiny house teams may use 1/4 inch on letter paper) with the door swing, windows, closet, scale, and client name, the 30 cut-out pieces glued down in zones, every path shaded and measured in inches, the turning circle if the client uses a wheelchair, the peer review checklist, and on the back two changes made and one suggestion rejected, with reasons; (4) the Budget Sheet: every piece on the plan priced from the 40-item catalog in a new, secondhand, or DIY column, sales tax at the county rate, a running total at or under the cap, the trade-off box, and three purchase justifications; (5) Rubric 04 with the self-assessment row filled, one score and one line of evidence per criterion; (6) the four feedback slips collected from the cup at the team’s station; (7) each student’s floor-plan do-now stack, stapled in order with the name on the first sheet. The model stays on the shelf: a shoebox or foam board box at a stated scale that matches the plan, furniture built from scrap to scale, the color scheme from Lesson 4.8’s color card applied, one texture, a GREEN label and a SAFE label each with a reason for this client, and the justification card for the biggest design choice. The pitch is live: five parts in 60 seconds to a classmate holding the client card, then one client question answered in one sentence.</w:t>
-      </w:r>
-    </w:p>
-    <w:p>
-      <w:pPr>
-        <w:pStyle w:val="BodyText"/>
-      </w:pPr>
-      <w:r>
-        <w:rPr>
-          <w:b/>
-        </w:rPr>
-        <w:t xml:space="preserve">Steps by day:</w:t>
-      </w:r>
-      <w:r>
-        <w:t xml:space="preserve"> </w:t>
-      </w:r>
-      <w:r>
-        <w:t xml:space="preserve">Day 1 (Lesson 4.11, day 106): the Okafor card read as a designer reads it; the six cards read aloud; the client, the path, and alone or a team of two chosen; the Needs and Wants List; the design problem sentence, swapped and questioned. Days 2 and 3 (4.12, days 107 and 108): the tape strips on the floor; the outline at project scale from the card’s numbers; zones and cut-outs, needs first, traced or taped; the traffic flow rules; every path shaded and measured; the peer review checklist; revise, glue, and write the two changes and the rejection. Day 4 (4.13, day 109): the catalog, the three columns, the tax, the running total, the trade-off box, three justifications with the five-step model. Days 5 to 7 (4.14, days 110 to 112): the box measured and marked to the plan and the walls up; furniture from scrap in ninety seconds each, the floor covering, the color scheme and one texture; the GREEN and SAFE labels, the justification card, the self-score on criterion 4. Day 8 (4.15, day 113): the pitch planner and one rehearsal; two rounds of pitches at the stations with assigned clients; the gallery walk with four slips; the self-assessment row; the turn-in stack. Anything unfinished on the labels finishes in the first ten minutes of 4.15; late projects take the one-level drop the grading plan sets, never a zero.</w:t>
-      </w:r>
-    </w:p>
-    <w:p>
-      <w:pPr>
-        <w:pStyle w:val="BodyText"/>
-      </w:pPr>
-      <w:r>
-        <w:rPr>
-          <w:b/>
-        </w:rPr>
-        <w:t xml:space="preserve">Group or individual:</w:t>
-      </w:r>
-      <w:r>
-        <w:t xml:space="preserve"> </w:t>
-      </w:r>
-      <w:r>
-        <w:t xml:space="preserve">alone or a team of two, chosen by the student with my veto (or assigned by client card in a class that cannot handle choosing). A team turns in one plan, one Budget Sheet, one model, one rubric, and two do-now stacks; every teammate says at least one part of the pitch. A student who cannot build submits the isometric grid drawing from the build guide in place of the model, scored on the same criterion.</w:t>
-      </w:r>
-    </w:p>
-    <w:p>
-      <w:pPr>
-        <w:pStyle w:val="BodyText"/>
-      </w:pPr>
-      <w:r>
-        <w:rPr>
-          <w:b/>
-        </w:rPr>
-        <w:t xml:space="preserve">Choice built in:</w:t>
-      </w:r>
-      <w:r>
-        <w:t xml:space="preserve"> </w:t>
-      </w:r>
-      <w:r>
-        <w:t xml:space="preserve">the client card and the path; alone or a team; new, secondhand, or DIY for every piece; the model medium (a shoebox, foam board, or the isometric drawing); a larger scale (1 inch = 1 foot on 11 by 17) for a student who needs it; the pitch read from the planner, given to the teacher alone at the station, or given with a teammate reading while the student points; the color scheme from the student’s own Lesson 4.8 card or one of the three on the build guide.</w:t>
-      </w:r>
-    </w:p>
-    <w:p>
-      <w:pPr>
-        <w:pStyle w:val="BodyText"/>
-      </w:pPr>
-      <w:r>
-        <w:rPr>
-          <w:b/>
-        </w:rPr>
-        <w:t xml:space="preserve">ELL and IEP supports:</w:t>
-      </w:r>
-      <w:r>
-        <w:t xml:space="preserve"> </w:t>
-      </w:r>
-      <w:r>
-        <w:t xml:space="preserve">the client cards carry a picture line at the top (a walker, a desk, a coat hook, a crib, a tiny house, a wheelchair) so the client can be identified before the text is read; the Needs and Wants List, the plan guide, and the pitch planner carry sentence frames and the key words in Turkish, Portuguese, and Spanish (</w:t>
-      </w:r>
-      <w:r>
-        <w:rPr>
-          <w:rStyle w:val="VerbatimChar"/>
-        </w:rPr>
-        <w:t xml:space="preserve">Vocabulary 04.md</w:t>
-      </w:r>
-      <w:r>
-        <w:t xml:space="preserve">), marked</w:t>
-      </w:r>
-      <w:r>
-        <w:t xml:space="preserve"> </w:t>
-      </w:r>
-      <w:r>
-        <w:rPr>
-          <w:rStyle w:val="TeacherNote"/>
-        </w:rPr>
-        <w:t xml:space="preserve">[check with a native speaker];</w:t>
-      </w:r>
-      <w:r>
-        <w:t xml:space="preserve"> </w:t>
-      </w:r>
-      <w:r>
-        <w:t xml:space="preserve">the problem sentence may be written in the home language first; the room outline can be pre-drawn and the furniture pre-cut; a printed tax table on the back of the Budget Sheet and a calculator; pre-cut wall pieces and pre-folded bed and desk blanks; a student who cannot use scissors or glue safely directs a partner’s hands and owns the labels and the justification; two feedback slips instead of four; extended time into the next lesson at every step (the list into 4.12, the revision into 4.13, the budget into 4.14, the labels into 4.15, the self-assessment into 4.16).</w:t>
-      </w:r>
-    </w:p>
-    <w:p>
-      <w:pPr>
-        <w:pStyle w:val="BodyText"/>
-      </w:pPr>
-      <w:r>
-        <w:rPr>
-          <w:b/>
-        </w:rPr>
-        <w:t xml:space="preserve">How it is presented:</w:t>
-      </w:r>
-      <w:r>
-        <w:t xml:space="preserve"> </w:t>
-      </w:r>
-      <w:r>
-        <w:t xml:space="preserve">Lesson 4.15. Stations are set so no two teams with the same client card sit together, and each team is assigned a</w:t>
-      </w:r>
-      <w:r>
-        <w:t xml:space="preserve"> </w:t>
-      </w:r>
-      <w:r>
-        <w:t xml:space="preserve">“</w:t>
-      </w:r>
-      <w:r>
-        <w:t xml:space="preserve">client,</w:t>
-      </w:r>
-      <w:r>
-        <w:t xml:space="preserve">”</w:t>
-      </w:r>
-      <w:r>
-        <w:t xml:space="preserve"> </w:t>
-      </w:r>
-      <w:r>
-        <w:t xml:space="preserve">a student from another team who holds the card and listens as that person. Half the teams pitch while the other half are clients; at sixty seconds the timer sounds and the pitch stops; the client asks one question from the card (</w:t>
-      </w:r>
-      <w:r>
-        <w:t xml:space="preserve">“</w:t>
-      </w:r>
-      <w:r>
-        <w:t xml:space="preserve">Where do I put my walker at night?</w:t>
-      </w:r>
-      <w:r>
-        <w:t xml:space="preserve">”</w:t>
-      </w:r>
-      <w:r>
-        <w:t xml:space="preserve"> </w:t>
-      </w:r>
-      <w:r>
-        <w:t xml:space="preserve">“</w:t>
-      </w:r>
-      <w:r>
-        <w:t xml:space="preserve">Can I reach the closet rod?</w:t>
-      </w:r>
-      <w:r>
-        <w:t xml:space="preserve">”</w:t>
-      </w:r>
-      <w:r>
-        <w:t xml:space="preserve">); the team answers in one sentence; then the halves swap. Then everyone walks: at four models that are not their own client, read the card, look at the plan and the model, and fill a slip with two stars (two things this design does for its client, specific) and one step.</w:t>
-      </w:r>
-      <w:r>
-        <w:t xml:space="preserve"> </w:t>
-      </w:r>
-      <w:r>
-        <w:t xml:space="preserve">“</w:t>
-      </w:r>
-      <w:r>
-        <w:t xml:space="preserve">I like it</w:t>
-      </w:r>
-      <w:r>
-        <w:t xml:space="preserve">”</w:t>
-      </w:r>
-      <w:r>
-        <w:t xml:space="preserve"> </w:t>
-      </w:r>
-      <w:r>
-        <w:t xml:space="preserve">does not count. A local interior designer, architect, or contractor as a guest client for the period, asking the questions, is the best version of this lesson (Section 12). The grade is the rubric: criterion 1 the client fit, from the Needs and Wants List and the pitch; 2 the plan; 3 the Budget Sheet; 4 the model and the design principles, from the model and the Day 3 clipboard check; 5 the pitch, from the clipboard checklist and the self-assessment, where a self-score within one level of mine on every line is one of the Exceeds conditions. A plain model with a plan that fits the client and a budget that adds up scores higher than a beautiful model that ignored the brief. I say that on day 1 of the project and again before the pitches.</w:t>
-      </w:r>
-      <w:r>
-        <w:t xml:space="preserve"> </w:t>
-      </w:r>
-      <w:r>
-        <w:rPr>
-          <w:rStyle w:val="TeacherNote"/>
-        </w:rPr>
-        <w:t xml:space="preserve">[Sal: your Dream Home Challenge packet was the seed of this project; Rubric 04 adds the client, the measured paths, the budget math with tax, and the GREEN and SAFE labels your packet did not score. Photograph every finished model, no names, no faces; Lesson 4.14 says why.]</w:t>
-      </w:r>
-    </w:p>
-    <w:p>
-      <w:pPr>
-        <w:pStyle w:val="Heading2"/>
-      </w:pPr>
-      <w:bookmarkStart w:id="40" w:name="assessment-plan"/>
-      <w:r>
-        <w:t xml:space="preserve">9. Assessment plan</w:t>
-      </w:r>
-      <w:bookmarkEnd w:id="40"/>
-    </w:p>
-    <w:p>
-      <w:pPr>
-        <w:numPr>
-          <w:ilvl w:val="0"/>
-          <w:numId w:val="1009"/>
-        </w:numPr>
-        <w:pStyle w:val="Compact"/>
-      </w:pPr>
-      <w:r>
-        <w:rPr>
-          <w:b/>
-        </w:rPr>
-        <w:t xml:space="preserve">Formative (daily):</w:t>
-      </w:r>
-      <w:r>
-        <w:t xml:space="preserve"> </w:t>
-      </w:r>
-      <w:r>
-        <w:t xml:space="preserve">the do now (the floor-plan sketch from day 104 on), a check for understanding in every lesson (thumbs, a clipboard walk with a yes or no per student, a tool tray pass, a cold call), a 3-2-1 or one-line exit card most days, the station cards initialed at the repair stations (4.3), the audit checklist (4.4), the peer review checklist on the plan (4.12), the Budget Sheet exit card (4.13), and the Day 3 clipboard check on the model (4.14). All daily work is scored complete, partial, or missing.</w:t>
-      </w:r>
-    </w:p>
-    <w:p>
-      <w:pPr>
-        <w:numPr>
-          <w:ilvl w:val="0"/>
-          <w:numId w:val="1009"/>
-        </w:numPr>
-        <w:pStyle w:val="Compact"/>
-      </w:pPr>
-      <w:r>
-        <w:rPr>
-          <w:b/>
-        </w:rPr>
-        <w:t xml:space="preserve">Formal at the end of each topic:</w:t>
-      </w:r>
-    </w:p>
-    <w:p>
-      <w:pPr>
-        <w:numPr>
-          <w:ilvl w:val="1"/>
-          <w:numId w:val="1010"/>
-        </w:numPr>
-        <w:pStyle w:val="Compact"/>
-      </w:pPr>
-      <w:r>
-        <w:t xml:space="preserve">Topic 4.1:</w:t>
-      </w:r>
-      <w:r>
-        <w:t xml:space="preserve"> </w:t>
-      </w:r>
-      <w:r>
-        <w:rPr>
-          <w:rStyle w:val="VerbatimChar"/>
-        </w:rPr>
-        <w:t xml:space="preserve">Assessment 04.1 - Home Safety and Conservation Quiz.md</w:t>
-      </w:r>
-      <w:r>
-        <w:t xml:space="preserve">, given in the last 15 minutes of Lesson 4.5 (day 97). It covers Lessons 4.1 to 4.5: the landed lessons say the seven jobs of a home, a scenario built from the two argued family matches, the breaker item, and the drain item are on it, with hazards by room, the emergency plan, energy and water at home, and reduce, reuse, recycle from the rest. Retake after a review for anyone under the file’s cut score.</w:t>
-      </w:r>
-      <w:r>
-        <w:t xml:space="preserve"> </w:t>
-      </w:r>
-      <w:r>
-        <w:rPr>
-          <w:rStyle w:val="TeacherNote"/>
-        </w:rPr>
-        <w:t xml:space="preserve">[Sal: the item count and points are in the file; reconcile this line to it when it lands.]</w:t>
-      </w:r>
-    </w:p>
-    <w:p>
-      <w:pPr>
-        <w:numPr>
-          <w:ilvl w:val="1"/>
-          <w:numId w:val="1010"/>
-        </w:numPr>
-        <w:pStyle w:val="Compact"/>
-      </w:pPr>
-      <w:r>
-        <w:t xml:space="preserve">Topic 4.2: two checks. The Color in the Home frosting lab (Lesson 4.8, day 102), scored on the Lab Rubric pattern printed inside that lesson (the three lesson objectives plus a safety and sanitation row, 1 to 4 each, 16 points; the pattern is</w:t>
-      </w:r>
-      <w:r>
-        <w:t xml:space="preserve"> </w:t>
-      </w:r>
-      <w:r>
-        <w:rPr>
-          <w:rStyle w:val="VerbatimChar"/>
-        </w:rPr>
-        <w:t xml:space="preserve">Rubric 01 - Lab Rubric.md</w:t>
-      </w:r>
-      <w:r>
-        <w:t xml:space="preserve">, and the descriptors come from Sal’s original: a labeled wheel, at least one visible tint and one visible shade on the mixing plate, a wall panel and a justification that match the Room Card’s mood with a family or function reason). And</w:t>
-      </w:r>
-      <w:r>
-        <w:t xml:space="preserve"> </w:t>
-      </w:r>
-      <w:r>
-        <w:rPr>
-          <w:rStyle w:val="VerbatimChar"/>
-        </w:rPr>
-        <w:t xml:space="preserve">Assessment 04.2 - Design Vocabulary Check.md</w:t>
-      </w:r>
-      <w:r>
-        <w:t xml:space="preserve">, given in the last 12 minutes of Lesson 4.10 Day 2 (day 105): the elements, the principles, the color words, and the floor plan symbols, matched and applied to one room picture. The vocabulary check is the ticket to the client cards the next day.</w:t>
-      </w:r>
-    </w:p>
-    <w:p>
-      <w:pPr>
-        <w:numPr>
-          <w:ilvl w:val="1"/>
-          <w:numId w:val="1010"/>
-        </w:numPr>
-        <w:pStyle w:val="Compact"/>
-      </w:pPr>
-      <w:r>
-        <w:t xml:space="preserve">Topic 4.3: the project, scored on</w:t>
-      </w:r>
-      <w:r>
-        <w:t xml:space="preserve"> </w:t>
-      </w:r>
-      <w:r>
-        <w:rPr>
-          <w:rStyle w:val="VerbatimChar"/>
-        </w:rPr>
-        <w:t xml:space="preserve">Rubric 04 - Design a Room.md</w:t>
-      </w:r>
-      <w:r>
-        <w:t xml:space="preserve"> </w:t>
-      </w:r>
-      <w:r>
-        <w:t xml:space="preserve">after Lesson 4.15 (day 113): criterion 1 from the Needs and Wants List and the pitch, 2 from the plan, 3 from the Budget Sheet, 4 from the model and the Day 3 clipboard check, 5 from the pitch clipboard and the self-assessment row.</w:t>
-      </w:r>
-      <w:r>
-        <w:t xml:space="preserve"> </w:t>
-      </w:r>
-      <w:r>
-        <w:rPr>
-          <w:rStyle w:val="TeacherNote"/>
-        </w:rPr>
-        <w:t xml:space="preserve">[Sal: the rubric file sets the levels and the points; if it reads differently from this line, the rubric wins.]</w:t>
-      </w:r>
-    </w:p>
-    <w:p>
-      <w:pPr>
-        <w:numPr>
-          <w:ilvl w:val="1"/>
-          <w:numId w:val="1010"/>
-        </w:numPr>
-        <w:pStyle w:val="Compact"/>
-      </w:pPr>
-      <w:r>
-        <w:t xml:space="preserve">Topic 4.4: the Project Chain sheet and the</w:t>
-      </w:r>
-      <w:r>
-        <w:t xml:space="preserve"> </w:t>
-      </w:r>
-      <w:r>
-        <w:t xml:space="preserve">“</w:t>
-      </w:r>
-      <w:r>
-        <w:t xml:space="preserve">would I like this</w:t>
-      </w:r>
-      <w:r>
-        <w:t xml:space="preserve">”</w:t>
-      </w:r>
-      <w:r>
-        <w:t xml:space="preserve"> </w:t>
-      </w:r>
-      <w:r>
-        <w:t xml:space="preserve">self-check, scored complete, partial, or missing as daily work, and the unit test.</w:t>
-      </w:r>
-    </w:p>
-    <w:p>
-      <w:pPr>
-        <w:numPr>
-          <w:ilvl w:val="0"/>
-          <w:numId w:val="1009"/>
-        </w:numPr>
-        <w:pStyle w:val="Compact"/>
-      </w:pPr>
-      <w:r>
-        <w:rPr>
-          <w:b/>
-        </w:rPr>
-        <w:t xml:space="preserve">Unit test:</w:t>
-      </w:r>
-      <w:r>
-        <w:t xml:space="preserve"> </w:t>
-      </w:r>
-      <w:r>
-        <w:rPr>
-          <w:rStyle w:val="VerbatimChar"/>
-        </w:rPr>
-        <w:t xml:space="preserve">Assessment 04.3 - Unit 4 Test.md</w:t>
-      </w:r>
-      <w:r>
-        <w:t xml:space="preserve">, given in the last 20 minutes of Lesson 4.17 (day 115) after the 15-minute review game, Design a Room Grab (seven categories: elements, principles, safety, conservation, color, scale and plan, budget and careers). Lesson 4.17 says the test has three math items that allow a calculator (items 8, 14, 15, and 16 are the scale, energy, and budget math), a scenario that asks for an optimized plan (PSI 2. a) h.), a careers item (EDM 4. a)), and a written response at the end; a reduced-choice version of the matching items exists for IEP plans, and extended time runs into the first ten minutes of Unit 5 Lesson 5.1. Retake once after a review.</w:t>
-      </w:r>
-      <w:r>
-        <w:t xml:space="preserve"> </w:t>
-      </w:r>
-      <w:r>
-        <w:rPr>
-          <w:rStyle w:val="TeacherNote"/>
-        </w:rPr>
-        <w:t xml:space="preserve">[Sal: the item count and points are in the file; reconcile this line to it when it lands.]</w:t>
-      </w:r>
-    </w:p>
-    <w:p>
-      <w:pPr>
-        <w:numPr>
-          <w:ilvl w:val="0"/>
-          <w:numId w:val="1009"/>
-        </w:numPr>
-        <w:pStyle w:val="Compact"/>
-      </w:pPr>
-      <w:r>
-        <w:rPr>
-          <w:b/>
-        </w:rPr>
-        <w:t xml:space="preserve">Grade weights within the unit</w:t>
-      </w:r>
-      <w:r>
-        <w:t xml:space="preserve"> </w:t>
-      </w:r>
-      <w:r>
-        <w:t xml:space="preserve">follow the course grading plan: labs and projects 40 percent (the frosting lab on the Lab Rubric and the project on Rubric 04), topic assessments 25 percent (the quiz, the vocabulary check, the unit test), daily work 20 percent (including the eleven floor-plan sketches, the station cards, the maintenance calendar, the audit, the peer review checklist, the Project Chain sheet, and the self-check), participation and safety 15 percent (the repair stations, the frosting lab, and the glue gun and cutting stations on build days count here; a student who handles a tool the unsafe way after one reminder sits out that station and gets a zero for that day’s participation and a conversation, the same rule as the kitchen).</w:t>
-      </w:r>
-    </w:p>
-    <w:p>
-      <w:pPr>
-        <w:numPr>
-          <w:ilvl w:val="0"/>
-          <w:numId w:val="1009"/>
-        </w:numPr>
-        <w:pStyle w:val="Compact"/>
-      </w:pPr>
-      <w:r>
-        <w:rPr>
-          <w:b/>
-        </w:rPr>
-        <w:t xml:space="preserve">Marking period note:</w:t>
-      </w:r>
-      <w:r>
-        <w:t xml:space="preserve"> </w:t>
-      </w:r>
-      <w:r>
-        <w:t xml:space="preserve">day 91 is the first day of marking period 3, so every check in this unit lands in MP3. Lesson 4.1’s pre-assessment reads a Unit 4 pre-test given at the end of Unit 3 (three things a home must do, two kinds of housing, one tool, one small repair); that pre-test lands in MP2 and is not graded.</w:t>
-      </w:r>
-      <w:r>
-        <w:t xml:space="preserve"> </w:t>
-      </w:r>
-      <w:r>
-        <w:rPr>
-          <w:rStyle w:val="TeacherNote"/>
-        </w:rPr>
         <w:t xml:space="preserve">[Sal: if your school’s MP3 starts on a different day, the Unit 3 test and this unit’s quiz are the two checks that could move across the line.]</w:t>
       </w:r>
     </w:p>
@@ -4157,7 +4985,7 @@
       <w:pPr>
         <w:numPr>
           <w:ilvl w:val="0"/>
-          <w:numId w:val="1009"/>
+          <w:numId w:val="1026"/>
         </w:numPr>
         <w:pStyle w:val="Compact"/>
       </w:pPr>
@@ -6020,11 +6848,17 @@
         </w:rPr>
         <w:t xml:space="preserve">; the landed lessons name theirs, and 4.4 to 4.10 are placeholders until they land):</w:t>
       </w:r>
-      <w:r>
-        <w:t xml:space="preserve"> </w:t>
-      </w:r>
-      <w:r>
-        <w:t xml:space="preserve">- Topic 4.1:</w:t>
+    </w:p>
+    <w:p>
+      <w:pPr>
+        <w:numPr>
+          <w:ilvl w:val="0"/>
+          <w:numId w:val="1028"/>
+        </w:numPr>
+        <w:pStyle w:val="Compact"/>
+      </w:pPr>
+      <w:r>
+        <w:t xml:space="preserve">Topic 4.1:</w:t>
       </w:r>
       <w:r>
         <w:t xml:space="preserve"> </w:t>
@@ -6092,11 +6926,17 @@
       <w:r>
         <w:t xml:space="preserve">(the sort cards and the green materials sheet).</w:t>
       </w:r>
-      <w:r>
-        <w:t xml:space="preserve"> </w:t>
-      </w:r>
-      <w:r>
-        <w:t xml:space="preserve">- Topic 4.2:</w:t>
+    </w:p>
+    <w:p>
+      <w:pPr>
+        <w:numPr>
+          <w:ilvl w:val="0"/>
+          <w:numId w:val="1028"/>
+        </w:numPr>
+        <w:pStyle w:val="Compact"/>
+      </w:pPr>
+      <w:r>
+        <w:t xml:space="preserve">Topic 4.2:</w:t>
       </w:r>
       <w:r>
         <w:t xml:space="preserve"> </w:t>
@@ -6173,11 +7013,17 @@
       <w:r>
         <w:t xml:space="preserve">(the floor plan symbols, the sample plan to read, the quarter-inch grid, and the do-now prompts).</w:t>
       </w:r>
-      <w:r>
-        <w:t xml:space="preserve"> </w:t>
-      </w:r>
-      <w:r>
-        <w:t xml:space="preserve">- Topic 4.3:</w:t>
+    </w:p>
+    <w:p>
+      <w:pPr>
+        <w:numPr>
+          <w:ilvl w:val="0"/>
+          <w:numId w:val="1028"/>
+        </w:numPr>
+        <w:pStyle w:val="Compact"/>
+      </w:pPr>
+      <w:r>
+        <w:t xml:space="preserve">Topic 4.3:</w:t>
       </w:r>
       <w:r>
         <w:t xml:space="preserve"> </w:t>
@@ -6239,11 +7085,17 @@
       <w:r>
         <w:t xml:space="preserve">.</w:t>
       </w:r>
-      <w:r>
-        <w:t xml:space="preserve"> </w:t>
-      </w:r>
-      <w:r>
-        <w:t xml:space="preserve">- Topic 4.4:</w:t>
+    </w:p>
+    <w:p>
+      <w:pPr>
+        <w:numPr>
+          <w:ilvl w:val="0"/>
+          <w:numId w:val="1028"/>
+        </w:numPr>
+        <w:pStyle w:val="Compact"/>
+      </w:pPr>
+      <w:r>
+        <w:t xml:space="preserve">Topic 4.4:</w:t>
       </w:r>
       <w:r>
         <w:t xml:space="preserve"> </w:t>
@@ -6281,19 +7133,404 @@
     </w:p>
     <w:p>
       <w:pPr>
+        <w:pStyle w:val="FirstParagraph"/>
+      </w:pPr>
+      <w:r>
+        <w:rPr>
+          <w:b/>
+        </w:rPr>
+        <w:t xml:space="preserve">Slides:</w:t>
+      </w:r>
+      <w:r>
+        <w:t xml:space="preserve"> </w:t>
+      </w:r>
+      <w:r>
+        <w:t xml:space="preserve">one slide outline per lesson, 4.1 through 4.17, in the same folder,</w:t>
+      </w:r>
+      <w:r>
+        <w:t xml:space="preserve"> </w:t>
+      </w:r>
+      <w:r>
+        <w:rPr>
+          <w:rStyle w:val="VerbatimChar"/>
+        </w:rPr>
+        <w:t xml:space="preserve">Slides 04.MM - [Title].md</w:t>
+      </w:r>
+      <w:r>
+        <w:t xml:space="preserve"> </w:t>
+      </w:r>
+      <w:r>
+        <w:t xml:space="preserve">(the landed lessons name theirs with the lesson title; multi-day lessons mark Day 1, Day 2, Day 3 inside one outline). The site build renders every outline as an HTML deck.</w:t>
+      </w:r>
+    </w:p>
+    <w:p>
+      <w:pPr>
         <w:pStyle w:val="BodyText"/>
       </w:pPr>
       <w:r>
         <w:rPr>
           <w:b/>
         </w:rPr>
-        <w:t xml:space="preserve">Slides:</w:t>
-      </w:r>
-      <w:r>
-        <w:t xml:space="preserve"> </w:t>
-      </w:r>
-      <w:r>
-        <w:t xml:space="preserve">one slide outline per lesson, 4.1 through 4.17, in the same folder,</w:t>
+        <w:t xml:space="preserve">No-kitchen, no-tools, and no-build plan for the whole unit:</w:t>
+      </w:r>
+      <w:r>
+        <w:t xml:space="preserve"> </w:t>
+      </w:r>
+      <w:r>
+        <w:t xml:space="preserve">the frosting lab is the only food in the unit, and its no-kitchen alternative is tempera paint on the same paper plates with the same Room Cards, the same pitch, and the same rubric minus the sanitation row (the safety row still scores tool and paint handling). The repair stations have a no-tools version on the lesson page: five demonstration stations on the slides with a photo sequence for each, the steps ordered on cards and the test named; the screw and level stations can still run with a screwdriver, a level, and a scrap board from the custodian, which are safe in any room. The plunger station needs a bucket, not a sink. The energy audit runs on the FACS room itself if a student cannot do it at home. The model has the isometric grid drawing as its no-materials alternative, and the whole class can build on foam board if shoeboxes do not come in. The catalog is printed, so the budget day needs no device. Nothing in the unit needs a stove, a sewing machine, or the internet on the day.</w:t>
+      </w:r>
+    </w:p>
+    <w:p>
+      <w:pPr>
+        <w:pStyle w:val="Heading2"/>
+      </w:pPr>
+      <w:bookmarkStart w:id="42" w:name="health-and-other-department-coordination"/>
+      <w:r>
+        <w:t xml:space="preserve">11. Health and other-department coordination</w:t>
+      </w:r>
+      <w:bookmarkEnd w:id="42"/>
+    </w:p>
+    <w:p>
+      <w:pPr>
+        <w:pStyle w:val="FirstParagraph"/>
+      </w:pPr>
+      <w:r>
+        <w:rPr>
+          <w:b/>
+        </w:rPr>
+        <w:t xml:space="preserve">Health:</w:t>
+      </w:r>
+      <w:r>
+        <w:t xml:space="preserve"> </w:t>
+      </w:r>
+      <w:r>
+        <w:t xml:space="preserve">the health course covers fire safety, carbon monoxide, and poison safety in its own unit. Lesson 4.2 uses the same words (two ways out, a meeting spot, test the detector monthly, batteries yearly, replace at ten years, the Poison Control number 1-800-222-1222) and goes where health does not: fifteen hazards in a described home room by room, classified by type, and a plan that includes how a grandmother with a cane gets out and who carries the toddler. Agree on the detector rules and the emergency numbers so both rooms say the same thing. Anything a student says in 4.2 about an unsafe home (no detector, no heat, a broken lock, an adult who will not fix it) is handled as a referral to the counselor or the nurse, not a class discussion, and Lesson 4.1 already sets the rule that nobody is asked to describe where they live.</w:t>
+      </w:r>
+      <w:r>
+        <w:t xml:space="preserve"> </w:t>
+      </w:r>
+      <w:r>
+        <w:rPr>
+          <w:rStyle w:val="TeacherNote"/>
+        </w:rPr>
+        <w:t xml:space="preserve">[Sal: tell the health teacher in the first week of the unit that 4.2 will teach the home emergency plan, so the words land the same way in both rooms.]</w:t>
+      </w:r>
+    </w:p>
+    <w:p>
+      <w:pPr>
+        <w:pStyle w:val="BodyText"/>
+      </w:pPr>
+      <w:r>
+        <w:rPr>
+          <w:b/>
+        </w:rPr>
+        <w:t xml:space="preserve">Science:</w:t>
+      </w:r>
+      <w:r>
+        <w:t xml:space="preserve"> </w:t>
+      </w:r>
+      <w:r>
+        <w:t xml:space="preserve">the science teacher covers energy, heat transfer, and electricity in grade 6 or 8. Lesson 4.4 uses the same words (a watt is a rate, a kilowatt-hour is an amount, heat moves from warm to cold, insulation slows it) and a watt meter the science department may own; Lesson 4.3’s grade 8 stretch explains why a breaker trips (too much current for the wire) and what a GFCI does. FACS stays on the bill and the habit; the physics of it belongs to science.</w:t>
+      </w:r>
+      <w:r>
+        <w:t xml:space="preserve"> </w:t>
+      </w:r>
+      <w:r>
+        <w:rPr>
+          <w:rStyle w:val="TeacherNote"/>
+        </w:rPr>
+        <w:t xml:space="preserve">[Sal: ask the science teacher which grade has energy by February, and borrow the watt meter if there is one.]</w:t>
+      </w:r>
+    </w:p>
+    <w:p>
+      <w:pPr>
+        <w:pStyle w:val="BodyText"/>
+      </w:pPr>
+      <w:r>
+        <w:rPr>
+          <w:b/>
+        </w:rPr>
+        <w:t xml:space="preserve">Math:</w:t>
+      </w:r>
+      <w:r>
+        <w:t xml:space="preserve"> </w:t>
+      </w:r>
+      <w:r>
+        <w:t xml:space="preserve">the math teacher covers ratio and scale drawings in grade 7 and area in grade 6. Lessons 4.10 and 4.12 use the same setup (a quarter inch or a half inch on the paper is one foot in the room; 36 inches is six squares at project scale) and the same words, so the skill transfers; the test day’s do now is the two conversions side by side. The furniture cut-out sheet with real dimensions is a scale drawing problem set the math class can use, and the grade 8 stretch (floor area, the percent left open) is a percent problem. Sales tax at 8.625 percent in 4.13 is the percent-of-a-number skill from Unit 2.</w:t>
+      </w:r>
+      <w:r>
+        <w:t xml:space="preserve"> </w:t>
+      </w:r>
+      <w:r>
+        <w:rPr>
+          <w:rStyle w:val="TeacherNote"/>
+        </w:rPr>
+        <w:t xml:space="preserve">[Sal: ask the math teacher whether scale drawings have been taught by February, because 4.10 assumes the idea is not new to grade 7.]</w:t>
+      </w:r>
+    </w:p>
+    <w:p>
+      <w:pPr>
+        <w:pStyle w:val="BodyText"/>
+      </w:pPr>
+      <w:r>
+        <w:rPr>
+          <w:b/>
+        </w:rPr>
+        <w:t xml:space="preserve">Art:</w:t>
+      </w:r>
+      <w:r>
+        <w:t xml:space="preserve"> </w:t>
+      </w:r>
+      <w:r>
+        <w:t xml:space="preserve">the art teacher teaches the color wheel and the elements and principles of design, often in grade 6. Lessons 4.6, 4.7, and 4.8 use the art room’s vocabulary exactly (tint, shade, balance, emphasis or focal point, rhythm, proportion) so a student hears one set of words, and Lesson 4.14 borrows the isometric grid drawing. FACS adds the room: what the same principles do to a person who lives there. Share the Room Cards with the art teacher; the frosting lab can be a guest lesson in the art room if the FACS room is unavailable.</w:t>
+      </w:r>
+    </w:p>
+    <w:p>
+      <w:pPr>
+        <w:pStyle w:val="BodyText"/>
+      </w:pPr>
+      <w:r>
+        <w:rPr>
+          <w:b/>
+        </w:rPr>
+        <w:t xml:space="preserve">ELA:</w:t>
+      </w:r>
+      <w:r>
+        <w:t xml:space="preserve"> </w:t>
+      </w:r>
+      <w:r>
+        <w:t xml:space="preserve">the design problem sentence (4.11) and the five-part pitch (4.15) are a claim with evidence (the path width, the total, the label); the ELA teacher can use the pitch planner as a persuasion outline. Share it so students see one structure.</w:t>
+      </w:r>
+    </w:p>
+    <w:p>
+      <w:pPr>
+        <w:pStyle w:val="BodyText"/>
+      </w:pPr>
+      <w:r>
+        <w:rPr>
+          <w:b/>
+        </w:rPr>
+        <w:t xml:space="preserve">Social studies:</w:t>
+      </w:r>
+      <w:r>
+        <w:t xml:space="preserve"> </w:t>
+      </w:r>
+      <w:r>
+        <w:t xml:space="preserve">if the social studies course covers community, local government, or immigration, Lesson 4.1’s housing types, zoning, and multigenerational households connect; the social studies teacher can show a zoning map of the town in exchange for the seven-jobs list. FACS stays on what a family needs from a space; why a town votes on zoning belongs to social studies.</w:t>
+      </w:r>
+    </w:p>
+    <w:p>
+      <w:pPr>
+        <w:pStyle w:val="BodyText"/>
+      </w:pPr>
+      <w:r>
+        <w:rPr>
+          <w:b/>
+        </w:rPr>
+        <w:t xml:space="preserve">Special education and the occupational therapist:</w:t>
+      </w:r>
+      <w:r>
+        <w:t xml:space="preserve"> </w:t>
+      </w:r>
+      <w:r>
+        <w:t xml:space="preserve">Lesson 4.11 asks the school’s occupational therapist, if there is one, for five minutes on why 36 inches and a 60-inch turning circle are the numbers for a wheelchair and what a walker user actually needs from a floor; the nurse’s office may lend a walker or a wheelchair for the tape strips in 4.12.</w:t>
+      </w:r>
+      <w:r>
+        <w:t xml:space="preserve"> </w:t>
+      </w:r>
+      <w:r>
+        <w:rPr>
+          <w:rStyle w:val="TeacherNote"/>
+        </w:rPr>
+        <w:t xml:space="preserve">[Sal: read the six client cards yourself first and decide whether to say anything out loud in a class where a student or a family member uses a walker or a wheelchair; Lesson 4.11 says the same.]</w:t>
+      </w:r>
+    </w:p>
+    <w:p>
+      <w:pPr>
+        <w:pStyle w:val="BodyText"/>
+      </w:pPr>
+      <w:r>
+        <w:rPr>
+          <w:b/>
+        </w:rPr>
+        <w:t xml:space="preserve">Technology or engineering, if the school has it:</w:t>
+      </w:r>
+      <w:r>
+        <w:t xml:space="preserve"> </w:t>
+      </w:r>
+      <w:r>
+        <w:t xml:space="preserve">the model is a prototype in the same design process the PSI theme describes; the two teachers can share the design process language.</w:t>
+      </w:r>
+    </w:p>
+    <w:p>
+      <w:pPr>
+        <w:pStyle w:val="BodyText"/>
+      </w:pPr>
+      <w:r>
+        <w:rPr>
+          <w:b/>
+        </w:rPr>
+        <w:t xml:space="preserve">The custodian or facilities manager:</w:t>
+      </w:r>
+      <w:r>
+        <w:t xml:space="preserve"> </w:t>
+      </w:r>
+      <w:r>
+        <w:t xml:space="preserve">not a department, but the most important coordination in the unit. Lesson 4.3 asks the custodian to lend the tool tray, the plungers, the level, and the furnace filter, and for a five-minute visit on Day 1 to show the building’s breaker panel door (not inside it) and the filter; Lesson 4.16 names the facilities manager as a possible ten-minute guest. That is the person in the school who lives the unit’s big idea every day.</w:t>
+      </w:r>
+    </w:p>
+    <w:p>
+      <w:pPr>
+        <w:pStyle w:val="Heading2"/>
+      </w:pPr>
+      <w:bookmarkStart w:id="43" w:name="connections-in-building-and-community"/>
+      <w:r>
+        <w:t xml:space="preserve">12. Connections (in-building and community)</w:t>
+      </w:r>
+      <w:bookmarkEnd w:id="43"/>
+    </w:p>
+    <w:p>
+      <w:pPr>
+        <w:numPr>
+          <w:ilvl w:val="0"/>
+          <w:numId w:val="1029"/>
+        </w:numPr>
+        <w:pStyle w:val="Compact"/>
+      </w:pPr>
+      <w:r>
+        <w:t xml:space="preserve">Inside the building: the art teacher, for Lessons 4.6 to 4.8 and 4.14. FACS gives the art room a set of Room Cards and a color lesson where the palette has a client and a function, a stack of mood boards for the art room wall, and a class that already knows the wheel when art needs it; the art teacher gives FACS the vocabulary students already know, the isometric grid lesson for the model alternative, a loan of tempera paint and brushes for the no-food version, and, if willing, ten minutes on the day of Lesson 4.6 to name the elements in one painting.</w:t>
+      </w:r>
+      <w:r>
+        <w:t xml:space="preserve"> </w:t>
+      </w:r>
+      <w:r>
+        <w:rPr>
+          <w:rStyle w:val="TeacherNote"/>
+        </w:rPr>
+        <w:t xml:space="preserve">[Sal: name the art teacher once you know the building.]</w:t>
+      </w:r>
+    </w:p>
+    <w:p>
+      <w:pPr>
+        <w:numPr>
+          <w:ilvl w:val="0"/>
+          <w:numId w:val="1029"/>
+        </w:numPr>
+        <w:pStyle w:val="Compact"/>
+      </w:pPr>
+      <w:r>
+        <w:t xml:space="preserve">Inside the building: the custodian or facilities manager, for Lessons 4.3 and 4.16. FACS gives the custodian a class that knows what a plunger and a breaker are for, a thank-you card from each student, and fewer flooded sinks and running faucets in the FACS room; the custodian gives FACS the tool tray on loan (screwdrivers, pliers, a wrench, a level, tape measures, both plungers, a furnace filter), the building’s own numbers (what one running toilet costs, what the light bill is), a five-minute visit at the breaker panel door on 4.3 Day 1, and ten minutes as the guest in 4.16 if the schedule allows.</w:t>
+      </w:r>
+      <w:r>
+        <w:t xml:space="preserve"> </w:t>
+      </w:r>
+      <w:r>
+        <w:rPr>
+          <w:rStyle w:val="TeacherNote"/>
+        </w:rPr>
+        <w:t xml:space="preserve">[Sal: ask in the first week of the year, not the week before; the custodian’s schedule is the tightest in the building.]</w:t>
+      </w:r>
+    </w:p>
+    <w:p>
+      <w:pPr>
+        <w:numPr>
+          <w:ilvl w:val="0"/>
+          <w:numId w:val="1029"/>
+        </w:numPr>
+        <w:pStyle w:val="Compact"/>
+      </w:pPr>
+      <w:r>
+        <w:t xml:space="preserve">Community: a Habitat for Humanity ReStore, for Lessons 4.5, 4.9, and 4.13. FACS gives the ReStore a class of future shoppers who know what it is and why it exists, a thank-you card from each student, and, if your school allows, a donation drive of one household item per family; the ReStore gives FACS a box of tile, wallpaper, fabric, and paint chip samples for the swatch box and the models, a photographed price list of ten furnishings to keep the catalog’s secondhand column honest each year, and a ten-minute talk (in person or on video) on what happens to a couch nobody wants.</w:t>
+      </w:r>
+      <w:r>
+        <w:t xml:space="preserve"> </w:t>
+      </w:r>
+      <w:r>
+        <w:rPr>
+          <w:rStyle w:val="TeacherNote"/>
+        </w:rPr>
+        <w:t xml:space="preserve">[Sal: Habitat for Humanity of Suffolk and Habitat Long Island each run a ReStore; name the nearest one to your school and confirm what they will do for a middle school class.]</w:t>
+      </w:r>
+    </w:p>
+    <w:p>
+      <w:pPr>
+        <w:numPr>
+          <w:ilvl w:val="0"/>
+          <w:numId w:val="1029"/>
+        </w:numPr>
+        <w:pStyle w:val="Compact"/>
+      </w:pPr>
+      <w:r>
+        <w:t xml:space="preserve">Community: a local architect, interior designer, or contractor, for Lesson 4.15 and 4.16. FACS gives the guest a gallery of client-driven room models to walk as the client, a class that has drawn eleven floor plans and measured every path, and a thank-you card from each student; the guest gives FACS one period as the client at the pitches asking the questions, a five-minute talk on what a day in the job is, two questions per student answered that research alone could not (the state’s own illustrative activity), and one real floor plan (with the address removed) for Lesson 4.10 to read.</w:t>
+      </w:r>
+      <w:r>
+        <w:t xml:space="preserve"> </w:t>
+      </w:r>
+      <w:r>
+        <w:rPr>
+          <w:rStyle w:val="TeacherNote"/>
+        </w:rPr>
+        <w:t xml:space="preserve">[Sal: an architect, designer, contractor, electrician, or real estate agent who is a parent at your school is the easiest ask; the Long Island chapter of the American Institute of Architects and a local design firm are the next two calls.]</w:t>
+      </w:r>
+    </w:p>
+    <w:p>
+      <w:pPr>
+        <w:numPr>
+          <w:ilvl w:val="0"/>
+          <w:numId w:val="1029"/>
+        </w:numPr>
+        <w:pStyle w:val="Compact"/>
+      </w:pPr>
+      <w:r>
+        <w:t xml:space="preserve">Community: the utility company’s energy education program, for Lesson 4.4. FACS gives the program a class that has done a home energy audit and computed the savings from one change, and a set of audit results with no names on them; the program gives FACS a classroom kit (LED bulbs, a watt meter on loan, a home energy checklist), a presenter for one period, and the current rebate numbers for heat pumps and insulation.</w:t>
+      </w:r>
+      <w:r>
+        <w:t xml:space="preserve"> </w:t>
+      </w:r>
+      <w:r>
+        <w:rPr>
+          <w:rStyle w:val="TeacherNote"/>
+        </w:rPr>
+        <w:t xml:space="preserve">[Sal: PSEG Long Island and National Grid both run school energy programs; NYSERDA’s K-12 page is the state’s own list. Confirm the lead time, which is usually several weeks.]</w:t>
+      </w:r>
+    </w:p>
+    <w:p>
+      <w:pPr>
+        <w:numPr>
+          <w:ilvl w:val="0"/>
+          <w:numId w:val="1029"/>
+        </w:numPr>
+        <w:pStyle w:val="Compact"/>
+      </w:pPr>
+      <w:r>
+        <w:t xml:space="preserve">Community: the local BOCES or your school’s high school partner or feeder district, for Lesson 4.16. FACS gives the CTE program a class that has already drawn a plan to scale, priced a room, and pitched it, and one program name written on every self-check; the program gives FACS its course list for the trades on the career cards and, if willing, a student or an instructor for five minutes.</w:t>
+      </w:r>
+      <w:r>
+        <w:t xml:space="preserve"> </w:t>
+      </w:r>
+      <w:r>
+        <w:rPr>
+          <w:rStyle w:val="TeacherNote"/>
+        </w:rPr>
+        <w:t xml:space="preserve">[Sal: name the BOCES or the partner high school once you know the building.]</w:t>
+      </w:r>
+    </w:p>
+    <w:p>
+      <w:pPr>
+        <w:pStyle w:val="Heading2"/>
+      </w:pPr>
+      <w:bookmarkStart w:id="44" w:name="vocabulary-for-translation"/>
+      <w:r>
+        <w:t xml:space="preserve">13. Vocabulary for translation</w:t>
+      </w:r>
+      <w:bookmarkEnd w:id="44"/>
+    </w:p>
+    <w:p>
+      <w:pPr>
+        <w:pStyle w:val="FirstParagraph"/>
+      </w:pPr>
+      <w:r>
+        <w:t xml:space="preserve">See</w:t>
       </w:r>
       <w:r>
         <w:t xml:space="preserve"> </w:t>
@@ -6302,13 +7539,76 @@
         <w:rPr>
           <w:rStyle w:val="VerbatimChar"/>
         </w:rPr>
-        <w:t xml:space="preserve">Slides 04.MM - [Title].md</w:t>
-      </w:r>
-      <w:r>
-        <w:t xml:space="preserve"> </w:t>
-      </w:r>
-      <w:r>
-        <w:t xml:space="preserve">(the landed lessons name theirs with the lesson title; multi-day lessons mark Day 1, Day 2, Day 3 inside one outline). The site build renders every outline as an HTML deck.</w:t>
+        <w:t xml:space="preserve">Vocabulary 04.md</w:t>
+      </w:r>
+      <w:r>
+        <w:t xml:space="preserve">: 69 Tier 3 terms across the four topics with a one-line student definition and columns for Turkish, Portuguese, and Spanish, marked</w:t>
+      </w:r>
+      <w:r>
+        <w:t xml:space="preserve"> </w:t>
+      </w:r>
+      <w:r>
+        <w:rPr>
+          <w:rStyle w:val="TeacherNote"/>
+        </w:rPr>
+        <w:t xml:space="preserve">[check with a native speaker]</w:t>
+      </w:r>
+      <w:r>
+        <w:t xml:space="preserve"> </w:t>
+      </w:r>
+      <w:r>
+        <w:t xml:space="preserve">until a native speaker verifies them. Eleven Portuguese terms and eleven Turkish terms come from Sal’s Color in the Home vocabulary cards (with the diacritics restored, since his cards stripped them for the word search); the rest are new, including the words the landed lessons name (townhouse, manufactured home, clearance, turning circle, elevation, home inspector, energy auditor, property manager). The file also has sentence starters for the pitch, for the peer review, and for the repair stations in all four languages; the landed lessons name the frames they need (the family match, the calendar justification, the needs list, the pitch planner, the feedback slip), and the starters cover them.</w:t>
+      </w:r>
+    </w:p>
+    <w:p>
+      <w:pPr>
+        <w:pStyle w:val="Heading2"/>
+      </w:pPr>
+      <w:bookmarkStart w:id="45" w:name="what-sal-should-replace"/>
+      <w:r>
+        <w:t xml:space="preserve">14. What Sal should replace</w:t>
+      </w:r>
+      <w:bookmarkEnd w:id="45"/>
+    </w:p>
+    <w:p>
+      <w:pPr>
+        <w:pStyle w:val="FirstParagraph"/>
+      </w:pPr>
+      <w:r>
+        <w:t xml:space="preserve">Placeholders in the three unit-level files (</w:t>
+      </w:r>
+      <w:r>
+        <w:rPr>
+          <w:rStyle w:val="VerbatimChar"/>
+        </w:rPr>
+        <w:t xml:space="preserve">Unit 04</w:t>
+      </w:r>
+      <w:r>
+        <w:t xml:space="preserve">,</w:t>
+      </w:r>
+      <w:r>
+        <w:t xml:space="preserve"> </w:t>
+      </w:r>
+      <w:r>
+        <w:rPr>
+          <w:rStyle w:val="VerbatimChar"/>
+        </w:rPr>
+        <w:t xml:space="preserve">Calendar 04</w:t>
+      </w:r>
+      <w:r>
+        <w:t xml:space="preserve">,</w:t>
+      </w:r>
+      <w:r>
+        <w:t xml:space="preserve"> </w:t>
+      </w:r>
+      <w:r>
+        <w:rPr>
+          <w:rStyle w:val="VerbatimChar"/>
+        </w:rPr>
+        <w:t xml:space="preserve">Vocabulary 04</w:t>
+      </w:r>
+      <w:r>
+        <w:t xml:space="preserve">). The lesson, project, rubric, and assessment files list their own.</w:t>
       </w:r>
     </w:p>
     <w:p>
@@ -6316,43 +7616,723 @@
         <w:pStyle w:val="BodyText"/>
       </w:pPr>
       <w:r>
-        <w:rPr>
-          <w:b/>
-        </w:rPr>
-        <w:t xml:space="preserve">No-kitchen, no-tools, and no-build plan for the whole unit:</w:t>
-      </w:r>
-      <w:r>
-        <w:t xml:space="preserve"> </w:t>
-      </w:r>
-      <w:r>
-        <w:t xml:space="preserve">the frosting lab is the only food in the unit, and its no-kitchen alternative is tempera paint on the same paper plates with the same Room Cards, the same pitch, and the same rubric minus the sanitation row (the safety row still scores tool and paint handling). The repair stations have a no-tools version on the lesson page: five demonstration stations on the slides with a photo sequence for each, the steps ordered on cards and the test named; the screw and level stations can still run with a screwdriver, a level, and a scrap board from the custodian, which are safe in any room. The plunger station needs a bucket, not a sink. The energy audit runs on the FACS room itself if a student cannot do it at home. The model has the isometric grid drawing as its no-materials alternative, and the whole class can build on foam board if shoeboxes do not come in. The catalog is printed, so the budget day needs no device. Nothing in the unit needs a stove, a sewing machine, or the internet on the day.</w:t>
-      </w:r>
-    </w:p>
-    <w:p>
-      <w:pPr>
-        <w:pStyle w:val="Heading2"/>
-      </w:pPr>
-      <w:bookmarkStart w:id="42" w:name="health-and-other-department-coordination"/>
-      <w:r>
-        <w:t xml:space="preserve">11. Health and other-department coordination</w:t>
-      </w:r>
-      <w:bookmarkEnd w:id="42"/>
+        <w:t xml:space="preserve">In this unit plan:</w:t>
+      </w:r>
+    </w:p>
+    <w:p>
+      <w:pPr>
+        <w:numPr>
+          <w:ilvl w:val="0"/>
+          <w:numId w:val="1030"/>
+        </w:numPr>
+        <w:pStyle w:val="Compact"/>
+      </w:pPr>
+      <w:r>
+        <w:t xml:space="preserve">Header:</w:t>
+      </w:r>
+      <w:r>
+        <w:t xml:space="preserve"> </w:t>
+      </w:r>
+      <w:r>
+        <w:rPr>
+          <w:rStyle w:val="TeacherNote"/>
+        </w:rPr>
+        <w:t xml:space="preserve">[Sal: when Lessons 4.4 to 4.10, Project 04, Rubric 04, and the three assessments land, check Sections 6, 7, 9, and 10 of this plan against them; Section 14 lists the lines most likely to move.]</w:t>
+      </w:r>
+    </w:p>
+    <w:p>
+      <w:pPr>
+        <w:numPr>
+          <w:ilvl w:val="0"/>
+          <w:numId w:val="1030"/>
+        </w:numPr>
+        <w:pStyle w:val="Compact"/>
+      </w:pPr>
+      <w:r>
+        <w:t xml:space="preserve">Section 2.3:</w:t>
+      </w:r>
+      <w:r>
+        <w:t xml:space="preserve"> </w:t>
+      </w:r>
+      <w:r>
+        <w:rPr>
+          <w:rStyle w:val="TeacherNote"/>
+        </w:rPr>
+        <w:t xml:space="preserve">[Sal: the current NYSERDA rebate numbers change yearly; put this year’s on the slide.]</w:t>
+      </w:r>
+    </w:p>
+    <w:p>
+      <w:pPr>
+        <w:numPr>
+          <w:ilvl w:val="0"/>
+          <w:numId w:val="1030"/>
+        </w:numPr>
+        <w:pStyle w:val="Compact"/>
+      </w:pPr>
+      <w:r>
+        <w:t xml:space="preserve">Section 2.5:</w:t>
+      </w:r>
+      <w:r>
+        <w:t xml:space="preserve"> </w:t>
+      </w:r>
+      <w:r>
+        <w:rPr>
+          <w:rStyle w:val="TeacherNote"/>
+        </w:rPr>
+        <w:t xml:space="preserve">[Sal: pick the tool once you know what your school’s devices allow.]</w:t>
+      </w:r>
+    </w:p>
+    <w:p>
+      <w:pPr>
+        <w:numPr>
+          <w:ilvl w:val="0"/>
+          <w:numId w:val="1030"/>
+        </w:numPr>
+        <w:pStyle w:val="Compact"/>
+      </w:pPr>
+      <w:r>
+        <w:t xml:space="preserve">Section 6:</w:t>
+      </w:r>
+      <w:r>
+        <w:t xml:space="preserve"> </w:t>
+      </w:r>
+      <w:r>
+        <w:rPr>
+          <w:rStyle w:val="TeacherNote"/>
+        </w:rPr>
+        <w:t xml:space="preserve">[Sal: the sketch count and the prompt list for Lesson 4.10 depend on that lesson; if it carries only two sketches, the stack is nine and the project sheet should say seven of nine counts as complete.]</w:t>
+      </w:r>
+    </w:p>
+    <w:p>
+      <w:pPr>
+        <w:numPr>
+          <w:ilvl w:val="0"/>
+          <w:numId w:val="1030"/>
+        </w:numPr>
+        <w:pStyle w:val="Compact"/>
+      </w:pPr>
+      <w:r>
+        <w:t xml:space="preserve">Section 7:</w:t>
+      </w:r>
+      <w:r>
+        <w:t xml:space="preserve"> </w:t>
+      </w:r>
+      <w:r>
+        <w:rPr>
+          <w:rStyle w:val="TeacherNote"/>
+        </w:rPr>
+        <w:t xml:space="preserve">[Sal: confirm the Standard 2 and Standard 3 wording against the NYSED PDF once for the whole unit before the standards map goes live; see crosswalk E.4.]</w:t>
+      </w:r>
+    </w:p>
+    <w:p>
+      <w:pPr>
+        <w:numPr>
+          <w:ilvl w:val="0"/>
+          <w:numId w:val="1030"/>
+        </w:numPr>
+        <w:pStyle w:val="Compact"/>
+      </w:pPr>
+      <w:r>
+        <w:t xml:space="preserve">Section 8:</w:t>
+      </w:r>
+      <w:r>
+        <w:t xml:space="preserve"> </w:t>
+      </w:r>
+      <w:r>
+        <w:rPr>
+          <w:rStyle w:val="TeacherNote"/>
+        </w:rPr>
+        <w:t xml:space="preserve">[Sal: the Project 04 sheet is the authority on the client cards, the caps, the deliverables, and the due date if it says otherwise.]</w:t>
+      </w:r>
+    </w:p>
+    <w:p>
+      <w:pPr>
+        <w:numPr>
+          <w:ilvl w:val="0"/>
+          <w:numId w:val="1030"/>
+        </w:numPr>
+        <w:pStyle w:val="Compact"/>
+      </w:pPr>
+      <w:r>
+        <w:t xml:space="preserve">Section 8:</w:t>
+      </w:r>
+      <w:r>
+        <w:t xml:space="preserve"> </w:t>
+      </w:r>
+      <w:r>
+        <w:rPr>
+          <w:rStyle w:val="TeacherNote"/>
+        </w:rPr>
+        <w:t xml:space="preserve">[Sal: the caps are marked [update]</w:t>
+      </w:r>
+      <w:r>
+        <w:t xml:space="preserve"> </w:t>
+      </w:r>
+      <w:r>
+        <w:t xml:space="preserve">on Lesson 4.13; set them once and put the same numbers on the client cards, the project sheet, and the rubric.]</w:t>
+      </w:r>
+    </w:p>
+    <w:p>
+      <w:pPr>
+        <w:numPr>
+          <w:ilvl w:val="0"/>
+          <w:numId w:val="1030"/>
+        </w:numPr>
+        <w:pStyle w:val="Compact"/>
+      </w:pPr>
+      <w:r>
+        <w:t xml:space="preserve">Section 8:</w:t>
+      </w:r>
+      <w:r>
+        <w:t xml:space="preserve"> </w:t>
+      </w:r>
+      <w:r>
+        <w:rPr>
+          <w:rStyle w:val="TeacherNote"/>
+        </w:rPr>
+        <w:t xml:space="preserve">[Sal: your Dream Home Challenge packet was the seed of this project; Rubric 04 adds the client, the measured paths, the budget math with tax, and the GREEN and SAFE labels your packet did not score. Photograph every finished model, no names, no faces; Lesson 4.14 says why.]</w:t>
+      </w:r>
+    </w:p>
+    <w:p>
+      <w:pPr>
+        <w:numPr>
+          <w:ilvl w:val="0"/>
+          <w:numId w:val="1030"/>
+        </w:numPr>
+        <w:pStyle w:val="Compact"/>
+      </w:pPr>
+      <w:r>
+        <w:t xml:space="preserve">Section 9:</w:t>
+      </w:r>
+      <w:r>
+        <w:t xml:space="preserve"> </w:t>
+      </w:r>
+      <w:r>
+        <w:rPr>
+          <w:rStyle w:val="TeacherNote"/>
+        </w:rPr>
+        <w:t xml:space="preserve">[Sal: the item count and points are in the file; reconcile this line to it when it lands.]</w:t>
+      </w:r>
+      <w:r>
+        <w:t xml:space="preserve"> </w:t>
+      </w:r>
+      <w:r>
+        <w:t xml:space="preserve">(twice, for the quiz and the test)</w:t>
+      </w:r>
+    </w:p>
+    <w:p>
+      <w:pPr>
+        <w:numPr>
+          <w:ilvl w:val="0"/>
+          <w:numId w:val="1030"/>
+        </w:numPr>
+        <w:pStyle w:val="Compact"/>
+      </w:pPr>
+      <w:r>
+        <w:t xml:space="preserve">Section 9:</w:t>
+      </w:r>
+      <w:r>
+        <w:t xml:space="preserve"> </w:t>
+      </w:r>
+      <w:r>
+        <w:rPr>
+          <w:rStyle w:val="TeacherNote"/>
+        </w:rPr>
+        <w:t xml:space="preserve">[Sal: the rubric file sets the levels and the points; if it reads differently from this line, the rubric wins.]</w:t>
+      </w:r>
+    </w:p>
+    <w:p>
+      <w:pPr>
+        <w:numPr>
+          <w:ilvl w:val="0"/>
+          <w:numId w:val="1030"/>
+        </w:numPr>
+        <w:pStyle w:val="Compact"/>
+      </w:pPr>
+      <w:r>
+        <w:t xml:space="preserve">Section 9:</w:t>
+      </w:r>
+      <w:r>
+        <w:t xml:space="preserve"> </w:t>
+      </w:r>
+      <w:r>
+        <w:rPr>
+          <w:rStyle w:val="TeacherNote"/>
+        </w:rPr>
+        <w:t xml:space="preserve">[Sal: if your school’s MP3 starts on a different day, the Unit 3 test and this unit’s quiz are the two checks that could move across the line.]</w:t>
+      </w:r>
+    </w:p>
+    <w:p>
+      <w:pPr>
+        <w:numPr>
+          <w:ilvl w:val="0"/>
+          <w:numId w:val="1030"/>
+        </w:numPr>
+        <w:pStyle w:val="Compact"/>
+      </w:pPr>
+      <w:r>
+        <w:t xml:space="preserve">Section 10:</w:t>
+      </w:r>
+      <w:r>
+        <w:t xml:space="preserve"> </w:t>
+      </w:r>
+      <w:r>
+        <w:rPr>
+          <w:rStyle w:val="TeacherNote"/>
+        </w:rPr>
+        <w:t xml:space="preserve">[Sal: set the device plan once you know what your school has; nothing in this unit needs a device on the day.]</w:t>
+      </w:r>
+    </w:p>
+    <w:p>
+      <w:pPr>
+        <w:numPr>
+          <w:ilvl w:val="0"/>
+          <w:numId w:val="1030"/>
+        </w:numPr>
+        <w:pStyle w:val="Compact"/>
+      </w:pPr>
+      <w:r>
+        <w:t xml:space="preserve">Section 10:</w:t>
+      </w:r>
+      <w:r>
+        <w:t xml:space="preserve"> </w:t>
+      </w:r>
+      <w:r>
+        <w:rPr>
+          <w:rStyle w:val="TeacherNote"/>
+        </w:rPr>
+        <w:t xml:space="preserve">[Sal: the custodian may have every one of these tools; ask before buying]</w:t>
+      </w:r>
+    </w:p>
+    <w:p>
+      <w:pPr>
+        <w:numPr>
+          <w:ilvl w:val="0"/>
+          <w:numId w:val="1030"/>
+        </w:numPr>
+        <w:pStyle w:val="Compact"/>
+      </w:pPr>
+      <w:r>
+        <w:t xml:space="preserve">Section 10:</w:t>
+      </w:r>
+      <w:r>
+        <w:t xml:space="preserve"> </w:t>
+      </w:r>
+      <w:r>
+        <w:rPr>
+          <w:rStyle w:val="TeacherNote"/>
+        </w:rPr>
+        <w:t xml:space="preserve">[Sal: your original ran four groups of five with one tub each; if you run four stations, add one tub, about $3]</w:t>
+      </w:r>
+    </w:p>
+    <w:p>
+      <w:pPr>
+        <w:numPr>
+          <w:ilvl w:val="0"/>
+          <w:numId w:val="1030"/>
+        </w:numPr>
+        <w:pStyle w:val="Compact"/>
+      </w:pPr>
+      <w:r>
+        <w:t xml:space="preserve">Section 10:</w:t>
+      </w:r>
+      <w:r>
+        <w:t xml:space="preserve"> </w:t>
+      </w:r>
+      <w:r>
+        <w:rPr>
+          <w:rStyle w:val="TeacherNote"/>
+        </w:rPr>
+        <w:t xml:space="preserve">[Sal: the ReStore will give a box of samples if asked]</w:t>
+      </w:r>
+    </w:p>
+    <w:p>
+      <w:pPr>
+        <w:numPr>
+          <w:ilvl w:val="0"/>
+          <w:numId w:val="1030"/>
+        </w:numPr>
+        <w:pStyle w:val="Compact"/>
+      </w:pPr>
+      <w:r>
+        <w:t xml:space="preserve">Section 10:</w:t>
+      </w:r>
+      <w:r>
+        <w:t xml:space="preserve"> </w:t>
+      </w:r>
+      <w:r>
+        <w:rPr>
+          <w:rStyle w:val="TeacherNote"/>
+        </w:rPr>
+        <w:t xml:space="preserve">[Sal: a real walker or a borrowed wheelchair from the nurse’s office, rolled through the 30-inch strip, makes the rule real in ten seconds]</w:t>
+      </w:r>
+    </w:p>
+    <w:p>
+      <w:pPr>
+        <w:numPr>
+          <w:ilvl w:val="0"/>
+          <w:numId w:val="1030"/>
+        </w:numPr>
+        <w:pStyle w:val="Compact"/>
+      </w:pPr>
+      <w:r>
+        <w:t xml:space="preserve">Section 10:</w:t>
+      </w:r>
+      <w:r>
+        <w:t xml:space="preserve"> </w:t>
+      </w:r>
+      <w:r>
+        <w:rPr>
+          <w:rStyle w:val="TeacherNote"/>
+        </w:rPr>
+        <w:t xml:space="preserve">[Sal: 8.625 percent is the Suffolk County sales tax; update to your county]</w:t>
+      </w:r>
+    </w:p>
+    <w:p>
+      <w:pPr>
+        <w:numPr>
+          <w:ilvl w:val="0"/>
+          <w:numId w:val="1030"/>
+        </w:numPr>
+        <w:pStyle w:val="Compact"/>
+      </w:pPr>
+      <w:r>
+        <w:t xml:space="preserve">Section 10:</w:t>
+      </w:r>
+      <w:r>
+        <w:t xml:space="preserve"> </w:t>
+      </w:r>
+      <w:r>
+        <w:rPr>
+          <w:rStyle w:val="TeacherNote"/>
+        </w:rPr>
+        <w:t xml:space="preserve">[Sal: pull the current medians from bls.gov/ooh before you teach it]</w:t>
+      </w:r>
+    </w:p>
+    <w:p>
+      <w:pPr>
+        <w:numPr>
+          <w:ilvl w:val="0"/>
+          <w:numId w:val="1030"/>
+        </w:numPr>
+        <w:pStyle w:val="Compact"/>
+      </w:pPr>
+      <w:r>
+        <w:t xml:space="preserve">Section 10:</w:t>
+      </w:r>
+      <w:r>
+        <w:t xml:space="preserve"> </w:t>
+      </w:r>
+      <w:r>
+        <w:rPr>
+          <w:rStyle w:val="TeacherNote"/>
+        </w:rPr>
+        <w:t xml:space="preserve">[Sal: put your school’s supply budget here; the frosting and the model materials are the only lines that repeat every section, and the tool tray is the one big ask of the custodian.]</w:t>
+      </w:r>
+    </w:p>
+    <w:p>
+      <w:pPr>
+        <w:numPr>
+          <w:ilvl w:val="0"/>
+          <w:numId w:val="1030"/>
+        </w:numPr>
+        <w:pStyle w:val="Compact"/>
+      </w:pPr>
+      <w:r>
+        <w:t xml:space="preserve">Section 10:</w:t>
+      </w:r>
+      <w:r>
+        <w:t xml:space="preserve"> </w:t>
+      </w:r>
+      <w:r>
+        <w:rPr>
+          <w:rStyle w:val="TeacherNote"/>
+        </w:rPr>
+        <w:t xml:space="preserve">[Sal: the 4.4 to 4.10 titles are placeholders until those lessons land; if a handout name on a lesson page does not match this list, the lesson page wins.]</w:t>
+      </w:r>
+    </w:p>
+    <w:p>
+      <w:pPr>
+        <w:numPr>
+          <w:ilvl w:val="0"/>
+          <w:numId w:val="1030"/>
+        </w:numPr>
+        <w:pStyle w:val="Compact"/>
+      </w:pPr>
+      <w:r>
+        <w:t xml:space="preserve">Section 11:</w:t>
+      </w:r>
+      <w:r>
+        <w:t xml:space="preserve"> </w:t>
+      </w:r>
+      <w:r>
+        <w:rPr>
+          <w:rStyle w:val="TeacherNote"/>
+        </w:rPr>
+        <w:t xml:space="preserve">[Sal: tell the health teacher in the first week of the unit that 4.2 will teach the home emergency plan, so the words land the same way in both rooms.]</w:t>
+      </w:r>
+    </w:p>
+    <w:p>
+      <w:pPr>
+        <w:numPr>
+          <w:ilvl w:val="0"/>
+          <w:numId w:val="1030"/>
+        </w:numPr>
+        <w:pStyle w:val="Compact"/>
+      </w:pPr>
+      <w:r>
+        <w:t xml:space="preserve">Section 11:</w:t>
+      </w:r>
+      <w:r>
+        <w:t xml:space="preserve"> </w:t>
+      </w:r>
+      <w:r>
+        <w:rPr>
+          <w:rStyle w:val="TeacherNote"/>
+        </w:rPr>
+        <w:t xml:space="preserve">[Sal: ask the science teacher which grade has energy by February, and borrow the watt meter if there is one.]</w:t>
+      </w:r>
+    </w:p>
+    <w:p>
+      <w:pPr>
+        <w:numPr>
+          <w:ilvl w:val="0"/>
+          <w:numId w:val="1030"/>
+        </w:numPr>
+        <w:pStyle w:val="Compact"/>
+      </w:pPr>
+      <w:r>
+        <w:t xml:space="preserve">Section 11:</w:t>
+      </w:r>
+      <w:r>
+        <w:t xml:space="preserve"> </w:t>
+      </w:r>
+      <w:r>
+        <w:rPr>
+          <w:rStyle w:val="TeacherNote"/>
+        </w:rPr>
+        <w:t xml:space="preserve">[Sal: ask the math teacher whether scale drawings have been taught by February, because 4.10 assumes the idea is not new to grade 7.]</w:t>
+      </w:r>
+    </w:p>
+    <w:p>
+      <w:pPr>
+        <w:numPr>
+          <w:ilvl w:val="0"/>
+          <w:numId w:val="1030"/>
+        </w:numPr>
+        <w:pStyle w:val="Compact"/>
+      </w:pPr>
+      <w:r>
+        <w:t xml:space="preserve">Section 11:</w:t>
+      </w:r>
+      <w:r>
+        <w:t xml:space="preserve"> </w:t>
+      </w:r>
+      <w:r>
+        <w:rPr>
+          <w:rStyle w:val="TeacherNote"/>
+        </w:rPr>
+        <w:t xml:space="preserve">[Sal: read the six client cards yourself first and decide whether to say anything out loud in a class where a student or a family member uses a walker or a wheelchair; Lesson 4.11 says the same.]</w:t>
+      </w:r>
+    </w:p>
+    <w:p>
+      <w:pPr>
+        <w:numPr>
+          <w:ilvl w:val="0"/>
+          <w:numId w:val="1030"/>
+        </w:numPr>
+        <w:pStyle w:val="Compact"/>
+      </w:pPr>
+      <w:r>
+        <w:t xml:space="preserve">Section 12:</w:t>
+      </w:r>
+      <w:r>
+        <w:t xml:space="preserve"> </w:t>
+      </w:r>
+      <w:r>
+        <w:rPr>
+          <w:rStyle w:val="TeacherNote"/>
+        </w:rPr>
+        <w:t xml:space="preserve">[Sal: name the art teacher once you know the building.]</w:t>
+      </w:r>
+    </w:p>
+    <w:p>
+      <w:pPr>
+        <w:numPr>
+          <w:ilvl w:val="0"/>
+          <w:numId w:val="1030"/>
+        </w:numPr>
+        <w:pStyle w:val="Compact"/>
+      </w:pPr>
+      <w:r>
+        <w:t xml:space="preserve">Section 12:</w:t>
+      </w:r>
+      <w:r>
+        <w:t xml:space="preserve"> </w:t>
+      </w:r>
+      <w:r>
+        <w:rPr>
+          <w:rStyle w:val="TeacherNote"/>
+        </w:rPr>
+        <w:t xml:space="preserve">[Sal: ask in the first week of the year, not the week before; the custodian’s schedule is the tightest in the building.]</w:t>
+      </w:r>
+    </w:p>
+    <w:p>
+      <w:pPr>
+        <w:numPr>
+          <w:ilvl w:val="0"/>
+          <w:numId w:val="1030"/>
+        </w:numPr>
+        <w:pStyle w:val="Compact"/>
+      </w:pPr>
+      <w:r>
+        <w:t xml:space="preserve">Section 12:</w:t>
+      </w:r>
+      <w:r>
+        <w:t xml:space="preserve"> </w:t>
+      </w:r>
+      <w:r>
+        <w:rPr>
+          <w:rStyle w:val="TeacherNote"/>
+        </w:rPr>
+        <w:t xml:space="preserve">[Sal: Habitat for Humanity of Suffolk and Habitat Long Island each run a ReStore; name the nearest one to your school and confirm what they will do for a middle school class.]</w:t>
+      </w:r>
+    </w:p>
+    <w:p>
+      <w:pPr>
+        <w:numPr>
+          <w:ilvl w:val="0"/>
+          <w:numId w:val="1030"/>
+        </w:numPr>
+        <w:pStyle w:val="Compact"/>
+      </w:pPr>
+      <w:r>
+        <w:t xml:space="preserve">Section 12:</w:t>
+      </w:r>
+      <w:r>
+        <w:t xml:space="preserve"> </w:t>
+      </w:r>
+      <w:r>
+        <w:rPr>
+          <w:rStyle w:val="TeacherNote"/>
+        </w:rPr>
+        <w:t xml:space="preserve">[Sal: an architect, designer, contractor, electrician, or real estate agent who is a parent at your school is the easiest ask; the Long Island chapter of the American Institute of Architects and a local design firm are the next two calls.]</w:t>
+      </w:r>
+    </w:p>
+    <w:p>
+      <w:pPr>
+        <w:numPr>
+          <w:ilvl w:val="0"/>
+          <w:numId w:val="1030"/>
+        </w:numPr>
+        <w:pStyle w:val="Compact"/>
+      </w:pPr>
+      <w:r>
+        <w:t xml:space="preserve">Section 12:</w:t>
+      </w:r>
+      <w:r>
+        <w:t xml:space="preserve"> </w:t>
+      </w:r>
+      <w:r>
+        <w:rPr>
+          <w:rStyle w:val="TeacherNote"/>
+        </w:rPr>
+        <w:t xml:space="preserve">[Sal: PSEG Long Island and National Grid both run school energy programs; NYSERDA’s K-12 page is the state’s own list. Confirm the lead time, which is usually several weeks.]</w:t>
+      </w:r>
+    </w:p>
+    <w:p>
+      <w:pPr>
+        <w:numPr>
+          <w:ilvl w:val="0"/>
+          <w:numId w:val="1030"/>
+        </w:numPr>
+        <w:pStyle w:val="Compact"/>
+      </w:pPr>
+      <w:r>
+        <w:t xml:space="preserve">Section 12:</w:t>
+      </w:r>
+      <w:r>
+        <w:t xml:space="preserve"> </w:t>
+      </w:r>
+      <w:r>
+        <w:rPr>
+          <w:rStyle w:val="TeacherNote"/>
+        </w:rPr>
+        <w:t xml:space="preserve">[Sal: name the BOCES or the partner high school once you know the building.]</w:t>
+      </w:r>
+    </w:p>
+    <w:p>
+      <w:pPr>
+        <w:numPr>
+          <w:ilvl w:val="0"/>
+          <w:numId w:val="1030"/>
+        </w:numPr>
+        <w:pStyle w:val="Compact"/>
+      </w:pPr>
+      <w:r>
+        <w:t xml:space="preserve">Not a placeholder but a fact to confirm: the rationale names a Penn State zero-energy home project and the Fire Island hotel property. Both came from the build’s notes on your background, not from a file in the source folders. Fix the wording if the course or the property is described wrong.</w:t>
+      </w:r>
+    </w:p>
+    <w:p>
+      <w:pPr>
+        <w:numPr>
+          <w:ilvl w:val="0"/>
+          <w:numId w:val="1030"/>
+        </w:numPr>
+        <w:pStyle w:val="Compact"/>
+      </w:pPr>
+      <w:r>
+        <w:t xml:space="preserve">Not a placeholder but a flag for the Unit 3 writer: Lessons 4.1 and 4.3 read a</w:t>
+      </w:r>
+      <w:r>
+        <w:t xml:space="preserve"> </w:t>
+      </w:r>
+      <w:r>
+        <w:t xml:space="preserve">“</w:t>
+      </w:r>
+      <w:r>
+        <w:t xml:space="preserve">Unit 4 pre-test</w:t>
+      </w:r>
+      <w:r>
+        <w:t xml:space="preserve">”</w:t>
+      </w:r>
+      <w:r>
+        <w:t xml:space="preserve"> </w:t>
+      </w:r>
+      <w:r>
+        <w:t xml:space="preserve">given at the end of Unit 3 (three things a home must do, two kinds of housing, one tool, one small repair). No such file exists yet; either Unit 3’s last lesson gains a five-minute pre-assessment or Lesson 4.1’s do now becomes the pre-assessment.</w:t>
+      </w:r>
     </w:p>
     <w:p>
       <w:pPr>
         <w:pStyle w:val="FirstParagraph"/>
       </w:pPr>
       <w:r>
-        <w:rPr>
-          <w:b/>
-        </w:rPr>
-        <w:t xml:space="preserve">Health:</w:t>
-      </w:r>
-      <w:r>
-        <w:t xml:space="preserve"> </w:t>
-      </w:r>
-      <w:r>
-        <w:t xml:space="preserve">the health course covers fire safety, carbon monoxide, and poison safety in its own unit. Lesson 4.2 uses the same words (two ways out, a meeting spot, test the detector monthly, batteries yearly, replace at ten years, the Poison Control number 1-800-222-1222) and goes where health does not: fifteen hazards in a described home room by room, classified by type, and a plan that includes how a grandmother with a cane gets out and who carries the toddler. Agree on the detector rules and the emergency numbers so both rooms say the same thing. Anything a student says in 4.2 about an unsafe home (no detector, no heat, a broken lock, an adult who will not fix it) is handled as a referral to the counselor or the nurse, not a class discussion, and Lesson 4.1 already sets the rule that nobody is asked to describe where they live.</w:t>
+        <w:t xml:space="preserve">In</w:t>
+      </w:r>
+      <w:r>
+        <w:t xml:space="preserve"> </w:t>
+      </w:r>
+      <w:r>
+        <w:rPr>
+          <w:rStyle w:val="VerbatimChar"/>
+        </w:rPr>
+        <w:t xml:space="preserve">Calendar 04.md</w:t>
+      </w:r>
+      <w:r>
+        <w:t xml:space="preserve">:</w:t>
+      </w:r>
+    </w:p>
+    <w:p>
+      <w:pPr>
+        <w:numPr>
+          <w:ilvl w:val="0"/>
+          <w:numId w:val="1031"/>
+        </w:numPr>
+        <w:pStyle w:val="Compact"/>
+      </w:pPr>
+      <w:r>
+        <w:t xml:space="preserve">Header:</w:t>
       </w:r>
       <w:r>
         <w:t xml:space="preserve"> </w:t>
@@ -6361,24 +8341,19 @@
         <w:rPr>
           <w:rStyle w:val="TeacherNote"/>
         </w:rPr>
-        <w:t xml:space="preserve">[Sal: tell the health teacher in the first week of the unit that 4.2 will teach the home emergency plan, so the words land the same way in both rooms.]</w:t>
-      </w:r>
-    </w:p>
-    <w:p>
-      <w:pPr>
-        <w:pStyle w:val="BodyText"/>
-      </w:pPr>
-      <w:r>
-        <w:rPr>
-          <w:b/>
-        </w:rPr>
-        <w:t xml:space="preserve">Science:</w:t>
-      </w:r>
-      <w:r>
-        <w:t xml:space="preserve"> </w:t>
-      </w:r>
-      <w:r>
-        <w:t xml:space="preserve">the science teacher covers energy, heat transfer, and electricity in grade 6 or 8. Lesson 4.4 uses the same words (a watt is a rate, a kilowatt-hour is an amount, heat moves from warm to cold, insulation slows it) and a watt meter the science department may own; Lesson 4.3’s grade 8 stretch explains why a breaker trips (too much current for the wire) and what a GFCI does. FACS stays on the bill and the habit; the physics of it belongs to science.</w:t>
+        <w:t xml:space="preserve">[Sal: the calendar is in day numbers; map them onto your school’s calendar.]</w:t>
+      </w:r>
+    </w:p>
+    <w:p>
+      <w:pPr>
+        <w:numPr>
+          <w:ilvl w:val="0"/>
+          <w:numId w:val="1031"/>
+        </w:numPr>
+        <w:pStyle w:val="Compact"/>
+      </w:pPr>
+      <w:r>
+        <w:t xml:space="preserve">Day 100 cell:</w:t>
       </w:r>
       <w:r>
         <w:t xml:space="preserve"> </w:t>
@@ -6387,24 +8362,19 @@
         <w:rPr>
           <w:rStyle w:val="TeacherNote"/>
         </w:rPr>
-        <w:t xml:space="preserve">[Sal: ask the science teacher which grade has energy by February, and borrow the watt meter if there is one.]</w:t>
-      </w:r>
-    </w:p>
-    <w:p>
-      <w:pPr>
-        <w:pStyle w:val="BodyText"/>
-      </w:pPr>
-      <w:r>
-        <w:rPr>
-          <w:b/>
-        </w:rPr>
-        <w:t xml:space="preserve">Math:</w:t>
-      </w:r>
-      <w:r>
-        <w:t xml:space="preserve"> </w:t>
-      </w:r>
-      <w:r>
-        <w:t xml:space="preserve">the math teacher covers ratio and scale drawings in grade 7 and area in grade 6. Lessons 4.10 and 4.12 use the same setup (a quarter inch or a half inch on the paper is one foot in the room; 36 inches is six squares at project scale) and the same words, so the skill transfers; the test day’s do now is the two conversions side by side. The furniture cut-out sheet with real dimensions is a scale drawing problem set the math class can use, and the grade 8 stretch (floor area, the percent left open) is a percent problem. Sales tax at 8.625 percent in 4.13 is the percent-of-a-number skill from Unit 2.</w:t>
+        <w:t xml:space="preserve">[Sal: if a school break lands between days 100 and 101, buy the frosting after the break and send the allergy check home before it.]</w:t>
+      </w:r>
+    </w:p>
+    <w:p>
+      <w:pPr>
+        <w:numPr>
+          <w:ilvl w:val="0"/>
+          <w:numId w:val="1031"/>
+        </w:numPr>
+        <w:pStyle w:val="Compact"/>
+      </w:pPr>
+      <w:r>
+        <w:t xml:space="preserve">Day 98 cell:</w:t>
       </w:r>
       <w:r>
         <w:t xml:space="preserve"> </w:t>
@@ -6413,75 +8383,39 @@
         <w:rPr>
           <w:rStyle w:val="TeacherNote"/>
         </w:rPr>
-        <w:t xml:space="preserve">[Sal: ask the math teacher whether scale drawings have been taught by February, because 4.10 assumes the idea is not new to grade 7.]</w:t>
-      </w:r>
-    </w:p>
-    <w:p>
-      <w:pPr>
-        <w:pStyle w:val="BodyText"/>
-      </w:pPr>
-      <w:r>
-        <w:rPr>
-          <w:b/>
-        </w:rPr>
-        <w:t xml:space="preserve">Art:</w:t>
-      </w:r>
-      <w:r>
-        <w:t xml:space="preserve"> </w:t>
-      </w:r>
-      <w:r>
-        <w:t xml:space="preserve">the art teacher teaches the color wheel and the elements and principles of design, often in grade 6. Lessons 4.6, 4.7, and 4.8 use the art room’s vocabulary exactly (tint, shade, balance, emphasis or focal point, rhythm, proportion) so a student hears one set of words, and Lesson 4.14 borrows the isometric grid drawing. FACS adds the room: what the same principles do to a person who lives there. Share the Room Cards with the art teacher; the frosting lab can be a guest lesson in the art room if the FACS room is unavailable.</w:t>
-      </w:r>
-    </w:p>
-    <w:p>
-      <w:pPr>
-        <w:pStyle w:val="BodyText"/>
-      </w:pPr>
-      <w:r>
-        <w:rPr>
-          <w:b/>
-        </w:rPr>
-        <w:t xml:space="preserve">ELA:</w:t>
-      </w:r>
-      <w:r>
-        <w:t xml:space="preserve"> </w:t>
-      </w:r>
-      <w:r>
-        <w:t xml:space="preserve">the design problem sentence (4.11) and the five-part pitch (4.15) are a claim with evidence (the path width, the total, the label); the ELA teacher can use the pitch planner as a persuasion outline. Share it so students see one structure.</w:t>
-      </w:r>
-    </w:p>
-    <w:p>
-      <w:pPr>
-        <w:pStyle w:val="BodyText"/>
-      </w:pPr>
-      <w:r>
-        <w:rPr>
-          <w:b/>
-        </w:rPr>
-        <w:t xml:space="preserve">Social studies:</w:t>
-      </w:r>
-      <w:r>
-        <w:t xml:space="preserve"> </w:t>
-      </w:r>
-      <w:r>
-        <w:t xml:space="preserve">if the social studies course covers community, local government, or immigration, Lesson 4.1’s housing types, zoning, and multigenerational households connect; the social studies teacher can show a zoning map of the town in exchange for the seven-jobs list. FACS stays on what a family needs from a space; why a town votes on zoning belongs to social studies.</w:t>
-      </w:r>
-    </w:p>
-    <w:p>
-      <w:pPr>
-        <w:pStyle w:val="BodyText"/>
-      </w:pPr>
-      <w:r>
-        <w:rPr>
-          <w:b/>
-        </w:rPr>
-        <w:t xml:space="preserve">Special education and the occupational therapist:</w:t>
-      </w:r>
-      <w:r>
-        <w:t xml:space="preserve"> </w:t>
-      </w:r>
-      <w:r>
-        <w:t xml:space="preserve">Lesson 4.11 asks the school’s occupational therapist, if there is one, for five minutes on why 36 inches and a 60-inch turning circle are the numbers for a wheelchair and what a walker user actually needs from a floor; the nurse’s office may lend a walker or a wheelchair for the tape strips in 4.12.</w:t>
+        <w:t xml:space="preserve">[Sal: Lesson 4.14 says to send the shoebox note home in Lesson 4.6 so boxes arrive by day 110; day 98 is the day.]</w:t>
+      </w:r>
+    </w:p>
+    <w:p>
+      <w:pPr>
+        <w:pStyle w:val="FirstParagraph"/>
+      </w:pPr>
+      <w:r>
+        <w:t xml:space="preserve">In</w:t>
+      </w:r>
+      <w:r>
+        <w:t xml:space="preserve"> </w:t>
+      </w:r>
+      <w:r>
+        <w:rPr>
+          <w:rStyle w:val="VerbatimChar"/>
+        </w:rPr>
+        <w:t xml:space="preserve">Vocabulary 04.md</w:t>
+      </w:r>
+      <w:r>
+        <w:t xml:space="preserve">:</w:t>
+      </w:r>
+    </w:p>
+    <w:p>
+      <w:pPr>
+        <w:numPr>
+          <w:ilvl w:val="0"/>
+          <w:numId w:val="1032"/>
+        </w:numPr>
+        <w:pStyle w:val="Compact"/>
+      </w:pPr>
+      <w:r>
+        <w:t xml:space="preserve">Header:</w:t>
       </w:r>
       <w:r>
         <w:t xml:space="preserve"> </w:t>
@@ -6490,885 +8424,25 @@
         <w:rPr>
           <w:rStyle w:val="TeacherNote"/>
         </w:rPr>
-        <w:t xml:space="preserve">[Sal: read the six client cards yourself first and decide whether to say anything out loud in a class where a student or a family member uses a walker or a wheelchair; Lesson 4.11 says the same.]</w:t>
-      </w:r>
-    </w:p>
-    <w:p>
-      <w:pPr>
-        <w:pStyle w:val="BodyText"/>
-      </w:pPr>
-      <w:r>
-        <w:rPr>
-          <w:b/>
-        </w:rPr>
-        <w:t xml:space="preserve">Technology or engineering, if the school has it:</w:t>
-      </w:r>
-      <w:r>
-        <w:t xml:space="preserve"> </w:t>
-      </w:r>
-      <w:r>
-        <w:t xml:space="preserve">the model is a prototype in the same design process the PSI theme describes; the two teachers can share the design process language.</w:t>
-      </w:r>
-    </w:p>
-    <w:p>
-      <w:pPr>
-        <w:pStyle w:val="BodyText"/>
-      </w:pPr>
-      <w:r>
-        <w:rPr>
-          <w:b/>
-        </w:rPr>
-        <w:t xml:space="preserve">The custodian or facilities manager:</w:t>
-      </w:r>
-      <w:r>
-        <w:t xml:space="preserve"> </w:t>
-      </w:r>
-      <w:r>
-        <w:t xml:space="preserve">not a department, but the most important coordination in the unit. Lesson 4.3 asks the custodian to lend the tool tray, the plungers, the level, and the furnace filter, and for a five-minute visit on Day 1 to show the building’s breaker panel door (not inside it) and the filter; Lesson 4.16 names the facilities manager as a possible ten-minute guest. That is the person in the school who lives the unit’s big idea every day.</w:t>
-      </w:r>
-    </w:p>
-    <w:p>
-      <w:pPr>
-        <w:pStyle w:val="Heading2"/>
-      </w:pPr>
-      <w:bookmarkStart w:id="43" w:name="connections-in-building-and-community"/>
-      <w:r>
-        <w:t xml:space="preserve">12. Connections (in-building and community)</w:t>
-      </w:r>
-      <w:bookmarkEnd w:id="43"/>
-    </w:p>
-    <w:p>
-      <w:pPr>
-        <w:numPr>
-          <w:ilvl w:val="0"/>
-          <w:numId w:val="1011"/>
-        </w:numPr>
-        <w:pStyle w:val="Compact"/>
-      </w:pPr>
-      <w:r>
-        <w:t xml:space="preserve">Inside the building: the art teacher, for Lessons 4.6 to 4.8 and 4.14. FACS gives the art room a set of Room Cards and a color lesson where the palette has a client and a function, a stack of mood boards for the art room wall, and a class that already knows the wheel when art needs it; the art teacher gives FACS the vocabulary students already know, the isometric grid lesson for the model alternative, a loan of tempera paint and brushes for the no-food version, and, if willing, ten minutes on the day of Lesson 4.6 to name the elements in one painting.</w:t>
-      </w:r>
-      <w:r>
-        <w:t xml:space="preserve"> </w:t>
-      </w:r>
-      <w:r>
-        <w:rPr>
-          <w:rStyle w:val="TeacherNote"/>
-        </w:rPr>
-        <w:t xml:space="preserve">[Sal: name the art teacher once you know the building.]</w:t>
-      </w:r>
-    </w:p>
-    <w:p>
-      <w:pPr>
-        <w:numPr>
-          <w:ilvl w:val="0"/>
-          <w:numId w:val="1011"/>
-        </w:numPr>
-        <w:pStyle w:val="Compact"/>
-      </w:pPr>
-      <w:r>
-        <w:t xml:space="preserve">Inside the building: the custodian or facilities manager, for Lessons 4.3 and 4.16. FACS gives the custodian a class that knows what a plunger and a breaker are for, a thank-you card from each student, and fewer flooded sinks and running faucets in the FACS room; the custodian gives FACS the tool tray on loan (screwdrivers, pliers, a wrench, a level, tape measures, both plungers, a furnace filter), the building’s own numbers (what one running toilet costs, what the light bill is), a five-minute visit at the breaker panel door on 4.3 Day 1, and ten minutes as the guest in 4.16 if the schedule allows.</w:t>
-      </w:r>
-      <w:r>
-        <w:t xml:space="preserve"> </w:t>
-      </w:r>
-      <w:r>
-        <w:rPr>
-          <w:rStyle w:val="TeacherNote"/>
-        </w:rPr>
-        <w:t xml:space="preserve">[Sal: ask in the first week of the year, not the week before; the custodian’s schedule is the tightest in the building.]</w:t>
-      </w:r>
-    </w:p>
-    <w:p>
-      <w:pPr>
-        <w:numPr>
-          <w:ilvl w:val="0"/>
-          <w:numId w:val="1011"/>
-        </w:numPr>
-        <w:pStyle w:val="Compact"/>
-      </w:pPr>
-      <w:r>
-        <w:t xml:space="preserve">Community: a Habitat for Humanity ReStore, for Lessons 4.5, 4.9, and 4.13. FACS gives the ReStore a class of future shoppers who know what it is and why it exists, a thank-you card from each student, and, if your school allows, a donation drive of one household item per family; the ReStore gives FACS a box of tile, wallpaper, fabric, and paint chip samples for the swatch box and the models, a photographed price list of ten furnishings to keep the catalog’s secondhand column honest each year, and a ten-minute talk (in person or on video) on what happens to a couch nobody wants.</w:t>
-      </w:r>
-      <w:r>
-        <w:t xml:space="preserve"> </w:t>
-      </w:r>
-      <w:r>
-        <w:rPr>
-          <w:rStyle w:val="TeacherNote"/>
-        </w:rPr>
-        <w:t xml:space="preserve">[Sal: Habitat for Humanity of Suffolk and Habitat Long Island each run a ReStore; name the nearest one to your school and confirm what they will do for a middle school class.]</w:t>
-      </w:r>
-    </w:p>
-    <w:p>
-      <w:pPr>
-        <w:numPr>
-          <w:ilvl w:val="0"/>
-          <w:numId w:val="1011"/>
-        </w:numPr>
-        <w:pStyle w:val="Compact"/>
-      </w:pPr>
-      <w:r>
-        <w:t xml:space="preserve">Community: a local architect, interior designer, or contractor, for Lesson 4.15 and 4.16. FACS gives the guest a gallery of client-driven room models to walk as the client, a class that has drawn eleven floor plans and measured every path, and a thank-you card from each student; the guest gives FACS one period as the client at the pitches asking the questions, a five-minute talk on what a day in the job is, two questions per student answered that research alone could not (the state’s own illustrative activity), and one real floor plan (with the address removed) for Lesson 4.10 to read.</w:t>
-      </w:r>
-      <w:r>
-        <w:t xml:space="preserve"> </w:t>
-      </w:r>
-      <w:r>
-        <w:rPr>
-          <w:rStyle w:val="TeacherNote"/>
-        </w:rPr>
-        <w:t xml:space="preserve">[Sal: an architect, designer, contractor, electrician, or real estate agent who is a parent at your school is the easiest ask; the Long Island chapter of the American Institute of Architects and a local design firm are the next two calls.]</w:t>
-      </w:r>
-    </w:p>
-    <w:p>
-      <w:pPr>
-        <w:numPr>
-          <w:ilvl w:val="0"/>
-          <w:numId w:val="1011"/>
-        </w:numPr>
-        <w:pStyle w:val="Compact"/>
-      </w:pPr>
-      <w:r>
-        <w:t xml:space="preserve">Community: the utility company’s energy education program, for Lesson 4.4. FACS gives the program a class that has done a home energy audit and computed the savings from one change, and a set of audit results with no names on them; the program gives FACS a classroom kit (LED bulbs, a watt meter on loan, a home energy checklist), a presenter for one period, and the current rebate numbers for heat pumps and insulation.</w:t>
-      </w:r>
-      <w:r>
-        <w:t xml:space="preserve"> </w:t>
-      </w:r>
-      <w:r>
-        <w:rPr>
-          <w:rStyle w:val="TeacherNote"/>
-        </w:rPr>
-        <w:t xml:space="preserve">[Sal: PSEG Long Island and National Grid both run school energy programs; NYSERDA’s K-12 page is the state’s own list. Confirm the lead time, which is usually several weeks.]</w:t>
-      </w:r>
-    </w:p>
-    <w:p>
-      <w:pPr>
-        <w:numPr>
-          <w:ilvl w:val="0"/>
-          <w:numId w:val="1011"/>
-        </w:numPr>
-        <w:pStyle w:val="Compact"/>
-      </w:pPr>
-      <w:r>
-        <w:t xml:space="preserve">Community: the local BOCES or your school’s high school partner or feeder district, for Lesson 4.16. FACS gives the CTE program a class that has already drawn a plan to scale, priced a room, and pitched it, and one program name written on every self-check; the program gives FACS its course list for the trades on the career cards and, if willing, a student or an instructor for five minutes.</w:t>
-      </w:r>
-      <w:r>
-        <w:t xml:space="preserve"> </w:t>
-      </w:r>
-      <w:r>
-        <w:rPr>
-          <w:rStyle w:val="TeacherNote"/>
-        </w:rPr>
-        <w:t xml:space="preserve">[Sal: name the BOCES or the partner high school once you know the building.]</w:t>
-      </w:r>
-    </w:p>
-    <w:p>
-      <w:pPr>
-        <w:pStyle w:val="Heading2"/>
-      </w:pPr>
-      <w:bookmarkStart w:id="44" w:name="vocabulary-for-translation"/>
-      <w:r>
-        <w:t xml:space="preserve">13. Vocabulary for translation</w:t>
-      </w:r>
-      <w:bookmarkEnd w:id="44"/>
-    </w:p>
-    <w:p>
-      <w:pPr>
-        <w:pStyle w:val="FirstParagraph"/>
-      </w:pPr>
-      <w:r>
-        <w:t xml:space="preserve">See</w:t>
-      </w:r>
-      <w:r>
-        <w:t xml:space="preserve"> </w:t>
-      </w:r>
-      <w:r>
-        <w:rPr>
-          <w:rStyle w:val="VerbatimChar"/>
-        </w:rPr>
-        <w:t xml:space="preserve">Vocabulary 04.md</w:t>
-      </w:r>
-      <w:r>
-        <w:t xml:space="preserve">: 69 Tier 3 terms across the four topics with a one-line student definition and columns for Turkish, Portuguese, and Spanish, marked</w:t>
-      </w:r>
-      <w:r>
-        <w:t xml:space="preserve"> </w:t>
-      </w:r>
-      <w:r>
-        <w:rPr>
-          <w:rStyle w:val="TeacherNote"/>
-        </w:rPr>
         <w:t xml:space="preserve">[check with a native speaker]</w:t>
       </w:r>
       <w:r>
         <w:t xml:space="preserve"> </w:t>
       </w:r>
       <w:r>
-        <w:t xml:space="preserve">until a native speaker verifies them. Eleven Portuguese terms and eleven Turkish terms come from Sal’s Color in the Home vocabulary cards (with the diacritics restored, since his cards stripped them for the word search); the rest are new, including the words the landed lessons name (townhouse, manufactured home, clearance, turning circle, elevation, home inspector, energy auditor, property manager). The file also has sentence starters for the pitch, for the peer review, and for the repair stations in all four languages; the landed lessons name the frames they need (the family match, the calendar justification, the needs list, the pitch planner, the feedback slip), and the starters cover them.</w:t>
-      </w:r>
-    </w:p>
-    <w:p>
-      <w:pPr>
-        <w:pStyle w:val="Heading2"/>
-      </w:pPr>
-      <w:bookmarkStart w:id="45" w:name="what-sal-should-replace"/>
-      <w:r>
-        <w:t xml:space="preserve">14. What Sal should replace</w:t>
-      </w:r>
-      <w:bookmarkEnd w:id="45"/>
-    </w:p>
-    <w:p>
-      <w:pPr>
-        <w:pStyle w:val="FirstParagraph"/>
-      </w:pPr>
-      <w:r>
-        <w:t xml:space="preserve">Placeholders in the three unit-level files (</w:t>
-      </w:r>
-      <w:r>
-        <w:rPr>
-          <w:rStyle w:val="VerbatimChar"/>
-        </w:rPr>
-        <w:t xml:space="preserve">Unit 04</w:t>
-      </w:r>
-      <w:r>
-        <w:t xml:space="preserve">,</w:t>
-      </w:r>
-      <w:r>
-        <w:t xml:space="preserve"> </w:t>
-      </w:r>
-      <w:r>
-        <w:rPr>
-          <w:rStyle w:val="VerbatimChar"/>
-        </w:rPr>
-        <w:t xml:space="preserve">Calendar 04</w:t>
-      </w:r>
-      <w:r>
-        <w:t xml:space="preserve">,</w:t>
-      </w:r>
-      <w:r>
-        <w:t xml:space="preserve"> </w:t>
-      </w:r>
-      <w:r>
-        <w:rPr>
-          <w:rStyle w:val="VerbatimChar"/>
-        </w:rPr>
-        <w:t xml:space="preserve">Vocabulary 04</w:t>
-      </w:r>
-      <w:r>
-        <w:t xml:space="preserve">). The lesson, project, rubric, and assessment files list their own.</w:t>
-      </w:r>
-    </w:p>
-    <w:p>
-      <w:pPr>
-        <w:pStyle w:val="BodyText"/>
-      </w:pPr>
-      <w:r>
-        <w:t xml:space="preserve">In this unit plan:</w:t>
-      </w:r>
-      <w:r>
-        <w:t xml:space="preserve"> </w:t>
-      </w:r>
-      <w:r>
-        <w:t xml:space="preserve">1. Header:</w:t>
-      </w:r>
-      <w:r>
-        <w:t xml:space="preserve"> </w:t>
-      </w:r>
-      <w:r>
-        <w:rPr>
-          <w:rStyle w:val="TeacherNote"/>
-        </w:rPr>
-        <w:t xml:space="preserve">[Sal: when Lessons 4.4 to 4.10, Project 04, Rubric 04, and the three assessments land, check Sections 6, 7, 9, and 10 of this plan against them; Section 14 lists the lines most likely to move.]</w:t>
-      </w:r>
-      <w:r>
-        <w:t xml:space="preserve"> </w:t>
-      </w:r>
-      <w:r>
-        <w:t xml:space="preserve">2. Section 2.3:</w:t>
-      </w:r>
-      <w:r>
-        <w:t xml:space="preserve"> </w:t>
-      </w:r>
-      <w:r>
-        <w:rPr>
-          <w:rStyle w:val="TeacherNote"/>
-        </w:rPr>
-        <w:t xml:space="preserve">[Sal: the current NYSERDA rebate numbers change yearly; put this year’s on the slide.]</w:t>
-      </w:r>
-      <w:r>
-        <w:t xml:space="preserve"> </w:t>
-      </w:r>
-      <w:r>
-        <w:t xml:space="preserve">3. Section 2.5:</w:t>
-      </w:r>
-      <w:r>
-        <w:t xml:space="preserve"> </w:t>
-      </w:r>
-      <w:r>
-        <w:rPr>
-          <w:rStyle w:val="TeacherNote"/>
-        </w:rPr>
-        <w:t xml:space="preserve">[Sal: pick the tool once you know what your school’s devices allow.]</w:t>
-      </w:r>
-      <w:r>
-        <w:t xml:space="preserve"> </w:t>
-      </w:r>
-      <w:r>
-        <w:t xml:space="preserve">4. Section 6:</w:t>
-      </w:r>
-      <w:r>
-        <w:t xml:space="preserve"> </w:t>
-      </w:r>
-      <w:r>
-        <w:rPr>
-          <w:rStyle w:val="TeacherNote"/>
-        </w:rPr>
-        <w:t xml:space="preserve">[Sal: the sketch count and the prompt list for Lesson 4.10 depend on that lesson; if it carries only two sketches, the stack is nine and the project sheet should say seven of nine counts as complete.]</w:t>
-      </w:r>
-      <w:r>
-        <w:t xml:space="preserve"> </w:t>
-      </w:r>
-      <w:r>
-        <w:t xml:space="preserve">5. Section 7:</w:t>
-      </w:r>
-      <w:r>
-        <w:t xml:space="preserve"> </w:t>
-      </w:r>
-      <w:r>
-        <w:rPr>
-          <w:rStyle w:val="TeacherNote"/>
-        </w:rPr>
-        <w:t xml:space="preserve">[Sal: confirm the Standard 2 and Standard 3 wording against the NYSED PDF once for the whole unit before the standards map goes live; see crosswalk E.4.]</w:t>
-      </w:r>
-      <w:r>
-        <w:t xml:space="preserve"> </w:t>
-      </w:r>
-      <w:r>
-        <w:t xml:space="preserve">6. Section 8:</w:t>
-      </w:r>
-      <w:r>
-        <w:t xml:space="preserve"> </w:t>
-      </w:r>
-      <w:r>
-        <w:rPr>
-          <w:rStyle w:val="TeacherNote"/>
-        </w:rPr>
-        <w:t xml:space="preserve">[Sal: the Project 04 sheet is the authority on the client cards, the caps, the deliverables, and the due date if it says otherwise.]</w:t>
-      </w:r>
-      <w:r>
-        <w:t xml:space="preserve"> </w:t>
-      </w:r>
-      <w:r>
-        <w:t xml:space="preserve">7. Section 8:</w:t>
-      </w:r>
-      <w:r>
-        <w:t xml:space="preserve"> </w:t>
-      </w:r>
-      <w:r>
-        <w:rPr>
-          <w:rStyle w:val="TeacherNote"/>
-        </w:rPr>
-        <w:t xml:space="preserve">[Sal: the caps are marked [update]</w:t>
-      </w:r>
-      <w:r>
-        <w:t xml:space="preserve"> </w:t>
-      </w:r>
-      <w:r>
-        <w:t xml:space="preserve">on Lesson 4.13; set them once and put the same numbers on the client cards, the project sheet, and the rubric.]</w:t>
-      </w:r>
-      <w:r>
-        <w:t xml:space="preserve"> </w:t>
-      </w:r>
-      <w:r>
-        <w:t xml:space="preserve">8. Section 8:</w:t>
-      </w:r>
-      <w:r>
-        <w:t xml:space="preserve"> </w:t>
-      </w:r>
-      <w:r>
-        <w:rPr>
-          <w:rStyle w:val="TeacherNote"/>
-        </w:rPr>
-        <w:t xml:space="preserve">[Sal: your Dream Home Challenge packet was the seed of this project; Rubric 04 adds the client, the measured paths, the budget math with tax, and the GREEN and SAFE labels your packet did not score. Photograph every finished model, no names, no faces; Lesson 4.14 says why.]</w:t>
-      </w:r>
-      <w:r>
-        <w:t xml:space="preserve"> </w:t>
-      </w:r>
-      <w:r>
-        <w:t xml:space="preserve">9. Section 9:</w:t>
-      </w:r>
-      <w:r>
-        <w:t xml:space="preserve"> </w:t>
-      </w:r>
-      <w:r>
-        <w:rPr>
-          <w:rStyle w:val="TeacherNote"/>
-        </w:rPr>
-        <w:t xml:space="preserve">[Sal: the item count and points are in the file; reconcile this line to it when it lands.]</w:t>
-      </w:r>
-      <w:r>
-        <w:t xml:space="preserve"> </w:t>
-      </w:r>
-      <w:r>
-        <w:t xml:space="preserve">(twice, for the quiz and the test)</w:t>
-      </w:r>
-      <w:r>
-        <w:t xml:space="preserve"> </w:t>
-      </w:r>
-      <w:r>
-        <w:t xml:space="preserve">10. Section 9:</w:t>
-      </w:r>
-      <w:r>
-        <w:t xml:space="preserve"> </w:t>
-      </w:r>
-      <w:r>
-        <w:rPr>
-          <w:rStyle w:val="TeacherNote"/>
-        </w:rPr>
-        <w:t xml:space="preserve">[Sal: the rubric file sets the levels and the points; if it reads differently from this line, the rubric wins.]</w:t>
-      </w:r>
-      <w:r>
-        <w:t xml:space="preserve"> </w:t>
-      </w:r>
-      <w:r>
-        <w:t xml:space="preserve">11. Section 9:</w:t>
-      </w:r>
-      <w:r>
-        <w:t xml:space="preserve"> </w:t>
-      </w:r>
-      <w:r>
-        <w:rPr>
-          <w:rStyle w:val="TeacherNote"/>
-        </w:rPr>
-        <w:t xml:space="preserve">[Sal: if your school’s MP3 starts on a different day, the Unit 3 test and this unit’s quiz are the two checks that could move across the line.]</w:t>
-      </w:r>
-      <w:r>
-        <w:t xml:space="preserve"> </w:t>
-      </w:r>
-      <w:r>
-        <w:t xml:space="preserve">12. Section 10:</w:t>
-      </w:r>
-      <w:r>
-        <w:t xml:space="preserve"> </w:t>
-      </w:r>
-      <w:r>
-        <w:rPr>
-          <w:rStyle w:val="TeacherNote"/>
-        </w:rPr>
-        <w:t xml:space="preserve">[Sal: set the device plan once you know what your school has; nothing in this unit needs a device on the day.]</w:t>
-      </w:r>
-      <w:r>
-        <w:t xml:space="preserve"> </w:t>
-      </w:r>
-      <w:r>
-        <w:t xml:space="preserve">13. Section 10:</w:t>
-      </w:r>
-      <w:r>
-        <w:t xml:space="preserve"> </w:t>
-      </w:r>
-      <w:r>
-        <w:rPr>
-          <w:rStyle w:val="TeacherNote"/>
-        </w:rPr>
-        <w:t xml:space="preserve">[Sal: the custodian may have every one of these tools; ask before buying]</w:t>
-      </w:r>
-      <w:r>
-        <w:t xml:space="preserve"> </w:t>
-      </w:r>
-      <w:r>
-        <w:t xml:space="preserve">14. Section 10:</w:t>
-      </w:r>
-      <w:r>
-        <w:t xml:space="preserve"> </w:t>
-      </w:r>
-      <w:r>
-        <w:rPr>
-          <w:rStyle w:val="TeacherNote"/>
-        </w:rPr>
-        <w:t xml:space="preserve">[Sal: your original ran four groups of five with one tub each; if you run four stations, add one tub, about $3]</w:t>
-      </w:r>
-      <w:r>
-        <w:t xml:space="preserve"> </w:t>
-      </w:r>
-      <w:r>
-        <w:t xml:space="preserve">15. Section 10:</w:t>
-      </w:r>
-      <w:r>
-        <w:t xml:space="preserve"> </w:t>
-      </w:r>
-      <w:r>
-        <w:rPr>
-          <w:rStyle w:val="TeacherNote"/>
-        </w:rPr>
-        <w:t xml:space="preserve">[Sal: the ReStore will give a box of samples if asked]</w:t>
-      </w:r>
-      <w:r>
-        <w:t xml:space="preserve"> </w:t>
-      </w:r>
-      <w:r>
-        <w:t xml:space="preserve">16. Section 10:</w:t>
-      </w:r>
-      <w:r>
-        <w:t xml:space="preserve"> </w:t>
-      </w:r>
-      <w:r>
-        <w:rPr>
-          <w:rStyle w:val="TeacherNote"/>
-        </w:rPr>
-        <w:t xml:space="preserve">[Sal: a real walker or a borrowed wheelchair from the nurse’s office, rolled through the 30-inch strip, makes the rule real in ten seconds]</w:t>
-      </w:r>
-      <w:r>
-        <w:t xml:space="preserve"> </w:t>
-      </w:r>
-      <w:r>
-        <w:t xml:space="preserve">17. Section 10:</w:t>
-      </w:r>
-      <w:r>
-        <w:t xml:space="preserve"> </w:t>
-      </w:r>
-      <w:r>
-        <w:rPr>
-          <w:rStyle w:val="TeacherNote"/>
-        </w:rPr>
-        <w:t xml:space="preserve">[Sal: 8.625 percent is the Suffolk County sales tax; update to your county]</w:t>
-      </w:r>
-      <w:r>
-        <w:t xml:space="preserve"> </w:t>
-      </w:r>
-      <w:r>
-        <w:t xml:space="preserve">18. Section 10:</w:t>
-      </w:r>
-      <w:r>
-        <w:t xml:space="preserve"> </w:t>
-      </w:r>
-      <w:r>
-        <w:rPr>
-          <w:rStyle w:val="TeacherNote"/>
-        </w:rPr>
-        <w:t xml:space="preserve">[Sal: pull the current medians from bls.gov/ooh before you teach it]</w:t>
-      </w:r>
-      <w:r>
-        <w:t xml:space="preserve"> </w:t>
-      </w:r>
-      <w:r>
-        <w:t xml:space="preserve">19. Section 10:</w:t>
-      </w:r>
-      <w:r>
-        <w:t xml:space="preserve"> </w:t>
-      </w:r>
-      <w:r>
-        <w:rPr>
-          <w:rStyle w:val="TeacherNote"/>
-        </w:rPr>
-        <w:t xml:space="preserve">[Sal: put your school’s supply budget here; the frosting and the model materials are the only lines that repeat every section, and the tool tray is the one big ask of the custodian.]</w:t>
-      </w:r>
-      <w:r>
-        <w:t xml:space="preserve"> </w:t>
-      </w:r>
-      <w:r>
-        <w:t xml:space="preserve">20. Section 10:</w:t>
-      </w:r>
-      <w:r>
-        <w:t xml:space="preserve"> </w:t>
-      </w:r>
-      <w:r>
-        <w:rPr>
-          <w:rStyle w:val="TeacherNote"/>
-        </w:rPr>
-        <w:t xml:space="preserve">[Sal: the 4.4 to 4.10 titles are placeholders until those lessons land; if a handout name on a lesson page does not match this list, the lesson page wins.]</w:t>
-      </w:r>
-      <w:r>
-        <w:t xml:space="preserve"> </w:t>
-      </w:r>
-      <w:r>
-        <w:t xml:space="preserve">21. Section 11:</w:t>
-      </w:r>
-      <w:r>
-        <w:t xml:space="preserve"> </w:t>
-      </w:r>
-      <w:r>
-        <w:rPr>
-          <w:rStyle w:val="TeacherNote"/>
-        </w:rPr>
-        <w:t xml:space="preserve">[Sal: tell the health teacher in the first week of the unit that 4.2 will teach the home emergency plan, so the words land the same way in both rooms.]</w:t>
-      </w:r>
-      <w:r>
-        <w:t xml:space="preserve"> </w:t>
-      </w:r>
-      <w:r>
-        <w:t xml:space="preserve">22. Section 11:</w:t>
-      </w:r>
-      <w:r>
-        <w:t xml:space="preserve"> </w:t>
-      </w:r>
-      <w:r>
-        <w:rPr>
-          <w:rStyle w:val="TeacherNote"/>
-        </w:rPr>
-        <w:t xml:space="preserve">[Sal: ask the science teacher which grade has energy by February, and borrow the watt meter if there is one.]</w:t>
-      </w:r>
-      <w:r>
-        <w:t xml:space="preserve"> </w:t>
-      </w:r>
-      <w:r>
-        <w:t xml:space="preserve">23. Section 11:</w:t>
-      </w:r>
-      <w:r>
-        <w:t xml:space="preserve"> </w:t>
-      </w:r>
-      <w:r>
-        <w:rPr>
-          <w:rStyle w:val="TeacherNote"/>
-        </w:rPr>
-        <w:t xml:space="preserve">[Sal: ask the math teacher whether scale drawings have been taught by February, because 4.10 assumes the idea is not new to grade 7.]</w:t>
-      </w:r>
-      <w:r>
-        <w:t xml:space="preserve"> </w:t>
-      </w:r>
-      <w:r>
-        <w:t xml:space="preserve">24. Section 11:</w:t>
-      </w:r>
-      <w:r>
-        <w:t xml:space="preserve"> </w:t>
-      </w:r>
-      <w:r>
-        <w:rPr>
-          <w:rStyle w:val="TeacherNote"/>
-        </w:rPr>
-        <w:t xml:space="preserve">[Sal: read the six client cards yourself first and decide whether to say anything out loud in a class where a student or a family member uses a walker or a wheelchair; Lesson 4.11 says the same.]</w:t>
-      </w:r>
-      <w:r>
-        <w:t xml:space="preserve"> </w:t>
-      </w:r>
-      <w:r>
-        <w:t xml:space="preserve">25. Section 12:</w:t>
-      </w:r>
-      <w:r>
-        <w:t xml:space="preserve"> </w:t>
-      </w:r>
-      <w:r>
-        <w:rPr>
-          <w:rStyle w:val="TeacherNote"/>
-        </w:rPr>
-        <w:t xml:space="preserve">[Sal: name the art teacher once you know the building.]</w:t>
-      </w:r>
-      <w:r>
-        <w:t xml:space="preserve"> </w:t>
-      </w:r>
-      <w:r>
-        <w:t xml:space="preserve">26. Section 12:</w:t>
-      </w:r>
-      <w:r>
-        <w:t xml:space="preserve"> </w:t>
-      </w:r>
-      <w:r>
-        <w:rPr>
-          <w:rStyle w:val="TeacherNote"/>
-        </w:rPr>
-        <w:t xml:space="preserve">[Sal: ask in the first week of the year, not the week before; the custodian’s schedule is the tightest in the building.]</w:t>
-      </w:r>
-      <w:r>
-        <w:t xml:space="preserve"> </w:t>
-      </w:r>
-      <w:r>
-        <w:t xml:space="preserve">27. Section 12:</w:t>
-      </w:r>
-      <w:r>
-        <w:t xml:space="preserve"> </w:t>
-      </w:r>
-      <w:r>
-        <w:rPr>
-          <w:rStyle w:val="TeacherNote"/>
-        </w:rPr>
-        <w:t xml:space="preserve">[Sal: Habitat for Humanity of Suffolk and Habitat Long Island each run a ReStore; name the nearest one to your school and confirm what they will do for a middle school class.]</w:t>
-      </w:r>
-      <w:r>
-        <w:t xml:space="preserve"> </w:t>
-      </w:r>
-      <w:r>
-        <w:t xml:space="preserve">28. Section 12:</w:t>
-      </w:r>
-      <w:r>
-        <w:t xml:space="preserve"> </w:t>
-      </w:r>
-      <w:r>
-        <w:rPr>
-          <w:rStyle w:val="TeacherNote"/>
-        </w:rPr>
-        <w:t xml:space="preserve">[Sal: an architect, designer, contractor, electrician, or real estate agent who is a parent at your school is the easiest ask; the Long Island chapter of the American Institute of Architects and a local design firm are the next two calls.]</w:t>
-      </w:r>
-      <w:r>
-        <w:t xml:space="preserve"> </w:t>
-      </w:r>
-      <w:r>
-        <w:t xml:space="preserve">29. Section 12:</w:t>
-      </w:r>
-      <w:r>
-        <w:t xml:space="preserve"> </w:t>
-      </w:r>
-      <w:r>
-        <w:rPr>
-          <w:rStyle w:val="TeacherNote"/>
-        </w:rPr>
-        <w:t xml:space="preserve">[Sal: PSEG Long Island and National Grid both run school energy programs; NYSERDA’s K-12 page is the state’s own list. Confirm the lead time, which is usually several weeks.]</w:t>
-      </w:r>
-      <w:r>
-        <w:t xml:space="preserve"> </w:t>
-      </w:r>
-      <w:r>
-        <w:t xml:space="preserve">30. Section 12:</w:t>
-      </w:r>
-      <w:r>
-        <w:t xml:space="preserve"> </w:t>
-      </w:r>
-      <w:r>
-        <w:rPr>
-          <w:rStyle w:val="TeacherNote"/>
-        </w:rPr>
-        <w:t xml:space="preserve">[Sal: name the BOCES or the partner high school once you know the building.]</w:t>
-      </w:r>
-      <w:r>
-        <w:t xml:space="preserve"> </w:t>
-      </w:r>
-      <w:r>
-        <w:t xml:space="preserve">31. Not a placeholder but a fact to confirm: the rationale names a Penn State zero-energy home project and the Fire Island hotel property. Both came from the build’s notes on your background, not from a file in the source folders. Fix the wording if the course or the property is described wrong.</w:t>
-      </w:r>
-      <w:r>
-        <w:t xml:space="preserve"> </w:t>
-      </w:r>
-      <w:r>
-        <w:t xml:space="preserve">32. Not a placeholder but a flag for the Unit 3 writer: Lessons 4.1 and 4.3 read a</w:t>
-      </w:r>
-      <w:r>
-        <w:t xml:space="preserve"> </w:t>
-      </w:r>
-      <w:r>
-        <w:t xml:space="preserve">“</w:t>
-      </w:r>
-      <w:r>
-        <w:t xml:space="preserve">Unit 4 pre-test</w:t>
-      </w:r>
-      <w:r>
-        <w:t xml:space="preserve">”</w:t>
-      </w:r>
-      <w:r>
-        <w:t xml:space="preserve"> </w:t>
-      </w:r>
-      <w:r>
-        <w:t xml:space="preserve">given at the end of Unit 3 (three things a home must do, two kinds of housing, one tool, one small repair). No such file exists yet; either Unit 3’s last lesson gains a five-minute pre-assessment or Lesson 4.1’s do now becomes the pre-assessment.</w:t>
-      </w:r>
-    </w:p>
-    <w:p>
-      <w:pPr>
-        <w:pStyle w:val="BodyText"/>
-      </w:pPr>
-      <w:r>
-        <w:t xml:space="preserve">In</w:t>
-      </w:r>
-      <w:r>
-        <w:t xml:space="preserve"> </w:t>
-      </w:r>
-      <w:r>
-        <w:rPr>
-          <w:rStyle w:val="VerbatimChar"/>
-        </w:rPr>
-        <w:t xml:space="preserve">Calendar 04.md</w:t>
-      </w:r>
-      <w:r>
-        <w:t xml:space="preserve">:</w:t>
-      </w:r>
-      <w:r>
-        <w:t xml:space="preserve"> </w:t>
-      </w:r>
-      <w:r>
-        <w:t xml:space="preserve">33. Header:</w:t>
-      </w:r>
-      <w:r>
-        <w:t xml:space="preserve"> </w:t>
-      </w:r>
-      <w:r>
-        <w:rPr>
-          <w:rStyle w:val="TeacherNote"/>
-        </w:rPr>
-        <w:t xml:space="preserve">[Sal: the calendar is in day numbers; map them onto your school’s calendar.]</w:t>
-      </w:r>
-      <w:r>
-        <w:t xml:space="preserve"> </w:t>
-      </w:r>
-      <w:r>
-        <w:t xml:space="preserve">34. Day 100 cell:</w:t>
-      </w:r>
-      <w:r>
-        <w:t xml:space="preserve"> </w:t>
-      </w:r>
-      <w:r>
-        <w:rPr>
-          <w:rStyle w:val="TeacherNote"/>
-        </w:rPr>
-        <w:t xml:space="preserve">[Sal: if a school break lands between days 100 and 101, buy the frosting after the break and send the allergy check home before it.]</w:t>
-      </w:r>
-      <w:r>
-        <w:t xml:space="preserve"> </w:t>
-      </w:r>
-      <w:r>
-        <w:t xml:space="preserve">35. Day 98 cell:</w:t>
-      </w:r>
-      <w:r>
-        <w:t xml:space="preserve"> </w:t>
-      </w:r>
-      <w:r>
-        <w:rPr>
-          <w:rStyle w:val="TeacherNote"/>
-        </w:rPr>
-        <w:t xml:space="preserve">[Sal: Lesson 4.14 says to send the shoebox note home in Lesson 4.6 so boxes arrive by day 110; day 98 is the day.]</w:t>
-      </w:r>
-    </w:p>
-    <w:p>
-      <w:pPr>
-        <w:pStyle w:val="BodyText"/>
-      </w:pPr>
-      <w:r>
-        <w:t xml:space="preserve">In</w:t>
-      </w:r>
-      <w:r>
-        <w:t xml:space="preserve"> </w:t>
-      </w:r>
-      <w:r>
-        <w:rPr>
-          <w:rStyle w:val="VerbatimChar"/>
-        </w:rPr>
-        <w:t xml:space="preserve">Vocabulary 04.md</w:t>
-      </w:r>
-      <w:r>
-        <w:t xml:space="preserve">:</w:t>
-      </w:r>
-      <w:r>
-        <w:t xml:space="preserve"> </w:t>
-      </w:r>
-      <w:r>
-        <w:t xml:space="preserve">36. Header:</w:t>
-      </w:r>
-      <w:r>
-        <w:t xml:space="preserve"> </w:t>
-      </w:r>
-      <w:r>
-        <w:rPr>
-          <w:rStyle w:val="TeacherNote"/>
-        </w:rPr>
-        <w:t xml:space="preserve">[check with a native speaker]</w:t>
-      </w:r>
-      <w:r>
-        <w:t xml:space="preserve"> </w:t>
-      </w:r>
-      <w:r>
         <w:t xml:space="preserve">on all three translation columns.</w:t>
       </w:r>
-      <w:r>
-        <w:t xml:space="preserve"> </w:t>
-      </w:r>
-      <w:r>
-        <w:t xml:space="preserve">37. Sentence starters:</w:t>
+    </w:p>
+    <w:p>
+      <w:pPr>
+        <w:numPr>
+          <w:ilvl w:val="0"/>
+          <w:numId w:val="1032"/>
+        </w:numPr>
+        <w:pStyle w:val="Compact"/>
+      </w:pPr>
+      <w:r>
+        <w:t xml:space="preserve">Sentence starters:</w:t>
       </w:r>
       <w:r>
         <w:t xml:space="preserve"> </w:t>
@@ -7766,6 +8840,230 @@
     </w:lvl>
     <w:lvl w:ilvl="8">
       <w:start w:val="1"/>
+      <w:numFmt w:val="decimal"/>
+      <w:lvlText w:val="%9."/>
+      <w:lvlJc w:val="left"/>
+      <w:pPr>
+        <w:tabs>
+          <w:tab w:val="num" w:pos="5760"/>
+        </w:tabs>
+        <w:ind w:left="6240" w:hanging="480"/>
+      </w:pPr>
+    </w:lvl>
+  </w:abstractNum>
+  <w:abstractNum w:abstractNumId="994133">
+    <w:nsid w:val="47261bad"/>
+    <w:multiLevelType w:val="multilevel"/>
+    <w:lvl w:ilvl="0">
+      <w:start w:val="33"/>
+      <w:numFmt w:val="decimal"/>
+      <w:lvlText w:val="%1."/>
+      <w:lvlJc w:val="left"/>
+      <w:pPr>
+        <w:tabs>
+          <w:tab w:val="num" w:pos="0"/>
+        </w:tabs>
+        <w:ind w:left="480" w:hanging="480"/>
+      </w:pPr>
+    </w:lvl>
+    <w:lvl w:ilvl="1">
+      <w:start w:val="33"/>
+      <w:numFmt w:val="decimal"/>
+      <w:lvlText w:val="%2."/>
+      <w:lvlJc w:val="left"/>
+      <w:pPr>
+        <w:tabs>
+          <w:tab w:val="num" w:pos="720"/>
+        </w:tabs>
+        <w:ind w:left="1200" w:hanging="480"/>
+      </w:pPr>
+    </w:lvl>
+    <w:lvl w:ilvl="2">
+      <w:start w:val="33"/>
+      <w:numFmt w:val="decimal"/>
+      <w:lvlText w:val="%3."/>
+      <w:lvlJc w:val="left"/>
+      <w:pPr>
+        <w:tabs>
+          <w:tab w:val="num" w:pos="1440"/>
+        </w:tabs>
+        <w:ind w:left="1920" w:hanging="480"/>
+      </w:pPr>
+    </w:lvl>
+    <w:lvl w:ilvl="3">
+      <w:start w:val="33"/>
+      <w:numFmt w:val="decimal"/>
+      <w:lvlText w:val="%4."/>
+      <w:lvlJc w:val="left"/>
+      <w:pPr>
+        <w:tabs>
+          <w:tab w:val="num" w:pos="2160"/>
+        </w:tabs>
+        <w:ind w:left="2640" w:hanging="480"/>
+      </w:pPr>
+    </w:lvl>
+    <w:lvl w:ilvl="4">
+      <w:start w:val="33"/>
+      <w:numFmt w:val="decimal"/>
+      <w:lvlText w:val="%5."/>
+      <w:lvlJc w:val="left"/>
+      <w:pPr>
+        <w:tabs>
+          <w:tab w:val="num" w:pos="2880"/>
+        </w:tabs>
+        <w:ind w:left="3360" w:hanging="480"/>
+      </w:pPr>
+    </w:lvl>
+    <w:lvl w:ilvl="5">
+      <w:start w:val="33"/>
+      <w:numFmt w:val="decimal"/>
+      <w:lvlText w:val="%6."/>
+      <w:lvlJc w:val="left"/>
+      <w:pPr>
+        <w:tabs>
+          <w:tab w:val="num" w:pos="3600"/>
+        </w:tabs>
+        <w:ind w:left="4080" w:hanging="480"/>
+      </w:pPr>
+    </w:lvl>
+    <w:lvl w:ilvl="6">
+      <w:start w:val="33"/>
+      <w:numFmt w:val="decimal"/>
+      <w:lvlText w:val="%7."/>
+      <w:lvlJc w:val="left"/>
+      <w:pPr>
+        <w:tabs>
+          <w:tab w:val="num" w:pos="4320"/>
+        </w:tabs>
+        <w:ind w:left="4800" w:hanging="480"/>
+      </w:pPr>
+    </w:lvl>
+    <w:lvl w:ilvl="7">
+      <w:start w:val="33"/>
+      <w:numFmt w:val="decimal"/>
+      <w:lvlText w:val="%8."/>
+      <w:lvlJc w:val="left"/>
+      <w:pPr>
+        <w:tabs>
+          <w:tab w:val="num" w:pos="5040"/>
+        </w:tabs>
+        <w:ind w:left="5520" w:hanging="480"/>
+      </w:pPr>
+    </w:lvl>
+    <w:lvl w:ilvl="8">
+      <w:start w:val="33"/>
+      <w:numFmt w:val="decimal"/>
+      <w:lvlText w:val="%9."/>
+      <w:lvlJc w:val="left"/>
+      <w:pPr>
+        <w:tabs>
+          <w:tab w:val="num" w:pos="5760"/>
+        </w:tabs>
+        <w:ind w:left="6240" w:hanging="480"/>
+      </w:pPr>
+    </w:lvl>
+  </w:abstractNum>
+  <w:abstractNum w:abstractNumId="994136">
+    <w:nsid w:val="b3cbbdee"/>
+    <w:multiLevelType w:val="multilevel"/>
+    <w:lvl w:ilvl="0">
+      <w:start w:val="36"/>
+      <w:numFmt w:val="decimal"/>
+      <w:lvlText w:val="%1."/>
+      <w:lvlJc w:val="left"/>
+      <w:pPr>
+        <w:tabs>
+          <w:tab w:val="num" w:pos="0"/>
+        </w:tabs>
+        <w:ind w:left="480" w:hanging="480"/>
+      </w:pPr>
+    </w:lvl>
+    <w:lvl w:ilvl="1">
+      <w:start w:val="36"/>
+      <w:numFmt w:val="decimal"/>
+      <w:lvlText w:val="%2."/>
+      <w:lvlJc w:val="left"/>
+      <w:pPr>
+        <w:tabs>
+          <w:tab w:val="num" w:pos="720"/>
+        </w:tabs>
+        <w:ind w:left="1200" w:hanging="480"/>
+      </w:pPr>
+    </w:lvl>
+    <w:lvl w:ilvl="2">
+      <w:start w:val="36"/>
+      <w:numFmt w:val="decimal"/>
+      <w:lvlText w:val="%3."/>
+      <w:lvlJc w:val="left"/>
+      <w:pPr>
+        <w:tabs>
+          <w:tab w:val="num" w:pos="1440"/>
+        </w:tabs>
+        <w:ind w:left="1920" w:hanging="480"/>
+      </w:pPr>
+    </w:lvl>
+    <w:lvl w:ilvl="3">
+      <w:start w:val="36"/>
+      <w:numFmt w:val="decimal"/>
+      <w:lvlText w:val="%4."/>
+      <w:lvlJc w:val="left"/>
+      <w:pPr>
+        <w:tabs>
+          <w:tab w:val="num" w:pos="2160"/>
+        </w:tabs>
+        <w:ind w:left="2640" w:hanging="480"/>
+      </w:pPr>
+    </w:lvl>
+    <w:lvl w:ilvl="4">
+      <w:start w:val="36"/>
+      <w:numFmt w:val="decimal"/>
+      <w:lvlText w:val="%5."/>
+      <w:lvlJc w:val="left"/>
+      <w:pPr>
+        <w:tabs>
+          <w:tab w:val="num" w:pos="2880"/>
+        </w:tabs>
+        <w:ind w:left="3360" w:hanging="480"/>
+      </w:pPr>
+    </w:lvl>
+    <w:lvl w:ilvl="5">
+      <w:start w:val="36"/>
+      <w:numFmt w:val="decimal"/>
+      <w:lvlText w:val="%6."/>
+      <w:lvlJc w:val="left"/>
+      <w:pPr>
+        <w:tabs>
+          <w:tab w:val="num" w:pos="3600"/>
+        </w:tabs>
+        <w:ind w:left="4080" w:hanging="480"/>
+      </w:pPr>
+    </w:lvl>
+    <w:lvl w:ilvl="6">
+      <w:start w:val="36"/>
+      <w:numFmt w:val="decimal"/>
+      <w:lvlText w:val="%7."/>
+      <w:lvlJc w:val="left"/>
+      <w:pPr>
+        <w:tabs>
+          <w:tab w:val="num" w:pos="4320"/>
+        </w:tabs>
+        <w:ind w:left="4800" w:hanging="480"/>
+      </w:pPr>
+    </w:lvl>
+    <w:lvl w:ilvl="7">
+      <w:start w:val="36"/>
+      <w:numFmt w:val="decimal"/>
+      <w:lvlText w:val="%8."/>
+      <w:lvlJc w:val="left"/>
+      <w:pPr>
+        <w:tabs>
+          <w:tab w:val="num" w:pos="5040"/>
+        </w:tabs>
+        <w:ind w:left="5520" w:hanging="480"/>
+      </w:pPr>
+    </w:lvl>
+    <w:lvl w:ilvl="8">
+      <w:start w:val="36"/>
       <w:numFmt w:val="decimal"/>
       <w:lvlText w:val="%9."/>
       <w:lvlJc w:val="left"/>
@@ -7850,7 +9148,34 @@
     <w:abstractNumId w:val="991"/>
   </w:num>
   <w:num w:numId="1006">
-    <w:abstractNumId w:val="991"/>
+    <w:abstractNumId w:val="99411"/>
+    <w:lvlOverride w:ilvl="0">
+      <w:startOverride w:val="1"/>
+    </w:lvlOverride>
+    <w:lvlOverride w:ilvl="1">
+      <w:startOverride w:val="1"/>
+    </w:lvlOverride>
+    <w:lvlOverride w:ilvl="2">
+      <w:startOverride w:val="1"/>
+    </w:lvlOverride>
+    <w:lvlOverride w:ilvl="3">
+      <w:startOverride w:val="1"/>
+    </w:lvlOverride>
+    <w:lvlOverride w:ilvl="4">
+      <w:startOverride w:val="1"/>
+    </w:lvlOverride>
+    <w:lvlOverride w:ilvl="5">
+      <w:startOverride w:val="1"/>
+    </w:lvlOverride>
+    <w:lvlOverride w:ilvl="6">
+      <w:startOverride w:val="1"/>
+    </w:lvlOverride>
+    <w:lvlOverride w:ilvl="7">
+      <w:startOverride w:val="1"/>
+    </w:lvlOverride>
+    <w:lvlOverride w:ilvl="8">
+      <w:startOverride w:val="1"/>
+    </w:lvlOverride>
   </w:num>
   <w:num w:numId="1007">
     <w:abstractNumId w:val="991"/>
@@ -7866,6 +9191,150 @@
   </w:num>
   <w:num w:numId="1011">
     <w:abstractNumId w:val="991"/>
+  </w:num>
+  <w:num w:numId="1012">
+    <w:abstractNumId w:val="991"/>
+  </w:num>
+  <w:num w:numId="1013">
+    <w:abstractNumId w:val="991"/>
+  </w:num>
+  <w:num w:numId="1014">
+    <w:abstractNumId w:val="991"/>
+  </w:num>
+  <w:num w:numId="1015">
+    <w:abstractNumId w:val="991"/>
+  </w:num>
+  <w:num w:numId="1016">
+    <w:abstractNumId w:val="991"/>
+  </w:num>
+  <w:num w:numId="1017">
+    <w:abstractNumId w:val="991"/>
+  </w:num>
+  <w:num w:numId="1018">
+    <w:abstractNumId w:val="991"/>
+  </w:num>
+  <w:num w:numId="1019">
+    <w:abstractNumId w:val="991"/>
+  </w:num>
+  <w:num w:numId="1020">
+    <w:abstractNumId w:val="991"/>
+  </w:num>
+  <w:num w:numId="1021">
+    <w:abstractNumId w:val="991"/>
+  </w:num>
+  <w:num w:numId="1022">
+    <w:abstractNumId w:val="991"/>
+  </w:num>
+  <w:num w:numId="1023">
+    <w:abstractNumId w:val="991"/>
+  </w:num>
+  <w:num w:numId="1024">
+    <w:abstractNumId w:val="991"/>
+  </w:num>
+  <w:num w:numId="1025">
+    <w:abstractNumId w:val="991"/>
+  </w:num>
+  <w:num w:numId="1026">
+    <w:abstractNumId w:val="991"/>
+  </w:num>
+  <w:num w:numId="1027">
+    <w:abstractNumId w:val="991"/>
+  </w:num>
+  <w:num w:numId="1028">
+    <w:abstractNumId w:val="991"/>
+  </w:num>
+  <w:num w:numId="1029">
+    <w:abstractNumId w:val="991"/>
+  </w:num>
+  <w:num w:numId="1030">
+    <w:abstractNumId w:val="99411"/>
+    <w:lvlOverride w:ilvl="0">
+      <w:startOverride w:val="1"/>
+    </w:lvlOverride>
+    <w:lvlOverride w:ilvl="1">
+      <w:startOverride w:val="1"/>
+    </w:lvlOverride>
+    <w:lvlOverride w:ilvl="2">
+      <w:startOverride w:val="1"/>
+    </w:lvlOverride>
+    <w:lvlOverride w:ilvl="3">
+      <w:startOverride w:val="1"/>
+    </w:lvlOverride>
+    <w:lvlOverride w:ilvl="4">
+      <w:startOverride w:val="1"/>
+    </w:lvlOverride>
+    <w:lvlOverride w:ilvl="5">
+      <w:startOverride w:val="1"/>
+    </w:lvlOverride>
+    <w:lvlOverride w:ilvl="6">
+      <w:startOverride w:val="1"/>
+    </w:lvlOverride>
+    <w:lvlOverride w:ilvl="7">
+      <w:startOverride w:val="1"/>
+    </w:lvlOverride>
+    <w:lvlOverride w:ilvl="8">
+      <w:startOverride w:val="1"/>
+    </w:lvlOverride>
+  </w:num>
+  <w:num w:numId="1031">
+    <w:abstractNumId w:val="994133"/>
+    <w:lvlOverride w:ilvl="0">
+      <w:startOverride w:val="33"/>
+    </w:lvlOverride>
+    <w:lvlOverride w:ilvl="1">
+      <w:startOverride w:val="33"/>
+    </w:lvlOverride>
+    <w:lvlOverride w:ilvl="2">
+      <w:startOverride w:val="33"/>
+    </w:lvlOverride>
+    <w:lvlOverride w:ilvl="3">
+      <w:startOverride w:val="33"/>
+    </w:lvlOverride>
+    <w:lvlOverride w:ilvl="4">
+      <w:startOverride w:val="33"/>
+    </w:lvlOverride>
+    <w:lvlOverride w:ilvl="5">
+      <w:startOverride w:val="33"/>
+    </w:lvlOverride>
+    <w:lvlOverride w:ilvl="6">
+      <w:startOverride w:val="33"/>
+    </w:lvlOverride>
+    <w:lvlOverride w:ilvl="7">
+      <w:startOverride w:val="33"/>
+    </w:lvlOverride>
+    <w:lvlOverride w:ilvl="8">
+      <w:startOverride w:val="33"/>
+    </w:lvlOverride>
+  </w:num>
+  <w:num w:numId="1032">
+    <w:abstractNumId w:val="994136"/>
+    <w:lvlOverride w:ilvl="0">
+      <w:startOverride w:val="36"/>
+    </w:lvlOverride>
+    <w:lvlOverride w:ilvl="1">
+      <w:startOverride w:val="36"/>
+    </w:lvlOverride>
+    <w:lvlOverride w:ilvl="2">
+      <w:startOverride w:val="36"/>
+    </w:lvlOverride>
+    <w:lvlOverride w:ilvl="3">
+      <w:startOverride w:val="36"/>
+    </w:lvlOverride>
+    <w:lvlOverride w:ilvl="4">
+      <w:startOverride w:val="36"/>
+    </w:lvlOverride>
+    <w:lvlOverride w:ilvl="5">
+      <w:startOverride w:val="36"/>
+    </w:lvlOverride>
+    <w:lvlOverride w:ilvl="6">
+      <w:startOverride w:val="36"/>
+    </w:lvlOverride>
+    <w:lvlOverride w:ilvl="7">
+      <w:startOverride w:val="36"/>
+    </w:lvlOverride>
+    <w:lvlOverride w:ilvl="8">
+      <w:startOverride w:val="36"/>
+    </w:lvlOverride>
   </w:num>
 </w:numbering>
 </file>

--- a/downloads/teacher/04 Units/Unit 04 - Environmental Design and Management - Spaces We Live In/Unit 04 - Environmental Design and Management - Spaces We Live In.docx
+++ b/downloads/teacher/04 Units/Unit 04 - Environmental Design and Management - Spaces We Live In/Unit 04 - Environmental Design and Management - Spaces We Live In.docx
@@ -216,23 +216,14 @@
       <w:r>
         <w:t xml:space="preserve">Reconciliation note: this plan was written to the scope and sequence, the year calendar, and the assessment slots the unit brief set, then reconciled to the ten lessons that had landed in the folder when it was finished (4.1, 4.2, 4.3, 4.11, 4.12, 4.13, 4.14, 4.15, 4.16, 4.17). Lessons 4.4 to 4.10, the project sheet, the rubric, and the three assessment files had not landed. Where a lesson page and this plan disagree, the lesson page wins; the calendar and this plan follow the lessons’ handout names, day splits, and check slots.</w:t>
       </w:r>
-      <w:r>
-        <w:t xml:space="preserve"> </w:t>
-      </w:r>
-      <w:r>
-        <w:rPr>
-          <w:rStyle w:val="TeacherNote"/>
-        </w:rPr>
-        <w:t xml:space="preserve">[Sal: when Lessons 4.4 to 4.10, Project 04, Rubric 04, and the three assessments land, check Sections 6, 7, 9, and 10 of this plan against them; Section 14 lists the lines most likely to move.]</w:t>
-      </w:r>
     </w:p>
     <w:p>
       <w:pPr>
         <w:pStyle w:val="Heading2"/>
       </w:pPr>
-      <w:bookmarkStart w:id="21" w:name="why-this-unit-rationale-in-sals-voice"/>
-      <w:r>
-        <w:t xml:space="preserve">1. Why this unit (rationale, in Sal’s voice)</w:t>
+      <w:bookmarkStart w:id="21" w:name="why-this-unit"/>
+      <w:r>
+        <w:t xml:space="preserve">1. Why this unit</w:t>
       </w:r>
       <w:bookmarkEnd w:id="21"/>
     </w:p>
@@ -241,7 +232,7 @@
         <w:pStyle w:val="FirstParagraph"/>
       </w:pPr>
       <w:r>
-        <w:t xml:space="preserve">I have been inside more buildings than most teachers, and not as a guest. For several summers I managed a hotel property on Fire Island. That job taught me that a building is not a thing. It is a system of small repairs and energy bills. A running toilet on the third floor is a water bill. A door that does not seal is a heating bill. A breaker that trips every Saturday night is a call I have to make. Nobody teaches that in school, and then people grow up and rent an apartment and do not know which way to turn the shutoff valve.</w:t>
+        <w:t xml:space="preserve">I have been inside more buildings than most teachers, and not as a guest. For several summers I managed a hotel property. That job taught me that a building is not a thing. It is a system of small repairs and energy bills. A running toilet on the third floor is a water bill. A door that does not seal is a heating bill. A breaker that trips every Saturday night is a call I have to make. Nobody teaches that in school, and then people grow up and rent an apartment and do not know which way to turn the shutoff valve.</w:t>
       </w:r>
     </w:p>
     <w:p>
@@ -249,7 +240,7 @@
         <w:pStyle w:val="BodyText"/>
       </w:pPr>
       <w:r>
-        <w:t xml:space="preserve">At Penn State I worked on a zero-energy home project, and that is where I first saw that the design of a house and the cost of running it are the same problem. At Queens College my graded lesson was Color in the Home, where students painted a paper wall with frosting they mixed themselves and then pitched the room to the class. At Brentwood I wrote ten interior design packets, from the eight elements to a scale floor plan of your own bedroom to a room built from secondhand and DIY only. This unit takes all of that and puts it in one place for 11 to 14 year olds.</w:t>
+        <w:t xml:space="preserve">In college I worked on a zero-energy home project, and that is where I first saw that the design of a house and the cost of running it are the same problem. In my certification program my graded lesson was Color in the Home, where students painted a paper wall with frosting they mixed themselves and then pitched the room to the class. In my classroom I wrote ten interior design packets, from the eight elements to a scale floor plan of your own bedroom to a room built from secondhand and DIY only. This unit takes all of that and puts it in one place for 11 to 14 year olds.</w:t>
       </w:r>
     </w:p>
     <w:p>
@@ -447,7 +438,7 @@
               <w:jc w:val="left"/>
             </w:pPr>
             <w:r>
-              <w:t xml:space="preserve">Identify common safety hazards found in living spaces and describe ways to minimize risks to individuals, families, and household members (state typo; two phrases fused in the PDF)</w:t>
+              <w:t xml:space="preserve">Identify common safety hazards found in living spaces and describe ways to minimize risks to individuals, families, and household members (wording per the NYSED 2023 copy; the 2018 PDF fused two phrases)</w:t>
             </w:r>
           </w:p>
         </w:tc>
@@ -1041,15 +1032,6 @@
       <w:r>
         <w:t xml:space="preserve">Energy prices and heat pumps. Students hear parents talk about the electric bill and the oil bill. New York State is pushing heat pumps and paying part of the cost through NYSERDA programs, and some students’ homes have already switched. Lesson 4.4 puts a heat pump next to a furnace and a window unit and asks what each one costs to run.</w:t>
       </w:r>
-      <w:r>
-        <w:t xml:space="preserve"> </w:t>
-      </w:r>
-      <w:r>
-        <w:rPr>
-          <w:rStyle w:val="TeacherNote"/>
-        </w:rPr>
-        <w:t xml:space="preserve">[Sal: the current NYSERDA rebate numbers change yearly; put this year’s on the slide.]</w:t>
-      </w:r>
     </w:p>
     <w:p>
       <w:pPr>
@@ -1072,7 +1054,7 @@
         <w:pStyle w:val="Compact"/>
       </w:pPr>
       <w:r>
-        <w:t xml:space="preserve">Multigenerational households on Long Island. A grandparent moving in, or two families sharing a house because of rent, is normal in this school. Lesson 4.1 counts it as a housing need across the lifespan (the no-perfect-fit family on the listings sheet is three generations on one income), and Lesson 4.11’s Okafor card is a grandfather with a walker moving into a bedroom that was not built for him.</w:t>
+        <w:t xml:space="preserve">Multigenerational households on Long Island. A grandparent moving in, or two families sharing a house because of rent, is normal in many schools. Lesson 4.1 counts it as a housing need across the lifespan (the no-perfect-fit family on the listings sheet is three generations on one income), and Lesson 4.11’s Okafor card is a grandfather with a walker moving into a bedroom that was not built for him.</w:t>
       </w:r>
     </w:p>
     <w:p>
@@ -1303,15 +1285,6 @@
       </w:pPr>
       <w:r>
         <w:t xml:space="preserve">Technology: a CAD preview (4.10 Day 2, four minutes): I project a free browser floor-plan tool, drag one wall, drop one bed, and say what the software does not know, which is the client. Four minutes, not ten: Day 2 of Lesson 4.10 also carries the 12-minute Design Vocabulary Check, and ten will not fit. If the full ten is wanted, the lesson’s teacher notes say it goes at the end of Day 1 in place of Step 4’s share, or in the first ten minutes of Lesson 4.11 before the client cards. Nobody is required to use the tool, and the project plan is on graph paper. If the school has a technology or engineering class, the model is a prototype in the same design process the PSI theme describes.</w:t>
-      </w:r>
-      <w:r>
-        <w:t xml:space="preserve"> </w:t>
-      </w:r>
-      <w:r>
-        <w:rPr>
-          <w:rStyle w:val="TeacherNote"/>
-        </w:rPr>
-        <w:t xml:space="preserve">[Sal: pick the tool once you know what your school’s devices allow.]</w:t>
       </w:r>
     </w:p>
     <w:p>
@@ -1796,7 +1769,7 @@
         <w:pStyle w:val="Compact"/>
       </w:pPr>
       <w:r>
-        <w:t xml:space="preserve">The project chain: architect, interior designer, contractor, electrician, plumber, HVAC technician, home inspector, energy auditor, sustainability consultant, landscape designer, furniture maker, real estate agent, property manager; the three paths into them; what each pays, marked [update].</w:t>
+        <w:t xml:space="preserve">The project chain: architect, interior designer, contractor, electrician, plumber, HVAC technician, home inspector, energy auditor, sustainability consultant, landscape designer, furniture maker, real estate agent, property manager; the three paths into them; what each pays, to be refreshed before teaching.</w:t>
       </w:r>
     </w:p>
     <w:p>
@@ -2501,7 +2474,7 @@
               <w:jc w:val="left"/>
             </w:pPr>
             <w:r>
-              <w:t xml:space="preserve">follow the Okafor room from idea to move-in as a chain of thirteen people; sort the thirteen career cards by path and again by workplace; compare three careers on the Project Chain sheet (what they do, a day in the life, the path, the pay range marked [update]); rate ten</w:t>
+              <w:t xml:space="preserve">follow the Okafor room from idea to move-in as a chain of thirteen people; sort the thirteen career cards by path and again by workplace; compare three careers on the Project Chain sheet (what they do, a day in the life, the path, the pay range to be refreshed before teaching); rate ten</w:t>
             </w:r>
             <w:r>
               <w:t xml:space="preserve"> </w:t>
@@ -2576,16 +2549,7 @@
         <w:t xml:space="preserve"> </w:t>
       </w:r>
       <w:r>
-        <w:t xml:space="preserve">Every period from Lesson 4.10 Day 1 (day 104) through Lesson 4.14 Day 3 (day 112) opens with a timed floor plan sketch on quarter-inch graph paper from a prompt on the board: two minutes to draw, one to compare with a neighbor, and the sheet goes in the project folder. The landed project lessons number the stack: Lesson 4.11 is sketch 5 (a 10 by 12 room at 1/4 inch = 1 foot with a door and a window), 4.12 carries sketches 6 and 7 (a 12 by 14 room redrawn with the bed against a wall; a 6 by 9 entry with the path shaded and measured), 4.13 is sketch 8 (the client’s room from memory), and 4.14 carries sketches 9, 10, and 11 (the client’s room as a folded-down net; one wall as an elevation at 1/2 inch = 1 foot; any room with a 5-foot turning circle). That leaves sketches 1 to 4 for Lesson 4.10’s two days, so 4.10 carries two sketches a day (an opening do now and a closing sketch), or the numbers shift when that lesson lands. Eleven sketches. Each is scored complete, partial, or missing as daily work; the stack is stapled in order with the name on the first sheet and turned in with the project in Lesson 4.15, where the plan criterion of Rubric 04 can see the practice behind the final drawing. A team of two turns in one plan, one budget, one model, and two stacks. I saw a colleague at Brentwood run this for two weeks before a design project, and the final plans were the best I had seen from middle schoolers.</w:t>
-      </w:r>
-      <w:r>
-        <w:t xml:space="preserve"> </w:t>
-      </w:r>
-      <w:r>
-        <w:rPr>
-          <w:rStyle w:val="TeacherNote"/>
-        </w:rPr>
-        <w:t xml:space="preserve">[Sal: the sketch count and the prompt list for Lesson 4.10 depend on that lesson; if it carries only two sketches, the stack is nine and the project sheet should say seven of nine counts as complete.]</w:t>
+        <w:t xml:space="preserve">Every period from Lesson 4.10 Day 1 (day 104) through Lesson 4.14 Day 3 (day 112) opens with a timed floor plan sketch on quarter-inch graph paper from a prompt on the board: two minutes to draw, one to compare with a neighbor, and the sheet goes in the project folder. The landed project lessons number the stack: Lesson 4.11 is sketch 5 (a 10 by 12 room at 1/4 inch = 1 foot with a door and a window), 4.12 carries sketches 6 and 7 (a 12 by 14 room redrawn with the bed against a wall; a 6 by 9 entry with the path shaded and measured), 4.13 is sketch 8 (the client’s room from memory), and 4.14 carries sketches 9, 10, and 11 (the client’s room as a folded-down net; one wall as an elevation at 1/2 inch = 1 foot; any room with a 5-foot turning circle). That leaves sketches 1 to 4 for Lesson 4.10’s two days, so 4.10 carries two sketches a day (an opening do now and a closing sketch), or the numbers shift when that lesson lands. Eleven sketches. Each is scored complete, partial, or missing as daily work; the stack is stapled in order with the name on the first sheet and turned in with the project in Lesson 4.15, where the plan criterion of Rubric 04 can see the practice behind the final drawing. A team of two turns in one plan, one budget, one model, and two stacks. I saw a colleague run this for two weeks before a design project, and the final plans were the best I had seen from middle schoolers.</w:t>
       </w:r>
     </w:p>
     <w:p>
@@ -3640,34 +3604,7 @@
         <w:t xml:space="preserve"> </w:t>
       </w:r>
       <w:r>
-        <w:t xml:space="preserve">and the crosswalk (E.2) says to use the latter. The PI letters are NYLearns codes; the NYSED print document lists the indicators as bullets. Several landed lesson pages carry their own</w:t>
-      </w:r>
-      <w:r>
-        <w:t xml:space="preserve"> </w:t>
-      </w:r>
-      <w:r>
-        <w:t xml:space="preserve">“</w:t>
-      </w:r>
-      <w:r>
-        <w:t xml:space="preserve">[Sal: confirm against the NYSED PDF]</w:t>
-      </w:r>
-      <w:r>
-        <w:t xml:space="preserve">”</w:t>
-      </w:r>
-      <w:r>
-        <w:t xml:space="preserve"> </w:t>
-      </w:r>
-      <w:r>
-        <w:t xml:space="preserve">note.</w:t>
-      </w:r>
-      <w:r>
-        <w:t xml:space="preserve"> </w:t>
-      </w:r>
-      <w:r>
-        <w:rPr>
-          <w:rStyle w:val="TeacherNote"/>
-        </w:rPr>
-        <w:t xml:space="preserve">[Sal: confirm the Standard 2 and Standard 3 wording against the NYSED PDF once for the whole unit before the standards map goes live; see crosswalk E.4.]</w:t>
+        <w:t xml:space="preserve">and the crosswalk (E.2) says to use the latter. The PI letters are NYLearns codes; the NYSED print document lists the indicators as bullets. Several landed lesson pages carry their own note on this wording.</w:t>
       </w:r>
     </w:p>
     <w:p>
@@ -3999,7 +3936,7 @@
         <w:pStyle w:val="FirstParagraph"/>
       </w:pPr>
       <w:r>
-        <w:t xml:space="preserve">Competencies the unit carries at unit level (confirmed in the 3.0 text; from the crosswalk rows or Sal’s Color in the Home citation; a lesson page from 4.4 to 4.10 may print them):</w:t>
+        <w:t xml:space="preserve">Competencies the unit carries at unit level (confirmed in the 3.0 text; from the crosswalk rows or my Color in the Home citation; a lesson page from 4.4 to 4.10 may print them):</w:t>
       </w:r>
     </w:p>
     <w:p>
@@ -4095,7 +4032,7 @@
         <w:pStyle w:val="Compact"/>
       </w:pPr>
       <w:r>
-        <w:t xml:space="preserve">11.2.3 Examine how design elements and principles shape how a space looks and how it works. (Lessons 4.8, 4.9; from Sal’s Color in the Home citation)</w:t>
+        <w:t xml:space="preserve">11.2.3 Examine how design elements and principles shape how a space looks and how it works. (Lessons 4.8, 4.9; from my Color in the Home citation)</w:t>
       </w:r>
     </w:p>
     <w:p>
@@ -4476,15 +4413,6 @@
       <w:r>
         <w:t xml:space="preserve">.</w:t>
       </w:r>
-      <w:r>
-        <w:t xml:space="preserve"> </w:t>
-      </w:r>
-      <w:r>
-        <w:rPr>
-          <w:rStyle w:val="TeacherNote"/>
-        </w:rPr>
-        <w:t xml:space="preserve">[Sal: the Project 04 sheet is the authority on the client cards, the caps, the deliverables, and the due date if it says otherwise.]</w:t>
-      </w:r>
     </w:p>
     <w:p>
       <w:pPr>
@@ -4502,21 +4430,6 @@
       <w:r>
         <w:t xml:space="preserve">Every student is a designer with one client, and the client is not them. In Lesson 4.11 each table reads six client cards aloud; each card has a person, a room with its dimensions, a budget, must-haves, nice-to-haves, and one rule that cannot be broken. The landed lesson names the Okafor card (a grandfather who uses a walker, likes blue, needs a 36-inch path from the door to the bed and a chair with arms) and the Rivera card (a wheelchair user; every path is 36 inches and that number is not up for discussion), a shared sibling room (Luz, eight, is the sister who is not the main client), a baby’s room with a crib, a tiny house couple, and an entry with a coat hook that has to work for everyone. Two paths: Design Your Own Bedroom for a client (a room refresh, $400 cap: the walls and floor are there, the money buys furniture, storage, light, paint, and finish) or Tiny House (the state’s own illustrative activity; the harder path, $1,500 for the interior, with a kitchen and a bathroom to fit and a loft drawn as a second plan). A student may switch cards up to the end of Lesson 4.12 Day 1 with no penalty.</w:t>
       </w:r>
-      <w:r>
-        <w:t xml:space="preserve"> </w:t>
-      </w:r>
-      <w:r>
-        <w:rPr>
-          <w:rStyle w:val="TeacherNote"/>
-        </w:rPr>
-        <w:t xml:space="preserve">[Sal: the caps are marked [update]</w:t>
-      </w:r>
-      <w:r>
-        <w:t xml:space="preserve"> </w:t>
-      </w:r>
-      <w:r>
-        <w:t xml:space="preserve">on Lesson 4.13; set them once and put the same numbers on the client cards, the project sheet, and the rubric.]</w:t>
-      </w:r>
     </w:p>
     <w:p>
       <w:pPr>
@@ -4609,22 +4522,7 @@
         <w:t xml:space="preserve">Vocabulary 04.md</w:t>
       </w:r>
       <w:r>
-        <w:t xml:space="preserve">), marked</w:t>
-      </w:r>
-      <w:r>
-        <w:t xml:space="preserve"> </w:t>
-      </w:r>
-      <w:r>
-        <w:rPr>
-          <w:rStyle w:val="TeacherNote"/>
-        </w:rPr>
-        <w:t xml:space="preserve">[check with a native speaker];</w:t>
-      </w:r>
-      <w:r>
-        <w:t xml:space="preserve"> </w:t>
-      </w:r>
-      <w:r>
-        <w:t xml:space="preserve">the problem sentence may be written in the home language first; the room outline can be pre-drawn and the furniture pre-cut; a printed tax table on the back of the Budget Sheet and a calculator; pre-cut wall pieces and pre-folded bed and desk blanks; a student who cannot use scissors or glue safely directs a partner’s hands and owns the labels and the justification; two feedback slips instead of four; extended time into the next lesson at every step (the list into 4.12, the revision into 4.13, the budget into 4.14, the labels into 4.15, the self-assessment into 4.16).</w:t>
+        <w:t xml:space="preserve">), to be verified by a native speaker; the problem sentence may be written in the home language first; the room outline can be pre-drawn and the furniture pre-cut; a printed tax table on the back of the Budget Sheet and a calculator; pre-cut wall pieces and pre-folded bed and desk blanks; a student who cannot use scissors or glue safely directs a partner’s hands and owns the labels and the justification; two feedback slips instead of four; extended time into the next lesson at every step (the list into 4.12, the revision into 4.13, the budget into 4.14, the labels into 4.15, the self-assessment into 4.16).</w:t>
       </w:r>
     </w:p>
     <w:p>
@@ -4703,15 +4601,6 @@
       <w:r>
         <w:t xml:space="preserve">does not count. A local interior designer, architect, or contractor as a guest client for the period, asking the questions, is the best version of this lesson (Section 12). The grade is the rubric: criterion 1 the client fit, from the Needs and Wants List and the pitch; 2 the plan; 3 the Budget Sheet; 4 the model and the design principles, from the model and the Day 3 clipboard check; 5 the pitch, from the clipboard checklist and the self-assessment, where a self-score within one level of mine on every line is one of the Exceeds conditions. A plain model with a plan that fits the client and a budget that adds up scores higher than a beautiful model that ignored the brief. I say that on day 1 of the project and again before the pitches.</w:t>
       </w:r>
-      <w:r>
-        <w:t xml:space="preserve"> </w:t>
-      </w:r>
-      <w:r>
-        <w:rPr>
-          <w:rStyle w:val="TeacherNote"/>
-        </w:rPr>
-        <w:t xml:space="preserve">[Sal: your Dream Home Challenge packet was the seed of this project; Rubric 04 adds the client, the measured paths, the budget math with tax, and the GREEN and SAFE labels your packet did not score. Photograph every finished model, no names, no faces; Lesson 4.14 says why.]</w:t>
-      </w:r>
     </w:p>
     <w:p>
       <w:pPr>
@@ -4762,8 +4651,8 @@
     <w:p>
       <w:pPr>
         <w:numPr>
-          <w:ilvl w:val="1"/>
-          <w:numId w:val="1027"/>
+          <w:ilvl w:val="0"/>
+          <w:numId w:val="1026"/>
         </w:numPr>
         <w:pStyle w:val="Compact"/>
       </w:pPr>
@@ -4782,21 +4671,12 @@
       <w:r>
         <w:t xml:space="preserve">, given in the last 15 minutes of Lesson 4.5 (day 97). It covers Lessons 4.1 to 4.5: the landed lessons say the seven jobs of a home, a scenario built from the two argued family matches, the breaker item, and the drain item are on it, with hazards by room, the emergency plan, energy and water at home, and reduce, reuse, recycle from the rest. Retake after a review for anyone under the file’s cut score.</w:t>
       </w:r>
-      <w:r>
-        <w:t xml:space="preserve"> </w:t>
-      </w:r>
-      <w:r>
-        <w:rPr>
-          <w:rStyle w:val="TeacherNote"/>
-        </w:rPr>
-        <w:t xml:space="preserve">[Sal: the item count and points are in the file; reconcile this line to it when it lands.]</w:t>
-      </w:r>
-    </w:p>
-    <w:p>
-      <w:pPr>
-        <w:numPr>
-          <w:ilvl w:val="1"/>
-          <w:numId w:val="1027"/>
+    </w:p>
+    <w:p>
+      <w:pPr>
+        <w:numPr>
+          <w:ilvl w:val="0"/>
+          <w:numId w:val="1026"/>
         </w:numPr>
         <w:pStyle w:val="Compact"/>
       </w:pPr>
@@ -4813,7 +4693,7 @@
         <w:t xml:space="preserve">Rubric 01 - Lab Rubric.md</w:t>
       </w:r>
       <w:r>
-        <w:t xml:space="preserve">, and the descriptors come from Sal’s original: a labeled wheel, at least one visible tint and one visible shade on the mixing plate, a wall panel and a justification that match the Room Card’s mood with a family or function reason). And</w:t>
+        <w:t xml:space="preserve">, and the descriptors come from my original: a labeled wheel, at least one visible tint and one visible shade on the mixing plate, a wall panel and a justification that match the Room Card’s mood with a family or function reason). And</w:t>
       </w:r>
       <w:r>
         <w:t xml:space="preserve"> </w:t>
@@ -4831,8 +4711,8 @@
     <w:p>
       <w:pPr>
         <w:numPr>
-          <w:ilvl w:val="1"/>
-          <w:numId w:val="1027"/>
+          <w:ilvl w:val="0"/>
+          <w:numId w:val="1026"/>
         </w:numPr>
         <w:pStyle w:val="Compact"/>
       </w:pPr>
@@ -4854,21 +4734,12 @@
       <w:r>
         <w:t xml:space="preserve">after Lesson 4.15 (day 113): criterion 1 from the Needs and Wants List and the pitch, 2 from the plan, 3 from the Budget Sheet, 4 from the model and the Day 3 clipboard check, 5 from the pitch clipboard and the self-assessment row.</w:t>
       </w:r>
-      <w:r>
-        <w:t xml:space="preserve"> </w:t>
-      </w:r>
-      <w:r>
-        <w:rPr>
-          <w:rStyle w:val="TeacherNote"/>
-        </w:rPr>
-        <w:t xml:space="preserve">[Sal: the rubric file sets the levels and the points; if it reads differently from this line, the rubric wins.]</w:t>
-      </w:r>
-    </w:p>
-    <w:p>
-      <w:pPr>
-        <w:numPr>
-          <w:ilvl w:val="1"/>
-          <w:numId w:val="1027"/>
+    </w:p>
+    <w:p>
+      <w:pPr>
+        <w:numPr>
+          <w:ilvl w:val="0"/>
+          <w:numId w:val="1026"/>
         </w:numPr>
         <w:pStyle w:val="Compact"/>
       </w:pPr>
@@ -4918,16 +4789,7 @@
         <w:t xml:space="preserve">Assessment 04.3 - Unit 4 Test.md</w:t>
       </w:r>
       <w:r>
-        <w:t xml:space="preserve">, given in the last 20 minutes of Lesson 4.17 (day 115) after the 15-minute review game, Design a Room Grab (seven categories: elements, principles, safety, conservation, color, scale and plan, budget and careers). Lesson 4.17 says the test has three math items that allow a calculator (items 8, 14, 15, and 16 are the scale, energy, and budget math), a scenario that asks for an optimized plan (PSI 2. a) h.), a careers item (EDM 4. a)), and a written response at the end; a reduced-choice version of the matching items exists for IEP plans, and extended time runs into the first ten minutes of Unit 5 Lesson 5.1. Retake once after a review.</w:t>
-      </w:r>
-      <w:r>
-        <w:t xml:space="preserve"> </w:t>
-      </w:r>
-      <w:r>
-        <w:rPr>
-          <w:rStyle w:val="TeacherNote"/>
-        </w:rPr>
-        <w:t xml:space="preserve">[Sal: the item count and points are in the file; reconcile this line to it when it lands.]</w:t>
+        <w:t xml:space="preserve">, given in the last 20 minutes of Lesson 4.17 (day 115) after the 15-minute review game, Design a Room Grab (seven categories: elements, principles, safety, conservation, color, scale and plan, budget and careers). The test has three math items that allow a calculator (items 4, 11, and 14 are the energy, scale, and budget math), a scenario that asks for an optimized plan (PSI 2. a) h.), a careers item (EDM 4. a)), and a written response at the end; a reduced-choice version of the matching items exists for IEP plans, and extended time runs into the first ten minutes of Unit 5 Lesson 5.1. Retake once after a review.</w:t>
       </w:r>
     </w:p>
     <w:p>
@@ -4971,15 +4833,6 @@
       <w:r>
         <w:t xml:space="preserve">day 91 is the first day of marking period 3, so every check in this unit lands in MP3. Lesson 4.1’s pre-assessment reads a Unit 4 pre-test given at the end of Unit 3 (three things a home must do, two kinds of housing, one tool, one small repair); that pre-test lands in MP2 and is not graded.</w:t>
       </w:r>
-      <w:r>
-        <w:t xml:space="preserve"> </w:t>
-      </w:r>
-      <w:r>
-        <w:rPr>
-          <w:rStyle w:val="TeacherNote"/>
-        </w:rPr>
-        <w:t xml:space="preserve">[Sal: if your school’s MP3 starts on a different day, the Unit 3 test and this unit’s quiz are the two checks that could move across the line.]</w:t>
-      </w:r>
     </w:p>
     <w:p>
       <w:pPr>
@@ -5027,15 +4880,6 @@
       </w:r>
       <w:r>
         <w:t xml:space="preserve">a regular classroom for most of the unit; the FACS room’s counters and sink are used for the frosting lab (Lesson 4.8) and the drying shelf for the models, but nothing needs a stove. Tables that seat four (teams of three for the hunt, four to six at the repair stations, four for the card sorts); wall space for the gallery walk; a projector for the room photos, the floor plan symbols, and the CAD preview; one device per pair for the CAD preview and the grade 8 stretch on bls.gov, with paper for everything else. A flat shelf or cart, labeled by period, to store 14 to 28 shoebox models for three days. A glue gun station away from the traffic path with a heat-safe mat, and a teacher’s cutting station for the craft knives (teacher use or supervised grade 8 use only).</w:t>
-      </w:r>
-      <w:r>
-        <w:t xml:space="preserve"> </w:t>
-      </w:r>
-      <w:r>
-        <w:rPr>
-          <w:rStyle w:val="TeacherNote"/>
-        </w:rPr>
-        <w:t xml:space="preserve">[Sal: set the device plan once you know what your school has; nothing in this unit needs a device on the day.]</w:t>
       </w:r>
     </w:p>
     <w:p>
@@ -5378,15 +5222,6 @@
             <w:r>
               <w:t xml:space="preserve">about $60 the first year if bought, $0 after;</w:t>
             </w:r>
-            <w:r>
-              <w:t xml:space="preserve"> </w:t>
-            </w:r>
-            <w:r>
-              <w:rPr>
-                <w:rStyle w:val="TeacherNote"/>
-              </w:rPr>
-              <w:t xml:space="preserve">[Sal: the custodian may have every one of these tools; ask before buying]</w:t>
-            </w:r>
           </w:p>
         </w:tc>
         <w:tc>
@@ -5842,15 +5677,6 @@
             <w:r>
               <w:t xml:space="preserve">grocery store; buy in the week it is used, never before a break, and allergy check against the roster the day before;</w:t>
             </w:r>
-            <w:r>
-              <w:t xml:space="preserve"> </w:t>
-            </w:r>
-            <w:r>
-              <w:rPr>
-                <w:rStyle w:val="TeacherNote"/>
-              </w:rPr>
-              <w:t xml:space="preserve">[Sal: your original ran four groups of five with one tub each; if you run four stations, add one tub, about $3]</w:t>
-            </w:r>
           </w:p>
         </w:tc>
       </w:tr>
@@ -5964,15 +5790,6 @@
             </w:pPr>
             <w:r>
               <w:t xml:space="preserve">scraps from the sewing bin (Unit 5), free samples from a home store and old chip cards from a paint department;</w:t>
-            </w:r>
-            <w:r>
-              <w:t xml:space="preserve"> </w:t>
-            </w:r>
-            <w:r>
-              <w:rPr>
-                <w:rStyle w:val="TeacherNote"/>
-              </w:rPr>
-              <w:t xml:space="preserve">[Sal: the ReStore will give a box of samples if asked]</w:t>
             </w:r>
           </w:p>
         </w:tc>
@@ -6238,15 +6055,6 @@
             <w:r>
               <w:t xml:space="preserve">;</w:t>
             </w:r>
-            <w:r>
-              <w:t xml:space="preserve"> </w:t>
-            </w:r>
-            <w:r>
-              <w:rPr>
-                <w:rStyle w:val="TeacherNote"/>
-              </w:rPr>
-              <w:t xml:space="preserve">[Sal: a real walker or a borrowed wheelchair from the nurse’s office, rolled through the 30-inch strip, makes the rule real in ten seconds]</w:t>
-            </w:r>
           </w:p>
         </w:tc>
       </w:tr>
@@ -6308,16 +6116,7 @@
               <w:t xml:space="preserve">Handout 04.13 - Furnishing Catalog and Budget Sheet.md</w:t>
             </w:r>
             <w:r>
-              <w:t xml:space="preserve">; the prices are realistic 2026 Long Island figures marked</w:t>
-            </w:r>
-            <w:r>
-              <w:t xml:space="preserve"> </w:t>
-            </w:r>
-            <w:r>
-              <w:rPr>
-                <w:rStyle w:val="TeacherNote"/>
-              </w:rPr>
-              <w:t xml:space="preserve">[update]; [Sal: 8.625 percent is the Suffolk County sales tax; update to your county]</w:t>
+              <w:t xml:space="preserve">; the prices are realistic 2026 Long Island figures to be refreshed before teaching;</w:t>
             </w:r>
           </w:p>
         </w:tc>
@@ -6364,15 +6163,6 @@
             </w:pPr>
             <w:r>
               <w:t xml:space="preserve">about $2 to $3.50 per model, so about $45 per section for 14 to 16 team models and up to about $90 if every student builds alone</w:t>
-            </w:r>
-            <w:r>
-              <w:t xml:space="preserve"> </w:t>
-            </w:r>
-            <w:r>
-              <w:rPr>
-                <w:rStyle w:val="TeacherNote"/>
-              </w:rPr>
-              <w:t xml:space="preserve">[update]</w:t>
             </w:r>
           </w:p>
         </w:tc>
@@ -6549,16 +6339,7 @@
               <w:jc w:val="left"/>
             </w:pPr>
             <w:r>
-              <w:t xml:space="preserve">school printing, about $4 in card stock, reused; the pay ranges are marked</w:t>
-            </w:r>
-            <w:r>
-              <w:t xml:space="preserve"> </w:t>
-            </w:r>
-            <w:r>
-              <w:rPr>
-                <w:rStyle w:val="TeacherNote"/>
-              </w:rPr>
-              <w:t xml:space="preserve">[update]</w:t>
+              <w:t xml:space="preserve">school printing, about $4 in card stock, reused; the pay ranges are to be refreshed before teaching</w:t>
             </w:r>
           </w:p>
         </w:tc>
@@ -6577,15 +6358,6 @@
             <w:r>
               <w:t xml:space="preserve">;</w:t>
             </w:r>
-            <w:r>
-              <w:t xml:space="preserve"> </w:t>
-            </w:r>
-            <w:r>
-              <w:rPr>
-                <w:rStyle w:val="TeacherNote"/>
-              </w:rPr>
-              <w:t xml:space="preserve">[Sal: pull the current medians from bls.gov/ooh before you teach it]</w:t>
-            </w:r>
           </w:p>
         </w:tc>
       </w:tr>
@@ -6791,15 +6563,6 @@
       </w:pPr>
       <w:r>
         <w:t xml:space="preserve">Unit total for one section: about $90 in consumables the first year if the custodian lends the tools and the detectors and the science department lends the watt meter, as the lessons suggest (frosting $12, model materials about $45, graph paper and card stock about $20, photos and posters about $10, station screws and props about $10); up to about $200 if the tool tray, the detectors, and the watt meter are all bought new. About $55 after the first year (the frosting and the model materials are the two lines that repeat every section).</w:t>
-      </w:r>
-      <w:r>
-        <w:t xml:space="preserve"> </w:t>
-      </w:r>
-      <w:r>
-        <w:rPr>
-          <w:rStyle w:val="TeacherNote"/>
-        </w:rPr>
-        <w:t xml:space="preserve">[Sal: put your school’s supply budget here; the frosting and the model materials are the only lines that repeat every section, and the tool tray is the one big ask of the custodian.]</w:t>
       </w:r>
     </w:p>
     <w:p>
@@ -6853,7 +6616,7 @@
       <w:pPr>
         <w:numPr>
           <w:ilvl w:val="0"/>
-          <w:numId w:val="1028"/>
+          <w:numId w:val="1027"/>
         </w:numPr>
         <w:pStyle w:val="Compact"/>
       </w:pPr>
@@ -6903,13 +6666,10 @@
         <w:rPr>
           <w:rStyle w:val="VerbatimChar"/>
         </w:rPr>
-        <w:t xml:space="preserve">Handout 04.04</w:t>
-      </w:r>
-      <w:r>
-        <w:t xml:space="preserve"> </w:t>
-      </w:r>
-      <w:r>
-        <w:t xml:space="preserve">(the home energy audit checklist, the watt meter table, the shower timer line, and the one-change savings math);</w:t>
+        <w:t xml:space="preserve">Handout 04.04 - Home Energy Audit Checklist and Sample Bill.md</w:t>
+      </w:r>
+      <w:r>
+        <w:t xml:space="preserve">;</w:t>
       </w:r>
       <w:r>
         <w:t xml:space="preserve"> </w:t>
@@ -6918,20 +6678,17 @@
         <w:rPr>
           <w:rStyle w:val="VerbatimChar"/>
         </w:rPr>
-        <w:t xml:space="preserve">Handout 04.05</w:t>
-      </w:r>
-      <w:r>
-        <w:t xml:space="preserve"> </w:t>
-      </w:r>
-      <w:r>
-        <w:t xml:space="preserve">(the sort cards and the green materials sheet).</w:t>
-      </w:r>
-    </w:p>
-    <w:p>
-      <w:pPr>
-        <w:numPr>
-          <w:ilvl w:val="0"/>
-          <w:numId w:val="1028"/>
+        <w:t xml:space="preserve">Handout 04.05 - Greener Room Swap.md</w:t>
+      </w:r>
+      <w:r>
+        <w:t xml:space="preserve">.</w:t>
+      </w:r>
+    </w:p>
+    <w:p>
+      <w:pPr>
+        <w:numPr>
+          <w:ilvl w:val="0"/>
+          <w:numId w:val="1027"/>
         </w:numPr>
         <w:pStyle w:val="Compact"/>
       </w:pPr>
@@ -6945,13 +6702,10 @@
         <w:rPr>
           <w:rStyle w:val="VerbatimChar"/>
         </w:rPr>
-        <w:t xml:space="preserve">Handout 04.06</w:t>
-      </w:r>
-      <w:r>
-        <w:t xml:space="preserve"> </w:t>
-      </w:r>
-      <w:r>
-        <w:t xml:space="preserve">(the eight elements in a real room);</w:t>
+        <w:t xml:space="preserve">Handout 04.06 - Elements Hunt.md</w:t>
+      </w:r>
+      <w:r>
+        <w:t xml:space="preserve">;</w:t>
       </w:r>
       <w:r>
         <w:t xml:space="preserve"> </w:t>
@@ -6960,13 +6714,10 @@
         <w:rPr>
           <w:rStyle w:val="VerbatimChar"/>
         </w:rPr>
-        <w:t xml:space="preserve">Handout 04.07</w:t>
-      </w:r>
-      <w:r>
-        <w:t xml:space="preserve"> </w:t>
-      </w:r>
-      <w:r>
-        <w:t xml:space="preserve">(the eight layouts and the focal point sheet);</w:t>
+        <w:t xml:space="preserve">Handout 04.07 - Principles Sort and Focal Point Game Cards.md</w:t>
+      </w:r>
+      <w:r>
+        <w:t xml:space="preserve">;</w:t>
       </w:r>
       <w:r>
         <w:t xml:space="preserve"> </w:t>
@@ -6975,13 +6726,10 @@
         <w:rPr>
           <w:rStyle w:val="VerbatimChar"/>
         </w:rPr>
-        <w:t xml:space="preserve">Handout 04.08</w:t>
-      </w:r>
-      <w:r>
-        <w:t xml:space="preserve"> </w:t>
-      </w:r>
-      <w:r>
-        <w:t xml:space="preserve">(the color wheel, the Room Cards, the palette plan, the color card that goes in the project folder, and the lab rubric);</w:t>
+        <w:t xml:space="preserve">Handout 04.08 - Color Wheel Room Cards and Pitch Sheet.md</w:t>
+      </w:r>
+      <w:r>
+        <w:t xml:space="preserve">;</w:t>
       </w:r>
       <w:r>
         <w:t xml:space="preserve"> </w:t>
@@ -6990,13 +6738,10 @@
         <w:rPr>
           <w:rStyle w:val="VerbatimChar"/>
         </w:rPr>
-        <w:t xml:space="preserve">Handout 04.09</w:t>
-      </w:r>
-      <w:r>
-        <w:t xml:space="preserve"> </w:t>
-      </w:r>
-      <w:r>
-        <w:t xml:space="preserve">(the texture and pattern judge sheet and the mood board);</w:t>
+        <w:t xml:space="preserve">Handout 04.09 - Mood Board Planner.md</w:t>
+      </w:r>
+      <w:r>
+        <w:t xml:space="preserve">;</w:t>
       </w:r>
       <w:r>
         <w:t xml:space="preserve"> </w:t>
@@ -7005,20 +6750,17 @@
         <w:rPr>
           <w:rStyle w:val="VerbatimChar"/>
         </w:rPr>
-        <w:t xml:space="preserve">Handout 04.10</w:t>
-      </w:r>
-      <w:r>
-        <w:t xml:space="preserve"> </w:t>
-      </w:r>
-      <w:r>
-        <w:t xml:space="preserve">(the floor plan symbols, the sample plan to read, the quarter-inch grid, and the do-now prompts).</w:t>
-      </w:r>
-    </w:p>
-    <w:p>
-      <w:pPr>
-        <w:numPr>
-          <w:ilvl w:val="0"/>
-          <w:numId w:val="1028"/>
+        <w:t xml:space="preserve">Handout 04.10 - Floor Plan Symbols Graph Paper Guide and Furniture Cut-Outs.md</w:t>
+      </w:r>
+      <w:r>
+        <w:t xml:space="preserve">.</w:t>
+      </w:r>
+    </w:p>
+    <w:p>
+      <w:pPr>
+        <w:numPr>
+          <w:ilvl w:val="0"/>
+          <w:numId w:val="1027"/>
         </w:numPr>
         <w:pStyle w:val="Compact"/>
       </w:pPr>
@@ -7090,7 +6832,7 @@
       <w:pPr>
         <w:numPr>
           <w:ilvl w:val="0"/>
-          <w:numId w:val="1028"/>
+          <w:numId w:val="1027"/>
         </w:numPr>
         <w:pStyle w:val="Compact"/>
       </w:pPr>
@@ -7121,15 +6863,6 @@
       <w:r>
         <w:t xml:space="preserve">.</w:t>
       </w:r>
-      <w:r>
-        <w:t xml:space="preserve"> </w:t>
-      </w:r>
-      <w:r>
-        <w:rPr>
-          <w:rStyle w:val="TeacherNote"/>
-        </w:rPr>
-        <w:t xml:space="preserve">[Sal: the 4.4 to 4.10 titles are placeholders until those lessons land; if a handout name on a lesson page does not match this list, the lesson page wins.]</w:t>
-      </w:r>
     </w:p>
     <w:p>
       <w:pPr>
@@ -7206,15 +6939,6 @@
       <w:r>
         <w:t xml:space="preserve">the health course covers fire safety, carbon monoxide, and poison safety in its own unit. Lesson 4.2 uses the same words (two ways out, a meeting spot, test the detector monthly, batteries yearly, replace at ten years, the Poison Control number 1-800-222-1222) and goes where health does not: fifteen hazards in a described home room by room, classified by type, and a plan that includes how a grandmother with a cane gets out and who carries the toddler. Agree on the detector rules and the emergency numbers so both rooms say the same thing. Anything a student says in 4.2 about an unsafe home (no detector, no heat, a broken lock, an adult who will not fix it) is handled as a referral to the counselor or the nurse, not a class discussion, and Lesson 4.1 already sets the rule that nobody is asked to describe where they live.</w:t>
       </w:r>
-      <w:r>
-        <w:t xml:space="preserve"> </w:t>
-      </w:r>
-      <w:r>
-        <w:rPr>
-          <w:rStyle w:val="TeacherNote"/>
-        </w:rPr>
-        <w:t xml:space="preserve">[Sal: tell the health teacher in the first week of the unit that 4.2 will teach the home emergency plan, so the words land the same way in both rooms.]</w:t>
-      </w:r>
     </w:p>
     <w:p>
       <w:pPr>
@@ -7232,15 +6956,6 @@
       <w:r>
         <w:t xml:space="preserve">the science teacher covers energy, heat transfer, and electricity in grade 6 or 8. Lesson 4.4 uses the same words (a watt is a rate, a kilowatt-hour is an amount, heat moves from warm to cold, insulation slows it) and a watt meter the science department may own; Lesson 4.3’s grade 8 stretch explains why a breaker trips (too much current for the wire) and what a GFCI does. FACS stays on the bill and the habit; the physics of it belongs to science.</w:t>
       </w:r>
-      <w:r>
-        <w:t xml:space="preserve"> </w:t>
-      </w:r>
-      <w:r>
-        <w:rPr>
-          <w:rStyle w:val="TeacherNote"/>
-        </w:rPr>
-        <w:t xml:space="preserve">[Sal: ask the science teacher which grade has energy by February, and borrow the watt meter if there is one.]</w:t>
-      </w:r>
     </w:p>
     <w:p>
       <w:pPr>
@@ -7258,15 +6973,6 @@
       <w:r>
         <w:t xml:space="preserve">the math teacher covers ratio and scale drawings in grade 7 and area in grade 6. Lessons 4.10 and 4.12 use the same setup (a quarter inch or a half inch on the paper is one foot in the room; 36 inches is six squares at project scale) and the same words, so the skill transfers; the test day’s do now is the two conversions side by side. The furniture cut-out sheet with real dimensions is a scale drawing problem set the math class can use, and the grade 8 stretch (floor area, the percent left open) is a percent problem. Sales tax at 8.625 percent in 4.13 is the percent-of-a-number skill from Unit 2.</w:t>
       </w:r>
-      <w:r>
-        <w:t xml:space="preserve"> </w:t>
-      </w:r>
-      <w:r>
-        <w:rPr>
-          <w:rStyle w:val="TeacherNote"/>
-        </w:rPr>
-        <w:t xml:space="preserve">[Sal: ask the math teacher whether scale drawings have been taught by February, because 4.10 assumes the idea is not new to grade 7.]</w:t>
-      </w:r>
     </w:p>
     <w:p>
       <w:pPr>
@@ -7335,15 +7041,6 @@
       <w:r>
         <w:t xml:space="preserve">Lesson 4.11 asks the school’s occupational therapist, if there is one, for five minutes on why 36 inches and a 60-inch turning circle are the numbers for a wheelchair and what a walker user actually needs from a floor; the nurse’s office may lend a walker or a wheelchair for the tape strips in 4.12.</w:t>
       </w:r>
-      <w:r>
-        <w:t xml:space="preserve"> </w:t>
-      </w:r>
-      <w:r>
-        <w:rPr>
-          <w:rStyle w:val="TeacherNote"/>
-        </w:rPr>
-        <w:t xml:space="preserve">[Sal: read the six client cards yourself first and decide whether to say anything out loud in a class where a student or a family member uses a walker or a wheelchair; Lesson 4.11 says the same.]</w:t>
-      </w:r>
     </w:p>
     <w:p>
       <w:pPr>
@@ -7393,126 +7090,72 @@
       <w:pPr>
         <w:numPr>
           <w:ilvl w:val="0"/>
-          <w:numId w:val="1029"/>
+          <w:numId w:val="1028"/>
         </w:numPr>
         <w:pStyle w:val="Compact"/>
       </w:pPr>
       <w:r>
         <w:t xml:space="preserve">Inside the building: the art teacher, for Lessons 4.6 to 4.8 and 4.14. FACS gives the art room a set of Room Cards and a color lesson where the palette has a client and a function, a stack of mood boards for the art room wall, and a class that already knows the wheel when art needs it; the art teacher gives FACS the vocabulary students already know, the isometric grid lesson for the model alternative, a loan of tempera paint and brushes for the no-food version, and, if willing, ten minutes on the day of Lesson 4.6 to name the elements in one painting.</w:t>
       </w:r>
-      <w:r>
-        <w:t xml:space="preserve"> </w:t>
-      </w:r>
-      <w:r>
-        <w:rPr>
-          <w:rStyle w:val="TeacherNote"/>
-        </w:rPr>
-        <w:t xml:space="preserve">[Sal: name the art teacher once you know the building.]</w:t>
-      </w:r>
-    </w:p>
-    <w:p>
-      <w:pPr>
-        <w:numPr>
-          <w:ilvl w:val="0"/>
-          <w:numId w:val="1029"/>
+    </w:p>
+    <w:p>
+      <w:pPr>
+        <w:numPr>
+          <w:ilvl w:val="0"/>
+          <w:numId w:val="1028"/>
         </w:numPr>
         <w:pStyle w:val="Compact"/>
       </w:pPr>
       <w:r>
         <w:t xml:space="preserve">Inside the building: the custodian or facilities manager, for Lessons 4.3 and 4.16. FACS gives the custodian a class that knows what a plunger and a breaker are for, a thank-you card from each student, and fewer flooded sinks and running faucets in the FACS room; the custodian gives FACS the tool tray on loan (screwdrivers, pliers, a wrench, a level, tape measures, both plungers, a furnace filter), the building’s own numbers (what one running toilet costs, what the light bill is), a five-minute visit at the breaker panel door on 4.3 Day 1, and ten minutes as the guest in 4.16 if the schedule allows.</w:t>
       </w:r>
-      <w:r>
-        <w:t xml:space="preserve"> </w:t>
-      </w:r>
-      <w:r>
-        <w:rPr>
-          <w:rStyle w:val="TeacherNote"/>
-        </w:rPr>
-        <w:t xml:space="preserve">[Sal: ask in the first week of the year, not the week before; the custodian’s schedule is the tightest in the building.]</w:t>
-      </w:r>
-    </w:p>
-    <w:p>
-      <w:pPr>
-        <w:numPr>
-          <w:ilvl w:val="0"/>
-          <w:numId w:val="1029"/>
+    </w:p>
+    <w:p>
+      <w:pPr>
+        <w:numPr>
+          <w:ilvl w:val="0"/>
+          <w:numId w:val="1028"/>
         </w:numPr>
         <w:pStyle w:val="Compact"/>
       </w:pPr>
       <w:r>
         <w:t xml:space="preserve">Community: a Habitat for Humanity ReStore, for Lessons 4.5, 4.9, and 4.13. FACS gives the ReStore a class of future shoppers who know what it is and why it exists, a thank-you card from each student, and, if your school allows, a donation drive of one household item per family; the ReStore gives FACS a box of tile, wallpaper, fabric, and paint chip samples for the swatch box and the models, a photographed price list of ten furnishings to keep the catalog’s secondhand column honest each year, and a ten-minute talk (in person or on video) on what happens to a couch nobody wants.</w:t>
       </w:r>
-      <w:r>
-        <w:t xml:space="preserve"> </w:t>
-      </w:r>
-      <w:r>
-        <w:rPr>
-          <w:rStyle w:val="TeacherNote"/>
-        </w:rPr>
-        <w:t xml:space="preserve">[Sal: Habitat for Humanity of Suffolk and Habitat Long Island each run a ReStore; name the nearest one to your school and confirm what they will do for a middle school class.]</w:t>
-      </w:r>
-    </w:p>
-    <w:p>
-      <w:pPr>
-        <w:numPr>
-          <w:ilvl w:val="0"/>
-          <w:numId w:val="1029"/>
+    </w:p>
+    <w:p>
+      <w:pPr>
+        <w:numPr>
+          <w:ilvl w:val="0"/>
+          <w:numId w:val="1028"/>
         </w:numPr>
         <w:pStyle w:val="Compact"/>
       </w:pPr>
       <w:r>
         <w:t xml:space="preserve">Community: a local architect, interior designer, or contractor, for Lesson 4.15 and 4.16. FACS gives the guest a gallery of client-driven room models to walk as the client, a class that has drawn eleven floor plans and measured every path, and a thank-you card from each student; the guest gives FACS one period as the client at the pitches asking the questions, a five-minute talk on what a day in the job is, two questions per student answered that research alone could not (the state’s own illustrative activity), and one real floor plan (with the address removed) for Lesson 4.10 to read.</w:t>
       </w:r>
-      <w:r>
-        <w:t xml:space="preserve"> </w:t>
-      </w:r>
-      <w:r>
-        <w:rPr>
-          <w:rStyle w:val="TeacherNote"/>
-        </w:rPr>
-        <w:t xml:space="preserve">[Sal: an architect, designer, contractor, electrician, or real estate agent who is a parent at your school is the easiest ask; the Long Island chapter of the American Institute of Architects and a local design firm are the next two calls.]</w:t>
-      </w:r>
-    </w:p>
-    <w:p>
-      <w:pPr>
-        <w:numPr>
-          <w:ilvl w:val="0"/>
-          <w:numId w:val="1029"/>
+    </w:p>
+    <w:p>
+      <w:pPr>
+        <w:numPr>
+          <w:ilvl w:val="0"/>
+          <w:numId w:val="1028"/>
         </w:numPr>
         <w:pStyle w:val="Compact"/>
       </w:pPr>
       <w:r>
         <w:t xml:space="preserve">Community: the utility company’s energy education program, for Lesson 4.4. FACS gives the program a class that has done a home energy audit and computed the savings from one change, and a set of audit results with no names on them; the program gives FACS a classroom kit (LED bulbs, a watt meter on loan, a home energy checklist), a presenter for one period, and the current rebate numbers for heat pumps and insulation.</w:t>
       </w:r>
-      <w:r>
-        <w:t xml:space="preserve"> </w:t>
-      </w:r>
-      <w:r>
-        <w:rPr>
-          <w:rStyle w:val="TeacherNote"/>
-        </w:rPr>
-        <w:t xml:space="preserve">[Sal: PSEG Long Island and National Grid both run school energy programs; NYSERDA’s K-12 page is the state’s own list. Confirm the lead time, which is usually several weeks.]</w:t>
-      </w:r>
-    </w:p>
-    <w:p>
-      <w:pPr>
-        <w:numPr>
-          <w:ilvl w:val="0"/>
-          <w:numId w:val="1029"/>
+    </w:p>
+    <w:p>
+      <w:pPr>
+        <w:numPr>
+          <w:ilvl w:val="0"/>
+          <w:numId w:val="1028"/>
         </w:numPr>
         <w:pStyle w:val="Compact"/>
       </w:pPr>
       <w:r>
         <w:t xml:space="preserve">Community: the local BOCES or your school’s high school partner or feeder district, for Lesson 4.16. FACS gives the CTE program a class that has already drawn a plan to scale, priced a room, and pitched it, and one program name written on every self-check; the program gives FACS its course list for the trades on the career cards and, if willing, a student or an instructor for five minutes.</w:t>
-      </w:r>
-      <w:r>
-        <w:t xml:space="preserve"> </w:t>
-      </w:r>
-      <w:r>
-        <w:rPr>
-          <w:rStyle w:val="TeacherNote"/>
-        </w:rPr>
-        <w:t xml:space="preserve">[Sal: name the BOCES or the partner high school once you know the building.]</w:t>
       </w:r>
     </w:p>
     <w:p>
@@ -7542,916 +7185,7 @@
         <w:t xml:space="preserve">Vocabulary 04.md</w:t>
       </w:r>
       <w:r>
-        <w:t xml:space="preserve">: 69 Tier 3 terms across the four topics with a one-line student definition and columns for Turkish, Portuguese, and Spanish, marked</w:t>
-      </w:r>
-      <w:r>
-        <w:t xml:space="preserve"> </w:t>
-      </w:r>
-      <w:r>
-        <w:rPr>
-          <w:rStyle w:val="TeacherNote"/>
-        </w:rPr>
-        <w:t xml:space="preserve">[check with a native speaker]</w:t>
-      </w:r>
-      <w:r>
-        <w:t xml:space="preserve"> </w:t>
-      </w:r>
-      <w:r>
-        <w:t xml:space="preserve">until a native speaker verifies them. Eleven Portuguese terms and eleven Turkish terms come from Sal’s Color in the Home vocabulary cards (with the diacritics restored, since his cards stripped them for the word search); the rest are new, including the words the landed lessons name (townhouse, manufactured home, clearance, turning circle, elevation, home inspector, energy auditor, property manager). The file also has sentence starters for the pitch, for the peer review, and for the repair stations in all four languages; the landed lessons name the frames they need (the family match, the calendar justification, the needs list, the pitch planner, the feedback slip), and the starters cover them.</w:t>
-      </w:r>
-    </w:p>
-    <w:p>
-      <w:pPr>
-        <w:pStyle w:val="Heading2"/>
-      </w:pPr>
-      <w:bookmarkStart w:id="45" w:name="what-sal-should-replace"/>
-      <w:r>
-        <w:t xml:space="preserve">14. What Sal should replace</w:t>
-      </w:r>
-      <w:bookmarkEnd w:id="45"/>
-    </w:p>
-    <w:p>
-      <w:pPr>
-        <w:pStyle w:val="FirstParagraph"/>
-      </w:pPr>
-      <w:r>
-        <w:t xml:space="preserve">Placeholders in the three unit-level files (</w:t>
-      </w:r>
-      <w:r>
-        <w:rPr>
-          <w:rStyle w:val="VerbatimChar"/>
-        </w:rPr>
-        <w:t xml:space="preserve">Unit 04</w:t>
-      </w:r>
-      <w:r>
-        <w:t xml:space="preserve">,</w:t>
-      </w:r>
-      <w:r>
-        <w:t xml:space="preserve"> </w:t>
-      </w:r>
-      <w:r>
-        <w:rPr>
-          <w:rStyle w:val="VerbatimChar"/>
-        </w:rPr>
-        <w:t xml:space="preserve">Calendar 04</w:t>
-      </w:r>
-      <w:r>
-        <w:t xml:space="preserve">,</w:t>
-      </w:r>
-      <w:r>
-        <w:t xml:space="preserve"> </w:t>
-      </w:r>
-      <w:r>
-        <w:rPr>
-          <w:rStyle w:val="VerbatimChar"/>
-        </w:rPr>
-        <w:t xml:space="preserve">Vocabulary 04</w:t>
-      </w:r>
-      <w:r>
-        <w:t xml:space="preserve">). The lesson, project, rubric, and assessment files list their own.</w:t>
-      </w:r>
-    </w:p>
-    <w:p>
-      <w:pPr>
-        <w:pStyle w:val="BodyText"/>
-      </w:pPr>
-      <w:r>
-        <w:t xml:space="preserve">In this unit plan:</w:t>
-      </w:r>
-    </w:p>
-    <w:p>
-      <w:pPr>
-        <w:numPr>
-          <w:ilvl w:val="0"/>
-          <w:numId w:val="1030"/>
-        </w:numPr>
-        <w:pStyle w:val="Compact"/>
-      </w:pPr>
-      <w:r>
-        <w:t xml:space="preserve">Header:</w:t>
-      </w:r>
-      <w:r>
-        <w:t xml:space="preserve"> </w:t>
-      </w:r>
-      <w:r>
-        <w:rPr>
-          <w:rStyle w:val="TeacherNote"/>
-        </w:rPr>
-        <w:t xml:space="preserve">[Sal: when Lessons 4.4 to 4.10, Project 04, Rubric 04, and the three assessments land, check Sections 6, 7, 9, and 10 of this plan against them; Section 14 lists the lines most likely to move.]</w:t>
-      </w:r>
-    </w:p>
-    <w:p>
-      <w:pPr>
-        <w:numPr>
-          <w:ilvl w:val="0"/>
-          <w:numId w:val="1030"/>
-        </w:numPr>
-        <w:pStyle w:val="Compact"/>
-      </w:pPr>
-      <w:r>
-        <w:t xml:space="preserve">Section 2.3:</w:t>
-      </w:r>
-      <w:r>
-        <w:t xml:space="preserve"> </w:t>
-      </w:r>
-      <w:r>
-        <w:rPr>
-          <w:rStyle w:val="TeacherNote"/>
-        </w:rPr>
-        <w:t xml:space="preserve">[Sal: the current NYSERDA rebate numbers change yearly; put this year’s on the slide.]</w:t>
-      </w:r>
-    </w:p>
-    <w:p>
-      <w:pPr>
-        <w:numPr>
-          <w:ilvl w:val="0"/>
-          <w:numId w:val="1030"/>
-        </w:numPr>
-        <w:pStyle w:val="Compact"/>
-      </w:pPr>
-      <w:r>
-        <w:t xml:space="preserve">Section 2.5:</w:t>
-      </w:r>
-      <w:r>
-        <w:t xml:space="preserve"> </w:t>
-      </w:r>
-      <w:r>
-        <w:rPr>
-          <w:rStyle w:val="TeacherNote"/>
-        </w:rPr>
-        <w:t xml:space="preserve">[Sal: pick the tool once you know what your school’s devices allow.]</w:t>
-      </w:r>
-    </w:p>
-    <w:p>
-      <w:pPr>
-        <w:numPr>
-          <w:ilvl w:val="0"/>
-          <w:numId w:val="1030"/>
-        </w:numPr>
-        <w:pStyle w:val="Compact"/>
-      </w:pPr>
-      <w:r>
-        <w:t xml:space="preserve">Section 6:</w:t>
-      </w:r>
-      <w:r>
-        <w:t xml:space="preserve"> </w:t>
-      </w:r>
-      <w:r>
-        <w:rPr>
-          <w:rStyle w:val="TeacherNote"/>
-        </w:rPr>
-        <w:t xml:space="preserve">[Sal: the sketch count and the prompt list for Lesson 4.10 depend on that lesson; if it carries only two sketches, the stack is nine and the project sheet should say seven of nine counts as complete.]</w:t>
-      </w:r>
-    </w:p>
-    <w:p>
-      <w:pPr>
-        <w:numPr>
-          <w:ilvl w:val="0"/>
-          <w:numId w:val="1030"/>
-        </w:numPr>
-        <w:pStyle w:val="Compact"/>
-      </w:pPr>
-      <w:r>
-        <w:t xml:space="preserve">Section 7:</w:t>
-      </w:r>
-      <w:r>
-        <w:t xml:space="preserve"> </w:t>
-      </w:r>
-      <w:r>
-        <w:rPr>
-          <w:rStyle w:val="TeacherNote"/>
-        </w:rPr>
-        <w:t xml:space="preserve">[Sal: confirm the Standard 2 and Standard 3 wording against the NYSED PDF once for the whole unit before the standards map goes live; see crosswalk E.4.]</w:t>
-      </w:r>
-    </w:p>
-    <w:p>
-      <w:pPr>
-        <w:numPr>
-          <w:ilvl w:val="0"/>
-          <w:numId w:val="1030"/>
-        </w:numPr>
-        <w:pStyle w:val="Compact"/>
-      </w:pPr>
-      <w:r>
-        <w:t xml:space="preserve">Section 8:</w:t>
-      </w:r>
-      <w:r>
-        <w:t xml:space="preserve"> </w:t>
-      </w:r>
-      <w:r>
-        <w:rPr>
-          <w:rStyle w:val="TeacherNote"/>
-        </w:rPr>
-        <w:t xml:space="preserve">[Sal: the Project 04 sheet is the authority on the client cards, the caps, the deliverables, and the due date if it says otherwise.]</w:t>
-      </w:r>
-    </w:p>
-    <w:p>
-      <w:pPr>
-        <w:numPr>
-          <w:ilvl w:val="0"/>
-          <w:numId w:val="1030"/>
-        </w:numPr>
-        <w:pStyle w:val="Compact"/>
-      </w:pPr>
-      <w:r>
-        <w:t xml:space="preserve">Section 8:</w:t>
-      </w:r>
-      <w:r>
-        <w:t xml:space="preserve"> </w:t>
-      </w:r>
-      <w:r>
-        <w:rPr>
-          <w:rStyle w:val="TeacherNote"/>
-        </w:rPr>
-        <w:t xml:space="preserve">[Sal: the caps are marked [update]</w:t>
-      </w:r>
-      <w:r>
-        <w:t xml:space="preserve"> </w:t>
-      </w:r>
-      <w:r>
-        <w:t xml:space="preserve">on Lesson 4.13; set them once and put the same numbers on the client cards, the project sheet, and the rubric.]</w:t>
-      </w:r>
-    </w:p>
-    <w:p>
-      <w:pPr>
-        <w:numPr>
-          <w:ilvl w:val="0"/>
-          <w:numId w:val="1030"/>
-        </w:numPr>
-        <w:pStyle w:val="Compact"/>
-      </w:pPr>
-      <w:r>
-        <w:t xml:space="preserve">Section 8:</w:t>
-      </w:r>
-      <w:r>
-        <w:t xml:space="preserve"> </w:t>
-      </w:r>
-      <w:r>
-        <w:rPr>
-          <w:rStyle w:val="TeacherNote"/>
-        </w:rPr>
-        <w:t xml:space="preserve">[Sal: your Dream Home Challenge packet was the seed of this project; Rubric 04 adds the client, the measured paths, the budget math with tax, and the GREEN and SAFE labels your packet did not score. Photograph every finished model, no names, no faces; Lesson 4.14 says why.]</w:t>
-      </w:r>
-    </w:p>
-    <w:p>
-      <w:pPr>
-        <w:numPr>
-          <w:ilvl w:val="0"/>
-          <w:numId w:val="1030"/>
-        </w:numPr>
-        <w:pStyle w:val="Compact"/>
-      </w:pPr>
-      <w:r>
-        <w:t xml:space="preserve">Section 9:</w:t>
-      </w:r>
-      <w:r>
-        <w:t xml:space="preserve"> </w:t>
-      </w:r>
-      <w:r>
-        <w:rPr>
-          <w:rStyle w:val="TeacherNote"/>
-        </w:rPr>
-        <w:t xml:space="preserve">[Sal: the item count and points are in the file; reconcile this line to it when it lands.]</w:t>
-      </w:r>
-      <w:r>
-        <w:t xml:space="preserve"> </w:t>
-      </w:r>
-      <w:r>
-        <w:t xml:space="preserve">(twice, for the quiz and the test)</w:t>
-      </w:r>
-    </w:p>
-    <w:p>
-      <w:pPr>
-        <w:numPr>
-          <w:ilvl w:val="0"/>
-          <w:numId w:val="1030"/>
-        </w:numPr>
-        <w:pStyle w:val="Compact"/>
-      </w:pPr>
-      <w:r>
-        <w:t xml:space="preserve">Section 9:</w:t>
-      </w:r>
-      <w:r>
-        <w:t xml:space="preserve"> </w:t>
-      </w:r>
-      <w:r>
-        <w:rPr>
-          <w:rStyle w:val="TeacherNote"/>
-        </w:rPr>
-        <w:t xml:space="preserve">[Sal: the rubric file sets the levels and the points; if it reads differently from this line, the rubric wins.]</w:t>
-      </w:r>
-    </w:p>
-    <w:p>
-      <w:pPr>
-        <w:numPr>
-          <w:ilvl w:val="0"/>
-          <w:numId w:val="1030"/>
-        </w:numPr>
-        <w:pStyle w:val="Compact"/>
-      </w:pPr>
-      <w:r>
-        <w:t xml:space="preserve">Section 9:</w:t>
-      </w:r>
-      <w:r>
-        <w:t xml:space="preserve"> </w:t>
-      </w:r>
-      <w:r>
-        <w:rPr>
-          <w:rStyle w:val="TeacherNote"/>
-        </w:rPr>
-        <w:t xml:space="preserve">[Sal: if your school’s MP3 starts on a different day, the Unit 3 test and this unit’s quiz are the two checks that could move across the line.]</w:t>
-      </w:r>
-    </w:p>
-    <w:p>
-      <w:pPr>
-        <w:numPr>
-          <w:ilvl w:val="0"/>
-          <w:numId w:val="1030"/>
-        </w:numPr>
-        <w:pStyle w:val="Compact"/>
-      </w:pPr>
-      <w:r>
-        <w:t xml:space="preserve">Section 10:</w:t>
-      </w:r>
-      <w:r>
-        <w:t xml:space="preserve"> </w:t>
-      </w:r>
-      <w:r>
-        <w:rPr>
-          <w:rStyle w:val="TeacherNote"/>
-        </w:rPr>
-        <w:t xml:space="preserve">[Sal: set the device plan once you know what your school has; nothing in this unit needs a device on the day.]</w:t>
-      </w:r>
-    </w:p>
-    <w:p>
-      <w:pPr>
-        <w:numPr>
-          <w:ilvl w:val="0"/>
-          <w:numId w:val="1030"/>
-        </w:numPr>
-        <w:pStyle w:val="Compact"/>
-      </w:pPr>
-      <w:r>
-        <w:t xml:space="preserve">Section 10:</w:t>
-      </w:r>
-      <w:r>
-        <w:t xml:space="preserve"> </w:t>
-      </w:r>
-      <w:r>
-        <w:rPr>
-          <w:rStyle w:val="TeacherNote"/>
-        </w:rPr>
-        <w:t xml:space="preserve">[Sal: the custodian may have every one of these tools; ask before buying]</w:t>
-      </w:r>
-    </w:p>
-    <w:p>
-      <w:pPr>
-        <w:numPr>
-          <w:ilvl w:val="0"/>
-          <w:numId w:val="1030"/>
-        </w:numPr>
-        <w:pStyle w:val="Compact"/>
-      </w:pPr>
-      <w:r>
-        <w:t xml:space="preserve">Section 10:</w:t>
-      </w:r>
-      <w:r>
-        <w:t xml:space="preserve"> </w:t>
-      </w:r>
-      <w:r>
-        <w:rPr>
-          <w:rStyle w:val="TeacherNote"/>
-        </w:rPr>
-        <w:t xml:space="preserve">[Sal: your original ran four groups of five with one tub each; if you run four stations, add one tub, about $3]</w:t>
-      </w:r>
-    </w:p>
-    <w:p>
-      <w:pPr>
-        <w:numPr>
-          <w:ilvl w:val="0"/>
-          <w:numId w:val="1030"/>
-        </w:numPr>
-        <w:pStyle w:val="Compact"/>
-      </w:pPr>
-      <w:r>
-        <w:t xml:space="preserve">Section 10:</w:t>
-      </w:r>
-      <w:r>
-        <w:t xml:space="preserve"> </w:t>
-      </w:r>
-      <w:r>
-        <w:rPr>
-          <w:rStyle w:val="TeacherNote"/>
-        </w:rPr>
-        <w:t xml:space="preserve">[Sal: the ReStore will give a box of samples if asked]</w:t>
-      </w:r>
-    </w:p>
-    <w:p>
-      <w:pPr>
-        <w:numPr>
-          <w:ilvl w:val="0"/>
-          <w:numId w:val="1030"/>
-        </w:numPr>
-        <w:pStyle w:val="Compact"/>
-      </w:pPr>
-      <w:r>
-        <w:t xml:space="preserve">Section 10:</w:t>
-      </w:r>
-      <w:r>
-        <w:t xml:space="preserve"> </w:t>
-      </w:r>
-      <w:r>
-        <w:rPr>
-          <w:rStyle w:val="TeacherNote"/>
-        </w:rPr>
-        <w:t xml:space="preserve">[Sal: a real walker or a borrowed wheelchair from the nurse’s office, rolled through the 30-inch strip, makes the rule real in ten seconds]</w:t>
-      </w:r>
-    </w:p>
-    <w:p>
-      <w:pPr>
-        <w:numPr>
-          <w:ilvl w:val="0"/>
-          <w:numId w:val="1030"/>
-        </w:numPr>
-        <w:pStyle w:val="Compact"/>
-      </w:pPr>
-      <w:r>
-        <w:t xml:space="preserve">Section 10:</w:t>
-      </w:r>
-      <w:r>
-        <w:t xml:space="preserve"> </w:t>
-      </w:r>
-      <w:r>
-        <w:rPr>
-          <w:rStyle w:val="TeacherNote"/>
-        </w:rPr>
-        <w:t xml:space="preserve">[Sal: 8.625 percent is the Suffolk County sales tax; update to your county]</w:t>
-      </w:r>
-    </w:p>
-    <w:p>
-      <w:pPr>
-        <w:numPr>
-          <w:ilvl w:val="0"/>
-          <w:numId w:val="1030"/>
-        </w:numPr>
-        <w:pStyle w:val="Compact"/>
-      </w:pPr>
-      <w:r>
-        <w:t xml:space="preserve">Section 10:</w:t>
-      </w:r>
-      <w:r>
-        <w:t xml:space="preserve"> </w:t>
-      </w:r>
-      <w:r>
-        <w:rPr>
-          <w:rStyle w:val="TeacherNote"/>
-        </w:rPr>
-        <w:t xml:space="preserve">[Sal: pull the current medians from bls.gov/ooh before you teach it]</w:t>
-      </w:r>
-    </w:p>
-    <w:p>
-      <w:pPr>
-        <w:numPr>
-          <w:ilvl w:val="0"/>
-          <w:numId w:val="1030"/>
-        </w:numPr>
-        <w:pStyle w:val="Compact"/>
-      </w:pPr>
-      <w:r>
-        <w:t xml:space="preserve">Section 10:</w:t>
-      </w:r>
-      <w:r>
-        <w:t xml:space="preserve"> </w:t>
-      </w:r>
-      <w:r>
-        <w:rPr>
-          <w:rStyle w:val="TeacherNote"/>
-        </w:rPr>
-        <w:t xml:space="preserve">[Sal: put your school’s supply budget here; the frosting and the model materials are the only lines that repeat every section, and the tool tray is the one big ask of the custodian.]</w:t>
-      </w:r>
-    </w:p>
-    <w:p>
-      <w:pPr>
-        <w:numPr>
-          <w:ilvl w:val="0"/>
-          <w:numId w:val="1030"/>
-        </w:numPr>
-        <w:pStyle w:val="Compact"/>
-      </w:pPr>
-      <w:r>
-        <w:t xml:space="preserve">Section 10:</w:t>
-      </w:r>
-      <w:r>
-        <w:t xml:space="preserve"> </w:t>
-      </w:r>
-      <w:r>
-        <w:rPr>
-          <w:rStyle w:val="TeacherNote"/>
-        </w:rPr>
-        <w:t xml:space="preserve">[Sal: the 4.4 to 4.10 titles are placeholders until those lessons land; if a handout name on a lesson page does not match this list, the lesson page wins.]</w:t>
-      </w:r>
-    </w:p>
-    <w:p>
-      <w:pPr>
-        <w:numPr>
-          <w:ilvl w:val="0"/>
-          <w:numId w:val="1030"/>
-        </w:numPr>
-        <w:pStyle w:val="Compact"/>
-      </w:pPr>
-      <w:r>
-        <w:t xml:space="preserve">Section 11:</w:t>
-      </w:r>
-      <w:r>
-        <w:t xml:space="preserve"> </w:t>
-      </w:r>
-      <w:r>
-        <w:rPr>
-          <w:rStyle w:val="TeacherNote"/>
-        </w:rPr>
-        <w:t xml:space="preserve">[Sal: tell the health teacher in the first week of the unit that 4.2 will teach the home emergency plan, so the words land the same way in both rooms.]</w:t>
-      </w:r>
-    </w:p>
-    <w:p>
-      <w:pPr>
-        <w:numPr>
-          <w:ilvl w:val="0"/>
-          <w:numId w:val="1030"/>
-        </w:numPr>
-        <w:pStyle w:val="Compact"/>
-      </w:pPr>
-      <w:r>
-        <w:t xml:space="preserve">Section 11:</w:t>
-      </w:r>
-      <w:r>
-        <w:t xml:space="preserve"> </w:t>
-      </w:r>
-      <w:r>
-        <w:rPr>
-          <w:rStyle w:val="TeacherNote"/>
-        </w:rPr>
-        <w:t xml:space="preserve">[Sal: ask the science teacher which grade has energy by February, and borrow the watt meter if there is one.]</w:t>
-      </w:r>
-    </w:p>
-    <w:p>
-      <w:pPr>
-        <w:numPr>
-          <w:ilvl w:val="0"/>
-          <w:numId w:val="1030"/>
-        </w:numPr>
-        <w:pStyle w:val="Compact"/>
-      </w:pPr>
-      <w:r>
-        <w:t xml:space="preserve">Section 11:</w:t>
-      </w:r>
-      <w:r>
-        <w:t xml:space="preserve"> </w:t>
-      </w:r>
-      <w:r>
-        <w:rPr>
-          <w:rStyle w:val="TeacherNote"/>
-        </w:rPr>
-        <w:t xml:space="preserve">[Sal: ask the math teacher whether scale drawings have been taught by February, because 4.10 assumes the idea is not new to grade 7.]</w:t>
-      </w:r>
-    </w:p>
-    <w:p>
-      <w:pPr>
-        <w:numPr>
-          <w:ilvl w:val="0"/>
-          <w:numId w:val="1030"/>
-        </w:numPr>
-        <w:pStyle w:val="Compact"/>
-      </w:pPr>
-      <w:r>
-        <w:t xml:space="preserve">Section 11:</w:t>
-      </w:r>
-      <w:r>
-        <w:t xml:space="preserve"> </w:t>
-      </w:r>
-      <w:r>
-        <w:rPr>
-          <w:rStyle w:val="TeacherNote"/>
-        </w:rPr>
-        <w:t xml:space="preserve">[Sal: read the six client cards yourself first and decide whether to say anything out loud in a class where a student or a family member uses a walker or a wheelchair; Lesson 4.11 says the same.]</w:t>
-      </w:r>
-    </w:p>
-    <w:p>
-      <w:pPr>
-        <w:numPr>
-          <w:ilvl w:val="0"/>
-          <w:numId w:val="1030"/>
-        </w:numPr>
-        <w:pStyle w:val="Compact"/>
-      </w:pPr>
-      <w:r>
-        <w:t xml:space="preserve">Section 12:</w:t>
-      </w:r>
-      <w:r>
-        <w:t xml:space="preserve"> </w:t>
-      </w:r>
-      <w:r>
-        <w:rPr>
-          <w:rStyle w:val="TeacherNote"/>
-        </w:rPr>
-        <w:t xml:space="preserve">[Sal: name the art teacher once you know the building.]</w:t>
-      </w:r>
-    </w:p>
-    <w:p>
-      <w:pPr>
-        <w:numPr>
-          <w:ilvl w:val="0"/>
-          <w:numId w:val="1030"/>
-        </w:numPr>
-        <w:pStyle w:val="Compact"/>
-      </w:pPr>
-      <w:r>
-        <w:t xml:space="preserve">Section 12:</w:t>
-      </w:r>
-      <w:r>
-        <w:t xml:space="preserve"> </w:t>
-      </w:r>
-      <w:r>
-        <w:rPr>
-          <w:rStyle w:val="TeacherNote"/>
-        </w:rPr>
-        <w:t xml:space="preserve">[Sal: ask in the first week of the year, not the week before; the custodian’s schedule is the tightest in the building.]</w:t>
-      </w:r>
-    </w:p>
-    <w:p>
-      <w:pPr>
-        <w:numPr>
-          <w:ilvl w:val="0"/>
-          <w:numId w:val="1030"/>
-        </w:numPr>
-        <w:pStyle w:val="Compact"/>
-      </w:pPr>
-      <w:r>
-        <w:t xml:space="preserve">Section 12:</w:t>
-      </w:r>
-      <w:r>
-        <w:t xml:space="preserve"> </w:t>
-      </w:r>
-      <w:r>
-        <w:rPr>
-          <w:rStyle w:val="TeacherNote"/>
-        </w:rPr>
-        <w:t xml:space="preserve">[Sal: Habitat for Humanity of Suffolk and Habitat Long Island each run a ReStore; name the nearest one to your school and confirm what they will do for a middle school class.]</w:t>
-      </w:r>
-    </w:p>
-    <w:p>
-      <w:pPr>
-        <w:numPr>
-          <w:ilvl w:val="0"/>
-          <w:numId w:val="1030"/>
-        </w:numPr>
-        <w:pStyle w:val="Compact"/>
-      </w:pPr>
-      <w:r>
-        <w:t xml:space="preserve">Section 12:</w:t>
-      </w:r>
-      <w:r>
-        <w:t xml:space="preserve"> </w:t>
-      </w:r>
-      <w:r>
-        <w:rPr>
-          <w:rStyle w:val="TeacherNote"/>
-        </w:rPr>
-        <w:t xml:space="preserve">[Sal: an architect, designer, contractor, electrician, or real estate agent who is a parent at your school is the easiest ask; the Long Island chapter of the American Institute of Architects and a local design firm are the next two calls.]</w:t>
-      </w:r>
-    </w:p>
-    <w:p>
-      <w:pPr>
-        <w:numPr>
-          <w:ilvl w:val="0"/>
-          <w:numId w:val="1030"/>
-        </w:numPr>
-        <w:pStyle w:val="Compact"/>
-      </w:pPr>
-      <w:r>
-        <w:t xml:space="preserve">Section 12:</w:t>
-      </w:r>
-      <w:r>
-        <w:t xml:space="preserve"> </w:t>
-      </w:r>
-      <w:r>
-        <w:rPr>
-          <w:rStyle w:val="TeacherNote"/>
-        </w:rPr>
-        <w:t xml:space="preserve">[Sal: PSEG Long Island and National Grid both run school energy programs; NYSERDA’s K-12 page is the state’s own list. Confirm the lead time, which is usually several weeks.]</w:t>
-      </w:r>
-    </w:p>
-    <w:p>
-      <w:pPr>
-        <w:numPr>
-          <w:ilvl w:val="0"/>
-          <w:numId w:val="1030"/>
-        </w:numPr>
-        <w:pStyle w:val="Compact"/>
-      </w:pPr>
-      <w:r>
-        <w:t xml:space="preserve">Section 12:</w:t>
-      </w:r>
-      <w:r>
-        <w:t xml:space="preserve"> </w:t>
-      </w:r>
-      <w:r>
-        <w:rPr>
-          <w:rStyle w:val="TeacherNote"/>
-        </w:rPr>
-        <w:t xml:space="preserve">[Sal: name the BOCES or the partner high school once you know the building.]</w:t>
-      </w:r>
-    </w:p>
-    <w:p>
-      <w:pPr>
-        <w:numPr>
-          <w:ilvl w:val="0"/>
-          <w:numId w:val="1030"/>
-        </w:numPr>
-        <w:pStyle w:val="Compact"/>
-      </w:pPr>
-      <w:r>
-        <w:t xml:space="preserve">Not a placeholder but a fact to confirm: the rationale names a Penn State zero-energy home project and the Fire Island hotel property. Both came from the build’s notes on your background, not from a file in the source folders. Fix the wording if the course or the property is described wrong.</w:t>
-      </w:r>
-    </w:p>
-    <w:p>
-      <w:pPr>
-        <w:numPr>
-          <w:ilvl w:val="0"/>
-          <w:numId w:val="1030"/>
-        </w:numPr>
-        <w:pStyle w:val="Compact"/>
-      </w:pPr>
-      <w:r>
-        <w:t xml:space="preserve">Not a placeholder but a flag for the Unit 3 writer: Lessons 4.1 and 4.3 read a</w:t>
-      </w:r>
-      <w:r>
-        <w:t xml:space="preserve"> </w:t>
-      </w:r>
-      <w:r>
-        <w:t xml:space="preserve">“</w:t>
-      </w:r>
-      <w:r>
-        <w:t xml:space="preserve">Unit 4 pre-test</w:t>
-      </w:r>
-      <w:r>
-        <w:t xml:space="preserve">”</w:t>
-      </w:r>
-      <w:r>
-        <w:t xml:space="preserve"> </w:t>
-      </w:r>
-      <w:r>
-        <w:t xml:space="preserve">given at the end of Unit 3 (three things a home must do, two kinds of housing, one tool, one small repair). No such file exists yet; either Unit 3’s last lesson gains a five-minute pre-assessment or Lesson 4.1’s do now becomes the pre-assessment.</w:t>
-      </w:r>
-    </w:p>
-    <w:p>
-      <w:pPr>
-        <w:pStyle w:val="FirstParagraph"/>
-      </w:pPr>
-      <w:r>
-        <w:t xml:space="preserve">In</w:t>
-      </w:r>
-      <w:r>
-        <w:t xml:space="preserve"> </w:t>
-      </w:r>
-      <w:r>
-        <w:rPr>
-          <w:rStyle w:val="VerbatimChar"/>
-        </w:rPr>
-        <w:t xml:space="preserve">Calendar 04.md</w:t>
-      </w:r>
-      <w:r>
-        <w:t xml:space="preserve">:</w:t>
-      </w:r>
-    </w:p>
-    <w:p>
-      <w:pPr>
-        <w:numPr>
-          <w:ilvl w:val="0"/>
-          <w:numId w:val="1031"/>
-        </w:numPr>
-        <w:pStyle w:val="Compact"/>
-      </w:pPr>
-      <w:r>
-        <w:t xml:space="preserve">Header:</w:t>
-      </w:r>
-      <w:r>
-        <w:t xml:space="preserve"> </w:t>
-      </w:r>
-      <w:r>
-        <w:rPr>
-          <w:rStyle w:val="TeacherNote"/>
-        </w:rPr>
-        <w:t xml:space="preserve">[Sal: the calendar is in day numbers; map them onto your school’s calendar.]</w:t>
-      </w:r>
-    </w:p>
-    <w:p>
-      <w:pPr>
-        <w:numPr>
-          <w:ilvl w:val="0"/>
-          <w:numId w:val="1031"/>
-        </w:numPr>
-        <w:pStyle w:val="Compact"/>
-      </w:pPr>
-      <w:r>
-        <w:t xml:space="preserve">Day 100 cell:</w:t>
-      </w:r>
-      <w:r>
-        <w:t xml:space="preserve"> </w:t>
-      </w:r>
-      <w:r>
-        <w:rPr>
-          <w:rStyle w:val="TeacherNote"/>
-        </w:rPr>
-        <w:t xml:space="preserve">[Sal: if a school break lands between days 100 and 101, buy the frosting after the break and send the allergy check home before it.]</w:t>
-      </w:r>
-    </w:p>
-    <w:p>
-      <w:pPr>
-        <w:numPr>
-          <w:ilvl w:val="0"/>
-          <w:numId w:val="1031"/>
-        </w:numPr>
-        <w:pStyle w:val="Compact"/>
-      </w:pPr>
-      <w:r>
-        <w:t xml:space="preserve">Day 98 cell:</w:t>
-      </w:r>
-      <w:r>
-        <w:t xml:space="preserve"> </w:t>
-      </w:r>
-      <w:r>
-        <w:rPr>
-          <w:rStyle w:val="TeacherNote"/>
-        </w:rPr>
-        <w:t xml:space="preserve">[Sal: Lesson 4.14 says to send the shoebox note home in Lesson 4.6 so boxes arrive by day 110; day 98 is the day.]</w:t>
-      </w:r>
-    </w:p>
-    <w:p>
-      <w:pPr>
-        <w:pStyle w:val="FirstParagraph"/>
-      </w:pPr>
-      <w:r>
-        <w:t xml:space="preserve">In</w:t>
-      </w:r>
-      <w:r>
-        <w:t xml:space="preserve"> </w:t>
-      </w:r>
-      <w:r>
-        <w:rPr>
-          <w:rStyle w:val="VerbatimChar"/>
-        </w:rPr>
-        <w:t xml:space="preserve">Vocabulary 04.md</w:t>
-      </w:r>
-      <w:r>
-        <w:t xml:space="preserve">:</w:t>
-      </w:r>
-    </w:p>
-    <w:p>
-      <w:pPr>
-        <w:numPr>
-          <w:ilvl w:val="0"/>
-          <w:numId w:val="1032"/>
-        </w:numPr>
-        <w:pStyle w:val="Compact"/>
-      </w:pPr>
-      <w:r>
-        <w:t xml:space="preserve">Header:</w:t>
-      </w:r>
-      <w:r>
-        <w:t xml:space="preserve"> </w:t>
-      </w:r>
-      <w:r>
-        <w:rPr>
-          <w:rStyle w:val="TeacherNote"/>
-        </w:rPr>
-        <w:t xml:space="preserve">[check with a native speaker]</w:t>
-      </w:r>
-      <w:r>
-        <w:t xml:space="preserve"> </w:t>
-      </w:r>
-      <w:r>
-        <w:t xml:space="preserve">on all three translation columns.</w:t>
-      </w:r>
-    </w:p>
-    <w:p>
-      <w:pPr>
-        <w:numPr>
-          <w:ilvl w:val="0"/>
-          <w:numId w:val="1032"/>
-        </w:numPr>
-        <w:pStyle w:val="Compact"/>
-      </w:pPr>
-      <w:r>
-        <w:t xml:space="preserve">Sentence starters:</w:t>
-      </w:r>
-      <w:r>
-        <w:t xml:space="preserve"> </w:t>
-      </w:r>
-      <w:r>
-        <w:rPr>
-          <w:rStyle w:val="TeacherNote"/>
-        </w:rPr>
-        <w:t xml:space="preserve">[Sal: if the Turkish and Portuguese pitch starters from your Color in the Home run read better than these, swap them in.]</w:t>
+        <w:t xml:space="preserve">: 61 Tier 3 terms across the four topics with a one-line student definition and columns for Turkish, Portuguese, and Spanish, to be checked by a native speaker. Eleven Portuguese terms and eleven Turkish terms come from my Color in the Home vocabulary cards (with the diacritics restored, since my cards stripped them for the word search); the rest are new, including the words the landed lessons name (townhouse, manufactured home, clearance, turning circle, elevation, home inspector, energy auditor, property manager). The file also has sentence starters for the pitch, for the peer review, and for the repair stations in all four languages; the landed lessons name the frames they need (the family match, the calendar justification, the needs list, the pitch planner, the feedback slip), and the starters cover them.</w:t>
       </w:r>
     </w:p>
     <w:sectPr>
@@ -8840,230 +7574,6 @@
     </w:lvl>
     <w:lvl w:ilvl="8">
       <w:start w:val="1"/>
-      <w:numFmt w:val="decimal"/>
-      <w:lvlText w:val="%9."/>
-      <w:lvlJc w:val="left"/>
-      <w:pPr>
-        <w:tabs>
-          <w:tab w:val="num" w:pos="5760"/>
-        </w:tabs>
-        <w:ind w:left="6240" w:hanging="480"/>
-      </w:pPr>
-    </w:lvl>
-  </w:abstractNum>
-  <w:abstractNum w:abstractNumId="994133">
-    <w:nsid w:val="47261bad"/>
-    <w:multiLevelType w:val="multilevel"/>
-    <w:lvl w:ilvl="0">
-      <w:start w:val="33"/>
-      <w:numFmt w:val="decimal"/>
-      <w:lvlText w:val="%1."/>
-      <w:lvlJc w:val="left"/>
-      <w:pPr>
-        <w:tabs>
-          <w:tab w:val="num" w:pos="0"/>
-        </w:tabs>
-        <w:ind w:left="480" w:hanging="480"/>
-      </w:pPr>
-    </w:lvl>
-    <w:lvl w:ilvl="1">
-      <w:start w:val="33"/>
-      <w:numFmt w:val="decimal"/>
-      <w:lvlText w:val="%2."/>
-      <w:lvlJc w:val="left"/>
-      <w:pPr>
-        <w:tabs>
-          <w:tab w:val="num" w:pos="720"/>
-        </w:tabs>
-        <w:ind w:left="1200" w:hanging="480"/>
-      </w:pPr>
-    </w:lvl>
-    <w:lvl w:ilvl="2">
-      <w:start w:val="33"/>
-      <w:numFmt w:val="decimal"/>
-      <w:lvlText w:val="%3."/>
-      <w:lvlJc w:val="left"/>
-      <w:pPr>
-        <w:tabs>
-          <w:tab w:val="num" w:pos="1440"/>
-        </w:tabs>
-        <w:ind w:left="1920" w:hanging="480"/>
-      </w:pPr>
-    </w:lvl>
-    <w:lvl w:ilvl="3">
-      <w:start w:val="33"/>
-      <w:numFmt w:val="decimal"/>
-      <w:lvlText w:val="%4."/>
-      <w:lvlJc w:val="left"/>
-      <w:pPr>
-        <w:tabs>
-          <w:tab w:val="num" w:pos="2160"/>
-        </w:tabs>
-        <w:ind w:left="2640" w:hanging="480"/>
-      </w:pPr>
-    </w:lvl>
-    <w:lvl w:ilvl="4">
-      <w:start w:val="33"/>
-      <w:numFmt w:val="decimal"/>
-      <w:lvlText w:val="%5."/>
-      <w:lvlJc w:val="left"/>
-      <w:pPr>
-        <w:tabs>
-          <w:tab w:val="num" w:pos="2880"/>
-        </w:tabs>
-        <w:ind w:left="3360" w:hanging="480"/>
-      </w:pPr>
-    </w:lvl>
-    <w:lvl w:ilvl="5">
-      <w:start w:val="33"/>
-      <w:numFmt w:val="decimal"/>
-      <w:lvlText w:val="%6."/>
-      <w:lvlJc w:val="left"/>
-      <w:pPr>
-        <w:tabs>
-          <w:tab w:val="num" w:pos="3600"/>
-        </w:tabs>
-        <w:ind w:left="4080" w:hanging="480"/>
-      </w:pPr>
-    </w:lvl>
-    <w:lvl w:ilvl="6">
-      <w:start w:val="33"/>
-      <w:numFmt w:val="decimal"/>
-      <w:lvlText w:val="%7."/>
-      <w:lvlJc w:val="left"/>
-      <w:pPr>
-        <w:tabs>
-          <w:tab w:val="num" w:pos="4320"/>
-        </w:tabs>
-        <w:ind w:left="4800" w:hanging="480"/>
-      </w:pPr>
-    </w:lvl>
-    <w:lvl w:ilvl="7">
-      <w:start w:val="33"/>
-      <w:numFmt w:val="decimal"/>
-      <w:lvlText w:val="%8."/>
-      <w:lvlJc w:val="left"/>
-      <w:pPr>
-        <w:tabs>
-          <w:tab w:val="num" w:pos="5040"/>
-        </w:tabs>
-        <w:ind w:left="5520" w:hanging="480"/>
-      </w:pPr>
-    </w:lvl>
-    <w:lvl w:ilvl="8">
-      <w:start w:val="33"/>
-      <w:numFmt w:val="decimal"/>
-      <w:lvlText w:val="%9."/>
-      <w:lvlJc w:val="left"/>
-      <w:pPr>
-        <w:tabs>
-          <w:tab w:val="num" w:pos="5760"/>
-        </w:tabs>
-        <w:ind w:left="6240" w:hanging="480"/>
-      </w:pPr>
-    </w:lvl>
-  </w:abstractNum>
-  <w:abstractNum w:abstractNumId="994136">
-    <w:nsid w:val="b3cbbdee"/>
-    <w:multiLevelType w:val="multilevel"/>
-    <w:lvl w:ilvl="0">
-      <w:start w:val="36"/>
-      <w:numFmt w:val="decimal"/>
-      <w:lvlText w:val="%1."/>
-      <w:lvlJc w:val="left"/>
-      <w:pPr>
-        <w:tabs>
-          <w:tab w:val="num" w:pos="0"/>
-        </w:tabs>
-        <w:ind w:left="480" w:hanging="480"/>
-      </w:pPr>
-    </w:lvl>
-    <w:lvl w:ilvl="1">
-      <w:start w:val="36"/>
-      <w:numFmt w:val="decimal"/>
-      <w:lvlText w:val="%2."/>
-      <w:lvlJc w:val="left"/>
-      <w:pPr>
-        <w:tabs>
-          <w:tab w:val="num" w:pos="720"/>
-        </w:tabs>
-        <w:ind w:left="1200" w:hanging="480"/>
-      </w:pPr>
-    </w:lvl>
-    <w:lvl w:ilvl="2">
-      <w:start w:val="36"/>
-      <w:numFmt w:val="decimal"/>
-      <w:lvlText w:val="%3."/>
-      <w:lvlJc w:val="left"/>
-      <w:pPr>
-        <w:tabs>
-          <w:tab w:val="num" w:pos="1440"/>
-        </w:tabs>
-        <w:ind w:left="1920" w:hanging="480"/>
-      </w:pPr>
-    </w:lvl>
-    <w:lvl w:ilvl="3">
-      <w:start w:val="36"/>
-      <w:numFmt w:val="decimal"/>
-      <w:lvlText w:val="%4."/>
-      <w:lvlJc w:val="left"/>
-      <w:pPr>
-        <w:tabs>
-          <w:tab w:val="num" w:pos="2160"/>
-        </w:tabs>
-        <w:ind w:left="2640" w:hanging="480"/>
-      </w:pPr>
-    </w:lvl>
-    <w:lvl w:ilvl="4">
-      <w:start w:val="36"/>
-      <w:numFmt w:val="decimal"/>
-      <w:lvlText w:val="%5."/>
-      <w:lvlJc w:val="left"/>
-      <w:pPr>
-        <w:tabs>
-          <w:tab w:val="num" w:pos="2880"/>
-        </w:tabs>
-        <w:ind w:left="3360" w:hanging="480"/>
-      </w:pPr>
-    </w:lvl>
-    <w:lvl w:ilvl="5">
-      <w:start w:val="36"/>
-      <w:numFmt w:val="decimal"/>
-      <w:lvlText w:val="%6."/>
-      <w:lvlJc w:val="left"/>
-      <w:pPr>
-        <w:tabs>
-          <w:tab w:val="num" w:pos="3600"/>
-        </w:tabs>
-        <w:ind w:left="4080" w:hanging="480"/>
-      </w:pPr>
-    </w:lvl>
-    <w:lvl w:ilvl="6">
-      <w:start w:val="36"/>
-      <w:numFmt w:val="decimal"/>
-      <w:lvlText w:val="%7."/>
-      <w:lvlJc w:val="left"/>
-      <w:pPr>
-        <w:tabs>
-          <w:tab w:val="num" w:pos="4320"/>
-        </w:tabs>
-        <w:ind w:left="4800" w:hanging="480"/>
-      </w:pPr>
-    </w:lvl>
-    <w:lvl w:ilvl="7">
-      <w:start w:val="36"/>
-      <w:numFmt w:val="decimal"/>
-      <w:lvlText w:val="%8."/>
-      <w:lvlJc w:val="left"/>
-      <w:pPr>
-        <w:tabs>
-          <w:tab w:val="num" w:pos="5040"/>
-        </w:tabs>
-        <w:ind w:left="5520" w:hanging="480"/>
-      </w:pPr>
-    </w:lvl>
-    <w:lvl w:ilvl="8">
-      <w:start w:val="36"/>
       <w:numFmt w:val="decimal"/>
       <w:lvlText w:val="%9."/>
       <w:lvlJc w:val="left"/>
@@ -9242,99 +7752,6 @@
   </w:num>
   <w:num w:numId="1028">
     <w:abstractNumId w:val="991"/>
-  </w:num>
-  <w:num w:numId="1029">
-    <w:abstractNumId w:val="991"/>
-  </w:num>
-  <w:num w:numId="1030">
-    <w:abstractNumId w:val="99411"/>
-    <w:lvlOverride w:ilvl="0">
-      <w:startOverride w:val="1"/>
-    </w:lvlOverride>
-    <w:lvlOverride w:ilvl="1">
-      <w:startOverride w:val="1"/>
-    </w:lvlOverride>
-    <w:lvlOverride w:ilvl="2">
-      <w:startOverride w:val="1"/>
-    </w:lvlOverride>
-    <w:lvlOverride w:ilvl="3">
-      <w:startOverride w:val="1"/>
-    </w:lvlOverride>
-    <w:lvlOverride w:ilvl="4">
-      <w:startOverride w:val="1"/>
-    </w:lvlOverride>
-    <w:lvlOverride w:ilvl="5">
-      <w:startOverride w:val="1"/>
-    </w:lvlOverride>
-    <w:lvlOverride w:ilvl="6">
-      <w:startOverride w:val="1"/>
-    </w:lvlOverride>
-    <w:lvlOverride w:ilvl="7">
-      <w:startOverride w:val="1"/>
-    </w:lvlOverride>
-    <w:lvlOverride w:ilvl="8">
-      <w:startOverride w:val="1"/>
-    </w:lvlOverride>
-  </w:num>
-  <w:num w:numId="1031">
-    <w:abstractNumId w:val="994133"/>
-    <w:lvlOverride w:ilvl="0">
-      <w:startOverride w:val="33"/>
-    </w:lvlOverride>
-    <w:lvlOverride w:ilvl="1">
-      <w:startOverride w:val="33"/>
-    </w:lvlOverride>
-    <w:lvlOverride w:ilvl="2">
-      <w:startOverride w:val="33"/>
-    </w:lvlOverride>
-    <w:lvlOverride w:ilvl="3">
-      <w:startOverride w:val="33"/>
-    </w:lvlOverride>
-    <w:lvlOverride w:ilvl="4">
-      <w:startOverride w:val="33"/>
-    </w:lvlOverride>
-    <w:lvlOverride w:ilvl="5">
-      <w:startOverride w:val="33"/>
-    </w:lvlOverride>
-    <w:lvlOverride w:ilvl="6">
-      <w:startOverride w:val="33"/>
-    </w:lvlOverride>
-    <w:lvlOverride w:ilvl="7">
-      <w:startOverride w:val="33"/>
-    </w:lvlOverride>
-    <w:lvlOverride w:ilvl="8">
-      <w:startOverride w:val="33"/>
-    </w:lvlOverride>
-  </w:num>
-  <w:num w:numId="1032">
-    <w:abstractNumId w:val="994136"/>
-    <w:lvlOverride w:ilvl="0">
-      <w:startOverride w:val="36"/>
-    </w:lvlOverride>
-    <w:lvlOverride w:ilvl="1">
-      <w:startOverride w:val="36"/>
-    </w:lvlOverride>
-    <w:lvlOverride w:ilvl="2">
-      <w:startOverride w:val="36"/>
-    </w:lvlOverride>
-    <w:lvlOverride w:ilvl="3">
-      <w:startOverride w:val="36"/>
-    </w:lvlOverride>
-    <w:lvlOverride w:ilvl="4">
-      <w:startOverride w:val="36"/>
-    </w:lvlOverride>
-    <w:lvlOverride w:ilvl="5">
-      <w:startOverride w:val="36"/>
-    </w:lvlOverride>
-    <w:lvlOverride w:ilvl="6">
-      <w:startOverride w:val="36"/>
-    </w:lvlOverride>
-    <w:lvlOverride w:ilvl="7">
-      <w:startOverride w:val="36"/>
-    </w:lvlOverride>
-    <w:lvlOverride w:ilvl="8">
-      <w:startOverride w:val="36"/>
-    </w:lvlOverride>
   </w:num>
 </w:numbering>
 </file>
